--- a/documents/Python.docx
+++ b/documents/Python.docx
@@ -7,7 +7,7 @@
         <w:pStyle w:val="Normal"/>
         <w:widowControl/>
         <w:suppressAutoHyphens w:val="true"/>
-        <w:overflowPunct w:val="false"/>
+        <w:overflowPunct w:val="true"/>
         <w:bidi w:val="0"/>
         <w:spacing w:before="0" w:after="0"/>
         <w:ind w:hanging="0" w:start="-540" w:end="-449"/>
@@ -31,18 +31,7 @@
     <w:p>
       <w:pPr>
         <w:pStyle w:val="Normal"/>
-        <w:widowControl/>
-        <w:suppressAutoHyphens w:val="true"/>
-        <w:overflowPunct w:val="false"/>
-        <w:bidi w:val="0"/>
-        <w:spacing w:before="0" w:after="0"/>
-        <w:ind w:hanging="0" w:start="-540" w:end="-449"/>
-        <w:jc w:val="start"/>
-        <w:rPr>
-          <w:rFonts w:ascii="Times New Roman" w:hAnsi="Times New Roman"/>
-        </w:rPr>
-      </w:pPr>
-      <w:r>
+        <w:ind w:hanging="0" w:start="-540" w:end="-449"/>
         <w:rPr>
           <w:rFonts w:ascii="Times New Roman" w:hAnsi="Times New Roman"/>
           <w:b/>
@@ -51,7 +40,4139 @@
           <w:sz w:val="30"/>
           <w:szCs w:val="30"/>
         </w:rPr>
-        <w:t>Magic Methods &amp; Dunder - Advanced Python Tutorial #1</w:t>
+      </w:pPr>
+      <w:r>
+        <w:rPr>
+          <w:rFonts w:ascii="Times New Roman" w:hAnsi="Times New Roman"/>
+          <w:b/>
+          <w:bCs/>
+          <w:color w:val="3465A4"/>
+          <w:sz w:val="30"/>
+          <w:szCs w:val="30"/>
+        </w:rPr>
+        <w:t>Phần Basic:</w:t>
+      </w:r>
+    </w:p>
+    <w:p>
+      <w:pPr>
+        <w:pStyle w:val="Normal"/>
+        <w:ind w:hanging="0" w:start="-540" w:end="-449"/>
+        <w:rPr>
+          <w:rFonts w:ascii="Times New Roman" w:hAnsi="Times New Roman"/>
+          <w:sz w:val="30"/>
+          <w:szCs w:val="30"/>
+        </w:rPr>
+      </w:pPr>
+      <w:r>
+        <w:rPr>
+          <w:rFonts w:ascii="Times New Roman" w:hAnsi="Times New Roman"/>
+          <w:sz w:val="30"/>
+          <w:szCs w:val="30"/>
+        </w:rPr>
+        <w:t>Python thuộc lập trình hướng đối tượng hay lập trình hàm?</w:t>
+      </w:r>
+    </w:p>
+    <w:p>
+      <w:pPr>
+        <w:pStyle w:val="Normal"/>
+        <w:ind w:hanging="0" w:start="-540" w:end="-449"/>
+        <w:rPr>
+          <w:rFonts w:ascii="Times New Roman" w:hAnsi="Times New Roman"/>
+          <w:sz w:val="30"/>
+          <w:szCs w:val="30"/>
+        </w:rPr>
+      </w:pPr>
+      <w:r>
+        <w:rPr>
+          <w:rFonts w:ascii="Times New Roman" w:hAnsi="Times New Roman"/>
+          <w:sz w:val="30"/>
+          <w:szCs w:val="30"/>
+        </w:rPr>
+        <w:t>Python là một ngôn ngữ đa mô hình: nó hỗ trợ lập trình hướng đối tượng với các khái niệm như class, object, kế thừa; đồng thời cũng cung cấp nhiều tính năng của lập trình hàm như lambda, map hay generator.</w:t>
+      </w:r>
+    </w:p>
+    <w:p>
+      <w:pPr>
+        <w:pStyle w:val="Normal"/>
+        <w:ind w:hanging="0" w:start="-540" w:end="-449"/>
+        <w:rPr>
+          <w:rFonts w:ascii="Times New Roman" w:hAnsi="Times New Roman"/>
+          <w:sz w:val="30"/>
+          <w:szCs w:val="30"/>
+        </w:rPr>
+      </w:pPr>
+      <w:r>
+        <w:rPr>
+          <w:rFonts w:ascii="Times New Roman" w:hAnsi="Times New Roman"/>
+          <w:sz w:val="30"/>
+          <w:szCs w:val="30"/>
+        </w:rPr>
+      </w:r>
+    </w:p>
+    <w:p>
+      <w:pPr>
+        <w:pStyle w:val="Normal"/>
+        <w:ind w:hanging="0" w:start="-540" w:end="-449"/>
+        <w:rPr>
+          <w:rFonts w:ascii="Times New Roman" w:hAnsi="Times New Roman"/>
+          <w:sz w:val="30"/>
+          <w:szCs w:val="30"/>
+        </w:rPr>
+      </w:pPr>
+      <w:r>
+        <w:rPr>
+          <w:rFonts w:ascii="Times New Roman" w:hAnsi="Times New Roman"/>
+          <w:sz w:val="30"/>
+          <w:szCs w:val="30"/>
+        </w:rPr>
+        <w:t>Slicing trong Python là gì?</w:t>
+      </w:r>
+    </w:p>
+    <w:p>
+      <w:pPr>
+        <w:pStyle w:val="Normal"/>
+        <w:ind w:hanging="0" w:start="-540" w:end="-449"/>
+        <w:rPr>
+          <w:rFonts w:ascii="Times New Roman" w:hAnsi="Times New Roman"/>
+          <w:sz w:val="30"/>
+          <w:szCs w:val="30"/>
+        </w:rPr>
+      </w:pPr>
+      <w:r>
+        <w:rPr>
+          <w:rFonts w:ascii="Times New Roman" w:hAnsi="Times New Roman"/>
+          <w:sz w:val="30"/>
+          <w:szCs w:val="30"/>
+        </w:rPr>
+        <w:t>Slicing trong Python là cách trích xuất một phần của chuỗi, list hay tuple bằng cách chỉ định start, stop và step.</w:t>
+      </w:r>
+    </w:p>
+    <w:p>
+      <w:pPr>
+        <w:pStyle w:val="Normal"/>
+        <w:ind w:hanging="0" w:start="-540" w:end="-449"/>
+        <w:rPr>
+          <w:rFonts w:ascii="Times New Roman" w:hAnsi="Times New Roman"/>
+          <w:sz w:val="30"/>
+          <w:szCs w:val="30"/>
+        </w:rPr>
+      </w:pPr>
+      <w:r>
+        <w:rPr>
+          <w:rFonts w:ascii="Times New Roman" w:hAnsi="Times New Roman"/>
+          <w:sz w:val="30"/>
+          <w:szCs w:val="30"/>
+        </w:rPr>
+      </w:r>
+    </w:p>
+    <w:p>
+      <w:pPr>
+        <w:pStyle w:val="Normal"/>
+        <w:ind w:hanging="0" w:start="-540" w:end="-449"/>
+        <w:rPr>
+          <w:rFonts w:ascii="Times New Roman" w:hAnsi="Times New Roman"/>
+          <w:sz w:val="30"/>
+          <w:szCs w:val="30"/>
+        </w:rPr>
+      </w:pPr>
+      <w:r>
+        <w:rPr>
+          <w:rFonts w:ascii="Times New Roman" w:hAnsi="Times New Roman"/>
+          <w:sz w:val="30"/>
+          <w:szCs w:val="30"/>
+        </w:rPr>
+        <w:t>Pass trong Python là gì?</w:t>
+      </w:r>
+    </w:p>
+    <w:p>
+      <w:pPr>
+        <w:pStyle w:val="Normal"/>
+        <w:ind w:hanging="0" w:start="-540" w:end="-449"/>
+        <w:rPr>
+          <w:rFonts w:ascii="Times New Roman" w:hAnsi="Times New Roman"/>
+          <w:sz w:val="30"/>
+          <w:szCs w:val="30"/>
+        </w:rPr>
+      </w:pPr>
+      <w:r>
+        <w:rPr>
+          <w:rFonts w:ascii="Times New Roman" w:hAnsi="Times New Roman"/>
+          <w:sz w:val="30"/>
+          <w:szCs w:val="30"/>
+        </w:rPr>
+        <w:t>Trong Python, pass là một lệnh dùng làm placeholder cho hàm, class, vòng lặp hay if-statement, giúp code hợp lệ về cú pháp khi chưa triển khai logic.</w:t>
+      </w:r>
+    </w:p>
+    <w:p>
+      <w:pPr>
+        <w:pStyle w:val="Normal"/>
+        <w:ind w:hanging="0" w:start="-540" w:end="-449"/>
+        <w:rPr>
+          <w:rFonts w:ascii="Times New Roman" w:hAnsi="Times New Roman"/>
+          <w:sz w:val="30"/>
+          <w:szCs w:val="30"/>
+        </w:rPr>
+      </w:pPr>
+      <w:r>
+        <w:rPr>
+          <w:rFonts w:ascii="Times New Roman" w:hAnsi="Times New Roman"/>
+          <w:sz w:val="30"/>
+          <w:szCs w:val="30"/>
+        </w:rPr>
+      </w:r>
+    </w:p>
+    <w:p>
+      <w:pPr>
+        <w:pStyle w:val="Normal"/>
+        <w:ind w:hanging="0" w:start="-540" w:end="-449"/>
+        <w:rPr>
+          <w:rFonts w:ascii="Times New Roman" w:hAnsi="Times New Roman"/>
+          <w:sz w:val="30"/>
+          <w:szCs w:val="30"/>
+        </w:rPr>
+      </w:pPr>
+      <w:r>
+        <w:rPr>
+          <w:rFonts w:ascii="Times New Roman" w:hAnsi="Times New Roman"/>
+          <w:sz w:val="30"/>
+          <w:szCs w:val="30"/>
+        </w:rPr>
+        <w:t>Viết unittest trong Python như thế nào?</w:t>
+      </w:r>
+    </w:p>
+    <w:p>
+      <w:pPr>
+        <w:pStyle w:val="Normal"/>
+        <w:ind w:hanging="0" w:start="-540" w:end="-449"/>
+        <w:rPr>
+          <w:rFonts w:ascii="Times New Roman" w:hAnsi="Times New Roman"/>
+          <w:sz w:val="30"/>
+          <w:szCs w:val="30"/>
+        </w:rPr>
+      </w:pPr>
+      <w:r>
+        <w:rPr>
+          <w:rFonts w:ascii="Times New Roman" w:hAnsi="Times New Roman"/>
+          <w:sz w:val="30"/>
+          <w:szCs w:val="30"/>
+        </w:rPr>
+        <w:t>Trong Python, unittest là module chuẩn để viết test tự động. Bạn tạo class kế thừa TestCase, viết các phương thức test bắt đầu bằng test_, và dùng các assertion để kiểm tra kết quả.</w:t>
+      </w:r>
+    </w:p>
+    <w:p>
+      <w:pPr>
+        <w:pStyle w:val="Normal"/>
+        <w:ind w:hanging="0" w:start="-540" w:end="-449"/>
+        <w:rPr>
+          <w:rFonts w:ascii="Times New Roman" w:hAnsi="Times New Roman"/>
+          <w:sz w:val="30"/>
+          <w:szCs w:val="30"/>
+        </w:rPr>
+      </w:pPr>
+      <w:r>
+        <w:rPr>
+          <w:rFonts w:ascii="Times New Roman" w:hAnsi="Times New Roman"/>
+          <w:sz w:val="30"/>
+          <w:szCs w:val="30"/>
+        </w:rPr>
+      </w:r>
+    </w:p>
+    <w:p>
+      <w:pPr>
+        <w:pStyle w:val="Normal"/>
+        <w:ind w:hanging="0" w:start="-540" w:end="-449"/>
+        <w:rPr>
+          <w:rFonts w:ascii="Times New Roman" w:hAnsi="Times New Roman"/>
+          <w:sz w:val="30"/>
+          <w:szCs w:val="30"/>
+        </w:rPr>
+      </w:pPr>
+      <w:r>
+        <w:rPr>
+          <w:rFonts w:ascii="Times New Roman" w:hAnsi="Times New Roman"/>
+          <w:sz w:val="30"/>
+          <w:szCs w:val="30"/>
+        </w:rPr>
+        <w:t>Negative indexes trong Python là gì?</w:t>
+      </w:r>
+    </w:p>
+    <w:p>
+      <w:pPr>
+        <w:pStyle w:val="Normal"/>
+        <w:ind w:hanging="0" w:start="-540" w:end="-449"/>
+        <w:rPr>
+          <w:rFonts w:ascii="Times New Roman" w:hAnsi="Times New Roman"/>
+          <w:sz w:val="30"/>
+          <w:szCs w:val="30"/>
+        </w:rPr>
+      </w:pPr>
+      <w:r>
+        <w:rPr>
+          <w:rFonts w:ascii="Times New Roman" w:hAnsi="Times New Roman"/>
+          <w:sz w:val="30"/>
+          <w:szCs w:val="30"/>
+        </w:rPr>
+        <w:t>Trong Python, negative index dùng để truy cập các phần tử từ cuối của chuỗi, list hay tuple thay vì từ đầu.</w:t>
+      </w:r>
+    </w:p>
+    <w:p>
+      <w:pPr>
+        <w:pStyle w:val="Normal"/>
+        <w:ind w:hanging="0" w:start="-540" w:end="-449"/>
+        <w:rPr>
+          <w:rFonts w:ascii="Times New Roman" w:hAnsi="Times New Roman"/>
+          <w:sz w:val="30"/>
+          <w:szCs w:val="30"/>
+        </w:rPr>
+      </w:pPr>
+      <w:r>
+        <w:rPr>
+          <w:rFonts w:ascii="Times New Roman" w:hAnsi="Times New Roman"/>
+          <w:sz w:val="30"/>
+          <w:szCs w:val="30"/>
+        </w:rPr>
+      </w:r>
+    </w:p>
+    <w:p>
+      <w:pPr>
+        <w:pStyle w:val="Normal"/>
+        <w:ind w:hanging="0" w:start="-540" w:end="-449"/>
+        <w:rPr>
+          <w:rFonts w:ascii="Times New Roman" w:hAnsi="Times New Roman"/>
+          <w:sz w:val="30"/>
+          <w:szCs w:val="30"/>
+        </w:rPr>
+      </w:pPr>
+      <w:r>
+        <w:rPr>
+          <w:rFonts w:ascii="Times New Roman" w:hAnsi="Times New Roman"/>
+          <w:sz w:val="30"/>
+          <w:szCs w:val="30"/>
+        </w:rPr>
+        <w:t>Kết nối database trong python như thế nào?</w:t>
+      </w:r>
+    </w:p>
+    <w:p>
+      <w:pPr>
+        <w:pStyle w:val="Normal"/>
+        <w:ind w:hanging="0" w:start="-540" w:end="-449"/>
+        <w:rPr>
+          <w:rFonts w:ascii="Times New Roman" w:hAnsi="Times New Roman"/>
+          <w:sz w:val="30"/>
+          <w:szCs w:val="30"/>
+        </w:rPr>
+      </w:pPr>
+      <w:r>
+        <w:rPr>
+          <w:rFonts w:ascii="Times New Roman" w:hAnsi="Times New Roman"/>
+          <w:sz w:val="30"/>
+          <w:szCs w:val="30"/>
+        </w:rPr>
+        <w:t>Trong Python, để kết nối database, bạn dùng thư viện phù hợp với loại database, tạo connection, dùng cursor để thực thi truy vấn, và đóng kết nối khi xong.</w:t>
+      </w:r>
+    </w:p>
+    <w:p>
+      <w:pPr>
+        <w:pStyle w:val="Normal"/>
+        <w:ind w:hanging="0" w:start="-540" w:end="-449"/>
+        <w:rPr>
+          <w:rFonts w:ascii="Times New Roman" w:hAnsi="Times New Roman"/>
+          <w:sz w:val="30"/>
+          <w:szCs w:val="30"/>
+        </w:rPr>
+      </w:pPr>
+      <w:r>
+        <w:rPr>
+          <w:rFonts w:ascii="Times New Roman" w:hAnsi="Times New Roman"/>
+          <w:sz w:val="30"/>
+          <w:szCs w:val="30"/>
+        </w:rPr>
+      </w:r>
+    </w:p>
+    <w:p>
+      <w:pPr>
+        <w:pStyle w:val="Normal"/>
+        <w:ind w:hanging="0" w:start="-540" w:end="-449"/>
+        <w:rPr>
+          <w:rFonts w:ascii="Times New Roman" w:hAnsi="Times New Roman"/>
+          <w:sz w:val="30"/>
+          <w:szCs w:val="30"/>
+        </w:rPr>
+      </w:pPr>
+      <w:r>
+        <w:rPr>
+          <w:rFonts w:ascii="Times New Roman" w:hAnsi="Times New Roman"/>
+          <w:sz w:val="30"/>
+          <w:szCs w:val="30"/>
+        </w:rPr>
+        <w:t>Gửi email trong Python như thế nào?</w:t>
+      </w:r>
+    </w:p>
+    <w:p>
+      <w:pPr>
+        <w:pStyle w:val="Normal"/>
+        <w:ind w:hanging="0" w:start="-540" w:end="-449"/>
+        <w:rPr>
+          <w:rFonts w:ascii="Times New Roman" w:hAnsi="Times New Roman"/>
+          <w:sz w:val="30"/>
+          <w:szCs w:val="30"/>
+        </w:rPr>
+      </w:pPr>
+      <w:r>
+        <w:rPr>
+          <w:rFonts w:ascii="Times New Roman" w:hAnsi="Times New Roman"/>
+          <w:sz w:val="30"/>
+          <w:szCs w:val="30"/>
+        </w:rPr>
+        <w:t>Trong Python, để gửi email, bạn dùng hai module smtplib và email để tạo nội dung, kết nối tới server SMTP, đăng nhập và gửi message.</w:t>
+      </w:r>
+    </w:p>
+    <w:p>
+      <w:pPr>
+        <w:pStyle w:val="Normal"/>
+        <w:ind w:hanging="0" w:start="-540" w:end="-449"/>
+        <w:rPr>
+          <w:rFonts w:ascii="Times New Roman" w:hAnsi="Times New Roman"/>
+          <w:sz w:val="30"/>
+          <w:szCs w:val="30"/>
+        </w:rPr>
+      </w:pPr>
+      <w:r>
+        <w:rPr>
+          <w:rFonts w:ascii="Times New Roman" w:hAnsi="Times New Roman"/>
+          <w:sz w:val="30"/>
+          <w:szCs w:val="30"/>
+        </w:rPr>
+      </w:r>
+    </w:p>
+    <w:p>
+      <w:pPr>
+        <w:pStyle w:val="Normal"/>
+        <w:ind w:hanging="0" w:start="-540" w:end="-449"/>
+        <w:rPr>
+          <w:rFonts w:ascii="Times New Roman" w:hAnsi="Times New Roman"/>
+          <w:sz w:val="30"/>
+          <w:szCs w:val="30"/>
+        </w:rPr>
+      </w:pPr>
+      <w:r>
+        <w:rPr>
+          <w:rFonts w:ascii="Times New Roman" w:hAnsi="Times New Roman"/>
+          <w:sz w:val="30"/>
+          <w:szCs w:val="30"/>
+        </w:rPr>
+        <w:t>PEP 8 là gì, để làm gì?</w:t>
+      </w:r>
+    </w:p>
+    <w:p>
+      <w:pPr>
+        <w:pStyle w:val="Normal"/>
+        <w:ind w:hanging="0" w:start="-540" w:end="-449"/>
+        <w:rPr>
+          <w:rFonts w:ascii="Times New Roman" w:hAnsi="Times New Roman"/>
+          <w:sz w:val="30"/>
+          <w:szCs w:val="30"/>
+        </w:rPr>
+      </w:pPr>
+      <w:r>
+        <w:rPr>
+          <w:rFonts w:ascii="Times New Roman" w:hAnsi="Times New Roman"/>
+          <w:sz w:val="30"/>
+          <w:szCs w:val="30"/>
+        </w:rPr>
+        <w:t>PEP 8 là chuẩn style code của Python, giúp code nhất quán, dễ đọc và dễ bảo trì.</w:t>
+      </w:r>
+    </w:p>
+    <w:p>
+      <w:pPr>
+        <w:pStyle w:val="Normal"/>
+        <w:ind w:hanging="0" w:start="-540" w:end="-449"/>
+        <w:rPr>
+          <w:rFonts w:ascii="Times New Roman" w:hAnsi="Times New Roman"/>
+          <w:sz w:val="30"/>
+          <w:szCs w:val="30"/>
+        </w:rPr>
+      </w:pPr>
+      <w:r>
+        <w:rPr>
+          <w:rFonts w:ascii="Times New Roman" w:hAnsi="Times New Roman"/>
+          <w:sz w:val="30"/>
+          <w:szCs w:val="30"/>
+        </w:rPr>
+      </w:r>
+    </w:p>
+    <w:p>
+      <w:pPr>
+        <w:pStyle w:val="Normal"/>
+        <w:ind w:hanging="0" w:start="-540" w:end="-449"/>
+        <w:rPr>
+          <w:rFonts w:ascii="Times New Roman" w:hAnsi="Times New Roman"/>
+          <w:sz w:val="30"/>
+          <w:szCs w:val="30"/>
+        </w:rPr>
+      </w:pPr>
+      <w:r>
+        <w:rPr>
+          <w:rFonts w:ascii="Times New Roman" w:hAnsi="Times New Roman"/>
+          <w:sz w:val="30"/>
+          <w:szCs w:val="30"/>
+        </w:rPr>
+        <w:t>Dynamically typed trong Python là gì?</w:t>
+      </w:r>
+    </w:p>
+    <w:p>
+      <w:pPr>
+        <w:pStyle w:val="Normal"/>
+        <w:ind w:hanging="0" w:start="-540" w:end="-449"/>
+        <w:rPr>
+          <w:rFonts w:ascii="Times New Roman" w:hAnsi="Times New Roman"/>
+          <w:sz w:val="30"/>
+          <w:szCs w:val="30"/>
+        </w:rPr>
+      </w:pPr>
+      <w:r>
+        <w:rPr>
+          <w:rFonts w:ascii="Times New Roman" w:hAnsi="Times New Roman"/>
+          <w:sz w:val="30"/>
+          <w:szCs w:val="30"/>
+        </w:rPr>
+        <w:t>Python là ngôn ngữ dynamically typed, nghĩa là biến không cần khai báo kiểu, và kiểu dữ liệu được xác định tự động tại runtime.</w:t>
+      </w:r>
+    </w:p>
+    <w:p>
+      <w:pPr>
+        <w:pStyle w:val="Normal"/>
+        <w:ind w:hanging="0" w:start="-540" w:end="-449"/>
+        <w:rPr>
+          <w:rFonts w:ascii="Times New Roman" w:hAnsi="Times New Roman"/>
+          <w:sz w:val="30"/>
+          <w:szCs w:val="30"/>
+        </w:rPr>
+      </w:pPr>
+      <w:r>
+        <w:rPr>
+          <w:rFonts w:ascii="Times New Roman" w:hAnsi="Times New Roman"/>
+          <w:sz w:val="30"/>
+          <w:szCs w:val="30"/>
+        </w:rPr>
+      </w:r>
+    </w:p>
+    <w:p>
+      <w:pPr>
+        <w:pStyle w:val="Normal"/>
+        <w:ind w:hanging="0" w:start="-540" w:end="-449"/>
+        <w:rPr>
+          <w:rFonts w:ascii="Times New Roman" w:hAnsi="Times New Roman"/>
+          <w:sz w:val="30"/>
+          <w:szCs w:val="30"/>
+        </w:rPr>
+      </w:pPr>
+      <w:r>
+        <w:rPr>
+          <w:rFonts w:ascii="Times New Roman" w:hAnsi="Times New Roman"/>
+          <w:sz w:val="30"/>
+          <w:szCs w:val="30"/>
+        </w:rPr>
+        <w:t>Scope trong Python là gì?</w:t>
+      </w:r>
+    </w:p>
+    <w:p>
+      <w:pPr>
+        <w:pStyle w:val="Normal"/>
+        <w:ind w:hanging="0" w:start="-540" w:end="-449"/>
+        <w:rPr>
+          <w:rFonts w:ascii="Times New Roman" w:hAnsi="Times New Roman"/>
+          <w:sz w:val="30"/>
+          <w:szCs w:val="30"/>
+        </w:rPr>
+      </w:pPr>
+      <w:r>
+        <w:rPr>
+          <w:rFonts w:ascii="Times New Roman" w:hAnsi="Times New Roman"/>
+          <w:sz w:val="30"/>
+          <w:szCs w:val="30"/>
+        </w:rPr>
+        <w:t>Trong Python, scope là phạm vi mà một biến tồn tại và có thể được truy cập trong chương trình.</w:t>
+      </w:r>
+    </w:p>
+    <w:p>
+      <w:pPr>
+        <w:pStyle w:val="Normal"/>
+        <w:ind w:hanging="0" w:start="-540" w:end="-449"/>
+        <w:rPr>
+          <w:rFonts w:ascii="Times New Roman" w:hAnsi="Times New Roman"/>
+          <w:sz w:val="30"/>
+          <w:szCs w:val="30"/>
+        </w:rPr>
+      </w:pPr>
+      <w:r>
+        <w:rPr>
+          <w:rFonts w:ascii="Times New Roman" w:hAnsi="Times New Roman"/>
+          <w:sz w:val="30"/>
+          <w:szCs w:val="30"/>
+        </w:rPr>
+      </w:r>
+    </w:p>
+    <w:p>
+      <w:pPr>
+        <w:pStyle w:val="Normal"/>
+        <w:ind w:hanging="0" w:start="-540" w:end="-449"/>
+        <w:rPr>
+          <w:rFonts w:ascii="Times New Roman" w:hAnsi="Times New Roman"/>
+          <w:sz w:val="30"/>
+          <w:szCs w:val="30"/>
+        </w:rPr>
+      </w:pPr>
+      <w:r>
+        <w:rPr>
+          <w:rFonts w:ascii="Times New Roman" w:hAnsi="Times New Roman"/>
+          <w:sz w:val="30"/>
+          <w:szCs w:val="30"/>
+        </w:rPr>
+        <w:t>Chạy 1 script Python trên hệ thống Unix như thế nào?</w:t>
+      </w:r>
+    </w:p>
+    <w:p>
+      <w:pPr>
+        <w:pStyle w:val="Normal"/>
+        <w:ind w:hanging="0" w:start="-540" w:end="-449"/>
+        <w:rPr>
+          <w:rFonts w:ascii="Times New Roman" w:hAnsi="Times New Roman"/>
+          <w:sz w:val="30"/>
+          <w:szCs w:val="30"/>
+        </w:rPr>
+      </w:pPr>
+      <w:r>
+        <w:rPr>
+          <w:rFonts w:ascii="Times New Roman" w:hAnsi="Times New Roman"/>
+          <w:sz w:val="30"/>
+          <w:szCs w:val="30"/>
+        </w:rPr>
+        <w:t>Trên Unix, bạn có thể chạy script Python bằng lệnh python hoặc python3, hoặc thêm shebang rồi cấp quyền thực thi để chạy trực tiếp.</w:t>
+      </w:r>
+    </w:p>
+    <w:p>
+      <w:pPr>
+        <w:pStyle w:val="Normal"/>
+        <w:ind w:hanging="0" w:start="-540" w:end="-449"/>
+        <w:rPr>
+          <w:rFonts w:ascii="Times New Roman" w:hAnsi="Times New Roman"/>
+          <w:sz w:val="30"/>
+          <w:szCs w:val="30"/>
+        </w:rPr>
+      </w:pPr>
+      <w:r>
+        <w:rPr>
+          <w:rFonts w:ascii="Times New Roman" w:hAnsi="Times New Roman"/>
+          <w:sz w:val="30"/>
+          <w:szCs w:val="30"/>
+        </w:rPr>
+      </w:r>
+    </w:p>
+    <w:p>
+      <w:pPr>
+        <w:pStyle w:val="Normal"/>
+        <w:ind w:hanging="0" w:start="-540" w:end="-449"/>
+        <w:rPr>
+          <w:rFonts w:ascii="Times New Roman" w:hAnsi="Times New Roman"/>
+          <w:sz w:val="30"/>
+          <w:szCs w:val="30"/>
+        </w:rPr>
+      </w:pPr>
+      <w:r>
+        <w:rPr>
+          <w:rFonts w:ascii="Times New Roman" w:hAnsi="Times New Roman"/>
+          <w:sz w:val="30"/>
+          <w:szCs w:val="30"/>
+        </w:rPr>
+        <w:t>Docstring trong Python là gì?</w:t>
+      </w:r>
+    </w:p>
+    <w:p>
+      <w:pPr>
+        <w:pStyle w:val="Normal"/>
+        <w:ind w:hanging="0" w:start="-540" w:end="-449"/>
+        <w:rPr>
+          <w:rFonts w:ascii="Times New Roman" w:hAnsi="Times New Roman"/>
+          <w:sz w:val="30"/>
+          <w:szCs w:val="30"/>
+        </w:rPr>
+      </w:pPr>
+      <w:r>
+        <w:rPr>
+          <w:rFonts w:ascii="Times New Roman" w:hAnsi="Times New Roman"/>
+          <w:sz w:val="30"/>
+          <w:szCs w:val="30"/>
+        </w:rPr>
+        <w:t>Docstring trong Python là chuỗi ký tự trong triple quotes đặt ngay sau định nghĩa hàm, class hoặc module để mô tả chức năng và cách sử dụng của chúng.</w:t>
+      </w:r>
+    </w:p>
+    <w:p>
+      <w:pPr>
+        <w:pStyle w:val="Normal"/>
+        <w:ind w:hanging="0" w:start="-540" w:end="-449"/>
+        <w:rPr>
+          <w:rFonts w:ascii="Times New Roman" w:hAnsi="Times New Roman"/>
+          <w:sz w:val="30"/>
+          <w:szCs w:val="30"/>
+        </w:rPr>
+      </w:pPr>
+      <w:r>
+        <w:rPr>
+          <w:rFonts w:ascii="Times New Roman" w:hAnsi="Times New Roman"/>
+          <w:sz w:val="30"/>
+          <w:szCs w:val="30"/>
+        </w:rPr>
+      </w:r>
+    </w:p>
+    <w:p>
+      <w:pPr>
+        <w:pStyle w:val="Normal"/>
+        <w:ind w:hanging="0" w:start="-540" w:end="-449"/>
+        <w:rPr>
+          <w:rFonts w:ascii="Times New Roman" w:hAnsi="Times New Roman"/>
+          <w:sz w:val="30"/>
+          <w:szCs w:val="30"/>
+        </w:rPr>
+      </w:pPr>
+      <w:r>
+        <w:rPr>
+          <w:rFonts w:ascii="Times New Roman" w:hAnsi="Times New Roman"/>
+          <w:sz w:val="30"/>
+          <w:szCs w:val="30"/>
+        </w:rPr>
+        <w:t>Instance method trong Python là gì?</w:t>
+      </w:r>
+    </w:p>
+    <w:p>
+      <w:pPr>
+        <w:pStyle w:val="Normal"/>
+        <w:ind w:hanging="0" w:start="-540" w:end="-449"/>
+        <w:rPr>
+          <w:rFonts w:ascii="Times New Roman" w:hAnsi="Times New Roman"/>
+          <w:sz w:val="30"/>
+          <w:szCs w:val="30"/>
+        </w:rPr>
+      </w:pPr>
+      <w:r>
+        <w:rPr>
+          <w:rFonts w:ascii="Times New Roman" w:hAnsi="Times New Roman"/>
+          <w:sz w:val="30"/>
+          <w:szCs w:val="30"/>
+        </w:rPr>
+        <w:t>Trong Python, instance method là phương thức định nghĩa trong class và được gọi trên một instance. Tham số đầu tiên luôn là self, đại diện cho instance để truy cập và thay đổi thuộc tính của nó.</w:t>
+      </w:r>
+    </w:p>
+    <w:p>
+      <w:pPr>
+        <w:pStyle w:val="Normal"/>
+        <w:ind w:hanging="0" w:start="-540" w:end="-449"/>
+        <w:rPr>
+          <w:rFonts w:ascii="Times New Roman" w:hAnsi="Times New Roman"/>
+          <w:sz w:val="30"/>
+          <w:szCs w:val="30"/>
+        </w:rPr>
+      </w:pPr>
+      <w:r>
+        <w:rPr>
+          <w:rFonts w:ascii="Times New Roman" w:hAnsi="Times New Roman"/>
+          <w:sz w:val="30"/>
+          <w:szCs w:val="30"/>
+        </w:rPr>
+      </w:r>
+    </w:p>
+    <w:p>
+      <w:pPr>
+        <w:pStyle w:val="Normal"/>
+        <w:ind w:hanging="0" w:start="-540" w:end="-449"/>
+        <w:rPr>
+          <w:rFonts w:ascii="Times New Roman" w:hAnsi="Times New Roman"/>
+          <w:sz w:val="30"/>
+          <w:szCs w:val="30"/>
+        </w:rPr>
+      </w:pPr>
+      <w:r>
+        <w:rPr>
+          <w:rFonts w:ascii="Times New Roman" w:hAnsi="Times New Roman"/>
+          <w:sz w:val="30"/>
+          <w:szCs w:val="30"/>
+        </w:rPr>
+        <w:t>Class method trong Python là gì?</w:t>
+      </w:r>
+    </w:p>
+    <w:p>
+      <w:pPr>
+        <w:pStyle w:val="Normal"/>
+        <w:ind w:hanging="0" w:start="-540" w:end="-449"/>
+        <w:rPr>
+          <w:rFonts w:ascii="Times New Roman" w:hAnsi="Times New Roman"/>
+          <w:sz w:val="30"/>
+          <w:szCs w:val="30"/>
+        </w:rPr>
+      </w:pPr>
+      <w:r>
+        <w:rPr>
+          <w:rFonts w:ascii="Times New Roman" w:hAnsi="Times New Roman"/>
+          <w:sz w:val="30"/>
+          <w:szCs w:val="30"/>
+        </w:rPr>
+        <w:t>Trong Python, class method là phương thức định nghĩa trong class nhưng không phụ thuộc vào instance, được đánh dấu bằng decorator @classmethod. Tham số đầu tiên luôn là cls, đại diện cho class, thường dùng để truy cập hoặc thay đổi dữ liệu chung của class.</w:t>
+      </w:r>
+    </w:p>
+    <w:p>
+      <w:pPr>
+        <w:pStyle w:val="Normal"/>
+        <w:ind w:hanging="0" w:start="-540" w:end="-449"/>
+        <w:rPr>
+          <w:rFonts w:ascii="Times New Roman" w:hAnsi="Times New Roman"/>
+          <w:sz w:val="30"/>
+          <w:szCs w:val="30"/>
+        </w:rPr>
+      </w:pPr>
+      <w:r>
+        <w:rPr>
+          <w:rFonts w:ascii="Times New Roman" w:hAnsi="Times New Roman"/>
+          <w:sz w:val="30"/>
+          <w:szCs w:val="30"/>
+        </w:rPr>
+      </w:r>
+    </w:p>
+    <w:p>
+      <w:pPr>
+        <w:pStyle w:val="Normal"/>
+        <w:ind w:hanging="0" w:start="-540" w:end="-449"/>
+        <w:rPr>
+          <w:rFonts w:ascii="Times New Roman" w:hAnsi="Times New Roman"/>
+          <w:sz w:val="30"/>
+          <w:szCs w:val="30"/>
+        </w:rPr>
+      </w:pPr>
+      <w:r>
+        <w:rPr>
+          <w:rFonts w:ascii="Times New Roman" w:hAnsi="Times New Roman"/>
+          <w:sz w:val="30"/>
+          <w:szCs w:val="30"/>
+        </w:rPr>
+        <w:t>Magic / Dunder Methods trong Python là gì?</w:t>
+      </w:r>
+    </w:p>
+    <w:p>
+      <w:pPr>
+        <w:pStyle w:val="Normal"/>
+        <w:ind w:hanging="0" w:start="-540" w:end="-449"/>
+        <w:rPr>
+          <w:rFonts w:ascii="Times New Roman" w:hAnsi="Times New Roman"/>
+          <w:sz w:val="30"/>
+          <w:szCs w:val="30"/>
+        </w:rPr>
+      </w:pPr>
+      <w:r>
+        <w:rPr>
+          <w:rFonts w:ascii="Times New Roman" w:hAnsi="Times New Roman"/>
+          <w:sz w:val="30"/>
+          <w:szCs w:val="30"/>
+        </w:rPr>
+        <w:t>Trong Python, dunder methods là các phương thức đặc biệt có hai dấu gạch dưới ở đầu và cuối tên, cho phép tùy chỉnh hành vi mặc định của object trong các phép toán, built-in function hoặc khi dùng cú pháp đặc biệt.</w:t>
+      </w:r>
+    </w:p>
+    <w:p>
+      <w:pPr>
+        <w:pStyle w:val="Normal"/>
+        <w:ind w:hanging="0" w:start="-540" w:end="-449"/>
+        <w:rPr>
+          <w:rFonts w:ascii="Times New Roman" w:hAnsi="Times New Roman"/>
+          <w:sz w:val="30"/>
+          <w:szCs w:val="30"/>
+        </w:rPr>
+      </w:pPr>
+      <w:r>
+        <w:rPr>
+          <w:rFonts w:ascii="Times New Roman" w:hAnsi="Times New Roman"/>
+          <w:sz w:val="30"/>
+          <w:szCs w:val="30"/>
+        </w:rPr>
+      </w:r>
+    </w:p>
+    <w:p>
+      <w:pPr>
+        <w:pStyle w:val="Normal"/>
+        <w:ind w:hanging="0" w:start="-540" w:end="-449"/>
+        <w:rPr>
+          <w:rFonts w:ascii="Times New Roman" w:hAnsi="Times New Roman"/>
+          <w:sz w:val="30"/>
+          <w:szCs w:val="30"/>
+        </w:rPr>
+      </w:pPr>
+      <w:r>
+        <w:rPr>
+          <w:rFonts w:ascii="Times New Roman" w:hAnsi="Times New Roman"/>
+          <w:sz w:val="30"/>
+          <w:szCs w:val="30"/>
+        </w:rPr>
+        <w:t>Static method trong Python là gì?</w:t>
+      </w:r>
+    </w:p>
+    <w:p>
+      <w:pPr>
+        <w:pStyle w:val="Normal"/>
+        <w:ind w:hanging="0" w:start="-540" w:end="-449"/>
+        <w:rPr>
+          <w:rFonts w:ascii="Times New Roman" w:hAnsi="Times New Roman"/>
+          <w:sz w:val="30"/>
+          <w:szCs w:val="30"/>
+        </w:rPr>
+      </w:pPr>
+      <w:r>
+        <w:rPr>
+          <w:rFonts w:ascii="Times New Roman" w:hAnsi="Times New Roman"/>
+          <w:sz w:val="30"/>
+          <w:szCs w:val="30"/>
+        </w:rPr>
+        <w:t>Trong Python, static method là phương thức thuộc class nhưng không nhận self hay cls, tức là không phụ thuộc vào instance hay class. Nó được đánh dấu bằng decorator @staticmethod và thường dùng cho các hàm tiện ích không cần truy cập dữ liệu của class hay instance.</w:t>
+      </w:r>
+    </w:p>
+    <w:p>
+      <w:pPr>
+        <w:pStyle w:val="Normal"/>
+        <w:ind w:hanging="0" w:start="-540" w:end="-449"/>
+        <w:rPr>
+          <w:rFonts w:ascii="Times New Roman" w:hAnsi="Times New Roman"/>
+          <w:sz w:val="30"/>
+          <w:szCs w:val="30"/>
+        </w:rPr>
+      </w:pPr>
+      <w:r>
+        <w:rPr>
+          <w:rFonts w:ascii="Times New Roman" w:hAnsi="Times New Roman"/>
+          <w:sz w:val="30"/>
+          <w:szCs w:val="30"/>
+        </w:rPr>
+      </w:r>
+    </w:p>
+    <w:p>
+      <w:pPr>
+        <w:pStyle w:val="Normal"/>
+        <w:ind w:hanging="0" w:start="-540" w:end="-449"/>
+        <w:rPr>
+          <w:rFonts w:ascii="Times New Roman" w:hAnsi="Times New Roman"/>
+          <w:sz w:val="30"/>
+          <w:szCs w:val="30"/>
+        </w:rPr>
+      </w:pPr>
+      <w:r>
+        <w:rPr>
+          <w:rFonts w:ascii="Times New Roman" w:hAnsi="Times New Roman"/>
+          <w:sz w:val="30"/>
+          <w:szCs w:val="30"/>
+        </w:rPr>
+        <w:t>__new__ trong Python là gì?</w:t>
+      </w:r>
+    </w:p>
+    <w:p>
+      <w:pPr>
+        <w:pStyle w:val="Normal"/>
+        <w:ind w:hanging="0" w:start="-540" w:end="-449"/>
+        <w:rPr>
+          <w:rFonts w:ascii="Times New Roman" w:hAnsi="Times New Roman"/>
+          <w:sz w:val="30"/>
+          <w:szCs w:val="30"/>
+        </w:rPr>
+      </w:pPr>
+      <w:r>
+        <w:rPr>
+          <w:rFonts w:ascii="Times New Roman" w:hAnsi="Times New Roman"/>
+          <w:sz w:val="30"/>
+          <w:szCs w:val="30"/>
+        </w:rPr>
+        <w:t>__new__ là một static method đặc biệt được gọi để tạo một instance mới. Nó thường dùng để kiểm soát quá trình tạo object hoặc triển khai singleton pattern.</w:t>
+      </w:r>
+    </w:p>
+    <w:p>
+      <w:pPr>
+        <w:pStyle w:val="Normal"/>
+        <w:ind w:hanging="0" w:start="-540" w:end="-449"/>
+        <w:rPr>
+          <w:rFonts w:ascii="Times New Roman" w:hAnsi="Times New Roman"/>
+          <w:sz w:val="30"/>
+          <w:szCs w:val="30"/>
+        </w:rPr>
+      </w:pPr>
+      <w:r>
+        <w:rPr>
+          <w:rFonts w:ascii="Times New Roman" w:hAnsi="Times New Roman"/>
+          <w:sz w:val="30"/>
+          <w:szCs w:val="30"/>
+        </w:rPr>
+      </w:r>
+    </w:p>
+    <w:p>
+      <w:pPr>
+        <w:pStyle w:val="Normal"/>
+        <w:ind w:hanging="0" w:start="-540" w:end="-449"/>
+        <w:rPr>
+          <w:rFonts w:ascii="Times New Roman" w:hAnsi="Times New Roman"/>
+          <w:sz w:val="30"/>
+          <w:szCs w:val="30"/>
+        </w:rPr>
+      </w:pPr>
+      <w:r>
+        <w:rPr>
+          <w:rFonts w:ascii="Times New Roman" w:hAnsi="Times New Roman"/>
+          <w:sz w:val="30"/>
+          <w:szCs w:val="30"/>
+        </w:rPr>
+        <w:t>__init__ trong Python là gì?</w:t>
+      </w:r>
+    </w:p>
+    <w:p>
+      <w:pPr>
+        <w:pStyle w:val="Normal"/>
+        <w:ind w:hanging="0" w:start="-540" w:end="-449"/>
+        <w:rPr>
+          <w:rFonts w:ascii="Times New Roman" w:hAnsi="Times New Roman"/>
+          <w:sz w:val="30"/>
+          <w:szCs w:val="30"/>
+        </w:rPr>
+      </w:pPr>
+      <w:r>
+        <w:rPr>
+          <w:rFonts w:ascii="Times New Roman" w:hAnsi="Times New Roman"/>
+          <w:sz w:val="30"/>
+          <w:szCs w:val="30"/>
+        </w:rPr>
+      </w:r>
+    </w:p>
+    <w:p>
+      <w:pPr>
+        <w:pStyle w:val="Normal"/>
+        <w:ind w:hanging="0" w:start="-540" w:end="-449"/>
+        <w:rPr>
+          <w:rFonts w:ascii="Times New Roman" w:hAnsi="Times New Roman"/>
+          <w:sz w:val="30"/>
+          <w:szCs w:val="30"/>
+        </w:rPr>
+      </w:pPr>
+      <w:r>
+        <w:rPr>
+          <w:rFonts w:ascii="Times New Roman" w:hAnsi="Times New Roman"/>
+          <w:sz w:val="30"/>
+          <w:szCs w:val="30"/>
+        </w:rPr>
+        <w:t>__init__ là instance method dùng để khởi tạo object trong Python, thiết lập các thuộc tính và thực hiện cấu hình ban đầu sau khi object được tạo.</w:t>
+      </w:r>
+    </w:p>
+    <w:p>
+      <w:pPr>
+        <w:pStyle w:val="Normal"/>
+        <w:ind w:hanging="0" w:start="-540" w:end="-449"/>
+        <w:rPr>
+          <w:rFonts w:ascii="Times New Roman" w:hAnsi="Times New Roman"/>
+          <w:sz w:val="30"/>
+          <w:szCs w:val="30"/>
+        </w:rPr>
+      </w:pPr>
+      <w:r>
+        <w:rPr>
+          <w:rFonts w:ascii="Times New Roman" w:hAnsi="Times New Roman"/>
+          <w:sz w:val="30"/>
+          <w:szCs w:val="30"/>
+        </w:rPr>
+      </w:r>
+    </w:p>
+    <w:p>
+      <w:pPr>
+        <w:pStyle w:val="Normal"/>
+        <w:ind w:hanging="0" w:start="-540" w:end="-449"/>
+        <w:rPr>
+          <w:rFonts w:ascii="Times New Roman" w:hAnsi="Times New Roman"/>
+          <w:sz w:val="30"/>
+          <w:szCs w:val="30"/>
+        </w:rPr>
+      </w:pPr>
+      <w:r>
+        <w:rPr>
+          <w:rFonts w:ascii="Times New Roman" w:hAnsi="Times New Roman"/>
+          <w:sz w:val="30"/>
+          <w:szCs w:val="30"/>
+        </w:rPr>
+        <w:t>List trong Python là gì?</w:t>
+      </w:r>
+    </w:p>
+    <w:p>
+      <w:pPr>
+        <w:pStyle w:val="Normal"/>
+        <w:ind w:hanging="0" w:start="-540" w:end="-449"/>
+        <w:rPr>
+          <w:rFonts w:ascii="Times New Roman" w:hAnsi="Times New Roman"/>
+          <w:sz w:val="30"/>
+          <w:szCs w:val="30"/>
+        </w:rPr>
+      </w:pPr>
+      <w:r>
+        <w:rPr>
+          <w:rFonts w:ascii="Times New Roman" w:hAnsi="Times New Roman"/>
+          <w:sz w:val="30"/>
+          <w:szCs w:val="30"/>
+        </w:rPr>
+        <w:t>List trong Python là kiểu dữ liệu dạng sequence có thứ tự, có thể thay đổi, chứa các reference đến các giá trị thuộc nhiều loại khác nhau và có thể truy cập bằng index.</w:t>
+      </w:r>
+    </w:p>
+    <w:p>
+      <w:pPr>
+        <w:pStyle w:val="Normal"/>
+        <w:ind w:hanging="0" w:start="-540" w:end="-449"/>
+        <w:rPr>
+          <w:rFonts w:ascii="Times New Roman" w:hAnsi="Times New Roman"/>
+          <w:sz w:val="30"/>
+          <w:szCs w:val="30"/>
+        </w:rPr>
+      </w:pPr>
+      <w:r>
+        <w:rPr>
+          <w:rFonts w:ascii="Times New Roman" w:hAnsi="Times New Roman"/>
+          <w:sz w:val="30"/>
+          <w:szCs w:val="30"/>
+        </w:rPr>
+      </w:r>
+    </w:p>
+    <w:p>
+      <w:pPr>
+        <w:pStyle w:val="Normal"/>
+        <w:ind w:hanging="0" w:start="-540" w:end="-449"/>
+        <w:rPr>
+          <w:rFonts w:ascii="Times New Roman" w:hAnsi="Times New Roman"/>
+          <w:sz w:val="30"/>
+          <w:szCs w:val="30"/>
+        </w:rPr>
+      </w:pPr>
+      <w:r>
+        <w:rPr>
+          <w:rFonts w:ascii="Times New Roman" w:hAnsi="Times New Roman"/>
+          <w:sz w:val="30"/>
+          <w:szCs w:val="30"/>
+        </w:rPr>
+        <w:t>List trong Python được lưu trữ trong bộ nhớ như thế nào?</w:t>
+      </w:r>
+    </w:p>
+    <w:p>
+      <w:pPr>
+        <w:pStyle w:val="Normal"/>
+        <w:ind w:hanging="0" w:start="-540" w:end="-449"/>
+        <w:rPr>
+          <w:rFonts w:ascii="Times New Roman" w:hAnsi="Times New Roman"/>
+          <w:sz w:val="30"/>
+          <w:szCs w:val="30"/>
+        </w:rPr>
+      </w:pPr>
+      <w:r>
+        <w:rPr>
+          <w:rFonts w:ascii="Times New Roman" w:hAnsi="Times New Roman"/>
+          <w:sz w:val="30"/>
+          <w:szCs w:val="30"/>
+        </w:rPr>
+        <w:t>Trong Python, list là một danh sách động (dynamic array) có thể chứa các phần tử thuộc bất kỳ kiểu dữ liệu nào. Thực chất, list không lưu trực tiếp giá trị mà chỉ lưu các con trỏ trỏ tới object trong bộ nhớ. Ngoài ra, list còn lưu thông tin về kích thước hiện tại (size) và dung lượng dự trữ (capacity). Khi cập nhật phần tử tại một vị trí, Python chỉ thay đổi con trỏ tại vị trí đó, các phần tử khác không bị ảnh hưởng. Khi thêm phần tử bằng append(), Python kiểm tra dung lượng: nếu còn đủ, thêm con trỏ vào mảng; nếu không, cấp phát một mảng mới lớn hơn, sao chép các con trỏ cũ sang, rồi thêm phần tử mới. Do đó, append() thường nhanh, nhưng sẽ tốn thời gian hơn khi list cần mở rộng bộ nhớ.</w:t>
+      </w:r>
+    </w:p>
+    <w:p>
+      <w:pPr>
+        <w:pStyle w:val="Normal"/>
+        <w:ind w:hanging="0" w:start="-540" w:end="-449"/>
+        <w:rPr>
+          <w:rFonts w:ascii="Times New Roman" w:hAnsi="Times New Roman"/>
+          <w:sz w:val="30"/>
+          <w:szCs w:val="30"/>
+        </w:rPr>
+      </w:pPr>
+      <w:r>
+        <w:rPr>
+          <w:rFonts w:ascii="Times New Roman" w:hAnsi="Times New Roman"/>
+          <w:sz w:val="30"/>
+          <w:szCs w:val="30"/>
+        </w:rPr>
+      </w:r>
+    </w:p>
+    <w:p>
+      <w:pPr>
+        <w:pStyle w:val="Normal"/>
+        <w:ind w:hanging="0" w:start="-540" w:end="-449"/>
+        <w:rPr>
+          <w:rFonts w:ascii="Times New Roman" w:hAnsi="Times New Roman"/>
+          <w:sz w:val="30"/>
+          <w:szCs w:val="30"/>
+        </w:rPr>
+      </w:pPr>
+      <w:r>
+        <w:rPr>
+          <w:rFonts w:ascii="Times New Roman" w:hAnsi="Times New Roman"/>
+          <w:sz w:val="30"/>
+          <w:szCs w:val="30"/>
+        </w:rPr>
+        <w:t>Tuple trong Python là gì?</w:t>
+      </w:r>
+    </w:p>
+    <w:p>
+      <w:pPr>
+        <w:pStyle w:val="Normal"/>
+        <w:ind w:hanging="0" w:start="-540" w:end="-449"/>
+        <w:rPr>
+          <w:rFonts w:ascii="Times New Roman" w:hAnsi="Times New Roman"/>
+          <w:sz w:val="30"/>
+          <w:szCs w:val="30"/>
+        </w:rPr>
+      </w:pPr>
+      <w:r>
+        <w:rPr>
+          <w:rFonts w:ascii="Times New Roman" w:hAnsi="Times New Roman"/>
+          <w:sz w:val="30"/>
+          <w:szCs w:val="30"/>
+        </w:rPr>
+        <w:t>Trong Python, tuple là kiểu dữ liệu dạng sequence giống list nhưng immutable, tức không thể thay đổi sau khi tạo. Nó có thứ tự, có thể truy cập bằng index hoặc negative index, và có thể chứa các giá trị thuộc nhiều loại khác nhau. Tuple an toàn khi dữ liệu không cần thay đổi và thường nhanh hơn list về hiệu năng.</w:t>
+      </w:r>
+    </w:p>
+    <w:p>
+      <w:pPr>
+        <w:pStyle w:val="Normal"/>
+        <w:ind w:hanging="0" w:start="-540" w:end="-449"/>
+        <w:rPr>
+          <w:rFonts w:ascii="Times New Roman" w:hAnsi="Times New Roman"/>
+          <w:sz w:val="30"/>
+          <w:szCs w:val="30"/>
+        </w:rPr>
+      </w:pPr>
+      <w:r>
+        <w:rPr>
+          <w:rFonts w:ascii="Times New Roman" w:hAnsi="Times New Roman"/>
+          <w:sz w:val="30"/>
+          <w:szCs w:val="30"/>
+        </w:rPr>
+      </w:r>
+    </w:p>
+    <w:p>
+      <w:pPr>
+        <w:pStyle w:val="Normal"/>
+        <w:ind w:hanging="0" w:start="-540" w:end="-449"/>
+        <w:rPr>
+          <w:rFonts w:ascii="Times New Roman" w:hAnsi="Times New Roman"/>
+          <w:sz w:val="30"/>
+          <w:szCs w:val="30"/>
+        </w:rPr>
+      </w:pPr>
+      <w:r>
+        <w:rPr>
+          <w:rFonts w:ascii="Times New Roman" w:hAnsi="Times New Roman"/>
+          <w:sz w:val="30"/>
+          <w:szCs w:val="30"/>
+        </w:rPr>
+        <w:t>Tuple trong Python được lưu trữ trong bộ nhớ như thế nào?</w:t>
+      </w:r>
+    </w:p>
+    <w:p>
+      <w:pPr>
+        <w:pStyle w:val="Normal"/>
+        <w:ind w:hanging="0" w:start="-540" w:end="-449"/>
+        <w:rPr>
+          <w:rFonts w:ascii="Times New Roman" w:hAnsi="Times New Roman"/>
+          <w:sz w:val="30"/>
+          <w:szCs w:val="30"/>
+        </w:rPr>
+      </w:pPr>
+      <w:r>
+        <w:rPr>
+          <w:rFonts w:ascii="Times New Roman" w:hAnsi="Times New Roman"/>
+          <w:sz w:val="30"/>
+          <w:szCs w:val="30"/>
+        </w:rPr>
+        <w:t>Trong Python, tuple là một cấu trúc dữ liệu dạng sequence chứa các phần tử thuộc bất kỳ kiểu dữ liệu nào. Giống như list, tuple không lưu trực tiếp giá trị mà chỉ lưu các con trỏ trỏ tới các object trong bộ nhớ. Tuy nhiên, vì tuple là immutable, kích thước của nó cố định ngay khi được tạo ra. Do đó, tuple chỉ lưu size (số phần tử) mà không có dung lượng dự trữ (capacity) như list. Khi truy cập phần tử, Python chỉ đọc con trỏ tại vị trí tương ứng. Do không thể cập nhật hay thay đổi các phần tử bên trong, nên tuple không cần cơ chế cấp phát lại hay sao chép dữ liệu như list. Nhờ tính bất biến và cấu trúc bộ nhớ cố định, tuple thường tối ưu hơn list về hiệu năng và có thể được dùng làm key trong dictionary nếu các phần tử bên trong cũng immutable.</w:t>
+      </w:r>
+    </w:p>
+    <w:p>
+      <w:pPr>
+        <w:pStyle w:val="Normal"/>
+        <w:ind w:hanging="0" w:start="-540" w:end="-449"/>
+        <w:rPr>
+          <w:rFonts w:ascii="Times New Roman" w:hAnsi="Times New Roman"/>
+          <w:sz w:val="30"/>
+          <w:szCs w:val="30"/>
+        </w:rPr>
+      </w:pPr>
+      <w:r>
+        <w:rPr>
+          <w:rFonts w:ascii="Times New Roman" w:hAnsi="Times New Roman"/>
+          <w:sz w:val="30"/>
+          <w:szCs w:val="30"/>
+        </w:rPr>
+      </w:r>
+    </w:p>
+    <w:p>
+      <w:pPr>
+        <w:pStyle w:val="Normal"/>
+        <w:ind w:hanging="0" w:start="-540" w:end="-449"/>
+        <w:rPr>
+          <w:rFonts w:ascii="Times New Roman" w:hAnsi="Times New Roman"/>
+          <w:sz w:val="30"/>
+          <w:szCs w:val="30"/>
+        </w:rPr>
+      </w:pPr>
+      <w:r>
+        <w:rPr>
+          <w:rFonts w:ascii="Times New Roman" w:hAnsi="Times New Roman"/>
+          <w:sz w:val="30"/>
+          <w:szCs w:val="30"/>
+        </w:rPr>
+        <w:t>Set trong Python là gì?</w:t>
+      </w:r>
+    </w:p>
+    <w:p>
+      <w:pPr>
+        <w:pStyle w:val="Normal"/>
+        <w:ind w:hanging="0" w:start="-540" w:end="-449"/>
+        <w:rPr>
+          <w:rFonts w:ascii="Times New Roman" w:hAnsi="Times New Roman"/>
+          <w:sz w:val="30"/>
+          <w:szCs w:val="30"/>
+        </w:rPr>
+      </w:pPr>
+      <w:r>
+        <w:rPr>
+          <w:rFonts w:ascii="Times New Roman" w:hAnsi="Times New Roman"/>
+          <w:sz w:val="30"/>
+          <w:szCs w:val="30"/>
+        </w:rPr>
+        <w:t>Trong Python, set là một tập hợp không có thứ tự gồm các phần tử duy nhất, không trùng lặp. Vì không có thứ tự, set không hỗ trợ indexing hay slicing, nhưng hỗ trợ các phép toán tập hợp như union, intersection, difference và kiểm tra thành phần (membership test).</w:t>
+      </w:r>
+    </w:p>
+    <w:p>
+      <w:pPr>
+        <w:pStyle w:val="Normal"/>
+        <w:ind w:hanging="0" w:start="-540" w:end="-449"/>
+        <w:rPr>
+          <w:rFonts w:ascii="Times New Roman" w:hAnsi="Times New Roman"/>
+          <w:sz w:val="30"/>
+          <w:szCs w:val="30"/>
+        </w:rPr>
+      </w:pPr>
+      <w:r>
+        <w:rPr>
+          <w:rFonts w:ascii="Times New Roman" w:hAnsi="Times New Roman"/>
+          <w:sz w:val="30"/>
+          <w:szCs w:val="30"/>
+        </w:rPr>
+      </w:r>
+    </w:p>
+    <w:p>
+      <w:pPr>
+        <w:pStyle w:val="Normal"/>
+        <w:ind w:hanging="0" w:start="-540" w:end="-449"/>
+        <w:rPr>
+          <w:rFonts w:ascii="Times New Roman" w:hAnsi="Times New Roman"/>
+          <w:sz w:val="30"/>
+          <w:szCs w:val="30"/>
+        </w:rPr>
+      </w:pPr>
+      <w:r>
+        <w:rPr>
+          <w:rFonts w:ascii="Times New Roman" w:hAnsi="Times New Roman"/>
+          <w:sz w:val="30"/>
+          <w:szCs w:val="30"/>
+        </w:rPr>
+        <w:t>Set trong Python được lưu trữ trong bộ nhớ như thế nào?</w:t>
+      </w:r>
+    </w:p>
+    <w:p>
+      <w:pPr>
+        <w:pStyle w:val="Normal"/>
+        <w:ind w:hanging="0" w:start="-540" w:end="-449"/>
+        <w:rPr>
+          <w:rFonts w:ascii="Times New Roman" w:hAnsi="Times New Roman"/>
+          <w:sz w:val="30"/>
+          <w:szCs w:val="30"/>
+        </w:rPr>
+      </w:pPr>
+      <w:r>
+        <w:rPr>
+          <w:rFonts w:ascii="Times New Roman" w:hAnsi="Times New Roman"/>
+          <w:sz w:val="30"/>
+          <w:szCs w:val="30"/>
+        </w:rPr>
+        <w:t>Trong Python, set được cài đặt dựa trên bảng băm (hash table). Mỗi phần tử khi được thêm vào set sẽ được đưa qua hàm hash() để tạo ra một giá trị băm, từ đó xác định vị trí (slot) lưu trữ trong bộ nhớ. Vì các phần tử được phân tán theo giá trị băm chứ không theo thứ tự thêm vào, nên set không đảm bảo thứ tự, nhưng lại cho phép kiểm tra sự tồn tại của phần tử (x in set) với độ phức tạp trung bình là O(1). Ngoài ra, set chỉ lưu giá trị duy nhất, nên nếu thêm phần tử trùng lặp, Python sẽ không cấp thêm bộ nhớ mà chỉ giữ lại một bản.</w:t>
+      </w:r>
+    </w:p>
+    <w:p>
+      <w:pPr>
+        <w:pStyle w:val="Normal"/>
+        <w:ind w:hanging="0" w:start="-540" w:end="-449"/>
+        <w:rPr>
+          <w:rFonts w:ascii="Times New Roman" w:hAnsi="Times New Roman"/>
+          <w:sz w:val="30"/>
+          <w:szCs w:val="30"/>
+        </w:rPr>
+      </w:pPr>
+      <w:r>
+        <w:rPr>
+          <w:rFonts w:ascii="Times New Roman" w:hAnsi="Times New Roman"/>
+          <w:sz w:val="30"/>
+          <w:szCs w:val="30"/>
+        </w:rPr>
+        <w:t>Về cấu trúc bên trong, hash table của set gồm nhiều slot, mỗi slot lưu giá trị hash của object, con trỏ tới object, và trạng thái của slot (trống, đang dùng hoặc DUMMY). Khi số lượng phần tử tăng vượt một ngưỡng nhất định, Python sẽ tự động mở rộng bảng băm (thường theo lũy thừa của 2) để duy trì hiệu năng. Khi một phần tử bị xóa, slot của nó không bị giải phóng ngay mà được đánh dấu là DUMMY để tránh phá vỡ quá trình dò tìm. Nếu số lượng slot DUMMY quá nhiều, Python sẽ rehash lại toàn bộ bảng để loại bỏ các slot không cần thiết và tối ưu tốc độ truy xuất.</w:t>
+      </w:r>
+    </w:p>
+    <w:p>
+      <w:pPr>
+        <w:pStyle w:val="Normal"/>
+        <w:ind w:hanging="0" w:start="-540" w:end="-449"/>
+        <w:rPr>
+          <w:rFonts w:ascii="Times New Roman" w:hAnsi="Times New Roman"/>
+          <w:sz w:val="30"/>
+          <w:szCs w:val="30"/>
+        </w:rPr>
+      </w:pPr>
+      <w:r>
+        <w:rPr>
+          <w:rFonts w:ascii="Times New Roman" w:hAnsi="Times New Roman"/>
+          <w:sz w:val="30"/>
+          <w:szCs w:val="30"/>
+        </w:rPr>
+      </w:r>
+    </w:p>
+    <w:p>
+      <w:pPr>
+        <w:pStyle w:val="Normal"/>
+        <w:ind w:hanging="0" w:start="-540" w:end="-449"/>
+        <w:rPr>
+          <w:rFonts w:ascii="Times New Roman" w:hAnsi="Times New Roman"/>
+          <w:sz w:val="30"/>
+          <w:szCs w:val="30"/>
+        </w:rPr>
+      </w:pPr>
+      <w:r>
+        <w:rPr>
+          <w:rFonts w:ascii="Times New Roman" w:hAnsi="Times New Roman"/>
+          <w:sz w:val="30"/>
+          <w:szCs w:val="30"/>
+        </w:rPr>
+        <w:t>Dict trong Python là gì?</w:t>
+      </w:r>
+    </w:p>
+    <w:p>
+      <w:pPr>
+        <w:pStyle w:val="Normal"/>
+        <w:ind w:hanging="0" w:start="-540" w:end="-449"/>
+        <w:rPr>
+          <w:rFonts w:ascii="Times New Roman" w:hAnsi="Times New Roman"/>
+          <w:sz w:val="30"/>
+          <w:szCs w:val="30"/>
+        </w:rPr>
+      </w:pPr>
+      <w:r>
+        <w:rPr>
+          <w:rFonts w:ascii="Times New Roman" w:hAnsi="Times New Roman"/>
+          <w:sz w:val="30"/>
+          <w:szCs w:val="30"/>
+        </w:rPr>
+        <w:t>Trong Python, dict là tập hợp lưu trữ các cặp key-value, với key phải hashable và value có thể là bất kỳ object nào. Dict bảo toàn thứ tự chèn và hỗ trợ truy cập, thêm, xóa phần tử cũng như các phương thức tiện ích như keys(), values() và items().</w:t>
+      </w:r>
+    </w:p>
+    <w:p>
+      <w:pPr>
+        <w:pStyle w:val="Normal"/>
+        <w:ind w:hanging="0" w:start="-540" w:end="-449"/>
+        <w:rPr>
+          <w:rFonts w:ascii="Times New Roman" w:hAnsi="Times New Roman"/>
+          <w:sz w:val="30"/>
+          <w:szCs w:val="30"/>
+        </w:rPr>
+      </w:pPr>
+      <w:r>
+        <w:rPr>
+          <w:rFonts w:ascii="Times New Roman" w:hAnsi="Times New Roman"/>
+          <w:sz w:val="30"/>
+          <w:szCs w:val="30"/>
+        </w:rPr>
+      </w:r>
+    </w:p>
+    <w:p>
+      <w:pPr>
+        <w:pStyle w:val="Normal"/>
+        <w:ind w:hanging="0" w:start="-540" w:end="-449"/>
+        <w:rPr>
+          <w:rFonts w:ascii="Times New Roman" w:hAnsi="Times New Roman"/>
+          <w:sz w:val="30"/>
+          <w:szCs w:val="30"/>
+        </w:rPr>
+      </w:pPr>
+      <w:r>
+        <w:rPr>
+          <w:rFonts w:ascii="Times New Roman" w:hAnsi="Times New Roman"/>
+          <w:sz w:val="30"/>
+          <w:szCs w:val="30"/>
+        </w:rPr>
+        <w:t>Dict trong Python được lưu trữ trong bộ nhớ như thế nào?</w:t>
+      </w:r>
+    </w:p>
+    <w:p>
+      <w:pPr>
+        <w:pStyle w:val="Normal"/>
+        <w:ind w:hanging="0" w:start="-540" w:end="-449"/>
+        <w:rPr>
+          <w:rFonts w:ascii="Times New Roman" w:hAnsi="Times New Roman"/>
+          <w:sz w:val="30"/>
+          <w:szCs w:val="30"/>
+        </w:rPr>
+      </w:pPr>
+      <w:r>
+        <w:rPr>
+          <w:rFonts w:ascii="Times New Roman" w:hAnsi="Times New Roman"/>
+          <w:sz w:val="30"/>
+          <w:szCs w:val="30"/>
+        </w:rPr>
+        <w:t>Trong Python, dict được cài đặt dựa trên bảng băm (hash table) để lưu trữ các cặp key–value. Khi một phần tử được thêm vào dict, key sẽ được đưa qua hàm hash() để tạo ra giá trị băm, từ đó xác định vị trí (slot) trong bảng băm. Tại mỗi slot, Python lưu giá trị hash của key, con trỏ đến key và con trỏ đến value tương ứng. Nhờ cơ chế này, việc truy cập dữ liệu thông qua key (dict[key]) diễn ra rất nhanh, với độ phức tạp trung bình là O(1). Do key được dùng để tính hash, nên key bắt buộc phải là immutable (như int, str, tuple…) để đảm bảo giá trị băm không thay đổi trong quá trình lưu trữ.</w:t>
+      </w:r>
+    </w:p>
+    <w:p>
+      <w:pPr>
+        <w:pStyle w:val="Normal"/>
+        <w:ind w:hanging="0" w:start="-540" w:end="-449"/>
+        <w:rPr>
+          <w:rFonts w:ascii="Times New Roman" w:hAnsi="Times New Roman"/>
+          <w:sz w:val="30"/>
+          <w:szCs w:val="30"/>
+        </w:rPr>
+      </w:pPr>
+      <w:r>
+        <w:rPr>
+          <w:rFonts w:ascii="Times New Roman" w:hAnsi="Times New Roman"/>
+          <w:sz w:val="30"/>
+          <w:szCs w:val="30"/>
+        </w:rPr>
+        <w:t>Khi số lượng phần tử trong dict tăng vượt một ngưỡng nhất định, Python sẽ tự động mở rộng bảng băm (thường theo lũy thừa của 2) để duy trì hiệu năng. Nếu một phần tử bị xóa, slot của nó không được giải phóng hoàn toàn mà được đánh dấu là DUMMY nhằm không làm gián đoạn quá trình dò tìm. Khi bảng băm có quá nhiều slot DUMMY, Python sẽ thực hiện rehash để tái tổ chức lại bảng, loại bỏ các slot không cần thiết. Từ Python 3.7 trở đi, dict còn giữ được thứ tự chèn (insertion order) của các phần tử, nhưng về bản chất bên trong, dict vẫn hoạt động dựa trên hash table.</w:t>
+      </w:r>
+    </w:p>
+    <w:p>
+      <w:pPr>
+        <w:pStyle w:val="Normal"/>
+        <w:ind w:hanging="0" w:start="-540" w:end="-449"/>
+        <w:rPr>
+          <w:rFonts w:ascii="Times New Roman" w:hAnsi="Times New Roman"/>
+          <w:sz w:val="30"/>
+          <w:szCs w:val="30"/>
+        </w:rPr>
+      </w:pPr>
+      <w:r>
+        <w:rPr>
+          <w:rFonts w:ascii="Times New Roman" w:hAnsi="Times New Roman"/>
+          <w:sz w:val="30"/>
+          <w:szCs w:val="30"/>
+        </w:rPr>
+      </w:r>
+    </w:p>
+    <w:p>
+      <w:pPr>
+        <w:pStyle w:val="Normal"/>
+        <w:ind w:hanging="0" w:start="-540" w:end="-449"/>
+        <w:rPr>
+          <w:rFonts w:ascii="Times New Roman" w:hAnsi="Times New Roman"/>
+          <w:sz w:val="30"/>
+          <w:szCs w:val="30"/>
+        </w:rPr>
+      </w:pPr>
+      <w:r>
+        <w:rPr>
+          <w:rFonts w:ascii="Times New Roman" w:hAnsi="Times New Roman"/>
+          <w:sz w:val="30"/>
+          <w:szCs w:val="30"/>
+        </w:rPr>
+        <w:t>Array trong Python là gì?</w:t>
+      </w:r>
+    </w:p>
+    <w:p>
+      <w:pPr>
+        <w:pStyle w:val="Normal"/>
+        <w:ind w:hanging="0" w:start="-540" w:end="-449"/>
+        <w:rPr>
+          <w:rFonts w:ascii="Times New Roman" w:hAnsi="Times New Roman"/>
+          <w:sz w:val="30"/>
+          <w:szCs w:val="30"/>
+        </w:rPr>
+      </w:pPr>
+      <w:r>
+        <w:rPr>
+          <w:rFonts w:ascii="Times New Roman" w:hAnsi="Times New Roman"/>
+          <w:sz w:val="30"/>
+          <w:szCs w:val="30"/>
+        </w:rPr>
+      </w:r>
+    </w:p>
+    <w:p>
+      <w:pPr>
+        <w:pStyle w:val="Normal"/>
+        <w:ind w:hanging="0" w:start="-540" w:end="-449"/>
+        <w:rPr>
+          <w:rFonts w:ascii="Times New Roman" w:hAnsi="Times New Roman"/>
+          <w:sz w:val="30"/>
+          <w:szCs w:val="30"/>
+        </w:rPr>
+      </w:pPr>
+      <w:r>
+        <w:rPr>
+          <w:rFonts w:ascii="Times New Roman" w:hAnsi="Times New Roman"/>
+          <w:sz w:val="30"/>
+          <w:szCs w:val="30"/>
+        </w:rPr>
+        <w:t>Trong Python, array là cấu trúc dữ liệu giống list nhưng chỉ chứa các phần tử cùng kiểu, giúp tiết kiệm bộ nhớ và tăng hiệu năng cho các phép toán số học.</w:t>
+      </w:r>
+    </w:p>
+    <w:p>
+      <w:pPr>
+        <w:pStyle w:val="Normal"/>
+        <w:ind w:hanging="0" w:start="-540" w:end="-449"/>
+        <w:rPr>
+          <w:rFonts w:ascii="Times New Roman" w:hAnsi="Times New Roman"/>
+          <w:sz w:val="30"/>
+          <w:szCs w:val="30"/>
+        </w:rPr>
+      </w:pPr>
+      <w:r>
+        <w:rPr>
+          <w:rFonts w:ascii="Times New Roman" w:hAnsi="Times New Roman"/>
+          <w:sz w:val="30"/>
+          <w:szCs w:val="30"/>
+        </w:rPr>
+      </w:r>
+    </w:p>
+    <w:p>
+      <w:pPr>
+        <w:pStyle w:val="Normal"/>
+        <w:ind w:hanging="0" w:start="-540" w:end="-449"/>
+        <w:rPr>
+          <w:rFonts w:ascii="Times New Roman" w:hAnsi="Times New Roman"/>
+          <w:sz w:val="30"/>
+          <w:szCs w:val="30"/>
+        </w:rPr>
+      </w:pPr>
+      <w:r>
+        <w:rPr>
+          <w:rFonts w:ascii="Times New Roman" w:hAnsi="Times New Roman"/>
+          <w:sz w:val="30"/>
+          <w:szCs w:val="30"/>
+        </w:rPr>
+        <w:t>Có mấy loại vòng lặp trong Python?</w:t>
+      </w:r>
+    </w:p>
+    <w:p>
+      <w:pPr>
+        <w:pStyle w:val="Normal"/>
+        <w:ind w:hanging="0" w:start="-540" w:end="-449"/>
+        <w:rPr>
+          <w:rFonts w:ascii="Times New Roman" w:hAnsi="Times New Roman"/>
+          <w:sz w:val="30"/>
+          <w:szCs w:val="30"/>
+        </w:rPr>
+      </w:pPr>
+      <w:r>
+        <w:rPr>
+          <w:rFonts w:ascii="Times New Roman" w:hAnsi="Times New Roman"/>
+          <w:sz w:val="30"/>
+          <w:szCs w:val="30"/>
+        </w:rPr>
+        <w:t>Trong Python có hai loại vòng lặp: for loop để lặp qua sequence khi biết trước số lần lặp hoặc duyệt từng phần tử trong collection, và while loop để lặp dựa trên điều kiện, thường dùng khi không biết trước số lần lặp. Python cũng hỗ trợ break, continue và else đi kèm vòng lặp.</w:t>
+      </w:r>
+    </w:p>
+    <w:p>
+      <w:pPr>
+        <w:pStyle w:val="Normal"/>
+        <w:ind w:hanging="0" w:start="-540" w:end="-449"/>
+        <w:rPr>
+          <w:rFonts w:ascii="Times New Roman" w:hAnsi="Times New Roman"/>
+          <w:sz w:val="30"/>
+          <w:szCs w:val="30"/>
+        </w:rPr>
+      </w:pPr>
+      <w:r>
+        <w:rPr>
+          <w:rFonts w:ascii="Times New Roman" w:hAnsi="Times New Roman"/>
+          <w:sz w:val="30"/>
+          <w:szCs w:val="30"/>
+        </w:rPr>
+      </w:r>
+    </w:p>
+    <w:p>
+      <w:pPr>
+        <w:pStyle w:val="Normal"/>
+        <w:ind w:hanging="0" w:start="-540" w:end="-449"/>
+        <w:rPr>
+          <w:rFonts w:ascii="Times New Roman" w:hAnsi="Times New Roman"/>
+          <w:sz w:val="30"/>
+          <w:szCs w:val="30"/>
+        </w:rPr>
+      </w:pPr>
+      <w:r>
+        <w:rPr>
+          <w:rFonts w:ascii="Times New Roman" w:hAnsi="Times New Roman"/>
+          <w:sz w:val="30"/>
+          <w:szCs w:val="30"/>
+        </w:rPr>
+        <w:t>Decorator trong Python là gì?</w:t>
+      </w:r>
+    </w:p>
+    <w:p>
+      <w:pPr>
+        <w:pStyle w:val="Normal"/>
+        <w:ind w:hanging="0" w:start="-540" w:end="-449"/>
+        <w:rPr>
+          <w:rFonts w:ascii="Times New Roman" w:hAnsi="Times New Roman"/>
+          <w:sz w:val="30"/>
+          <w:szCs w:val="30"/>
+        </w:rPr>
+      </w:pPr>
+      <w:r>
+        <w:rPr>
+          <w:rFonts w:ascii="Times New Roman" w:hAnsi="Times New Roman"/>
+          <w:sz w:val="30"/>
+          <w:szCs w:val="30"/>
+        </w:rPr>
+        <w:t>Trong Python, decorator là cơ chế để 'bọc' một hàm hoặc class, thêm logic bổ sung mà không cần sửa code gốc. Thường dùng cho logging, caching, validation, authentication hoặc đo thời gian thực thi, và áp dụng bằng cú pháp @decorator_name ngay trước định nghĩa hàm hoặc class.</w:t>
+      </w:r>
+    </w:p>
+    <w:p>
+      <w:pPr>
+        <w:pStyle w:val="Normal"/>
+        <w:ind w:hanging="0" w:start="-540" w:end="-449"/>
+        <w:rPr>
+          <w:rFonts w:ascii="Times New Roman" w:hAnsi="Times New Roman"/>
+          <w:sz w:val="30"/>
+          <w:szCs w:val="30"/>
+        </w:rPr>
+      </w:pPr>
+      <w:r>
+        <w:rPr>
+          <w:rFonts w:ascii="Times New Roman" w:hAnsi="Times New Roman"/>
+          <w:sz w:val="30"/>
+          <w:szCs w:val="30"/>
+        </w:rPr>
+      </w:r>
+    </w:p>
+    <w:p>
+      <w:pPr>
+        <w:pStyle w:val="Normal"/>
+        <w:ind w:hanging="0" w:start="-540" w:end="-449"/>
+        <w:rPr>
+          <w:rFonts w:ascii="Times New Roman" w:hAnsi="Times New Roman"/>
+          <w:sz w:val="30"/>
+          <w:szCs w:val="30"/>
+        </w:rPr>
+      </w:pPr>
+      <w:r>
+        <w:rPr>
+          <w:rFonts w:ascii="Times New Roman" w:hAnsi="Times New Roman"/>
+          <w:sz w:val="30"/>
+          <w:szCs w:val="30"/>
+        </w:rPr>
+        <w:t>Generator trong Python là gì?</w:t>
+      </w:r>
+    </w:p>
+    <w:p>
+      <w:pPr>
+        <w:pStyle w:val="Normal"/>
+        <w:ind w:hanging="0" w:start="-540" w:end="-449"/>
+        <w:rPr>
+          <w:rFonts w:ascii="Times New Roman" w:hAnsi="Times New Roman"/>
+          <w:sz w:val="30"/>
+          <w:szCs w:val="30"/>
+        </w:rPr>
+      </w:pPr>
+      <w:r>
+        <w:rPr>
+          <w:rFonts w:ascii="Times New Roman" w:hAnsi="Times New Roman"/>
+          <w:sz w:val="30"/>
+          <w:szCs w:val="30"/>
+        </w:rPr>
+        <w:t>Trong Python, generator là hàm dùng yield để trả về generator object. Generator tạo luồng dữ liệu lazy, tức giá trị chỉ được tính khi cần, không lưu toàn bộ dữ liệu trong bộ nhớ, giúp tiết kiệm bộ nhớ khi làm việc với tập dữ liệu lớn hoặc luồng dữ liệu vô hạn. Có thể lặp qua generator bằng for hoặc next().</w:t>
+      </w:r>
+    </w:p>
+    <w:p>
+      <w:pPr>
+        <w:pStyle w:val="Normal"/>
+        <w:ind w:hanging="0" w:start="-540" w:end="-449"/>
+        <w:rPr>
+          <w:rFonts w:ascii="Times New Roman" w:hAnsi="Times New Roman"/>
+          <w:sz w:val="30"/>
+          <w:szCs w:val="30"/>
+        </w:rPr>
+      </w:pPr>
+      <w:r>
+        <w:rPr>
+          <w:rFonts w:ascii="Times New Roman" w:hAnsi="Times New Roman"/>
+          <w:sz w:val="30"/>
+          <w:szCs w:val="30"/>
+        </w:rPr>
+      </w:r>
+    </w:p>
+    <w:p>
+      <w:pPr>
+        <w:pStyle w:val="Normal"/>
+        <w:ind w:hanging="0" w:start="-540" w:end="-449"/>
+        <w:rPr>
+          <w:rFonts w:ascii="Times New Roman" w:hAnsi="Times New Roman"/>
+          <w:sz w:val="30"/>
+          <w:szCs w:val="30"/>
+        </w:rPr>
+      </w:pPr>
+      <w:r>
+        <w:rPr>
+          <w:rFonts w:ascii="Times New Roman" w:hAnsi="Times New Roman"/>
+          <w:sz w:val="30"/>
+          <w:szCs w:val="30"/>
+        </w:rPr>
+        <w:t>Iterator protocol trong Python là gì?</w:t>
+      </w:r>
+    </w:p>
+    <w:p>
+      <w:pPr>
+        <w:pStyle w:val="Normal"/>
+        <w:ind w:hanging="0" w:start="-540" w:end="-449"/>
+        <w:rPr>
+          <w:rFonts w:ascii="Times New Roman" w:hAnsi="Times New Roman"/>
+          <w:sz w:val="30"/>
+          <w:szCs w:val="30"/>
+        </w:rPr>
+      </w:pPr>
+      <w:r>
+        <w:rPr>
+          <w:rFonts w:ascii="Times New Roman" w:hAnsi="Times New Roman"/>
+          <w:sz w:val="30"/>
+          <w:szCs w:val="30"/>
+        </w:rPr>
+        <w:t>Trong Python, iterator protocol là cơ chế chuẩn để lặp qua các phần tử của một object. Một object được gọi là iterable nếu nó hỗ trợ protocol này, tức có thể gọi __iter__() để trả về iterator object và __next__() để trả về phần tử tiếp theo, ném StopIteration khi hết.</w:t>
+      </w:r>
+    </w:p>
+    <w:p>
+      <w:pPr>
+        <w:pStyle w:val="Normal"/>
+        <w:ind w:hanging="0" w:start="-540" w:end="-449"/>
+        <w:rPr>
+          <w:rFonts w:ascii="Times New Roman" w:hAnsi="Times New Roman"/>
+          <w:sz w:val="30"/>
+          <w:szCs w:val="30"/>
+        </w:rPr>
+      </w:pPr>
+      <w:r>
+        <w:rPr>
+          <w:rFonts w:ascii="Times New Roman" w:hAnsi="Times New Roman"/>
+          <w:sz w:val="30"/>
+          <w:szCs w:val="30"/>
+        </w:rPr>
+      </w:r>
+    </w:p>
+    <w:p>
+      <w:pPr>
+        <w:pStyle w:val="Normal"/>
+        <w:ind w:hanging="0" w:start="-540" w:end="-449"/>
+        <w:rPr>
+          <w:rFonts w:ascii="Times New Roman" w:hAnsi="Times New Roman"/>
+          <w:sz w:val="30"/>
+          <w:szCs w:val="30"/>
+        </w:rPr>
+      </w:pPr>
+      <w:r>
+        <w:rPr>
+          <w:rFonts w:ascii="Times New Roman" w:hAnsi="Times New Roman"/>
+          <w:sz w:val="30"/>
+          <w:szCs w:val="30"/>
+        </w:rPr>
+        <w:t>.py và .pyc trong Python là gì?</w:t>
+      </w:r>
+    </w:p>
+    <w:p>
+      <w:pPr>
+        <w:pStyle w:val="Normal"/>
+        <w:ind w:hanging="0" w:start="-540" w:end="-449"/>
+        <w:rPr>
+          <w:rFonts w:ascii="Times New Roman" w:hAnsi="Times New Roman"/>
+          <w:sz w:val="30"/>
+          <w:szCs w:val="30"/>
+        </w:rPr>
+      </w:pPr>
+      <w:r>
+        <w:rPr>
+          <w:rFonts w:ascii="Times New Roman" w:hAnsi="Times New Roman"/>
+          <w:sz w:val="30"/>
+          <w:szCs w:val="30"/>
+        </w:rPr>
+      </w:r>
+    </w:p>
+    <w:p>
+      <w:pPr>
+        <w:pStyle w:val="Normal"/>
+        <w:ind w:hanging="0" w:start="-540" w:end="-449"/>
+        <w:rPr>
+          <w:rFonts w:ascii="Times New Roman" w:hAnsi="Times New Roman"/>
+          <w:sz w:val="30"/>
+          <w:szCs w:val="30"/>
+        </w:rPr>
+      </w:pPr>
+      <w:r>
+        <w:rPr>
+          <w:rFonts w:ascii="Times New Roman" w:hAnsi="Times New Roman"/>
+          <w:sz w:val="30"/>
+          <w:szCs w:val="30"/>
+        </w:rPr>
+        <w:t>Trong Python, .py là file mã nguồn do lập trình viên viết, chứa code dễ đọc và dễ sửa. .pyc là file bytecode do Python tạo ra khi thực thi file .py, chứa phiên bản đã biên dịch để chạy nhanh hơn mà không cần biên dịch lại, thường nằm trong thư mục __pycache__.</w:t>
+      </w:r>
+    </w:p>
+    <w:p>
+      <w:pPr>
+        <w:pStyle w:val="Normal"/>
+        <w:ind w:hanging="0" w:start="-540" w:end="-449"/>
+        <w:rPr>
+          <w:rFonts w:ascii="Times New Roman" w:hAnsi="Times New Roman"/>
+          <w:sz w:val="30"/>
+          <w:szCs w:val="30"/>
+        </w:rPr>
+      </w:pPr>
+      <w:r>
+        <w:rPr>
+          <w:rFonts w:ascii="Times New Roman" w:hAnsi="Times New Roman"/>
+          <w:sz w:val="30"/>
+          <w:szCs w:val="30"/>
+        </w:rPr>
+      </w:r>
+    </w:p>
+    <w:p>
+      <w:pPr>
+        <w:pStyle w:val="Normal"/>
+        <w:ind w:hanging="0" w:start="-540" w:end="-449"/>
+        <w:rPr>
+          <w:rFonts w:ascii="Times New Roman" w:hAnsi="Times New Roman"/>
+          <w:sz w:val="30"/>
+          <w:szCs w:val="30"/>
+        </w:rPr>
+      </w:pPr>
+      <w:r>
+        <w:rPr>
+          <w:rFonts w:ascii="Times New Roman" w:hAnsi="Times New Roman"/>
+          <w:sz w:val="30"/>
+          <w:szCs w:val="30"/>
+        </w:rPr>
+        <w:t>Module trong Python là gì?</w:t>
+      </w:r>
+    </w:p>
+    <w:p>
+      <w:pPr>
+        <w:pStyle w:val="Normal"/>
+        <w:ind w:hanging="0" w:start="-540" w:end="-449"/>
+        <w:rPr>
+          <w:rFonts w:ascii="Times New Roman" w:hAnsi="Times New Roman"/>
+          <w:sz w:val="30"/>
+          <w:szCs w:val="30"/>
+        </w:rPr>
+      </w:pPr>
+      <w:r>
+        <w:rPr>
+          <w:rFonts w:ascii="Times New Roman" w:hAnsi="Times New Roman"/>
+          <w:sz w:val="30"/>
+          <w:szCs w:val="30"/>
+        </w:rPr>
+        <w:t>Trong Python, module là một file chứa code, bao gồm hàm, class, biến hoặc các câu lệnh thực thi, có thể import để tái sử dụng, giúp tổ chức và chia nhỏ chương trình. Python có các module chuẩn như math, os, sys và cũng cho phép lập trình viên tạo module riêng.</w:t>
+      </w:r>
+    </w:p>
+    <w:p>
+      <w:pPr>
+        <w:pStyle w:val="Normal"/>
+        <w:ind w:hanging="0" w:start="-540" w:end="-449"/>
+        <w:rPr>
+          <w:rFonts w:ascii="Times New Roman" w:hAnsi="Times New Roman"/>
+          <w:sz w:val="30"/>
+          <w:szCs w:val="30"/>
+        </w:rPr>
+      </w:pPr>
+      <w:r>
+        <w:rPr>
+          <w:rFonts w:ascii="Times New Roman" w:hAnsi="Times New Roman"/>
+          <w:sz w:val="30"/>
+          <w:szCs w:val="30"/>
+        </w:rPr>
+      </w:r>
+    </w:p>
+    <w:p>
+      <w:pPr>
+        <w:pStyle w:val="Normal"/>
+        <w:ind w:hanging="0" w:start="-540" w:end="-449"/>
+        <w:rPr>
+          <w:rFonts w:ascii="Times New Roman" w:hAnsi="Times New Roman"/>
+          <w:sz w:val="30"/>
+          <w:szCs w:val="30"/>
+        </w:rPr>
+      </w:pPr>
+      <w:r>
+        <w:rPr>
+          <w:rFonts w:ascii="Times New Roman" w:hAnsi="Times New Roman"/>
+          <w:sz w:val="30"/>
+          <w:szCs w:val="30"/>
+        </w:rPr>
+        <w:t>Context Manager trong Python là gì?</w:t>
+      </w:r>
+    </w:p>
+    <w:p>
+      <w:pPr>
+        <w:pStyle w:val="Normal"/>
+        <w:ind w:hanging="0" w:start="-540" w:end="-449"/>
+        <w:rPr>
+          <w:rFonts w:ascii="Times New Roman" w:hAnsi="Times New Roman"/>
+          <w:sz w:val="30"/>
+          <w:szCs w:val="30"/>
+        </w:rPr>
+      </w:pPr>
+      <w:r>
+        <w:rPr>
+          <w:rFonts w:ascii="Times New Roman" w:hAnsi="Times New Roman"/>
+          <w:sz w:val="30"/>
+          <w:szCs w:val="30"/>
+        </w:rPr>
+      </w:r>
+    </w:p>
+    <w:p>
+      <w:pPr>
+        <w:pStyle w:val="Normal"/>
+        <w:ind w:hanging="0" w:start="-540" w:end="-449"/>
+        <w:rPr>
+          <w:rFonts w:ascii="Times New Roman" w:hAnsi="Times New Roman"/>
+          <w:sz w:val="30"/>
+          <w:szCs w:val="30"/>
+        </w:rPr>
+      </w:pPr>
+      <w:r>
+        <w:rPr>
+          <w:rFonts w:ascii="Times New Roman" w:hAnsi="Times New Roman"/>
+          <w:sz w:val="30"/>
+          <w:szCs w:val="30"/>
+        </w:rPr>
+        <w:t>Trong Python, context manager là cơ chế quản lý tài nguyên giúp tự động thực hiện các thao tác setup và cleanup khi sử dụng với with. Nó đảm bảo tài nguyên được giải phóng đúng cách, chẳng hạn khi mở file, lock thread hoặc kết nối database, và được triển khai nhờ các phương thức dunder __enter__() (chạy khi vào block with) và __exit__() (chạy khi thoát block with).</w:t>
+      </w:r>
+    </w:p>
+    <w:p>
+      <w:pPr>
+        <w:pStyle w:val="Normal"/>
+        <w:ind w:hanging="0" w:start="-540" w:end="-449"/>
+        <w:rPr>
+          <w:rFonts w:ascii="Times New Roman" w:hAnsi="Times New Roman"/>
+          <w:sz w:val="30"/>
+          <w:szCs w:val="30"/>
+        </w:rPr>
+      </w:pPr>
+      <w:r>
+        <w:rPr>
+          <w:rFonts w:ascii="Times New Roman" w:hAnsi="Times New Roman"/>
+          <w:sz w:val="30"/>
+          <w:szCs w:val="30"/>
+        </w:rPr>
+      </w:r>
+    </w:p>
+    <w:p>
+      <w:pPr>
+        <w:pStyle w:val="Normal"/>
+        <w:ind w:hanging="0" w:start="-540" w:end="-449"/>
+        <w:rPr>
+          <w:rFonts w:ascii="Times New Roman" w:hAnsi="Times New Roman"/>
+          <w:sz w:val="30"/>
+          <w:szCs w:val="30"/>
+        </w:rPr>
+      </w:pPr>
+      <w:r>
+        <w:rPr>
+          <w:rFonts w:ascii="Times New Roman" w:hAnsi="Times New Roman"/>
+          <w:sz w:val="30"/>
+          <w:szCs w:val="30"/>
+        </w:rPr>
+        <w:t>Lambda Function trong Python là gì?</w:t>
+      </w:r>
+    </w:p>
+    <w:p>
+      <w:pPr>
+        <w:pStyle w:val="Normal"/>
+        <w:ind w:hanging="0" w:start="-540" w:end="-449"/>
+        <w:rPr>
+          <w:rFonts w:ascii="Times New Roman" w:hAnsi="Times New Roman"/>
+          <w:sz w:val="30"/>
+          <w:szCs w:val="30"/>
+        </w:rPr>
+      </w:pPr>
+      <w:r>
+        <w:rPr>
+          <w:rFonts w:ascii="Times New Roman" w:hAnsi="Times New Roman"/>
+          <w:sz w:val="30"/>
+          <w:szCs w:val="30"/>
+        </w:rPr>
+        <w:t>Trong Python, lambda function là hàm ẩn danh định nghĩa ngắn gọn trong một dòng, thường dùng cho các biểu thức đơn giản mà không cần tạo hàm riêng. Chúng thường được dùng với map, filter, sorted hoặc khi cần truyền hàm như tham số.</w:t>
+      </w:r>
+    </w:p>
+    <w:p>
+      <w:pPr>
+        <w:pStyle w:val="Normal"/>
+        <w:ind w:hanging="0" w:start="-540" w:end="-449"/>
+        <w:rPr>
+          <w:rFonts w:ascii="Times New Roman" w:hAnsi="Times New Roman"/>
+          <w:sz w:val="30"/>
+          <w:szCs w:val="30"/>
+        </w:rPr>
+      </w:pPr>
+      <w:r>
+        <w:rPr>
+          <w:rFonts w:ascii="Times New Roman" w:hAnsi="Times New Roman"/>
+          <w:sz w:val="30"/>
+          <w:szCs w:val="30"/>
+        </w:rPr>
+      </w:r>
+    </w:p>
+    <w:p>
+      <w:pPr>
+        <w:pStyle w:val="Normal"/>
+        <w:ind w:hanging="0" w:start="-540" w:end="-449"/>
+        <w:rPr>
+          <w:rFonts w:ascii="Times New Roman" w:hAnsi="Times New Roman"/>
+          <w:sz w:val="30"/>
+          <w:szCs w:val="30"/>
+        </w:rPr>
+      </w:pPr>
+      <w:r>
+        <w:rPr>
+          <w:rFonts w:ascii="Times New Roman" w:hAnsi="Times New Roman"/>
+          <w:sz w:val="30"/>
+          <w:szCs w:val="30"/>
+        </w:rPr>
+        <w:t>Closure trong Python là gì?</w:t>
+      </w:r>
+    </w:p>
+    <w:p>
+      <w:pPr>
+        <w:pStyle w:val="Normal"/>
+        <w:ind w:hanging="0" w:start="-540" w:end="-449"/>
+        <w:rPr>
+          <w:rFonts w:ascii="Times New Roman" w:hAnsi="Times New Roman"/>
+          <w:sz w:val="30"/>
+          <w:szCs w:val="30"/>
+        </w:rPr>
+      </w:pPr>
+      <w:r>
+        <w:rPr>
+          <w:rFonts w:ascii="Times New Roman" w:hAnsi="Times New Roman"/>
+          <w:sz w:val="30"/>
+          <w:szCs w:val="30"/>
+        </w:rPr>
+        <w:t>Trong Python, closure là hàm con ghi nhớ các biến của hàm cha ngay cả khi hàm cha đã kết thúc thực thi. Nó giúp lưu trạng thái riêng cho hàm mà không dùng biến toàn cục và thường được dùng để tạo hàm với trạng thái riêng hoặc tránh sử dụng biến toàn cục.</w:t>
+      </w:r>
+    </w:p>
+    <w:p>
+      <w:pPr>
+        <w:pStyle w:val="Normal"/>
+        <w:ind w:hanging="0" w:start="-540" w:end="-449"/>
+        <w:rPr>
+          <w:rFonts w:ascii="Times New Roman" w:hAnsi="Times New Roman"/>
+          <w:sz w:val="30"/>
+          <w:szCs w:val="30"/>
+        </w:rPr>
+      </w:pPr>
+      <w:r>
+        <w:rPr>
+          <w:rFonts w:ascii="Times New Roman" w:hAnsi="Times New Roman"/>
+          <w:sz w:val="30"/>
+          <w:szCs w:val="30"/>
+        </w:rPr>
+      </w:r>
+    </w:p>
+    <w:p>
+      <w:pPr>
+        <w:pStyle w:val="Normal"/>
+        <w:ind w:hanging="0" w:start="-540" w:end="-449"/>
+        <w:rPr>
+          <w:rFonts w:ascii="Times New Roman" w:hAnsi="Times New Roman"/>
+          <w:sz w:val="30"/>
+          <w:szCs w:val="30"/>
+        </w:rPr>
+      </w:pPr>
+      <w:r>
+        <w:rPr>
+          <w:rFonts w:ascii="Times New Roman" w:hAnsi="Times New Roman"/>
+          <w:sz w:val="30"/>
+          <w:szCs w:val="30"/>
+        </w:rPr>
+        <w:t>First-class function trong Python là gì?</w:t>
+      </w:r>
+    </w:p>
+    <w:p>
+      <w:pPr>
+        <w:pStyle w:val="Normal"/>
+        <w:ind w:hanging="0" w:start="-540" w:end="-449"/>
+        <w:rPr>
+          <w:rFonts w:ascii="Times New Roman" w:hAnsi="Times New Roman"/>
+          <w:sz w:val="30"/>
+          <w:szCs w:val="30"/>
+        </w:rPr>
+      </w:pPr>
+      <w:r>
+        <w:rPr>
+          <w:rFonts w:ascii="Times New Roman" w:hAnsi="Times New Roman"/>
+          <w:sz w:val="30"/>
+          <w:szCs w:val="30"/>
+        </w:rPr>
+        <w:t>Trong Python, first-class function là hàm được xem như một object, có thể gán cho biến, truyền vào hàm khác như tham số hoặc trả về từ hàm, cho phép tạo hàm cao cấp và lập trình linh hoạt hơn.</w:t>
+      </w:r>
+    </w:p>
+    <w:p>
+      <w:pPr>
+        <w:pStyle w:val="Normal"/>
+        <w:ind w:hanging="0" w:start="-540" w:end="-449"/>
+        <w:rPr>
+          <w:rFonts w:ascii="Times New Roman" w:hAnsi="Times New Roman"/>
+          <w:sz w:val="30"/>
+          <w:szCs w:val="30"/>
+        </w:rPr>
+      </w:pPr>
+      <w:r>
+        <w:rPr>
+          <w:rFonts w:ascii="Times New Roman" w:hAnsi="Times New Roman"/>
+          <w:sz w:val="30"/>
+          <w:szCs w:val="30"/>
+        </w:rPr>
+      </w:r>
+    </w:p>
+    <w:p>
+      <w:pPr>
+        <w:pStyle w:val="Normal"/>
+        <w:ind w:hanging="0" w:start="-540" w:end="-449"/>
+        <w:rPr>
+          <w:rFonts w:ascii="Times New Roman" w:hAnsi="Times New Roman"/>
+          <w:sz w:val="30"/>
+          <w:szCs w:val="30"/>
+        </w:rPr>
+      </w:pPr>
+      <w:r>
+        <w:rPr>
+          <w:rFonts w:ascii="Times New Roman" w:hAnsi="Times New Roman"/>
+          <w:sz w:val="30"/>
+          <w:szCs w:val="30"/>
+        </w:rPr>
+        <w:t>Metaclass trong Python là gì?</w:t>
+      </w:r>
+    </w:p>
+    <w:p>
+      <w:pPr>
+        <w:pStyle w:val="Normal"/>
+        <w:ind w:hanging="0" w:start="-540" w:end="-449"/>
+        <w:rPr>
+          <w:rFonts w:ascii="Times New Roman" w:hAnsi="Times New Roman"/>
+          <w:sz w:val="30"/>
+          <w:szCs w:val="30"/>
+        </w:rPr>
+      </w:pPr>
+      <w:r>
+        <w:rPr>
+          <w:rFonts w:ascii="Times New Roman" w:hAnsi="Times New Roman"/>
+          <w:sz w:val="30"/>
+          <w:szCs w:val="30"/>
+        </w:rPr>
+        <w:t>Trong Python, metaclass là ‘class của class’, là đối tượng dùng để tạo và tùy chỉnh class. Khi định nghĩa một class, Python sử dụng metaclass để tạo class đó, cho phép thay đổi hành vi của class ngay khi được định nghĩa. Metaclass thường được dùng trong các framework như Django ORM hoặc SQLAlchemy để tự động thêm thuộc tính hoặc phương thức cho class.</w:t>
+      </w:r>
+    </w:p>
+    <w:p>
+      <w:pPr>
+        <w:pStyle w:val="Normal"/>
+        <w:ind w:hanging="0" w:start="-540" w:end="-449"/>
+        <w:rPr>
+          <w:rFonts w:ascii="Times New Roman" w:hAnsi="Times New Roman"/>
+          <w:sz w:val="30"/>
+          <w:szCs w:val="30"/>
+        </w:rPr>
+      </w:pPr>
+      <w:r>
+        <w:rPr>
+          <w:rFonts w:ascii="Times New Roman" w:hAnsi="Times New Roman"/>
+          <w:sz w:val="30"/>
+          <w:szCs w:val="30"/>
+        </w:rPr>
+      </w:r>
+    </w:p>
+    <w:p>
+      <w:pPr>
+        <w:pStyle w:val="Normal"/>
+        <w:ind w:hanging="0" w:start="-540" w:end="-449"/>
+        <w:rPr>
+          <w:rFonts w:ascii="Times New Roman" w:hAnsi="Times New Roman"/>
+          <w:sz w:val="30"/>
+          <w:szCs w:val="30"/>
+        </w:rPr>
+      </w:pPr>
+      <w:r>
+        <w:rPr>
+          <w:rFonts w:ascii="Times New Roman" w:hAnsi="Times New Roman"/>
+          <w:sz w:val="30"/>
+          <w:szCs w:val="30"/>
+        </w:rPr>
+        <w:t>Descriptor Protocol trong Python là gì?</w:t>
+      </w:r>
+    </w:p>
+    <w:p>
+      <w:pPr>
+        <w:pStyle w:val="Normal"/>
+        <w:ind w:hanging="0" w:start="-540" w:end="-449"/>
+        <w:rPr>
+          <w:rFonts w:ascii="Times New Roman" w:hAnsi="Times New Roman"/>
+          <w:sz w:val="30"/>
+          <w:szCs w:val="30"/>
+        </w:rPr>
+      </w:pPr>
+      <w:r>
+        <w:rPr>
+          <w:rFonts w:ascii="Times New Roman" w:hAnsi="Times New Roman"/>
+          <w:sz w:val="30"/>
+          <w:szCs w:val="30"/>
+        </w:rPr>
+        <w:t>Trong Python, descriptor protocol là cơ chế cho phép kiểm soát truy cập, gán và xóa thuộc tính của object, gồm ba phương thức __get__, __set__ và __delete__. Thường được sử dụng trong property, ORM fields hoặc các framework cần tùy chỉnh hành vi thuộc tính.</w:t>
+      </w:r>
+    </w:p>
+    <w:p>
+      <w:pPr>
+        <w:pStyle w:val="Normal"/>
+        <w:ind w:hanging="0" w:start="-540" w:end="-449"/>
+        <w:rPr>
+          <w:rFonts w:ascii="Times New Roman" w:hAnsi="Times New Roman"/>
+          <w:sz w:val="30"/>
+          <w:szCs w:val="30"/>
+        </w:rPr>
+      </w:pPr>
+      <w:r>
+        <w:rPr>
+          <w:rFonts w:ascii="Times New Roman" w:hAnsi="Times New Roman"/>
+          <w:sz w:val="30"/>
+          <w:szCs w:val="30"/>
+        </w:rPr>
+      </w:r>
+    </w:p>
+    <w:p>
+      <w:pPr>
+        <w:pStyle w:val="Normal"/>
+        <w:ind w:hanging="0" w:start="-540" w:end="-449"/>
+        <w:rPr>
+          <w:rFonts w:ascii="Times New Roman" w:hAnsi="Times New Roman"/>
+          <w:sz w:val="30"/>
+          <w:szCs w:val="30"/>
+        </w:rPr>
+      </w:pPr>
+      <w:r>
+        <w:rPr>
+          <w:rFonts w:ascii="Times New Roman" w:hAnsi="Times New Roman"/>
+          <w:sz w:val="30"/>
+          <w:szCs w:val="30"/>
+        </w:rPr>
+        <w:t>@property trong Python là gì?</w:t>
+      </w:r>
+    </w:p>
+    <w:p>
+      <w:pPr>
+        <w:pStyle w:val="Normal"/>
+        <w:ind w:hanging="0" w:start="-540" w:end="-449"/>
+        <w:rPr>
+          <w:rFonts w:ascii="Times New Roman" w:hAnsi="Times New Roman"/>
+          <w:sz w:val="30"/>
+          <w:szCs w:val="30"/>
+        </w:rPr>
+      </w:pPr>
+      <w:r>
+        <w:rPr>
+          <w:rFonts w:ascii="Times New Roman" w:hAnsi="Times New Roman"/>
+          <w:sz w:val="30"/>
+          <w:szCs w:val="30"/>
+        </w:rPr>
+        <w:t>Trong Python, @property là cơ chế biến một phương thức thành thuộc tính của object, cho phép định nghĩa getter, setter và deleter theo cách Pythonic. Nó giúp truy cập trực tiếp như biến bình thường, đồng thời kiểm soát hoặc ẩn logic bên trong, bảo vệ dữ liệu, kiểm tra hoặc tính toán khi truy cập thuộc tính.</w:t>
+      </w:r>
+    </w:p>
+    <w:p>
+      <w:pPr>
+        <w:pStyle w:val="Normal"/>
+        <w:ind w:hanging="0" w:start="-540" w:end="-449"/>
+        <w:rPr>
+          <w:rFonts w:ascii="Times New Roman" w:hAnsi="Times New Roman"/>
+          <w:sz w:val="30"/>
+          <w:szCs w:val="30"/>
+        </w:rPr>
+      </w:pPr>
+      <w:r>
+        <w:rPr>
+          <w:rFonts w:ascii="Times New Roman" w:hAnsi="Times New Roman"/>
+          <w:sz w:val="30"/>
+          <w:szCs w:val="30"/>
+        </w:rPr>
+      </w:r>
+    </w:p>
+    <w:p>
+      <w:pPr>
+        <w:pStyle w:val="Normal"/>
+        <w:ind w:hanging="0" w:start="-540" w:end="-449"/>
+        <w:rPr>
+          <w:rFonts w:ascii="Times New Roman" w:hAnsi="Times New Roman"/>
+          <w:sz w:val="30"/>
+          <w:szCs w:val="30"/>
+        </w:rPr>
+      </w:pPr>
+      <w:r>
+        <w:rPr>
+          <w:rFonts w:ascii="Times New Roman" w:hAnsi="Times New Roman"/>
+          <w:sz w:val="30"/>
+          <w:szCs w:val="30"/>
+        </w:rPr>
+        <w:t>Duck Typing trong Python là gi?</w:t>
+      </w:r>
+    </w:p>
+    <w:p>
+      <w:pPr>
+        <w:pStyle w:val="Normal"/>
+        <w:ind w:hanging="0" w:start="-540" w:end="-449"/>
+        <w:rPr>
+          <w:rFonts w:ascii="Times New Roman" w:hAnsi="Times New Roman"/>
+          <w:sz w:val="30"/>
+          <w:szCs w:val="30"/>
+        </w:rPr>
+      </w:pPr>
+      <w:r>
+        <w:rPr>
+          <w:rFonts w:ascii="Times New Roman" w:hAnsi="Times New Roman"/>
+          <w:sz w:val="30"/>
+          <w:szCs w:val="30"/>
+        </w:rPr>
+        <w:t>Trong Python, duck typing là khái niệm đánh giá object dựa trên hành vi thay vì kiểu dữ liệu chính xác, miễn object hỗ trợ các phương thức hoặc thuộc tính cần thiết. Điều này giúp code linh hoạt và Pythonic hơn.</w:t>
+      </w:r>
+    </w:p>
+    <w:p>
+      <w:pPr>
+        <w:pStyle w:val="Normal"/>
+        <w:ind w:hanging="0" w:start="-540" w:end="-449"/>
+        <w:rPr>
+          <w:rFonts w:ascii="Times New Roman" w:hAnsi="Times New Roman"/>
+          <w:sz w:val="30"/>
+          <w:szCs w:val="30"/>
+        </w:rPr>
+      </w:pPr>
+      <w:r>
+        <w:rPr>
+          <w:rFonts w:ascii="Times New Roman" w:hAnsi="Times New Roman"/>
+          <w:sz w:val="30"/>
+          <w:szCs w:val="30"/>
+        </w:rPr>
+      </w:r>
+    </w:p>
+    <w:p>
+      <w:pPr>
+        <w:pStyle w:val="Normal"/>
+        <w:ind w:hanging="0" w:start="-540" w:end="-449"/>
+        <w:rPr>
+          <w:rFonts w:ascii="Times New Roman" w:hAnsi="Times New Roman"/>
+          <w:sz w:val="30"/>
+          <w:szCs w:val="30"/>
+        </w:rPr>
+      </w:pPr>
+      <w:r>
+        <w:rPr>
+          <w:rFonts w:ascii="Times New Roman" w:hAnsi="Times New Roman"/>
+          <w:sz w:val="30"/>
+          <w:szCs w:val="30"/>
+        </w:rPr>
+        <w:t>Type Hinting trong Python là gì?</w:t>
+      </w:r>
+    </w:p>
+    <w:p>
+      <w:pPr>
+        <w:pStyle w:val="Normal"/>
+        <w:ind w:hanging="0" w:start="-540" w:end="-449"/>
+        <w:rPr>
+          <w:rFonts w:ascii="Times New Roman" w:hAnsi="Times New Roman"/>
+          <w:sz w:val="30"/>
+          <w:szCs w:val="30"/>
+        </w:rPr>
+      </w:pPr>
+      <w:r>
+        <w:rPr>
+          <w:rFonts w:ascii="Times New Roman" w:hAnsi="Times New Roman"/>
+          <w:sz w:val="30"/>
+          <w:szCs w:val="30"/>
+        </w:rPr>
+        <w:t>Trong Python, type hinting là cách chỉ định kiểu dữ liệu dự kiến cho biến, tham số hoặc giá trị trả về của hàm mà không ảnh hưởng đến việc thực thi code, giúp code dễ đọc hơn và phát hiện lỗi sớm mà không ép kiểu tại runtime.</w:t>
+      </w:r>
+    </w:p>
+    <w:p>
+      <w:pPr>
+        <w:pStyle w:val="Normal"/>
+        <w:ind w:hanging="0" w:start="-540" w:end="-449"/>
+        <w:rPr>
+          <w:rFonts w:ascii="Times New Roman" w:hAnsi="Times New Roman"/>
+          <w:sz w:val="30"/>
+          <w:szCs w:val="30"/>
+        </w:rPr>
+      </w:pPr>
+      <w:r>
+        <w:rPr>
+          <w:rFonts w:ascii="Times New Roman" w:hAnsi="Times New Roman"/>
+          <w:sz w:val="30"/>
+          <w:szCs w:val="30"/>
+        </w:rPr>
+      </w:r>
+    </w:p>
+    <w:p>
+      <w:pPr>
+        <w:pStyle w:val="Normal"/>
+        <w:ind w:hanging="0" w:start="-540" w:end="-449"/>
+        <w:rPr>
+          <w:rFonts w:ascii="Times New Roman" w:hAnsi="Times New Roman"/>
+          <w:sz w:val="30"/>
+          <w:szCs w:val="30"/>
+        </w:rPr>
+      </w:pPr>
+      <w:r>
+        <w:rPr>
+          <w:rFonts w:ascii="Times New Roman" w:hAnsi="Times New Roman"/>
+          <w:sz w:val="30"/>
+          <w:szCs w:val="30"/>
+        </w:rPr>
+        <w:t>Static Typing trong Python là gì?</w:t>
+      </w:r>
+    </w:p>
+    <w:p>
+      <w:pPr>
+        <w:pStyle w:val="Normal"/>
+        <w:ind w:hanging="0" w:start="-540" w:end="-449"/>
+        <w:rPr>
+          <w:rFonts w:ascii="Times New Roman" w:hAnsi="Times New Roman"/>
+          <w:sz w:val="30"/>
+          <w:szCs w:val="30"/>
+        </w:rPr>
+      </w:pPr>
+      <w:r>
+        <w:rPr>
+          <w:rFonts w:ascii="Times New Roman" w:hAnsi="Times New Roman"/>
+          <w:sz w:val="30"/>
+          <w:szCs w:val="30"/>
+        </w:rPr>
+        <w:t>Trong Python, static typing là khái niệm xác định kiểu dữ liệu của biến, tham số hàm hoặc giá trị trả về của hàm tại thời điểm biên dịch bằng type hints và công cụ kiểm tra kiểu. Điều này giúp phát hiện lỗi sớm và cải thiện khả năng maintain code, mặc dù Python mặc định là dynamically typed.</w:t>
+      </w:r>
+    </w:p>
+    <w:p>
+      <w:pPr>
+        <w:pStyle w:val="Normal"/>
+        <w:ind w:hanging="0" w:start="-540" w:end="-449"/>
+        <w:rPr>
+          <w:rFonts w:ascii="Times New Roman" w:hAnsi="Times New Roman"/>
+          <w:sz w:val="30"/>
+          <w:szCs w:val="30"/>
+        </w:rPr>
+      </w:pPr>
+      <w:r>
+        <w:rPr>
+          <w:rFonts w:ascii="Times New Roman" w:hAnsi="Times New Roman"/>
+          <w:sz w:val="30"/>
+          <w:szCs w:val="30"/>
+        </w:rPr>
+      </w:r>
+    </w:p>
+    <w:p>
+      <w:pPr>
+        <w:pStyle w:val="Normal"/>
+        <w:ind w:hanging="0" w:start="-540" w:end="-449"/>
+        <w:rPr>
+          <w:rFonts w:ascii="Times New Roman" w:hAnsi="Times New Roman"/>
+          <w:sz w:val="30"/>
+          <w:szCs w:val="30"/>
+        </w:rPr>
+      </w:pPr>
+      <w:r>
+        <w:rPr>
+          <w:rFonts w:ascii="Times New Roman" w:hAnsi="Times New Roman"/>
+          <w:sz w:val="30"/>
+          <w:szCs w:val="30"/>
+        </w:rPr>
+        <w:t>Dataclass trong Python là gì?</w:t>
+      </w:r>
+    </w:p>
+    <w:p>
+      <w:pPr>
+        <w:pStyle w:val="Normal"/>
+        <w:ind w:hanging="0" w:start="-540" w:end="-449"/>
+        <w:rPr>
+          <w:rFonts w:ascii="Times New Roman" w:hAnsi="Times New Roman"/>
+          <w:sz w:val="30"/>
+          <w:szCs w:val="30"/>
+        </w:rPr>
+      </w:pPr>
+      <w:r>
+        <w:rPr>
+          <w:rFonts w:ascii="Times New Roman" w:hAnsi="Times New Roman"/>
+          <w:sz w:val="30"/>
+          <w:szCs w:val="30"/>
+        </w:rPr>
+        <w:t>Trong Python, dataclass là cách tạo class chuyên lưu trữ dữ liệu, Python tự động sinh các phương thức thường dùng như __init__(), __repr__(), __eq__(). Nó giúp giảm boilerplate code khi định nghĩa class làm model, cấu trúc dữ liệu hoặc DTO, và được sử dụng bằng decorator @dataclass từ module dataclasses.</w:t>
+      </w:r>
+    </w:p>
+    <w:p>
+      <w:pPr>
+        <w:pStyle w:val="Normal"/>
+        <w:ind w:hanging="0" w:start="-540" w:end="-449"/>
+        <w:rPr>
+          <w:rFonts w:ascii="Times New Roman" w:hAnsi="Times New Roman"/>
+          <w:sz w:val="30"/>
+          <w:szCs w:val="30"/>
+        </w:rPr>
+      </w:pPr>
+      <w:r>
+        <w:rPr>
+          <w:rFonts w:ascii="Times New Roman" w:hAnsi="Times New Roman"/>
+          <w:sz w:val="30"/>
+          <w:szCs w:val="30"/>
+        </w:rPr>
+      </w:r>
+    </w:p>
+    <w:p>
+      <w:pPr>
+        <w:pStyle w:val="Normal"/>
+        <w:ind w:hanging="0" w:start="-540" w:end="-449"/>
+        <w:rPr>
+          <w:rFonts w:ascii="Times New Roman" w:hAnsi="Times New Roman"/>
+          <w:sz w:val="30"/>
+          <w:szCs w:val="30"/>
+        </w:rPr>
+      </w:pPr>
+      <w:r>
+        <w:rPr>
+          <w:rFonts w:ascii="Times New Roman" w:hAnsi="Times New Roman"/>
+          <w:sz w:val="30"/>
+          <w:szCs w:val="30"/>
+        </w:rPr>
+        <w:t>Boilerplate code trong python là gì?</w:t>
+      </w:r>
+    </w:p>
+    <w:p>
+      <w:pPr>
+        <w:pStyle w:val="Normal"/>
+        <w:ind w:hanging="0" w:start="-540" w:end="-449"/>
+        <w:rPr>
+          <w:rFonts w:ascii="Times New Roman" w:hAnsi="Times New Roman"/>
+          <w:sz w:val="30"/>
+          <w:szCs w:val="30"/>
+        </w:rPr>
+      </w:pPr>
+      <w:r>
+        <w:rPr>
+          <w:rFonts w:ascii="Times New Roman" w:hAnsi="Times New Roman"/>
+          <w:sz w:val="30"/>
+          <w:szCs w:val="30"/>
+        </w:rPr>
+        <w:t>Boilerplate code trong Python là những đoạn code lặp đi lặp lại, cần thiết về mặt cú pháp hoặc cấu trúc nhưng không chứa logic nghiệp vụ chính.</w:t>
+      </w:r>
+    </w:p>
+    <w:p>
+      <w:pPr>
+        <w:pStyle w:val="Normal"/>
+        <w:ind w:hanging="0" w:start="-540" w:end="-449"/>
+        <w:rPr>
+          <w:rFonts w:ascii="Times New Roman" w:hAnsi="Times New Roman"/>
+          <w:sz w:val="30"/>
+          <w:szCs w:val="30"/>
+        </w:rPr>
+      </w:pPr>
+      <w:r>
+        <w:rPr>
+          <w:rFonts w:ascii="Times New Roman" w:hAnsi="Times New Roman"/>
+          <w:sz w:val="30"/>
+          <w:szCs w:val="30"/>
+        </w:rPr>
+      </w:r>
+    </w:p>
+    <w:p>
+      <w:pPr>
+        <w:pStyle w:val="Normal"/>
+        <w:ind w:hanging="0" w:start="-540" w:end="-449"/>
+        <w:rPr>
+          <w:rFonts w:ascii="Times New Roman" w:hAnsi="Times New Roman"/>
+          <w:sz w:val="30"/>
+          <w:szCs w:val="30"/>
+        </w:rPr>
+      </w:pPr>
+      <w:r>
+        <w:rPr>
+          <w:rFonts w:ascii="Times New Roman" w:hAnsi="Times New Roman"/>
+          <w:sz w:val="30"/>
+          <w:szCs w:val="30"/>
+        </w:rPr>
+        <w:t>Coroutine trong Python là gì?</w:t>
+      </w:r>
+    </w:p>
+    <w:p>
+      <w:pPr>
+        <w:pStyle w:val="Normal"/>
+        <w:ind w:hanging="0" w:start="-540" w:end="-449"/>
+        <w:rPr>
+          <w:rFonts w:ascii="Times New Roman" w:hAnsi="Times New Roman"/>
+          <w:sz w:val="30"/>
+          <w:szCs w:val="30"/>
+        </w:rPr>
+      </w:pPr>
+      <w:r>
+        <w:rPr>
+          <w:rFonts w:ascii="Times New Roman" w:hAnsi="Times New Roman"/>
+          <w:sz w:val="30"/>
+          <w:szCs w:val="30"/>
+        </w:rPr>
+        <w:t>Trong Python, coroutine là hàm đặc biệt có thể tạm dừng và tiếp tục thực thi, thường dùng cho lập trình bất đồng bộ (async) hoặc lập trình đồng thời nhẹ (concurrent). Coroutine được định nghĩa bằng async def và được chạy bằng await hoặc thông qua vòng lặp sự kiện (asyncio).</w:t>
+      </w:r>
+    </w:p>
+    <w:p>
+      <w:pPr>
+        <w:pStyle w:val="Normal"/>
+        <w:ind w:hanging="0" w:start="-540" w:end="-449"/>
+        <w:rPr>
+          <w:rFonts w:ascii="Times New Roman" w:hAnsi="Times New Roman"/>
+          <w:sz w:val="30"/>
+          <w:szCs w:val="30"/>
+        </w:rPr>
+      </w:pPr>
+      <w:r>
+        <w:rPr>
+          <w:rFonts w:ascii="Times New Roman" w:hAnsi="Times New Roman"/>
+          <w:sz w:val="30"/>
+          <w:szCs w:val="30"/>
+        </w:rPr>
+      </w:r>
+    </w:p>
+    <w:p>
+      <w:pPr>
+        <w:pStyle w:val="Normal"/>
+        <w:ind w:hanging="0" w:start="-540" w:end="-449"/>
+        <w:rPr>
+          <w:rFonts w:ascii="Times New Roman" w:hAnsi="Times New Roman"/>
+          <w:sz w:val="30"/>
+          <w:szCs w:val="30"/>
+        </w:rPr>
+      </w:pPr>
+      <w:r>
+        <w:rPr>
+          <w:rFonts w:ascii="Times New Roman" w:hAnsi="Times New Roman"/>
+          <w:sz w:val="30"/>
+          <w:szCs w:val="30"/>
+        </w:rPr>
+        <w:t>async, await trong Python là gì?</w:t>
+      </w:r>
+    </w:p>
+    <w:p>
+      <w:pPr>
+        <w:pStyle w:val="Normal"/>
+        <w:ind w:hanging="0" w:start="-540" w:end="-449"/>
+        <w:rPr>
+          <w:rFonts w:ascii="Times New Roman" w:hAnsi="Times New Roman"/>
+          <w:sz w:val="30"/>
+          <w:szCs w:val="30"/>
+        </w:rPr>
+      </w:pPr>
+      <w:r>
+        <w:rPr>
+          <w:rFonts w:ascii="Times New Roman" w:hAnsi="Times New Roman"/>
+          <w:sz w:val="30"/>
+          <w:szCs w:val="30"/>
+        </w:rPr>
+        <w:t>Trong Python, async và await là cú pháp để viết lập trình bất đồng bộ, giúp chạy các tác vụ mà không block chương trình. async dùng để định nghĩa một coroutine, tức hàm có thể tạm dừng và tiếp tục thực thi, còn await dùng để chờ một coroutine khác hoàn thành, tạm dừng coroutine hiện tại mà không chặn toàn bộ chương trình.</w:t>
+      </w:r>
+    </w:p>
+    <w:p>
+      <w:pPr>
+        <w:pStyle w:val="Normal"/>
+        <w:ind w:hanging="0" w:start="-540" w:end="-449"/>
+        <w:rPr>
+          <w:rFonts w:ascii="Times New Roman" w:hAnsi="Times New Roman"/>
+          <w:sz w:val="30"/>
+          <w:szCs w:val="30"/>
+        </w:rPr>
+      </w:pPr>
+      <w:r>
+        <w:rPr>
+          <w:rFonts w:ascii="Times New Roman" w:hAnsi="Times New Roman"/>
+          <w:sz w:val="30"/>
+          <w:szCs w:val="30"/>
+        </w:rPr>
+      </w:r>
+    </w:p>
+    <w:p>
+      <w:pPr>
+        <w:pStyle w:val="Normal"/>
+        <w:ind w:hanging="0" w:start="-540" w:end="-449"/>
+        <w:rPr>
+          <w:rFonts w:ascii="Times New Roman" w:hAnsi="Times New Roman"/>
+          <w:sz w:val="30"/>
+          <w:szCs w:val="30"/>
+        </w:rPr>
+      </w:pPr>
+      <w:r>
+        <w:rPr>
+          <w:rFonts w:ascii="Times New Roman" w:hAnsi="Times New Roman"/>
+          <w:sz w:val="30"/>
+          <w:szCs w:val="30"/>
+        </w:rPr>
+        <w:t>GIL trong Python là gì?</w:t>
+      </w:r>
+    </w:p>
+    <w:p>
+      <w:pPr>
+        <w:pStyle w:val="Normal"/>
+        <w:ind w:hanging="0" w:start="-540" w:end="-449"/>
+        <w:rPr>
+          <w:rFonts w:ascii="Times New Roman" w:hAnsi="Times New Roman"/>
+          <w:sz w:val="30"/>
+          <w:szCs w:val="30"/>
+        </w:rPr>
+      </w:pPr>
+      <w:r>
+        <w:rPr>
+          <w:rFonts w:ascii="Times New Roman" w:hAnsi="Times New Roman"/>
+          <w:sz w:val="30"/>
+          <w:szCs w:val="30"/>
+        </w:rPr>
+      </w:r>
+    </w:p>
+    <w:p>
+      <w:pPr>
+        <w:pStyle w:val="Normal"/>
+        <w:ind w:hanging="0" w:start="-540" w:end="-449"/>
+        <w:rPr>
+          <w:rFonts w:ascii="Times New Roman" w:hAnsi="Times New Roman"/>
+          <w:sz w:val="30"/>
+          <w:szCs w:val="30"/>
+        </w:rPr>
+      </w:pPr>
+      <w:r>
+        <w:rPr>
+          <w:rFonts w:ascii="Times New Roman" w:hAnsi="Times New Roman"/>
+          <w:sz w:val="30"/>
+          <w:szCs w:val="30"/>
+        </w:rPr>
+        <w:t>Trong Python, GIL là khóa toàn cục được trình thông dịch 'interpreter' sử dụng để đảm bảo chỉ một thread Python thực thi bytecode tại một thời điểm, nhằm bảo vệ bộ nhớ nội bộ và các cấu trúc dữ liệu khỏi race condition. Tuy nhiên, GIL có thể làm giảm hiệu năng khi dùng multi-threading cho các tác vụ tính toán nặng (CPU-bound).</w:t>
+      </w:r>
+    </w:p>
+    <w:p>
+      <w:pPr>
+        <w:pStyle w:val="Normal"/>
+        <w:ind w:hanging="0" w:start="-540" w:end="-449"/>
+        <w:rPr>
+          <w:rFonts w:ascii="Times New Roman" w:hAnsi="Times New Roman"/>
+          <w:sz w:val="30"/>
+          <w:szCs w:val="30"/>
+        </w:rPr>
+      </w:pPr>
+      <w:r>
+        <w:rPr>
+          <w:rFonts w:ascii="Times New Roman" w:hAnsi="Times New Roman"/>
+          <w:sz w:val="30"/>
+          <w:szCs w:val="30"/>
+        </w:rPr>
+      </w:r>
+    </w:p>
+    <w:p>
+      <w:pPr>
+        <w:pStyle w:val="Normal"/>
+        <w:ind w:hanging="0" w:start="-540" w:end="-449"/>
+        <w:rPr>
+          <w:rFonts w:ascii="Times New Roman" w:hAnsi="Times New Roman"/>
+          <w:sz w:val="30"/>
+          <w:szCs w:val="30"/>
+        </w:rPr>
+      </w:pPr>
+      <w:r>
+        <w:rPr>
+          <w:rFonts w:ascii="Times New Roman" w:hAnsi="Times New Roman"/>
+          <w:sz w:val="30"/>
+          <w:szCs w:val="30"/>
+        </w:rPr>
+        <w:t>Bytecode trong Python là gì?</w:t>
+      </w:r>
+    </w:p>
+    <w:p>
+      <w:pPr>
+        <w:pStyle w:val="Normal"/>
+        <w:ind w:hanging="0" w:start="-540" w:end="-449"/>
+        <w:rPr>
+          <w:rFonts w:ascii="Times New Roman" w:hAnsi="Times New Roman"/>
+          <w:sz w:val="30"/>
+          <w:szCs w:val="30"/>
+        </w:rPr>
+      </w:pPr>
+      <w:r>
+        <w:rPr>
+          <w:rFonts w:ascii="Times New Roman" w:hAnsi="Times New Roman"/>
+          <w:sz w:val="30"/>
+          <w:szCs w:val="30"/>
+        </w:rPr>
+        <w:t>Trong Python, bytecode là phiên bản trung gian của mã nguồn đã được biên dịch, nằm giữa source code và mã máy. Bytecode chạy trên Python Virtual Machine thay vì trực tiếp trên CPU, không cần biên dịch lại mỗi lần thực thi, giúp chương trình chạy nhanh hơn và giữ code độc lập nền tảng, tức là biên dịch một lần có thể chạy trên nhiều nền tảng khác nhau.</w:t>
+      </w:r>
+    </w:p>
+    <w:p>
+      <w:pPr>
+        <w:pStyle w:val="Normal"/>
+        <w:ind w:hanging="0" w:start="-540" w:end="-449"/>
+        <w:rPr>
+          <w:rFonts w:ascii="Times New Roman" w:hAnsi="Times New Roman"/>
+          <w:sz w:val="30"/>
+          <w:szCs w:val="30"/>
+        </w:rPr>
+      </w:pPr>
+      <w:r>
+        <w:rPr>
+          <w:rFonts w:ascii="Times New Roman" w:hAnsi="Times New Roman"/>
+          <w:sz w:val="30"/>
+          <w:szCs w:val="30"/>
+        </w:rPr>
+      </w:r>
+    </w:p>
+    <w:p>
+      <w:pPr>
+        <w:pStyle w:val="Normal"/>
+        <w:ind w:hanging="0" w:start="-540" w:end="-449"/>
+        <w:rPr>
+          <w:rFonts w:ascii="Times New Roman" w:hAnsi="Times New Roman"/>
+          <w:sz w:val="30"/>
+          <w:szCs w:val="30"/>
+        </w:rPr>
+      </w:pPr>
+      <w:r>
+        <w:rPr>
+          <w:rFonts w:ascii="Times New Roman" w:hAnsi="Times New Roman"/>
+          <w:sz w:val="30"/>
+          <w:szCs w:val="30"/>
+        </w:rPr>
+        <w:t>Python Virtual Machine trong Python là gì?</w:t>
+      </w:r>
+    </w:p>
+    <w:p>
+      <w:pPr>
+        <w:pStyle w:val="Normal"/>
+        <w:ind w:hanging="0" w:start="-540" w:end="-449"/>
+        <w:rPr>
+          <w:rFonts w:ascii="Times New Roman" w:hAnsi="Times New Roman"/>
+          <w:sz w:val="30"/>
+          <w:szCs w:val="30"/>
+        </w:rPr>
+      </w:pPr>
+      <w:r>
+        <w:rPr>
+          <w:rFonts w:ascii="Times New Roman" w:hAnsi="Times New Roman"/>
+          <w:sz w:val="30"/>
+          <w:szCs w:val="30"/>
+        </w:rPr>
+        <w:t>Trong Python, Python Virtual Machine (PVM) là máy ảo chịu trách nhiệm thực thi bytecode, quản lý bộ nhớ, stack và gọi các hàm built-in. Bytecode không chạy trực tiếp trên CPU mà được PVM thực thi, nhờ đó Python độc lập nền tảng, tức bytecode có thể chạy trên nhiều hệ điều hành khác nhau mà không cần biên dịch lại.</w:t>
+      </w:r>
+    </w:p>
+    <w:p>
+      <w:pPr>
+        <w:pStyle w:val="Normal"/>
+        <w:ind w:hanging="0" w:start="-540" w:end="-449"/>
+        <w:rPr>
+          <w:rFonts w:ascii="Times New Roman" w:hAnsi="Times New Roman"/>
+          <w:sz w:val="30"/>
+          <w:szCs w:val="30"/>
+        </w:rPr>
+      </w:pPr>
+      <w:r>
+        <w:rPr>
+          <w:rFonts w:ascii="Times New Roman" w:hAnsi="Times New Roman"/>
+          <w:sz w:val="30"/>
+          <w:szCs w:val="30"/>
+        </w:rPr>
+      </w:r>
+    </w:p>
+    <w:p>
+      <w:pPr>
+        <w:pStyle w:val="Normal"/>
+        <w:ind w:hanging="0" w:start="-540" w:end="-449"/>
+        <w:rPr>
+          <w:rFonts w:ascii="Times New Roman" w:hAnsi="Times New Roman"/>
+          <w:sz w:val="30"/>
+          <w:szCs w:val="30"/>
+        </w:rPr>
+      </w:pPr>
+      <w:r>
+        <w:rPr>
+          <w:rFonts w:ascii="Times New Roman" w:hAnsi="Times New Roman"/>
+          <w:sz w:val="30"/>
+          <w:szCs w:val="30"/>
+        </w:rPr>
+        <w:t>Iterable Comprehension trong Python là gì?</w:t>
+      </w:r>
+    </w:p>
+    <w:p>
+      <w:pPr>
+        <w:pStyle w:val="Normal"/>
+        <w:ind w:hanging="0" w:start="-540" w:end="-449"/>
+        <w:rPr>
+          <w:rFonts w:ascii="Times New Roman" w:hAnsi="Times New Roman"/>
+          <w:sz w:val="30"/>
+          <w:szCs w:val="30"/>
+        </w:rPr>
+      </w:pPr>
+      <w:r>
+        <w:rPr>
+          <w:rFonts w:ascii="Times New Roman" w:hAnsi="Times New Roman"/>
+          <w:sz w:val="30"/>
+          <w:szCs w:val="30"/>
+        </w:rPr>
+        <w:t>Trong Python, iterable comprehension là cú pháp ngắn gọn để tạo iterable như list, set, dict hoặc generator từ một biểu thức kết hợp với vòng lặp, giúp code gọn, rõ ràng và Pythonic hơn. Các dạng chính bao gồm: list comprehension, set comprehension, dict comprehension và generator expression.</w:t>
+      </w:r>
+    </w:p>
+    <w:p>
+      <w:pPr>
+        <w:pStyle w:val="Normal"/>
+        <w:ind w:hanging="0" w:start="-540" w:end="-449"/>
+        <w:rPr>
+          <w:rFonts w:ascii="Times New Roman" w:hAnsi="Times New Roman"/>
+          <w:sz w:val="30"/>
+          <w:szCs w:val="30"/>
+        </w:rPr>
+      </w:pPr>
+      <w:r>
+        <w:rPr>
+          <w:rFonts w:ascii="Times New Roman" w:hAnsi="Times New Roman"/>
+          <w:sz w:val="30"/>
+          <w:szCs w:val="30"/>
+        </w:rPr>
+      </w:r>
+    </w:p>
+    <w:p>
+      <w:pPr>
+        <w:pStyle w:val="Normal"/>
+        <w:ind w:hanging="0" w:start="-540" w:end="-449"/>
+        <w:rPr>
+          <w:rFonts w:ascii="Times New Roman" w:hAnsi="Times New Roman"/>
+          <w:sz w:val="30"/>
+          <w:szCs w:val="30"/>
+        </w:rPr>
+      </w:pPr>
+      <w:r>
+        <w:rPr>
+          <w:rFonts w:ascii="Times New Roman" w:hAnsi="Times New Roman"/>
+          <w:sz w:val="30"/>
+          <w:szCs w:val="30"/>
+        </w:rPr>
+        <w:t>Monkey Patching trong Python là gì?</w:t>
+      </w:r>
+    </w:p>
+    <w:p>
+      <w:pPr>
+        <w:pStyle w:val="Normal"/>
+        <w:ind w:hanging="0" w:start="-540" w:end="-449"/>
+        <w:rPr>
+          <w:rFonts w:ascii="Times New Roman" w:hAnsi="Times New Roman"/>
+          <w:sz w:val="30"/>
+          <w:szCs w:val="30"/>
+        </w:rPr>
+      </w:pPr>
+      <w:r>
+        <w:rPr>
+          <w:rFonts w:ascii="Times New Roman" w:hAnsi="Times New Roman"/>
+          <w:sz w:val="30"/>
+          <w:szCs w:val="30"/>
+        </w:rPr>
+        <w:t>Trong Python, monkey patching là kỹ thuật thay đổi hoặc mở rộng hành vi của module, class hoặc object tại runtime, tức là thay đổi code đã tồn tại mà không cần sửa trực tiếp source code gốc. Kỹ thuật này thường dùng để sửa lỗi tạm thời, thêm tính năng hoặc mock object trong testing, nhưng cần thận trọng vì có thể gây ra side-effect không mong muốn và khó debug.</w:t>
+      </w:r>
+    </w:p>
+    <w:p>
+      <w:pPr>
+        <w:pStyle w:val="Normal"/>
+        <w:ind w:hanging="0" w:start="-540" w:end="-449"/>
+        <w:rPr>
+          <w:rFonts w:ascii="Times New Roman" w:hAnsi="Times New Roman"/>
+          <w:sz w:val="30"/>
+          <w:szCs w:val="30"/>
+        </w:rPr>
+      </w:pPr>
+      <w:r>
+        <w:rPr>
+          <w:rFonts w:ascii="Times New Roman" w:hAnsi="Times New Roman"/>
+          <w:sz w:val="30"/>
+          <w:szCs w:val="30"/>
+        </w:rPr>
+      </w:r>
+    </w:p>
+    <w:p>
+      <w:pPr>
+        <w:pStyle w:val="Normal"/>
+        <w:ind w:hanging="0" w:start="-540" w:end="-449"/>
+        <w:rPr>
+          <w:rFonts w:ascii="Times New Roman" w:hAnsi="Times New Roman"/>
+          <w:sz w:val="30"/>
+          <w:szCs w:val="30"/>
+        </w:rPr>
+      </w:pPr>
+      <w:r>
+        <w:rPr>
+          <w:rFonts w:ascii="Times New Roman" w:hAnsi="Times New Roman"/>
+          <w:sz w:val="30"/>
+          <w:szCs w:val="30"/>
+        </w:rPr>
+        <w:t>Reflection trong Python là gì?</w:t>
+      </w:r>
+    </w:p>
+    <w:p>
+      <w:pPr>
+        <w:pStyle w:val="Normal"/>
+        <w:ind w:hanging="0" w:start="-540" w:end="-449"/>
+        <w:rPr>
+          <w:rFonts w:ascii="Times New Roman" w:hAnsi="Times New Roman"/>
+          <w:sz w:val="30"/>
+          <w:szCs w:val="30"/>
+        </w:rPr>
+      </w:pPr>
+      <w:r>
+        <w:rPr>
+          <w:rFonts w:ascii="Times New Roman" w:hAnsi="Times New Roman"/>
+          <w:sz w:val="30"/>
+          <w:szCs w:val="30"/>
+        </w:rPr>
+        <w:t>Trong Python, reflection là khả năng kiểm tra, truy cập và thay đổi thuộc tính hoặc phương thức của object tại runtime, thường được sử dụng trong framework, ORM, testing hoặc plugin system.</w:t>
+      </w:r>
+    </w:p>
+    <w:p>
+      <w:pPr>
+        <w:pStyle w:val="Normal"/>
+        <w:ind w:hanging="0" w:start="-540" w:end="-449"/>
+        <w:rPr>
+          <w:rFonts w:ascii="Times New Roman" w:hAnsi="Times New Roman"/>
+          <w:sz w:val="30"/>
+          <w:szCs w:val="30"/>
+        </w:rPr>
+      </w:pPr>
+      <w:r>
+        <w:rPr>
+          <w:rFonts w:ascii="Times New Roman" w:hAnsi="Times New Roman"/>
+          <w:sz w:val="30"/>
+          <w:szCs w:val="30"/>
+        </w:rPr>
+      </w:r>
+    </w:p>
+    <w:p>
+      <w:pPr>
+        <w:pStyle w:val="Normal"/>
+        <w:ind w:hanging="0" w:start="-540" w:end="-449"/>
+        <w:rPr>
+          <w:rFonts w:ascii="Times New Roman" w:hAnsi="Times New Roman"/>
+          <w:sz w:val="30"/>
+          <w:szCs w:val="30"/>
+        </w:rPr>
+      </w:pPr>
+      <w:r>
+        <w:rPr>
+          <w:rFonts w:ascii="Times New Roman" w:hAnsi="Times New Roman"/>
+          <w:sz w:val="30"/>
+          <w:szCs w:val="30"/>
+        </w:rPr>
+        <w:t>Introspection trong Python là gì?</w:t>
+      </w:r>
+    </w:p>
+    <w:p>
+      <w:pPr>
+        <w:pStyle w:val="Normal"/>
+        <w:ind w:hanging="0" w:start="-540" w:end="-449"/>
+        <w:rPr>
+          <w:rFonts w:ascii="Times New Roman" w:hAnsi="Times New Roman"/>
+          <w:sz w:val="30"/>
+          <w:szCs w:val="30"/>
+        </w:rPr>
+      </w:pPr>
+      <w:r>
+        <w:rPr>
+          <w:rFonts w:ascii="Times New Roman" w:hAnsi="Times New Roman"/>
+          <w:sz w:val="30"/>
+          <w:szCs w:val="30"/>
+        </w:rPr>
+      </w:r>
+    </w:p>
+    <w:p>
+      <w:pPr>
+        <w:pStyle w:val="Normal"/>
+        <w:ind w:hanging="0" w:start="-540" w:end="-449"/>
+        <w:rPr>
+          <w:rFonts w:ascii="Times New Roman" w:hAnsi="Times New Roman"/>
+          <w:sz w:val="30"/>
+          <w:szCs w:val="30"/>
+        </w:rPr>
+      </w:pPr>
+      <w:r>
+        <w:rPr>
+          <w:rFonts w:ascii="Times New Roman" w:hAnsi="Times New Roman"/>
+          <w:sz w:val="30"/>
+          <w:szCs w:val="30"/>
+        </w:rPr>
+        <w:t>Trong Python, introspection là khả năng tự xem xét thông tin về object, kiểu dữ liệu, phương thức hoặc thuộc tính của chúng tại runtime, thường dùng để kiểm tra kiểu, danh sách phương thức hoặc docstring. Khác với reflection, introspection chỉ đọc thông tin mà không thay đổi object.</w:t>
+      </w:r>
+    </w:p>
+    <w:p>
+      <w:pPr>
+        <w:pStyle w:val="Normal"/>
+        <w:ind w:hanging="0" w:start="-540" w:end="-449"/>
+        <w:rPr>
+          <w:rFonts w:ascii="Times New Roman" w:hAnsi="Times New Roman"/>
+          <w:sz w:val="30"/>
+          <w:szCs w:val="30"/>
+        </w:rPr>
+      </w:pPr>
+      <w:r>
+        <w:rPr>
+          <w:rFonts w:ascii="Times New Roman" w:hAnsi="Times New Roman"/>
+          <w:sz w:val="30"/>
+          <w:szCs w:val="30"/>
+        </w:rPr>
+      </w:r>
+    </w:p>
+    <w:p>
+      <w:pPr>
+        <w:pStyle w:val="Normal"/>
+        <w:ind w:hanging="0" w:start="-540" w:end="-449"/>
+        <w:rPr>
+          <w:rFonts w:ascii="Times New Roman" w:hAnsi="Times New Roman"/>
+          <w:sz w:val="30"/>
+          <w:szCs w:val="30"/>
+        </w:rPr>
+      </w:pPr>
+      <w:r>
+        <w:rPr>
+          <w:rFonts w:ascii="Times New Roman" w:hAnsi="Times New Roman"/>
+          <w:sz w:val="30"/>
+          <w:szCs w:val="30"/>
+        </w:rPr>
+        <w:t>Multiple Inheritance trong Python là gì?</w:t>
+      </w:r>
+    </w:p>
+    <w:p>
+      <w:pPr>
+        <w:pStyle w:val="Normal"/>
+        <w:ind w:hanging="0" w:start="-540" w:end="-449"/>
+        <w:rPr>
+          <w:rFonts w:ascii="Times New Roman" w:hAnsi="Times New Roman"/>
+          <w:sz w:val="30"/>
+          <w:szCs w:val="30"/>
+        </w:rPr>
+      </w:pPr>
+      <w:r>
+        <w:rPr>
+          <w:rFonts w:ascii="Times New Roman" w:hAnsi="Times New Roman"/>
+          <w:sz w:val="30"/>
+          <w:szCs w:val="30"/>
+        </w:rPr>
+        <w:t>Trong Python, multiple inheritance là khả năng một class kế thừa từ nhiều class cùng lúc, cho phép class con kết hợp hành vi và thuộc tính từ nhiều class cha. Python sử dụng linearization (MRO – Method Resolution Order) để xác định thứ tự tìm kiếm phương thức khi có xung đột. Kỹ thuật này giúp tái sử dụng code và xây dựng các class phức tạp, nhưng cần cẩn thận với xung đột tên phương thức hoặc thuộc tính.</w:t>
+      </w:r>
+    </w:p>
+    <w:p>
+      <w:pPr>
+        <w:pStyle w:val="Normal"/>
+        <w:ind w:hanging="0" w:start="-540" w:end="-449"/>
+        <w:rPr>
+          <w:rFonts w:ascii="Times New Roman" w:hAnsi="Times New Roman"/>
+          <w:sz w:val="30"/>
+          <w:szCs w:val="30"/>
+        </w:rPr>
+      </w:pPr>
+      <w:r>
+        <w:rPr>
+          <w:rFonts w:ascii="Times New Roman" w:hAnsi="Times New Roman"/>
+          <w:sz w:val="30"/>
+          <w:szCs w:val="30"/>
+        </w:rPr>
+      </w:r>
+    </w:p>
+    <w:p>
+      <w:pPr>
+        <w:pStyle w:val="Normal"/>
+        <w:ind w:hanging="0" w:start="-540" w:end="-449"/>
+        <w:rPr>
+          <w:rFonts w:ascii="Times New Roman" w:hAnsi="Times New Roman"/>
+          <w:sz w:val="30"/>
+          <w:szCs w:val="30"/>
+        </w:rPr>
+      </w:pPr>
+      <w:r>
+        <w:rPr>
+          <w:rFonts w:ascii="Times New Roman" w:hAnsi="Times New Roman"/>
+          <w:sz w:val="30"/>
+          <w:szCs w:val="30"/>
+        </w:rPr>
+        <w:t>MRO (Method Resolution Order) trong Python là gì?</w:t>
+      </w:r>
+    </w:p>
+    <w:p>
+      <w:pPr>
+        <w:pStyle w:val="Normal"/>
+        <w:ind w:hanging="0" w:start="-540" w:end="-449"/>
+        <w:rPr>
+          <w:rFonts w:ascii="Times New Roman" w:hAnsi="Times New Roman"/>
+          <w:sz w:val="30"/>
+          <w:szCs w:val="30"/>
+        </w:rPr>
+      </w:pPr>
+      <w:r>
+        <w:rPr>
+          <w:rFonts w:ascii="Times New Roman" w:hAnsi="Times New Roman"/>
+          <w:sz w:val="30"/>
+          <w:szCs w:val="30"/>
+        </w:rPr>
+        <w:t>Trong Python, MRO (Method Resolution Order) là thứ tự mà Python tra cứu phương thức hoặc thuộc tính trong class khi có kế thừa, đặc biệt với multiple inheritance. MRO xác định class nào được tra cứu trước khi gọi một phương thức. Python sử dụng thuật toán C3 linearization để xác định thứ tự này, đảm bảo tránh xung đột và tuân theo thứ tự hợp lý.</w:t>
+      </w:r>
+    </w:p>
+    <w:p>
+      <w:pPr>
+        <w:pStyle w:val="Normal"/>
+        <w:ind w:hanging="0" w:start="-540" w:end="-449"/>
+        <w:rPr>
+          <w:rFonts w:ascii="Times New Roman" w:hAnsi="Times New Roman"/>
+          <w:sz w:val="30"/>
+          <w:szCs w:val="30"/>
+        </w:rPr>
+      </w:pPr>
+      <w:r>
+        <w:rPr>
+          <w:rFonts w:ascii="Times New Roman" w:hAnsi="Times New Roman"/>
+          <w:sz w:val="30"/>
+          <w:szCs w:val="30"/>
+        </w:rPr>
+      </w:r>
+    </w:p>
+    <w:p>
+      <w:pPr>
+        <w:pStyle w:val="Normal"/>
+        <w:ind w:hanging="0" w:start="-540" w:end="-449"/>
+        <w:rPr>
+          <w:rFonts w:ascii="Times New Roman" w:hAnsi="Times New Roman"/>
+          <w:sz w:val="30"/>
+          <w:szCs w:val="30"/>
+        </w:rPr>
+      </w:pPr>
+      <w:r>
+        <w:rPr>
+          <w:rFonts w:ascii="Times New Roman" w:hAnsi="Times New Roman"/>
+          <w:sz w:val="30"/>
+          <w:szCs w:val="30"/>
+        </w:rPr>
+        <w:t>Packaging &amp; Module System trong Python là gì?</w:t>
+      </w:r>
+    </w:p>
+    <w:p>
+      <w:pPr>
+        <w:pStyle w:val="Normal"/>
+        <w:ind w:hanging="0" w:start="-540" w:end="-449"/>
+        <w:rPr>
+          <w:rFonts w:ascii="Times New Roman" w:hAnsi="Times New Roman"/>
+          <w:sz w:val="30"/>
+          <w:szCs w:val="30"/>
+        </w:rPr>
+      </w:pPr>
+      <w:r>
+        <w:rPr>
+          <w:rFonts w:ascii="Times New Roman" w:hAnsi="Times New Roman"/>
+          <w:sz w:val="30"/>
+          <w:szCs w:val="30"/>
+        </w:rPr>
+        <w:t>Trong Python, module system là cơ chế tổ chức code thành các file .py có thể import, còn packaging là quá trình đóng gói module/package để phân phối và tái sử dụng dễ dàng.</w:t>
+      </w:r>
+    </w:p>
+    <w:p>
+      <w:pPr>
+        <w:pStyle w:val="Normal"/>
+        <w:ind w:hanging="0" w:start="-540" w:end="-449"/>
+        <w:rPr>
+          <w:rFonts w:ascii="Times New Roman" w:hAnsi="Times New Roman"/>
+          <w:sz w:val="30"/>
+          <w:szCs w:val="30"/>
+        </w:rPr>
+      </w:pPr>
+      <w:r>
+        <w:rPr>
+          <w:rFonts w:ascii="Times New Roman" w:hAnsi="Times New Roman"/>
+          <w:sz w:val="30"/>
+          <w:szCs w:val="30"/>
+        </w:rPr>
+      </w:r>
+    </w:p>
+    <w:p>
+      <w:pPr>
+        <w:pStyle w:val="Normal"/>
+        <w:ind w:hanging="0" w:start="-540" w:end="-449"/>
+        <w:rPr>
+          <w:rFonts w:ascii="Times New Roman" w:hAnsi="Times New Roman"/>
+          <w:sz w:val="30"/>
+          <w:szCs w:val="30"/>
+        </w:rPr>
+      </w:pPr>
+      <w:r>
+        <w:rPr>
+          <w:rFonts w:ascii="Times New Roman" w:hAnsi="Times New Roman"/>
+          <w:sz w:val="30"/>
+          <w:szCs w:val="30"/>
+        </w:rPr>
+        <w:t>Memoization / Caching trong Python là gì?</w:t>
+      </w:r>
+    </w:p>
+    <w:p>
+      <w:pPr>
+        <w:pStyle w:val="Normal"/>
+        <w:ind w:hanging="0" w:start="-540" w:end="-449"/>
+        <w:rPr>
+          <w:rFonts w:ascii="Times New Roman" w:hAnsi="Times New Roman"/>
+          <w:sz w:val="30"/>
+          <w:szCs w:val="30"/>
+        </w:rPr>
+      </w:pPr>
+      <w:r>
+        <w:rPr>
+          <w:rFonts w:ascii="Times New Roman" w:hAnsi="Times New Roman"/>
+          <w:sz w:val="30"/>
+          <w:szCs w:val="30"/>
+        </w:rPr>
+        <w:t>Trong Python, memoization là kỹ thuật tối ưu hóa bằng cách lưu trữ kết quả của hàm khi đã tính toán trước đó để tái sử dụng khi gọi lại với cùng đối số, giúp tối ưu hiệu năng, thường áp dụng cho các hàm đệ quy hoặc tốn kém về tính toán.</w:t>
+      </w:r>
+    </w:p>
+    <w:p>
+      <w:pPr>
+        <w:pStyle w:val="Normal"/>
+        <w:ind w:hanging="0" w:start="-540" w:end="-449"/>
+        <w:rPr>
+          <w:rFonts w:ascii="Times New Roman" w:hAnsi="Times New Roman"/>
+          <w:sz w:val="30"/>
+          <w:szCs w:val="30"/>
+        </w:rPr>
+      </w:pPr>
+      <w:r>
+        <w:rPr>
+          <w:rFonts w:ascii="Times New Roman" w:hAnsi="Times New Roman"/>
+          <w:sz w:val="30"/>
+          <w:szCs w:val="30"/>
+        </w:rPr>
+      </w:r>
+    </w:p>
+    <w:p>
+      <w:pPr>
+        <w:pStyle w:val="Normal"/>
+        <w:ind w:hanging="0" w:start="-540" w:end="-449"/>
+        <w:rPr>
+          <w:rFonts w:ascii="Times New Roman" w:hAnsi="Times New Roman"/>
+          <w:sz w:val="30"/>
+          <w:szCs w:val="30"/>
+        </w:rPr>
+      </w:pPr>
+      <w:r>
+        <w:rPr>
+          <w:rFonts w:ascii="Times New Roman" w:hAnsi="Times New Roman"/>
+          <w:sz w:val="30"/>
+          <w:szCs w:val="30"/>
+        </w:rPr>
+        <w:t>Pattern Matching trong Python là gì?</w:t>
+      </w:r>
+    </w:p>
+    <w:p>
+      <w:pPr>
+        <w:pStyle w:val="Normal"/>
+        <w:ind w:hanging="0" w:start="-540" w:end="-449"/>
+        <w:rPr>
+          <w:rFonts w:ascii="Times New Roman" w:hAnsi="Times New Roman"/>
+          <w:sz w:val="30"/>
+          <w:szCs w:val="30"/>
+        </w:rPr>
+      </w:pPr>
+      <w:r>
+        <w:rPr>
+          <w:rFonts w:ascii="Times New Roman" w:hAnsi="Times New Roman"/>
+          <w:sz w:val="30"/>
+          <w:szCs w:val="30"/>
+        </w:rPr>
+        <w:t>Trong Python, Pattern matching là cú pháp match…case để kiểm tra và trích xuất dữ liệu từ các cấu trúc phức tạp theo mẫu, giúp code dễ đọc và Pythonic hơn so với nhiều if/elif.</w:t>
+      </w:r>
+    </w:p>
+    <w:p>
+      <w:pPr>
+        <w:pStyle w:val="Normal"/>
+        <w:ind w:hanging="0" w:start="-540" w:end="-449"/>
+        <w:rPr>
+          <w:rFonts w:ascii="Times New Roman" w:hAnsi="Times New Roman"/>
+          <w:sz w:val="30"/>
+          <w:szCs w:val="30"/>
+        </w:rPr>
+      </w:pPr>
+      <w:r>
+        <w:rPr>
+          <w:rFonts w:ascii="Times New Roman" w:hAnsi="Times New Roman"/>
+          <w:sz w:val="30"/>
+          <w:szCs w:val="30"/>
+        </w:rPr>
+      </w:r>
+    </w:p>
+    <w:p>
+      <w:pPr>
+        <w:pStyle w:val="Normal"/>
+        <w:ind w:hanging="0" w:start="-540" w:end="-449"/>
+        <w:rPr>
+          <w:rFonts w:ascii="Times New Roman" w:hAnsi="Times New Roman"/>
+          <w:sz w:val="30"/>
+          <w:szCs w:val="30"/>
+        </w:rPr>
+      </w:pPr>
+      <w:r>
+        <w:rPr>
+          <w:rFonts w:ascii="Times New Roman" w:hAnsi="Times New Roman"/>
+          <w:sz w:val="30"/>
+          <w:szCs w:val="30"/>
+        </w:rPr>
+        <w:t>Foreign Function Interface trong Python là gì?</w:t>
+      </w:r>
+    </w:p>
+    <w:p>
+      <w:pPr>
+        <w:pStyle w:val="Normal"/>
+        <w:ind w:hanging="0" w:start="-540" w:end="-449"/>
+        <w:rPr>
+          <w:rFonts w:ascii="Times New Roman" w:hAnsi="Times New Roman"/>
+          <w:sz w:val="30"/>
+          <w:szCs w:val="30"/>
+        </w:rPr>
+      </w:pPr>
+      <w:r>
+        <w:rPr>
+          <w:rFonts w:ascii="Times New Roman" w:hAnsi="Times New Roman"/>
+          <w:sz w:val="30"/>
+          <w:szCs w:val="30"/>
+        </w:rPr>
+        <w:t>Foreign Function Interface (FFI) trong Python là cơ chế cho phép Python gọi và tương tác với các hàm hoặc thư viện được viết bằng ngôn ngữ khác như C hoặc C++, giúp tận dụng code và thư viện hiệu năng cao từ ngôn ngữ khác.</w:t>
+      </w:r>
+    </w:p>
+    <w:p>
+      <w:pPr>
+        <w:pStyle w:val="Normal"/>
+        <w:ind w:hanging="0" w:start="-540" w:end="-449"/>
+        <w:rPr>
+          <w:rFonts w:ascii="Times New Roman" w:hAnsi="Times New Roman"/>
+          <w:sz w:val="30"/>
+          <w:szCs w:val="30"/>
+        </w:rPr>
+      </w:pPr>
+      <w:r>
+        <w:rPr>
+          <w:rFonts w:ascii="Times New Roman" w:hAnsi="Times New Roman"/>
+          <w:sz w:val="30"/>
+          <w:szCs w:val="30"/>
+        </w:rPr>
+      </w:r>
+    </w:p>
+    <w:p>
+      <w:pPr>
+        <w:pStyle w:val="Normal"/>
+        <w:ind w:hanging="0" w:start="-540" w:end="-449"/>
+        <w:rPr>
+          <w:rFonts w:ascii="Times New Roman" w:hAnsi="Times New Roman"/>
+          <w:sz w:val="30"/>
+          <w:szCs w:val="30"/>
+        </w:rPr>
+      </w:pPr>
+      <w:r>
+        <w:rPr>
+          <w:rFonts w:ascii="Times New Roman" w:hAnsi="Times New Roman"/>
+          <w:sz w:val="30"/>
+          <w:szCs w:val="30"/>
+        </w:rPr>
+        <w:t>Concurrency Models trong Python là gì?</w:t>
+      </w:r>
+    </w:p>
+    <w:p>
+      <w:pPr>
+        <w:pStyle w:val="Normal"/>
+        <w:ind w:hanging="0" w:start="-540" w:end="-449"/>
+        <w:rPr>
+          <w:rFonts w:ascii="Times New Roman" w:hAnsi="Times New Roman"/>
+          <w:sz w:val="30"/>
+          <w:szCs w:val="30"/>
+        </w:rPr>
+      </w:pPr>
+      <w:r>
+        <w:rPr>
+          <w:rFonts w:ascii="Times New Roman" w:hAnsi="Times New Roman"/>
+          <w:sz w:val="30"/>
+          <w:szCs w:val="30"/>
+        </w:rPr>
+      </w:r>
+    </w:p>
+    <w:p>
+      <w:pPr>
+        <w:pStyle w:val="Normal"/>
+        <w:ind w:hanging="0" w:start="-540" w:end="-449"/>
+        <w:rPr>
+          <w:rFonts w:ascii="Times New Roman" w:hAnsi="Times New Roman"/>
+          <w:sz w:val="30"/>
+          <w:szCs w:val="30"/>
+        </w:rPr>
+      </w:pPr>
+      <w:r>
+        <w:rPr>
+          <w:rFonts w:ascii="Times New Roman" w:hAnsi="Times New Roman"/>
+          <w:sz w:val="30"/>
+          <w:szCs w:val="30"/>
+        </w:rPr>
+        <w:t>Trong Python, concurrency models là các mô hình lập trình cho phép thực hiện nhiều tác vụ cùng lúc hoặc đồng thời, giúp chương trình tận dụng CPU tốt hơn hoặc xử lý I/O hiệu quả. Các mô hình chính bao gồm:</w:t>
+      </w:r>
+    </w:p>
+    <w:p>
+      <w:pPr>
+        <w:pStyle w:val="Normal"/>
+        <w:ind w:hanging="0" w:start="-540" w:end="-449"/>
+        <w:rPr>
+          <w:rFonts w:ascii="Times New Roman" w:hAnsi="Times New Roman"/>
+          <w:sz w:val="30"/>
+          <w:szCs w:val="30"/>
+        </w:rPr>
+      </w:pPr>
+      <w:r>
+        <w:rPr>
+          <w:rFonts w:ascii="Times New Roman" w:hAnsi="Times New Roman"/>
+          <w:sz w:val="30"/>
+          <w:szCs w:val="30"/>
+        </w:rPr>
+        <w:t>- Multi-threading: Nhiều thread chạy đồng thời trong cùng một process. Hữu ích cho I/O-bound tasks nhưng bị hạn chế bởi GIL đối với CPU-bound tasks.</w:t>
+      </w:r>
+    </w:p>
+    <w:p>
+      <w:pPr>
+        <w:pStyle w:val="Normal"/>
+        <w:ind w:hanging="0" w:start="-540" w:end="-449"/>
+        <w:rPr>
+          <w:rFonts w:ascii="Times New Roman" w:hAnsi="Times New Roman"/>
+          <w:sz w:val="30"/>
+          <w:szCs w:val="30"/>
+        </w:rPr>
+      </w:pPr>
+      <w:r>
+        <w:rPr>
+          <w:rFonts w:ascii="Times New Roman" w:hAnsi="Times New Roman"/>
+          <w:sz w:val="30"/>
+          <w:szCs w:val="30"/>
+        </w:rPr>
+        <w:t>- Multi-processing: Nhiều process chạy song song, mỗi process có bộ nhớ riêng. Bỏ qua GIL, phù hợp cho CPU-bound tasks.</w:t>
+      </w:r>
+    </w:p>
+    <w:p>
+      <w:pPr>
+        <w:pStyle w:val="Normal"/>
+        <w:ind w:hanging="0" w:start="-540" w:end="-449"/>
+        <w:rPr>
+          <w:rFonts w:ascii="Times New Roman" w:hAnsi="Times New Roman"/>
+          <w:sz w:val="30"/>
+          <w:szCs w:val="30"/>
+        </w:rPr>
+      </w:pPr>
+      <w:r>
+        <w:rPr>
+          <w:rFonts w:ascii="Times New Roman" w:hAnsi="Times New Roman"/>
+          <w:sz w:val="30"/>
+          <w:szCs w:val="30"/>
+        </w:rPr>
+        <w:t>- Asynchronous programming (async/await): Sử dụng coroutines để thực thi tác vụ bất đồng bộ. Tốt cho I/O-bound tasks mà không cần tạo nhiều thread hay process.</w:t>
+      </w:r>
+    </w:p>
+    <w:p>
+      <w:pPr>
+        <w:pStyle w:val="Normal"/>
+        <w:ind w:hanging="0" w:start="-540" w:end="-449"/>
+        <w:rPr>
+          <w:rFonts w:ascii="Times New Roman" w:hAnsi="Times New Roman"/>
+          <w:sz w:val="30"/>
+          <w:szCs w:val="30"/>
+        </w:rPr>
+      </w:pPr>
+      <w:r>
+        <w:rPr>
+          <w:rFonts w:ascii="Times New Roman" w:hAnsi="Times New Roman"/>
+          <w:sz w:val="30"/>
+          <w:szCs w:val="30"/>
+        </w:rPr>
+        <w:t>- Green threads / Event-driven: Các thư viện như gevent hoặc asyncio triển khai lightweight threads trong một event loop.</w:t>
+      </w:r>
+    </w:p>
+    <w:p>
+      <w:pPr>
+        <w:pStyle w:val="Normal"/>
+        <w:ind w:hanging="0" w:start="-540" w:end="-449"/>
+        <w:rPr>
+          <w:rFonts w:ascii="Times New Roman" w:hAnsi="Times New Roman"/>
+          <w:sz w:val="30"/>
+          <w:szCs w:val="30"/>
+        </w:rPr>
+      </w:pPr>
+      <w:r>
+        <w:rPr>
+          <w:rFonts w:ascii="Times New Roman" w:hAnsi="Times New Roman"/>
+          <w:sz w:val="30"/>
+          <w:szCs w:val="30"/>
+        </w:rPr>
+      </w:r>
+    </w:p>
+    <w:p>
+      <w:pPr>
+        <w:pStyle w:val="Normal"/>
+        <w:ind w:hanging="0" w:start="-540" w:end="-449"/>
+        <w:rPr>
+          <w:rFonts w:ascii="Times New Roman" w:hAnsi="Times New Roman"/>
+          <w:sz w:val="30"/>
+          <w:szCs w:val="30"/>
+        </w:rPr>
+      </w:pPr>
+      <w:r>
+        <w:rPr>
+          <w:rFonts w:ascii="Times New Roman" w:hAnsi="Times New Roman"/>
+          <w:sz w:val="30"/>
+          <w:szCs w:val="30"/>
+        </w:rPr>
+        <w:t>Serialization Protocols trong Python là gì?</w:t>
+      </w:r>
+    </w:p>
+    <w:p>
+      <w:pPr>
+        <w:pStyle w:val="Normal"/>
+        <w:ind w:hanging="0" w:start="-540" w:end="-449"/>
+        <w:rPr>
+          <w:rFonts w:ascii="Times New Roman" w:hAnsi="Times New Roman"/>
+          <w:sz w:val="30"/>
+          <w:szCs w:val="30"/>
+        </w:rPr>
+      </w:pPr>
+      <w:r>
+        <w:rPr>
+          <w:rFonts w:ascii="Times New Roman" w:hAnsi="Times New Roman"/>
+          <w:sz w:val="30"/>
+          <w:szCs w:val="30"/>
+        </w:rPr>
+        <w:t>Serialization protocols trong Python là cơ chế chuyển đổi object Python thành byte stream để lưu trữ hoặc truyền qua mạng, và tái tạo object từ byte stream. Các protocol xác định cách encode/decode object, ví dụ như các version của pickle, hoặc các định dạng như JSON, Protobuf.</w:t>
+      </w:r>
+    </w:p>
+    <w:p>
+      <w:pPr>
+        <w:pStyle w:val="Normal"/>
+        <w:ind w:hanging="0" w:start="-540" w:end="-449"/>
+        <w:rPr>
+          <w:rFonts w:ascii="Times New Roman" w:hAnsi="Times New Roman"/>
+          <w:sz w:val="30"/>
+          <w:szCs w:val="30"/>
+        </w:rPr>
+      </w:pPr>
+      <w:r>
+        <w:rPr>
+          <w:rFonts w:ascii="Times New Roman" w:hAnsi="Times New Roman"/>
+          <w:sz w:val="30"/>
+          <w:szCs w:val="30"/>
+        </w:rPr>
+      </w:r>
+    </w:p>
+    <w:p>
+      <w:pPr>
+        <w:pStyle w:val="Normal"/>
+        <w:ind w:hanging="0" w:start="-540" w:end="-449"/>
+        <w:rPr>
+          <w:rFonts w:ascii="Times New Roman" w:hAnsi="Times New Roman"/>
+          <w:sz w:val="30"/>
+          <w:szCs w:val="30"/>
+        </w:rPr>
+      </w:pPr>
+      <w:r>
+        <w:rPr>
+          <w:rFonts w:ascii="Times New Roman" w:hAnsi="Times New Roman"/>
+          <w:sz w:val="30"/>
+          <w:szCs w:val="30"/>
+        </w:rPr>
+        <w:t>Python PATH là gì?</w:t>
+      </w:r>
+    </w:p>
+    <w:p>
+      <w:pPr>
+        <w:pStyle w:val="Normal"/>
+        <w:ind w:hanging="0" w:start="-540" w:end="-449"/>
+        <w:rPr>
+          <w:rFonts w:ascii="Times New Roman" w:hAnsi="Times New Roman"/>
+          <w:sz w:val="30"/>
+          <w:szCs w:val="30"/>
+        </w:rPr>
+      </w:pPr>
+      <w:r>
+        <w:rPr>
+          <w:rFonts w:ascii="Times New Roman" w:hAnsi="Times New Roman"/>
+          <w:sz w:val="30"/>
+          <w:szCs w:val="30"/>
+        </w:rPr>
+        <w:t>Python PATH là danh sách các đường dẫn mà Python dùng để tìm kiếm module và package khi thực hiện import, bao gồm thư mục hiện tại, các thư mục do người dùng chỉ định và thư mục chuẩn của Python.</w:t>
+      </w:r>
+    </w:p>
+    <w:p>
+      <w:pPr>
+        <w:pStyle w:val="Normal"/>
+        <w:ind w:hanging="0" w:start="-540" w:end="-449"/>
+        <w:rPr>
+          <w:rFonts w:ascii="Times New Roman" w:hAnsi="Times New Roman"/>
+          <w:sz w:val="30"/>
+          <w:szCs w:val="30"/>
+        </w:rPr>
+      </w:pPr>
+      <w:r>
+        <w:rPr>
+          <w:rFonts w:ascii="Times New Roman" w:hAnsi="Times New Roman"/>
+          <w:sz w:val="30"/>
+          <w:szCs w:val="30"/>
+        </w:rPr>
+      </w:r>
+    </w:p>
+    <w:p>
+      <w:pPr>
+        <w:pStyle w:val="Normal"/>
+        <w:ind w:hanging="0" w:start="-540" w:end="-449"/>
+        <w:rPr>
+          <w:rFonts w:ascii="Times New Roman" w:hAnsi="Times New Roman"/>
+          <w:sz w:val="30"/>
+          <w:szCs w:val="30"/>
+        </w:rPr>
+      </w:pPr>
+      <w:r>
+        <w:rPr>
+          <w:rFonts w:ascii="Times New Roman" w:hAnsi="Times New Roman"/>
+          <w:sz w:val="30"/>
+          <w:szCs w:val="30"/>
+        </w:rPr>
+        <w:t>Package trong Python là gì?</w:t>
+      </w:r>
+    </w:p>
+    <w:p>
+      <w:pPr>
+        <w:pStyle w:val="Normal"/>
+        <w:ind w:hanging="0" w:start="-540" w:end="-449"/>
+        <w:rPr>
+          <w:rFonts w:ascii="Times New Roman" w:hAnsi="Times New Roman"/>
+          <w:sz w:val="30"/>
+          <w:szCs w:val="30"/>
+        </w:rPr>
+      </w:pPr>
+      <w:r>
+        <w:rPr>
+          <w:rFonts w:ascii="Times New Roman" w:hAnsi="Times New Roman"/>
+          <w:sz w:val="30"/>
+          <w:szCs w:val="30"/>
+        </w:rPr>
+        <w:t>Trong Python, package là thư mục chứa nhiều module hoặc subpackage, giúp tổ chức code theo cấu trúc cây để quản lý và tái sử dụng dễ dàng. File __init__.py dùng để nhận diện thư mục đó là package.</w:t>
+      </w:r>
+    </w:p>
+    <w:p>
+      <w:pPr>
+        <w:pStyle w:val="Normal"/>
+        <w:ind w:hanging="0" w:start="-540" w:end="-449"/>
+        <w:rPr>
+          <w:rFonts w:ascii="Times New Roman" w:hAnsi="Times New Roman"/>
+          <w:sz w:val="30"/>
+          <w:szCs w:val="30"/>
+        </w:rPr>
+      </w:pPr>
+      <w:r>
+        <w:rPr>
+          <w:rFonts w:ascii="Times New Roman" w:hAnsi="Times New Roman"/>
+          <w:sz w:val="30"/>
+          <w:szCs w:val="30"/>
+        </w:rPr>
+      </w:r>
+    </w:p>
+    <w:p>
+      <w:pPr>
+        <w:pStyle w:val="Normal"/>
+        <w:ind w:hanging="0" w:start="-540" w:end="-449"/>
+        <w:rPr>
+          <w:rFonts w:ascii="Times New Roman" w:hAnsi="Times New Roman"/>
+          <w:sz w:val="30"/>
+          <w:szCs w:val="30"/>
+        </w:rPr>
+      </w:pPr>
+      <w:r>
+        <w:rPr>
+          <w:rFonts w:ascii="Times New Roman" w:hAnsi="Times New Roman"/>
+          <w:sz w:val="30"/>
+          <w:szCs w:val="30"/>
+        </w:rPr>
+        <w:t>Python quản lý bộ nhớ như thế nào?</w:t>
+      </w:r>
+    </w:p>
+    <w:p>
+      <w:pPr>
+        <w:pStyle w:val="Normal"/>
+        <w:ind w:hanging="0" w:start="-540" w:end="-449"/>
+        <w:rPr>
+          <w:rFonts w:ascii="Times New Roman" w:hAnsi="Times New Roman"/>
+          <w:sz w:val="30"/>
+          <w:szCs w:val="30"/>
+        </w:rPr>
+      </w:pPr>
+      <w:r>
+        <w:rPr>
+          <w:rFonts w:ascii="Times New Roman" w:hAnsi="Times New Roman"/>
+          <w:sz w:val="30"/>
+          <w:szCs w:val="30"/>
+        </w:rPr>
+        <w:t>Python quản lý bộ nhớ tự động thông qua reference counting kết hợp garbage collection để giải phóng bộ nhớ. Memory manager cấp phát và theo dõi bộ nhớ, xử lý vòng tham chiếu bằng generational GC, và tối ưu hóa bằng pool, intern object.</w:t>
+      </w:r>
+    </w:p>
+    <w:p>
+      <w:pPr>
+        <w:pStyle w:val="Normal"/>
+        <w:ind w:hanging="0" w:start="-540" w:end="-449"/>
+        <w:rPr>
+          <w:rFonts w:ascii="Times New Roman" w:hAnsi="Times New Roman"/>
+          <w:sz w:val="30"/>
+          <w:szCs w:val="30"/>
+        </w:rPr>
+      </w:pPr>
+      <w:r>
+        <w:rPr>
+          <w:rFonts w:ascii="Times New Roman" w:hAnsi="Times New Roman"/>
+          <w:sz w:val="30"/>
+          <w:szCs w:val="30"/>
+        </w:rPr>
+      </w:r>
+    </w:p>
+    <w:p>
+      <w:pPr>
+        <w:pStyle w:val="Normal"/>
+        <w:ind w:hanging="0" w:start="-540" w:end="-449"/>
+        <w:rPr>
+          <w:rFonts w:ascii="Times New Roman" w:hAnsi="Times New Roman"/>
+          <w:sz w:val="30"/>
+          <w:szCs w:val="30"/>
+        </w:rPr>
+      </w:pPr>
+      <w:r>
+        <w:rPr>
+          <w:rFonts w:ascii="Times New Roman" w:hAnsi="Times New Roman"/>
+          <w:sz w:val="30"/>
+          <w:szCs w:val="30"/>
+        </w:rPr>
+        <w:t>Literal trong Python là gì?</w:t>
+      </w:r>
+    </w:p>
+    <w:p>
+      <w:pPr>
+        <w:pStyle w:val="Normal"/>
+        <w:ind w:hanging="0" w:start="-540" w:end="-449"/>
+        <w:rPr>
+          <w:rFonts w:ascii="Times New Roman" w:hAnsi="Times New Roman"/>
+          <w:sz w:val="30"/>
+          <w:szCs w:val="30"/>
+        </w:rPr>
+      </w:pPr>
+      <w:r>
+        <w:rPr>
+          <w:rFonts w:ascii="Times New Roman" w:hAnsi="Times New Roman"/>
+          <w:sz w:val="30"/>
+          <w:szCs w:val="30"/>
+        </w:rPr>
+        <w:t>Trong Python, literal là giá trị cố định được viết trực tiếp trong code để biểu thị dữ liệu, ví dụ số, chuỗi, Boolean, None hoặc collection như list, tuple, set, dict.</w:t>
+      </w:r>
+    </w:p>
+    <w:p>
+      <w:pPr>
+        <w:pStyle w:val="Normal"/>
+        <w:ind w:hanging="0" w:start="-540" w:end="-449"/>
+        <w:rPr>
+          <w:rFonts w:ascii="Times New Roman" w:hAnsi="Times New Roman"/>
+          <w:sz w:val="30"/>
+          <w:szCs w:val="30"/>
+        </w:rPr>
+      </w:pPr>
+      <w:r>
+        <w:rPr>
+          <w:rFonts w:ascii="Times New Roman" w:hAnsi="Times New Roman"/>
+          <w:sz w:val="30"/>
+          <w:szCs w:val="30"/>
+        </w:rPr>
+      </w:r>
+    </w:p>
+    <w:p>
+      <w:pPr>
+        <w:pStyle w:val="Normal"/>
+        <w:ind w:hanging="0" w:start="-540" w:end="-449"/>
+        <w:rPr>
+          <w:rFonts w:ascii="Times New Roman" w:hAnsi="Times New Roman"/>
+          <w:sz w:val="30"/>
+          <w:szCs w:val="30"/>
+        </w:rPr>
+      </w:pPr>
+      <w:r>
+        <w:rPr>
+          <w:rFonts w:ascii="Times New Roman" w:hAnsi="Times New Roman"/>
+          <w:sz w:val="30"/>
+          <w:szCs w:val="30"/>
+        </w:rPr>
+        <w:t>Type Conversion trong Python là gì?</w:t>
+      </w:r>
+    </w:p>
+    <w:p>
+      <w:pPr>
+        <w:pStyle w:val="Normal"/>
+        <w:ind w:hanging="0" w:start="-540" w:end="-449"/>
+        <w:rPr>
+          <w:rFonts w:ascii="Times New Roman" w:hAnsi="Times New Roman"/>
+          <w:sz w:val="30"/>
+          <w:szCs w:val="30"/>
+        </w:rPr>
+      </w:pPr>
+      <w:r>
+        <w:rPr>
+          <w:rFonts w:ascii="Times New Roman" w:hAnsi="Times New Roman"/>
+          <w:sz w:val="30"/>
+          <w:szCs w:val="30"/>
+        </w:rPr>
+      </w:r>
+    </w:p>
+    <w:p>
+      <w:pPr>
+        <w:pStyle w:val="Normal"/>
+        <w:ind w:hanging="0" w:start="-540" w:end="-449"/>
+        <w:rPr>
+          <w:rFonts w:ascii="Times New Roman" w:hAnsi="Times New Roman"/>
+          <w:sz w:val="30"/>
+          <w:szCs w:val="30"/>
+        </w:rPr>
+      </w:pPr>
+      <w:r>
+        <w:rPr>
+          <w:rFonts w:ascii="Times New Roman" w:hAnsi="Times New Roman"/>
+          <w:sz w:val="30"/>
+          <w:szCs w:val="30"/>
+        </w:rPr>
+        <w:t>Trong Python, Type conversion là quá trình chuyển đổi giá trị từ kiểu dữ liệu này sang kiểu dữ liệu khác, có thể ngầm (implicit) do Python tự động hoặc rõ ràng (explicit) bằng các hàm chuyển đổi.</w:t>
+      </w:r>
+    </w:p>
+    <w:p>
+      <w:pPr>
+        <w:pStyle w:val="Normal"/>
+        <w:ind w:hanging="0" w:start="-540" w:end="-449"/>
+        <w:rPr>
+          <w:rFonts w:ascii="Times New Roman" w:hAnsi="Times New Roman"/>
+          <w:sz w:val="30"/>
+          <w:szCs w:val="30"/>
+        </w:rPr>
+      </w:pPr>
+      <w:r>
+        <w:rPr>
+          <w:rFonts w:ascii="Times New Roman" w:hAnsi="Times New Roman"/>
+          <w:sz w:val="30"/>
+          <w:szCs w:val="30"/>
+        </w:rPr>
+      </w:r>
+    </w:p>
+    <w:p>
+      <w:pPr>
+        <w:pStyle w:val="Normal"/>
+        <w:ind w:hanging="0" w:start="-540" w:end="-449"/>
+        <w:rPr>
+          <w:rFonts w:ascii="Times New Roman" w:hAnsi="Times New Roman"/>
+          <w:sz w:val="30"/>
+          <w:szCs w:val="30"/>
+        </w:rPr>
+      </w:pPr>
+      <w:r>
+        <w:rPr>
+          <w:rFonts w:ascii="Times New Roman" w:hAnsi="Times New Roman"/>
+          <w:sz w:val="30"/>
+          <w:szCs w:val="30"/>
+        </w:rPr>
+        <w:t>Hàm dir() trong Python dùng để làm gì?</w:t>
+      </w:r>
+    </w:p>
+    <w:p>
+      <w:pPr>
+        <w:pStyle w:val="Normal"/>
+        <w:ind w:hanging="0" w:start="-540" w:end="-449"/>
+        <w:rPr>
+          <w:rFonts w:ascii="Times New Roman" w:hAnsi="Times New Roman"/>
+          <w:sz w:val="30"/>
+          <w:szCs w:val="30"/>
+        </w:rPr>
+      </w:pPr>
+      <w:r>
+        <w:rPr>
+          <w:rFonts w:ascii="Times New Roman" w:hAnsi="Times New Roman"/>
+          <w:sz w:val="30"/>
+          <w:szCs w:val="30"/>
+        </w:rPr>
+        <w:t>Trong Python, hàm dir() dùng để liệt kê tất cả các thuộc tính và phương thức của một object, class hoặc module, giúp introspect và kiểm tra namespace hiện tại.</w:t>
+      </w:r>
+    </w:p>
+    <w:p>
+      <w:pPr>
+        <w:pStyle w:val="Normal"/>
+        <w:ind w:hanging="0" w:start="-540" w:end="-449"/>
+        <w:rPr>
+          <w:rFonts w:ascii="Times New Roman" w:hAnsi="Times New Roman"/>
+          <w:sz w:val="30"/>
+          <w:szCs w:val="30"/>
+        </w:rPr>
+      </w:pPr>
+      <w:r>
+        <w:rPr>
+          <w:rFonts w:ascii="Times New Roman" w:hAnsi="Times New Roman"/>
+          <w:sz w:val="30"/>
+          <w:szCs w:val="30"/>
+        </w:rPr>
+      </w:r>
+    </w:p>
+    <w:p>
+      <w:pPr>
+        <w:pStyle w:val="Normal"/>
+        <w:ind w:hanging="0" w:start="-540" w:end="-449"/>
+        <w:rPr>
+          <w:rFonts w:ascii="Times New Roman" w:hAnsi="Times New Roman"/>
+          <w:sz w:val="30"/>
+          <w:szCs w:val="30"/>
+        </w:rPr>
+      </w:pPr>
+      <w:r>
+        <w:rPr>
+          <w:rFonts w:ascii="Times New Roman" w:hAnsi="Times New Roman"/>
+          <w:sz w:val="30"/>
+          <w:szCs w:val="30"/>
+        </w:rPr>
+        <w:t>Xóa giá trị khỏi array trong Python như thế nào?</w:t>
+      </w:r>
+    </w:p>
+    <w:p>
+      <w:pPr>
+        <w:pStyle w:val="Normal"/>
+        <w:ind w:hanging="0" w:start="-540" w:end="-449"/>
+        <w:rPr>
+          <w:rFonts w:ascii="Times New Roman" w:hAnsi="Times New Roman"/>
+          <w:sz w:val="30"/>
+          <w:szCs w:val="30"/>
+        </w:rPr>
+      </w:pPr>
+      <w:r>
+        <w:rPr>
+          <w:rFonts w:ascii="Times New Roman" w:hAnsi="Times New Roman"/>
+          <w:sz w:val="30"/>
+          <w:szCs w:val="30"/>
+        </w:rPr>
+        <w:t>Trong Python, để xóa giá trị khỏi array hoặc list, có thể dùng remove để xóa theo giá trị, pop để xóa theo index, del để xóa theo index hoặc slice, hoặc dùng list comprehension để lọc các giá trị không mong muốn.</w:t>
+      </w:r>
+    </w:p>
+    <w:p>
+      <w:pPr>
+        <w:pStyle w:val="Normal"/>
+        <w:ind w:hanging="0" w:start="-540" w:end="-449"/>
+        <w:rPr>
+          <w:rFonts w:ascii="Times New Roman" w:hAnsi="Times New Roman"/>
+          <w:sz w:val="30"/>
+          <w:szCs w:val="30"/>
+        </w:rPr>
+      </w:pPr>
+      <w:r>
+        <w:rPr>
+          <w:rFonts w:ascii="Times New Roman" w:hAnsi="Times New Roman"/>
+          <w:sz w:val="30"/>
+          <w:szCs w:val="30"/>
+        </w:rPr>
       </w:r>
     </w:p>
     <w:p>
@@ -59,24 +4180,25 @@
         <w:pStyle w:val="Normal"/>
         <w:widowControl/>
         <w:suppressAutoHyphens w:val="true"/>
-        <w:overflowPunct w:val="false"/>
+        <w:overflowPunct w:val="true"/>
         <w:bidi w:val="0"/>
         <w:spacing w:before="0" w:after="0"/>
         <w:ind w:hanging="0" w:start="-540" w:end="-449"/>
         <w:jc w:val="start"/>
         <w:rPr>
           <w:rFonts w:ascii="Times New Roman" w:hAnsi="Times New Roman"/>
-          <w:sz w:val="30"/>
-          <w:szCs w:val="30"/>
-        </w:rPr>
-      </w:pPr>
-      <w:r>
-        <w:rPr>
-          <w:rFonts w:ascii="Times New Roman" w:hAnsi="Times New Roman"/>
-          <w:sz w:val="30"/>
-          <w:szCs w:val="30"/>
-        </w:rPr>
-        <w:t>Giới thiệu chung: Advanced Python Programming là chuỗi bài học dành cho những người đã nắm vững Python ở mức cơ bản và trung cấp, nhằm nâng cao kỹ năng lập trình theo hướng chuyên nghiệp hơn. Nội dung của chuỗi này không tập trung vào các lĩnh vực chuyên biệt như Machine Learning, Data Science, Game Development hay Cyber Security, mà hướng đến việc cải thiện các kỹ năng tổng quát của ngôn ngữ Python. Mục tiêu chính là giúp người học viết mã nguồn có cấu trúc tốt hơn, dễ tái sử dụng, dễ mở rộng, dễ bảo trì và mang tư duy của Software Engineering vào trong Python. Trong chuỗi Advanced Python, người học sẽ tiếp cận các công cụ và khái niệm nâng cao như Magic Methods (Dunder Methods), Decorators, Generators, Functional Programming và các kỹ thuật thiết kế mã nguồn thường được sử dụng trong những dự án Python quy mô lớn.</w:t>
+        </w:rPr>
+      </w:pPr>
+      <w:r>
+        <w:rPr>
+          <w:rFonts w:ascii="Times New Roman" w:hAnsi="Times New Roman"/>
+          <w:b/>
+          <w:bCs/>
+          <w:color w:val="3465A4"/>
+          <w:sz w:val="30"/>
+          <w:szCs w:val="30"/>
+        </w:rPr>
+        <w:t>Magic Methods &amp; Dunder - Advanced Python Tutorial #1</w:t>
       </w:r>
     </w:p>
     <w:p>
@@ -84,7 +4206,7 @@
         <w:pStyle w:val="Normal"/>
         <w:widowControl/>
         <w:suppressAutoHyphens w:val="true"/>
-        <w:overflowPunct w:val="false"/>
+        <w:overflowPunct w:val="true"/>
         <w:bidi w:val="0"/>
         <w:spacing w:before="0" w:after="0"/>
         <w:ind w:hanging="0" w:start="-540" w:end="-449"/>
@@ -101,6 +4223,7 @@
           <w:sz w:val="30"/>
           <w:szCs w:val="30"/>
         </w:rPr>
+        <w:t>Giới thiệu chung: Advanced Python Programming là chuỗi bài học dành cho những người đã nắm vững Python ở mức cơ bản và trung cấp, nhằm nâng cao kỹ năng lập trình theo hướng chuyên nghiệp hơn. Nội dung của chuỗi này không tập trung vào các lĩnh vực chuyên biệt như Machine Learning, Data Science, Game Development hay Cyber Security, mà hướng đến việc cải thiện các kỹ năng tổng quát của ngôn ngữ Python. Mục tiêu chính là giúp người học viết mã nguồn có cấu trúc tốt hơn, dễ tái sử dụng, dễ mở rộng, dễ bảo trì và mang tư duy của Software Engineering vào trong Python. Trong chuỗi Advanced Python, người học sẽ tiếp cận các công cụ và khái niệm nâng cao như Magic Methods (Dunder Methods), Decorators, Generators, Functional Programming và các kỹ thuật thiết kế mã nguồn thường được sử dụng trong những dự án Python quy mô lớn.</w:t>
       </w:r>
     </w:p>
     <w:p>
@@ -108,7 +4231,7 @@
         <w:pStyle w:val="Normal"/>
         <w:widowControl/>
         <w:suppressAutoHyphens w:val="true"/>
-        <w:overflowPunct w:val="false"/>
+        <w:overflowPunct w:val="true"/>
         <w:bidi w:val="0"/>
         <w:spacing w:before="0" w:after="0"/>
         <w:ind w:hanging="0" w:start="-540" w:end="-449"/>
@@ -125,7 +4248,6 @@
           <w:sz w:val="30"/>
           <w:szCs w:val="30"/>
         </w:rPr>
-        <w:t>Magic Methods (Dunder Methods) là gì?</w:t>
       </w:r>
     </w:p>
     <w:p>
@@ -133,7 +4255,7 @@
         <w:pStyle w:val="Normal"/>
         <w:widowControl/>
         <w:suppressAutoHyphens w:val="true"/>
-        <w:overflowPunct w:val="false"/>
+        <w:overflowPunct w:val="true"/>
         <w:bidi w:val="0"/>
         <w:spacing w:before="0" w:after="0"/>
         <w:ind w:hanging="0" w:start="-540" w:end="-449"/>
@@ -150,7 +4272,7 @@
           <w:sz w:val="30"/>
           <w:szCs w:val="30"/>
         </w:rPr>
-        <w:t>Magic Methods, còn được gọi là Dunder Methods (viết tắt của “Double Underscore”), là các phương thức đặc biệt trong Python có tên bắt đầu và kết thúc bằng hai dấu gạch dưới, ví dụ như __init__, __add__, __repr__. Các phương thức này không được gọi trực tiếp như những hàm thông thường mà sẽ được Python tự động kích hoạt trong những tình huống nhất định.</w:t>
+        <w:t>Magic Methods (Dunder Methods) là gì?</w:t>
       </w:r>
     </w:p>
     <w:p>
@@ -158,7 +4280,7 @@
         <w:pStyle w:val="Normal"/>
         <w:widowControl/>
         <w:suppressAutoHyphens w:val="true"/>
-        <w:overflowPunct w:val="false"/>
+        <w:overflowPunct w:val="true"/>
         <w:bidi w:val="0"/>
         <w:spacing w:before="0" w:after="0"/>
         <w:ind w:hanging="0" w:start="-540" w:end="-449"/>
@@ -175,7 +4297,7 @@
           <w:sz w:val="30"/>
           <w:szCs w:val="30"/>
         </w:rPr>
-        <w:t>Magic Methods cho phép lập trình viên định nghĩa cách mà object của một class sẽ hoạt động khi được khởi tạo, bị hủy, được in ra màn hình, tham gia vào các phép toán hoặc được sử dụng giống như một hàm. Đây là nền tảng quan trọng của lập trình hướng đối tượng trong Python.</w:t>
+        <w:t>Magic Methods, còn được gọi là Dunder Methods (viết tắt của “Double Underscore”), là các phương thức đặc biệt trong Python có tên bắt đầu và kết thúc bằng hai dấu gạch dưới, ví dụ như __init__, __add__, __repr__. Các phương thức này không được gọi trực tiếp như những hàm thông thường mà sẽ được Python tự động kích hoạt trong những tình huống nhất định.</w:t>
       </w:r>
     </w:p>
     <w:p>
@@ -183,7 +4305,7 @@
         <w:pStyle w:val="Normal"/>
         <w:widowControl/>
         <w:suppressAutoHyphens w:val="true"/>
-        <w:overflowPunct w:val="false"/>
+        <w:overflowPunct w:val="true"/>
         <w:bidi w:val="0"/>
         <w:spacing w:before="0" w:after="0"/>
         <w:ind w:hanging="0" w:start="-540" w:end="-449"/>
@@ -200,6 +4322,7 @@
           <w:sz w:val="30"/>
           <w:szCs w:val="30"/>
         </w:rPr>
+        <w:t>Magic Methods cho phép lập trình viên định nghĩa cách mà object của một class sẽ hoạt động khi được khởi tạo, bị hủy, được in ra màn hình, tham gia vào các phép toán hoặc được sử dụng giống như một hàm. Đây là nền tảng quan trọng của lập trình hướng đối tượng trong Python.</w:t>
       </w:r>
     </w:p>
     <w:p>
@@ -207,7 +4330,7 @@
         <w:pStyle w:val="Normal"/>
         <w:widowControl/>
         <w:suppressAutoHyphens w:val="true"/>
-        <w:overflowPunct w:val="false"/>
+        <w:overflowPunct w:val="true"/>
         <w:bidi w:val="0"/>
         <w:spacing w:before="0" w:after="0"/>
         <w:ind w:hanging="0" w:start="-540" w:end="-449"/>
@@ -224,7 +4347,6 @@
           <w:sz w:val="30"/>
           <w:szCs w:val="30"/>
         </w:rPr>
-        <w:t>Constructor và Destructor trong Python:</w:t>
       </w:r>
     </w:p>
     <w:p>
@@ -232,7 +4354,7 @@
         <w:pStyle w:val="Normal"/>
         <w:widowControl/>
         <w:suppressAutoHyphens w:val="true"/>
-        <w:overflowPunct w:val="false"/>
+        <w:overflowPunct w:val="true"/>
         <w:bidi w:val="0"/>
         <w:spacing w:before="0" w:after="0"/>
         <w:ind w:hanging="0" w:start="-540" w:end="-449"/>
@@ -249,7 +4371,7 @@
           <w:sz w:val="30"/>
           <w:szCs w:val="30"/>
         </w:rPr>
-        <w:t>Constructor trong Python được định nghĩa thông qua phương thức __init__. Phương thức này sẽ được Python tự động gọi khi một object mới được tạo ra từ class. Thông thường, __init__ được dùng để khởi tạo các thuộc tính ban đầu cho object.</w:t>
+        <w:t>Constructor và Destructor trong Python:</w:t>
       </w:r>
     </w:p>
     <w:p>
@@ -257,7 +4379,7 @@
         <w:pStyle w:val="Normal"/>
         <w:widowControl/>
         <w:suppressAutoHyphens w:val="true"/>
-        <w:overflowPunct w:val="false"/>
+        <w:overflowPunct w:val="true"/>
         <w:bidi w:val="0"/>
         <w:spacing w:before="0" w:after="0"/>
         <w:ind w:hanging="0" w:start="-540" w:end="-449"/>
@@ -274,7 +4396,7 @@
           <w:sz w:val="30"/>
           <w:szCs w:val="30"/>
         </w:rPr>
-        <w:t>Ví dụ, khi tạo một object Person("Mike", 25), Python sẽ tự động gọi phương thức __init__ để gán giá trị cho các thuộc tính như tên và tuổi. Lập trình viên không cần (và cũng không nên) gọi trực tiếp __init__.</w:t>
+        <w:t>Constructor trong Python được định nghĩa thông qua phương thức __init__. Phương thức này sẽ được Python tự động gọi khi một object mới được tạo ra từ class. Thông thường, __init__ được dùng để khởi tạo các thuộc tính ban đầu cho object.</w:t>
       </w:r>
     </w:p>
     <w:p>
@@ -282,7 +4404,7 @@
         <w:pStyle w:val="Normal"/>
         <w:widowControl/>
         <w:suppressAutoHyphens w:val="true"/>
-        <w:overflowPunct w:val="false"/>
+        <w:overflowPunct w:val="true"/>
         <w:bidi w:val="0"/>
         <w:spacing w:before="0" w:after="0"/>
         <w:ind w:hanging="0" w:start="-540" w:end="-449"/>
@@ -299,7 +4421,7 @@
           <w:sz w:val="30"/>
           <w:szCs w:val="30"/>
         </w:rPr>
-        <w:t>Bên cạnh constructor, Python còn có destructor được định nghĩa bằng phương thức __del__. Phương thức này sẽ được gọi khi object bị xóa khỏi bộ nhớ, chẳng hạn khi chương trình kết thúc hoặc khi lập trình viên sử dụng từ khóa del. Destructor thường được dùng để giải phóng tài nguyên hoặc ghi log khi object không còn được sử dụng.</w:t>
+        <w:t>Ví dụ, khi tạo một object Person("Mike", 25), Python sẽ tự động gọi phương thức __init__ để gán giá trị cho các thuộc tính như tên và tuổi. Lập trình viên không cần (và cũng không nên) gọi trực tiếp __init__.</w:t>
       </w:r>
     </w:p>
     <w:p>
@@ -307,7 +4429,7 @@
         <w:pStyle w:val="Normal"/>
         <w:widowControl/>
         <w:suppressAutoHyphens w:val="true"/>
-        <w:overflowPunct w:val="false"/>
+        <w:overflowPunct w:val="true"/>
         <w:bidi w:val="0"/>
         <w:spacing w:before="0" w:after="0"/>
         <w:ind w:hanging="0" w:start="-540" w:end="-449"/>
@@ -324,6 +4446,7 @@
           <w:sz w:val="30"/>
           <w:szCs w:val="30"/>
         </w:rPr>
+        <w:t>Bên cạnh constructor, Python còn có destructor được định nghĩa bằng phương thức __del__. Phương thức này sẽ được gọi khi object bị xóa khỏi bộ nhớ, chẳng hạn khi chương trình kết thúc hoặc khi lập trình viên sử dụng từ khóa del. Destructor thường được dùng để giải phóng tài nguyên hoặc ghi log khi object không còn được sử dụng.</w:t>
       </w:r>
     </w:p>
     <w:p>
@@ -331,7 +4454,7 @@
         <w:pStyle w:val="Normal"/>
         <w:widowControl/>
         <w:suppressAutoHyphens w:val="true"/>
-        <w:overflowPunct w:val="false"/>
+        <w:overflowPunct w:val="true"/>
         <w:bidi w:val="0"/>
         <w:spacing w:before="0" w:after="0"/>
         <w:ind w:hanging="0" w:start="-540" w:end="-449"/>
@@ -348,7 +4471,6 @@
           <w:sz w:val="30"/>
           <w:szCs w:val="30"/>
         </w:rPr>
-        <w:t>Nạp chồng toán tử với __add__:</w:t>
       </w:r>
     </w:p>
     <w:p>
@@ -356,7 +4478,7 @@
         <w:pStyle w:val="Normal"/>
         <w:widowControl/>
         <w:suppressAutoHyphens w:val="true"/>
-        <w:overflowPunct w:val="false"/>
+        <w:overflowPunct w:val="true"/>
         <w:bidi w:val="0"/>
         <w:spacing w:before="0" w:after="0"/>
         <w:ind w:hanging="0" w:start="-540" w:end="-449"/>
@@ -373,7 +4495,7 @@
           <w:sz w:val="30"/>
           <w:szCs w:val="30"/>
         </w:rPr>
-        <w:t>Một trong những ứng dụng quan trọng của Magic Methods là nạp chồng toán tử (operator overloading). Điều này cho phép lập trình viên định nghĩa cách object của một class phản ứng với các toán tử như +, -, *, /.</w:t>
+        <w:t>Nạp chồng toán tử với __add__:</w:t>
       </w:r>
     </w:p>
     <w:p>
@@ -381,7 +4503,7 @@
         <w:pStyle w:val="Normal"/>
         <w:widowControl/>
         <w:suppressAutoHyphens w:val="true"/>
-        <w:overflowPunct w:val="false"/>
+        <w:overflowPunct w:val="true"/>
         <w:bidi w:val="0"/>
         <w:spacing w:before="0" w:after="0"/>
         <w:ind w:hanging="0" w:start="-540" w:end="-449"/>
@@ -398,7 +4520,7 @@
           <w:sz w:val="30"/>
           <w:szCs w:val="30"/>
         </w:rPr>
-        <w:t>Ví dụ, với một class Vector đại diện cho vector hai chiều, Python không tự động hiểu được phép cộng giữa hai vector. Nếu chưa định nghĩa Magic Method phù hợp, việc cộng hai object vector sẽ gây ra lỗi. Bằng cách cài đặt phương thức __add__, lập trình viên có thể quy định rằng phép cộng giữa hai vector sẽ tạo ra một vector mới với tọa độ được cộng tương ứng theo từng chiều.</w:t>
+        <w:t>Một trong những ứng dụng quan trọng của Magic Methods là nạp chồng toán tử (operator overloading). Điều này cho phép lập trình viên định nghĩa cách object của một class phản ứng với các toán tử như +, -, *, /.</w:t>
       </w:r>
     </w:p>
     <w:p>
@@ -406,7 +4528,7 @@
         <w:pStyle w:val="Normal"/>
         <w:widowControl/>
         <w:suppressAutoHyphens w:val="true"/>
-        <w:overflowPunct w:val="false"/>
+        <w:overflowPunct w:val="true"/>
         <w:bidi w:val="0"/>
         <w:spacing w:before="0" w:after="0"/>
         <w:ind w:hanging="0" w:start="-540" w:end="-449"/>
@@ -423,7 +4545,7 @@
           <w:sz w:val="30"/>
           <w:szCs w:val="30"/>
         </w:rPr>
-        <w:t>Cơ chế này giúp các object tự định nghĩa có thể hoạt động một cách tự nhiên giống như các kiểu dữ liệu có sẵn của Python.</w:t>
+        <w:t>Ví dụ, với một class Vector đại diện cho vector hai chiều, Python không tự động hiểu được phép cộng giữa hai vector. Nếu chưa định nghĩa Magic Method phù hợp, việc cộng hai object vector sẽ gây ra lỗi. Bằng cách cài đặt phương thức __add__, lập trình viên có thể quy định rằng phép cộng giữa hai vector sẽ tạo ra một vector mới với tọa độ được cộng tương ứng theo từng chiều.</w:t>
       </w:r>
     </w:p>
     <w:p>
@@ -431,7 +4553,7 @@
         <w:pStyle w:val="Normal"/>
         <w:widowControl/>
         <w:suppressAutoHyphens w:val="true"/>
-        <w:overflowPunct w:val="false"/>
+        <w:overflowPunct w:val="true"/>
         <w:bidi w:val="0"/>
         <w:spacing w:before="0" w:after="0"/>
         <w:ind w:hanging="0" w:start="-540" w:end="-449"/>
@@ -448,6 +4570,7 @@
           <w:sz w:val="30"/>
           <w:szCs w:val="30"/>
         </w:rPr>
+        <w:t>Cơ chế này giúp các object tự định nghĩa có thể hoạt động một cách tự nhiên giống như các kiểu dữ liệu có sẵn của Python.</w:t>
       </w:r>
     </w:p>
     <w:p>
@@ -455,7 +4578,7 @@
         <w:pStyle w:val="Normal"/>
         <w:widowControl/>
         <w:suppressAutoHyphens w:val="true"/>
-        <w:overflowPunct w:val="false"/>
+        <w:overflowPunct w:val="true"/>
         <w:bidi w:val="0"/>
         <w:spacing w:before="0" w:after="0"/>
         <w:ind w:hanging="0" w:start="-540" w:end="-449"/>
@@ -472,7 +4595,6 @@
           <w:sz w:val="30"/>
           <w:szCs w:val="30"/>
         </w:rPr>
-        <w:t>Biểu diễn object với __repr__ và __str__:</w:t>
       </w:r>
     </w:p>
     <w:p>
@@ -480,7 +4602,7 @@
         <w:pStyle w:val="Normal"/>
         <w:widowControl/>
         <w:suppressAutoHyphens w:val="true"/>
-        <w:overflowPunct w:val="false"/>
+        <w:overflowPunct w:val="true"/>
         <w:bidi w:val="0"/>
         <w:spacing w:before="0" w:after="0"/>
         <w:ind w:hanging="0" w:start="-540" w:end="-449"/>
@@ -497,7 +4619,7 @@
           <w:sz w:val="30"/>
           <w:szCs w:val="30"/>
         </w:rPr>
-        <w:t>Mặc định, khi in một object ra màn hình, Python chỉ hiển thị thông tin chung chung như tên class và địa chỉ bộ nhớ, điều này không mang nhiều ý nghĩa cho người đọc. Để cải thiện khả năng đọc và debug, Python cho phép định nghĩa cách biểu diễn object thông qua các Magic Methods như __repr__ và __str__.</w:t>
+        <w:t>Biểu diễn object với __repr__ và __str__:</w:t>
       </w:r>
     </w:p>
     <w:p>
@@ -505,7 +4627,7 @@
         <w:pStyle w:val="Normal"/>
         <w:widowControl/>
         <w:suppressAutoHyphens w:val="true"/>
-        <w:overflowPunct w:val="false"/>
+        <w:overflowPunct w:val="true"/>
         <w:bidi w:val="0"/>
         <w:spacing w:before="0" w:after="0"/>
         <w:ind w:hanging="0" w:start="-540" w:end="-449"/>
@@ -522,7 +4644,7 @@
           <w:sz w:val="30"/>
           <w:szCs w:val="30"/>
         </w:rPr>
-        <w:t>Phương thức __repr__ dùng để mô tả cách object được biểu diễn khi cần hiển thị hoặc kiểm tra, ví dụ khi sử dụng hàm print() hoặc khi làm việc trong môi trường debug. Việc định nghĩa __repr__ giúp object hiển thị đầy đủ và rõ ràng các giá trị quan trọng của nó, từ đó nâng cao khả năng đọc hiểu mã nguồn.</w:t>
+        <w:t>Mặc định, khi in một object ra màn hình, Python chỉ hiển thị thông tin chung chung như tên class và địa chỉ bộ nhớ, điều này không mang nhiều ý nghĩa cho người đọc. Để cải thiện khả năng đọc và debug, Python cho phép định nghĩa cách biểu diễn object thông qua các Magic Methods như __repr__ và __str__.</w:t>
       </w:r>
     </w:p>
     <w:p>
@@ -530,7 +4652,7 @@
         <w:pStyle w:val="Normal"/>
         <w:widowControl/>
         <w:suppressAutoHyphens w:val="true"/>
-        <w:overflowPunct w:val="false"/>
+        <w:overflowPunct w:val="true"/>
         <w:bidi w:val="0"/>
         <w:spacing w:before="0" w:after="0"/>
         <w:ind w:hanging="0" w:start="-540" w:end="-449"/>
@@ -547,6 +4669,7 @@
           <w:sz w:val="30"/>
           <w:szCs w:val="30"/>
         </w:rPr>
+        <w:t>Phương thức __repr__ dùng để mô tả cách object được biểu diễn khi cần hiển thị hoặc kiểm tra, ví dụ khi sử dụng hàm print() hoặc khi làm việc trong môi trường debug. Việc định nghĩa __repr__ giúp object hiển thị đầy đủ và rõ ràng các giá trị quan trọng của nó, từ đó nâng cao khả năng đọc hiểu mã nguồn.</w:t>
       </w:r>
     </w:p>
     <w:p>
@@ -554,7 +4677,7 @@
         <w:pStyle w:val="Normal"/>
         <w:widowControl/>
         <w:suppressAutoHyphens w:val="true"/>
-        <w:overflowPunct w:val="false"/>
+        <w:overflowPunct w:val="true"/>
         <w:bidi w:val="0"/>
         <w:spacing w:before="0" w:after="0"/>
         <w:ind w:hanging="0" w:start="-540" w:end="-449"/>
@@ -571,7 +4694,6 @@
           <w:sz w:val="30"/>
           <w:szCs w:val="30"/>
         </w:rPr>
-        <w:t>Magic Method __len__:</w:t>
       </w:r>
     </w:p>
     <w:p>
@@ -579,7 +4701,7 @@
         <w:pStyle w:val="Normal"/>
         <w:widowControl/>
         <w:suppressAutoHyphens w:val="true"/>
-        <w:overflowPunct w:val="false"/>
+        <w:overflowPunct w:val="true"/>
         <w:bidi w:val="0"/>
         <w:spacing w:before="0" w:after="0"/>
         <w:ind w:hanging="0" w:start="-540" w:end="-449"/>
@@ -596,7 +4718,7 @@
           <w:sz w:val="30"/>
           <w:szCs w:val="30"/>
         </w:rPr>
-        <w:t>Magic Method __len__ được Python gọi khi hàm len() được áp dụng lên một object. Thông qua phương thức này, lập trình viên có thể định nghĩa ý nghĩa của “độ dài” cho một object tự tạo.</w:t>
+        <w:t>Magic Method __len__:</w:t>
       </w:r>
     </w:p>
     <w:p>
@@ -604,7 +4726,7 @@
         <w:pStyle w:val="Normal"/>
         <w:widowControl/>
         <w:suppressAutoHyphens w:val="true"/>
-        <w:overflowPunct w:val="false"/>
+        <w:overflowPunct w:val="true"/>
         <w:bidi w:val="0"/>
         <w:spacing w:before="0" w:after="0"/>
         <w:ind w:hanging="0" w:start="-540" w:end="-449"/>
@@ -621,7 +4743,7 @@
           <w:sz w:val="30"/>
           <w:szCs w:val="30"/>
         </w:rPr>
-        <w:t>Mặc dù vector về bản chất không phải là một tập hợp phần tử, việc định nghĩa __len__ vẫn có thể hữu ích trong một số ngữ cảnh cụ thể, ví dụ để mô phỏng hành vi hoặc phục vụ các mục đích đặc biệt trong thiết kế chương trình. Điều này cho thấy mức độ linh hoạt cao của Magic Methods trong Python.</w:t>
+        <w:t>Magic Method __len__ được Python gọi khi hàm len() được áp dụng lên một object. Thông qua phương thức này, lập trình viên có thể định nghĩa ý nghĩa của “độ dài” cho một object tự tạo.</w:t>
       </w:r>
     </w:p>
     <w:p>
@@ -629,7 +4751,7 @@
         <w:pStyle w:val="Normal"/>
         <w:widowControl/>
         <w:suppressAutoHyphens w:val="true"/>
-        <w:overflowPunct w:val="false"/>
+        <w:overflowPunct w:val="true"/>
         <w:bidi w:val="0"/>
         <w:spacing w:before="0" w:after="0"/>
         <w:ind w:hanging="0" w:start="-540" w:end="-449"/>
@@ -646,6 +4768,7 @@
           <w:sz w:val="30"/>
           <w:szCs w:val="30"/>
         </w:rPr>
+        <w:t>Mặc dù vector về bản chất không phải là một tập hợp phần tử, việc định nghĩa __len__ vẫn có thể hữu ích trong một số ngữ cảnh cụ thể, ví dụ để mô phỏng hành vi hoặc phục vụ các mục đích đặc biệt trong thiết kế chương trình. Điều này cho thấy mức độ linh hoạt cao của Magic Methods trong Python.</w:t>
       </w:r>
     </w:p>
     <w:p>
@@ -653,7 +4776,7 @@
         <w:pStyle w:val="Normal"/>
         <w:widowControl/>
         <w:suppressAutoHyphens w:val="true"/>
-        <w:overflowPunct w:val="false"/>
+        <w:overflowPunct w:val="true"/>
         <w:bidi w:val="0"/>
         <w:spacing w:before="0" w:after="0"/>
         <w:ind w:hanging="0" w:start="-540" w:end="-449"/>
@@ -670,7 +4793,6 @@
           <w:sz w:val="30"/>
           <w:szCs w:val="30"/>
         </w:rPr>
-        <w:t>Gọi object như hàm với __call__:</w:t>
       </w:r>
     </w:p>
     <w:p>
@@ -678,7 +4800,7 @@
         <w:pStyle w:val="Normal"/>
         <w:widowControl/>
         <w:suppressAutoHyphens w:val="true"/>
-        <w:overflowPunct w:val="false"/>
+        <w:overflowPunct w:val="true"/>
         <w:bidi w:val="0"/>
         <w:spacing w:before="0" w:after="0"/>
         <w:ind w:hanging="0" w:start="-540" w:end="-449"/>
@@ -695,7 +4817,7 @@
           <w:sz w:val="30"/>
           <w:szCs w:val="30"/>
         </w:rPr>
-        <w:t>Python cho phép object được gọi giống như một hàm thông qua Magic Method __call__. Khi phương thức này được định nghĩa, việc sử dụng dấu ngoặc đơn sau tên object sẽ kích hoạt __call__.</w:t>
+        <w:t>Gọi object như hàm với __call__:</w:t>
       </w:r>
     </w:p>
     <w:p>
@@ -703,7 +4825,7 @@
         <w:pStyle w:val="Normal"/>
         <w:widowControl/>
         <w:suppressAutoHyphens w:val="true"/>
-        <w:overflowPunct w:val="false"/>
+        <w:overflowPunct w:val="true"/>
         <w:bidi w:val="0"/>
         <w:spacing w:before="0" w:after="0"/>
         <w:ind w:hanging="0" w:start="-540" w:end="-449"/>
@@ -720,7 +4842,7 @@
           <w:sz w:val="30"/>
           <w:szCs w:val="30"/>
         </w:rPr>
-        <w:t>Tính năng này rất hữu ích trong các trường hợp nâng cao như xây dựng callback, decorator hoặc triển khai các design pattern. Nó giúp object vừa có trạng thái (state) vừa có hành vi giống như một hàm, mang lại khả năng thiết kế linh hoạt và mạnh mẽ.</w:t>
+        <w:t>Python cho phép object được gọi giống như một hàm thông qua Magic Method __call__. Khi phương thức này được định nghĩa, việc sử dụng dấu ngoặc đơn sau tên object sẽ kích hoạt __call__.</w:t>
       </w:r>
     </w:p>
     <w:p>
@@ -728,7 +4850,7 @@
         <w:pStyle w:val="Normal"/>
         <w:widowControl/>
         <w:suppressAutoHyphens w:val="true"/>
-        <w:overflowPunct w:val="false"/>
+        <w:overflowPunct w:val="true"/>
         <w:bidi w:val="0"/>
         <w:spacing w:before="0" w:after="0"/>
         <w:ind w:hanging="0" w:start="-540" w:end="-449"/>
@@ -745,6 +4867,7 @@
           <w:sz w:val="30"/>
           <w:szCs w:val="30"/>
         </w:rPr>
+        <w:t>Tính năng này rất hữu ích trong các trường hợp nâng cao như xây dựng callback, decorator hoặc triển khai các design pattern. Nó giúp object vừa có trạng thái (state) vừa có hành vi giống như một hàm, mang lại khả năng thiết kế linh hoạt và mạnh mẽ.</w:t>
       </w:r>
     </w:p>
     <w:p>
@@ -752,7 +4875,7 @@
         <w:pStyle w:val="Normal"/>
         <w:widowControl/>
         <w:suppressAutoHyphens w:val="true"/>
-        <w:overflowPunct w:val="false"/>
+        <w:overflowPunct w:val="true"/>
         <w:bidi w:val="0"/>
         <w:spacing w:before="0" w:after="0"/>
         <w:ind w:hanging="0" w:start="-540" w:end="-449"/>
@@ -769,7 +4892,6 @@
           <w:sz w:val="30"/>
           <w:szCs w:val="30"/>
         </w:rPr>
-        <w:t>Kết luận:</w:t>
       </w:r>
     </w:p>
     <w:p>
@@ -777,7 +4899,7 @@
         <w:pStyle w:val="Normal"/>
         <w:widowControl/>
         <w:suppressAutoHyphens w:val="true"/>
-        <w:overflowPunct w:val="false"/>
+        <w:overflowPunct w:val="true"/>
         <w:bidi w:val="0"/>
         <w:spacing w:before="0" w:after="0"/>
         <w:ind w:hanging="0" w:start="-540" w:end="-449"/>
@@ -794,7 +4916,7 @@
           <w:sz w:val="30"/>
           <w:szCs w:val="30"/>
         </w:rPr>
-        <w:t>Magic Methods đóng vai trò cốt lõi trong lập trình hướng đối tượng của Python. Chúng cho phép lập trình viên kiểm soát sâu cách object tương tác với cú pháp và các cơ chế nội tại của ngôn ngữ. Việc hiểu và sử dụng thành thạo các Magic Methods là yêu cầu gần như bắt buộc khi làm việc với các project Python lớn, phát triển thư viện hoặc xây dựng hệ thống backend chuyên nghiệp.</w:t>
+        <w:t>Kết luận:</w:t>
       </w:r>
     </w:p>
     <w:p>
@@ -802,7 +4924,7 @@
         <w:pStyle w:val="Normal"/>
         <w:widowControl/>
         <w:suppressAutoHyphens w:val="true"/>
-        <w:overflowPunct w:val="false"/>
+        <w:overflowPunct w:val="true"/>
         <w:bidi w:val="0"/>
         <w:spacing w:before="0" w:after="0"/>
         <w:ind w:hanging="0" w:start="-540" w:end="-449"/>
@@ -819,7 +4941,7 @@
           <w:sz w:val="30"/>
           <w:szCs w:val="30"/>
         </w:rPr>
-        <w:t>Nắm vững Magic Methods không chỉ giúp code trở nên “Pythonic” hơn mà còn nâng cao chất lượng thiết kế, khả năng mở rộng và tính bảo trì của phần mềm.</w:t>
+        <w:t>Magic Methods đóng vai trò cốt lõi trong lập trình hướng đối tượng của Python. Chúng cho phép lập trình viên kiểm soát sâu cách object tương tác với cú pháp và các cơ chế nội tại của ngôn ngữ. Việc hiểu và sử dụng thành thạo các Magic Methods là yêu cầu gần như bắt buộc khi làm việc với các project Python lớn, phát triển thư viện hoặc xây dựng hệ thống backend chuyên nghiệp.</w:t>
       </w:r>
     </w:p>
     <w:p>
@@ -827,7 +4949,32 @@
         <w:pStyle w:val="Normal"/>
         <w:widowControl/>
         <w:suppressAutoHyphens w:val="true"/>
-        <w:overflowPunct w:val="false"/>
+        <w:overflowPunct w:val="true"/>
+        <w:bidi w:val="0"/>
+        <w:spacing w:before="0" w:after="0"/>
+        <w:ind w:hanging="0" w:start="-540" w:end="-449"/>
+        <w:jc w:val="start"/>
+        <w:rPr>
+          <w:rFonts w:ascii="Times New Roman" w:hAnsi="Times New Roman"/>
+          <w:sz w:val="30"/>
+          <w:szCs w:val="30"/>
+        </w:rPr>
+      </w:pPr>
+      <w:r>
+        <w:rPr>
+          <w:rFonts w:ascii="Times New Roman" w:hAnsi="Times New Roman"/>
+          <w:sz w:val="30"/>
+          <w:szCs w:val="30"/>
+        </w:rPr>
+        <w:t>Nắm vững Magic Methods không chỉ giúp code trở nên “Pythonic” hơn mà còn nâng cao chất lượng thiết kế, khả năng mở rộng và tính bảo trì của phần mềm.</w:t>
+      </w:r>
+    </w:p>
+    <w:p>
+      <w:pPr>
+        <w:pStyle w:val="Normal"/>
+        <w:widowControl/>
+        <w:suppressAutoHyphens w:val="true"/>
+        <w:overflowPunct w:val="true"/>
         <w:bidi w:val="0"/>
         <w:spacing w:before="0" w:after="0"/>
         <w:ind w:hanging="0" w:start="-540" w:end="-449"/>
@@ -10943,7 +15090,7 @@
     <w:pPr>
       <w:widowControl/>
       <w:suppressAutoHyphens w:val="true"/>
-      <w:overflowPunct w:val="false"/>
+      <w:overflowPunct w:val="true"/>
       <w:bidi w:val="0"/>
       <w:spacing w:before="0" w:after="0"/>
       <w:jc w:val="start"/>
@@ -10990,8 +15137,8 @@
       <w:iCs/>
     </w:rPr>
   </w:style>
-  <w:style w:type="character" w:styleId="Bulletsuser">
-    <w:name w:val="Bullets (user)"/>
+  <w:style w:type="character" w:styleId="Bullets">
+    <w:name w:val="Bullets"/>
     <w:qFormat/>
     <w:rPr>
       <w:rFonts w:ascii="OpenSymbol" w:hAnsi="OpenSymbol" w:eastAsia="OpenSymbol" w:cs="OpenSymbol"/>

--- a/documents/Python.docx
+++ b/documents/Python.docx
@@ -7,7 +7,7 @@
         <w:pStyle w:val="Normal"/>
         <w:widowControl/>
         <w:suppressAutoHyphens w:val="true"/>
-        <w:overflowPunct w:val="true"/>
+        <w:overflowPunct w:val="false"/>
         <w:bidi w:val="0"/>
         <w:spacing w:before="0" w:after="0"/>
         <w:ind w:hanging="0" w:start="-540" w:end="-449"/>
@@ -4178,18 +4178,7 @@
     <w:p>
       <w:pPr>
         <w:pStyle w:val="Normal"/>
-        <w:widowControl/>
-        <w:suppressAutoHyphens w:val="true"/>
-        <w:overflowPunct w:val="true"/>
-        <w:bidi w:val="0"/>
-        <w:spacing w:before="0" w:after="0"/>
-        <w:ind w:hanging="0" w:start="-540" w:end="-449"/>
-        <w:jc w:val="start"/>
-        <w:rPr>
-          <w:rFonts w:ascii="Times New Roman" w:hAnsi="Times New Roman"/>
-        </w:rPr>
-      </w:pPr>
-      <w:r>
+        <w:ind w:hanging="0" w:start="-540" w:end="-449"/>
         <w:rPr>
           <w:rFonts w:ascii="Times New Roman" w:hAnsi="Times New Roman"/>
           <w:b/>
@@ -4198,7 +4187,2719 @@
           <w:sz w:val="30"/>
           <w:szCs w:val="30"/>
         </w:rPr>
-        <w:t>Magic Methods &amp; Dunder - Advanced Python Tutorial #1</w:t>
+      </w:pPr>
+      <w:r>
+        <w:rPr>
+          <w:rFonts w:ascii="Times New Roman" w:hAnsi="Times New Roman"/>
+          <w:b/>
+          <w:bCs/>
+          <w:color w:val="3465A4"/>
+          <w:sz w:val="30"/>
+          <w:szCs w:val="30"/>
+        </w:rPr>
+        <w:t>Intermediate</w:t>
+      </w:r>
+    </w:p>
+    <w:p>
+      <w:pPr>
+        <w:pStyle w:val="Normal"/>
+        <w:ind w:hanging="0" w:start="-540" w:end="-449"/>
+        <w:rPr>
+          <w:rFonts w:ascii="Times New Roman" w:hAnsi="Times New Roman"/>
+          <w:sz w:val="30"/>
+          <w:szCs w:val="30"/>
+        </w:rPr>
+      </w:pPr>
+      <w:r>
+        <w:rPr>
+          <w:rFonts w:ascii="Times New Roman" w:hAnsi="Times New Roman"/>
+          <w:sz w:val="30"/>
+          <w:szCs w:val="30"/>
+        </w:rPr>
+        <w:t>Triple quotes trong Python dùng để làm gì?</w:t>
+      </w:r>
+    </w:p>
+    <w:p>
+      <w:pPr>
+        <w:pStyle w:val="Normal"/>
+        <w:ind w:hanging="0" w:start="-540" w:end="-449"/>
+        <w:rPr>
+          <w:rFonts w:ascii="Times New Roman" w:hAnsi="Times New Roman"/>
+          <w:sz w:val="30"/>
+          <w:szCs w:val="30"/>
+        </w:rPr>
+      </w:pPr>
+      <w:r>
+        <w:rPr>
+          <w:rFonts w:ascii="Times New Roman" w:hAnsi="Times New Roman"/>
+          <w:sz w:val="30"/>
+          <w:szCs w:val="30"/>
+        </w:rPr>
+        <w:t>Triple quotes trong Python dùng để tạo chuỗi nhiều dòng và để viết docstring mô tả cho function, class hoặc module.</w:t>
+      </w:r>
+    </w:p>
+    <w:p>
+      <w:pPr>
+        <w:pStyle w:val="Normal"/>
+        <w:ind w:hanging="0" w:start="-540" w:end="-449"/>
+        <w:rPr>
+          <w:rFonts w:ascii="Times New Roman" w:hAnsi="Times New Roman"/>
+          <w:sz w:val="30"/>
+          <w:szCs w:val="30"/>
+        </w:rPr>
+      </w:pPr>
+      <w:r>
+        <w:rPr>
+          <w:rFonts w:ascii="Times New Roman" w:hAnsi="Times New Roman"/>
+          <w:sz w:val="30"/>
+          <w:szCs w:val="30"/>
+        </w:rPr>
+      </w:r>
+    </w:p>
+    <w:p>
+      <w:pPr>
+        <w:pStyle w:val="Normal"/>
+        <w:ind w:hanging="0" w:start="-540" w:end="-449"/>
+        <w:rPr>
+          <w:rFonts w:ascii="Times New Roman" w:hAnsi="Times New Roman"/>
+          <w:sz w:val="30"/>
+          <w:szCs w:val="30"/>
+        </w:rPr>
+      </w:pPr>
+      <w:r>
+        <w:rPr>
+          <w:rFonts w:ascii="Times New Roman" w:hAnsi="Times New Roman"/>
+          <w:sz w:val="30"/>
+          <w:szCs w:val="30"/>
+        </w:rPr>
+        <w:t>Chuyển một chuỗi (string) sang chữ thường (lowercase) trong Python như thế nào?</w:t>
+      </w:r>
+    </w:p>
+    <w:p>
+      <w:pPr>
+        <w:pStyle w:val="Normal"/>
+        <w:ind w:hanging="0" w:start="-540" w:end="-449"/>
+        <w:rPr>
+          <w:rFonts w:ascii="Times New Roman" w:hAnsi="Times New Roman"/>
+          <w:sz w:val="30"/>
+          <w:szCs w:val="30"/>
+        </w:rPr>
+      </w:pPr>
+      <w:r>
+        <w:rPr>
+          <w:rFonts w:ascii="Times New Roman" w:hAnsi="Times New Roman"/>
+          <w:sz w:val="30"/>
+          <w:szCs w:val="30"/>
+        </w:rPr>
+        <w:t>Trong Python, để chuyển một chuỗi sang chữ thường (lowercase), bạn dùng phương thức lower() của kiểu str. Phương thức này trả về một chuỗi mới với toàn bộ ký tự chữ cái được đổi thành chữ thường, còn chuỗi gốc không bị thay đổi.</w:t>
+      </w:r>
+    </w:p>
+    <w:p>
+      <w:pPr>
+        <w:pStyle w:val="Normal"/>
+        <w:ind w:hanging="0" w:start="-540" w:end="-449"/>
+        <w:rPr>
+          <w:rFonts w:ascii="Times New Roman" w:hAnsi="Times New Roman"/>
+          <w:sz w:val="30"/>
+          <w:szCs w:val="30"/>
+        </w:rPr>
+      </w:pPr>
+      <w:r>
+        <w:rPr>
+          <w:rFonts w:ascii="Times New Roman" w:hAnsi="Times New Roman"/>
+          <w:sz w:val="30"/>
+          <w:szCs w:val="30"/>
+        </w:rPr>
+      </w:r>
+    </w:p>
+    <w:p>
+      <w:pPr>
+        <w:pStyle w:val="Normal"/>
+        <w:ind w:hanging="0" w:start="-540" w:end="-449"/>
+        <w:rPr>
+          <w:rFonts w:ascii="Times New Roman" w:hAnsi="Times New Roman"/>
+          <w:sz w:val="30"/>
+          <w:szCs w:val="30"/>
+        </w:rPr>
+      </w:pPr>
+      <w:r>
+        <w:rPr>
+          <w:rFonts w:ascii="Times New Roman" w:hAnsi="Times New Roman"/>
+          <w:sz w:val="30"/>
+          <w:szCs w:val="30"/>
+        </w:rPr>
+        <w:t>Split() trong Python dùng để làm gì?</w:t>
+      </w:r>
+    </w:p>
+    <w:p>
+      <w:pPr>
+        <w:pStyle w:val="Normal"/>
+        <w:ind w:hanging="0" w:start="-540" w:end="-449"/>
+        <w:rPr>
+          <w:rFonts w:ascii="Times New Roman" w:hAnsi="Times New Roman"/>
+          <w:sz w:val="30"/>
+          <w:szCs w:val="30"/>
+        </w:rPr>
+      </w:pPr>
+      <w:r>
+        <w:rPr>
+          <w:rFonts w:ascii="Times New Roman" w:hAnsi="Times New Roman"/>
+          <w:sz w:val="30"/>
+          <w:szCs w:val="30"/>
+        </w:rPr>
+        <w:t>Trong Python, split() là phương thức của chuỗi dùng để tách một chuỗi thành danh sách các phần tử dựa trên ký tự phân tách (delimiter). Mặc định, nếu không truyền tham số, split() sẽ tách theo khoảng trắng.</w:t>
+      </w:r>
+    </w:p>
+    <w:p>
+      <w:pPr>
+        <w:pStyle w:val="Normal"/>
+        <w:ind w:hanging="0" w:start="-540" w:end="-449"/>
+        <w:rPr>
+          <w:rFonts w:ascii="Times New Roman" w:hAnsi="Times New Roman"/>
+          <w:sz w:val="30"/>
+          <w:szCs w:val="30"/>
+        </w:rPr>
+      </w:pPr>
+      <w:r>
+        <w:rPr>
+          <w:rFonts w:ascii="Times New Roman" w:hAnsi="Times New Roman"/>
+          <w:sz w:val="30"/>
+          <w:szCs w:val="30"/>
+        </w:rPr>
+      </w:r>
+    </w:p>
+    <w:p>
+      <w:pPr>
+        <w:pStyle w:val="Normal"/>
+        <w:ind w:hanging="0" w:start="-540" w:end="-449"/>
+        <w:rPr>
+          <w:rFonts w:ascii="Times New Roman" w:hAnsi="Times New Roman"/>
+          <w:sz w:val="30"/>
+          <w:szCs w:val="30"/>
+        </w:rPr>
+      </w:pPr>
+      <w:r>
+        <w:rPr>
+          <w:rFonts w:ascii="Times New Roman" w:hAnsi="Times New Roman"/>
+          <w:sz w:val="30"/>
+          <w:szCs w:val="30"/>
+        </w:rPr>
+        <w:t>Try Block trong Python là gì?</w:t>
+      </w:r>
+    </w:p>
+    <w:p>
+      <w:pPr>
+        <w:pStyle w:val="Normal"/>
+        <w:ind w:hanging="0" w:start="-540" w:end="-449"/>
+        <w:rPr>
+          <w:rFonts w:ascii="Times New Roman" w:hAnsi="Times New Roman"/>
+          <w:sz w:val="30"/>
+          <w:szCs w:val="30"/>
+        </w:rPr>
+      </w:pPr>
+      <w:r>
+        <w:rPr>
+          <w:rFonts w:ascii="Times New Roman" w:hAnsi="Times New Roman"/>
+          <w:sz w:val="30"/>
+          <w:szCs w:val="30"/>
+        </w:rPr>
+        <w:t>Trong Python, try block là phần code dùng để bắt và xử lý lỗi (exception) khi chương trình chạy. Bạn đặt những câu lệnh có khả năng gây lỗi vào trong try; nếu lỗi xảy ra, Python sẽ chuyển sang khối except để xử lý thay vì làm chương trình bị crash. Nhờ đó, chương trình có thể chạy ổn định hơn và đưa ra thông báo lỗi phù hợp cho người dùng. Ngoài ra, Python còn cho phép dùng thêm else (chạy khi không có lỗi) và finally (luôn chạy, thường dùng để đóng file hoặc giải phóng tài nguyên).</w:t>
+      </w:r>
+    </w:p>
+    <w:p>
+      <w:pPr>
+        <w:pStyle w:val="Normal"/>
+        <w:ind w:hanging="0" w:start="-540" w:end="-449"/>
+        <w:rPr>
+          <w:rFonts w:ascii="Times New Roman" w:hAnsi="Times New Roman"/>
+          <w:sz w:val="30"/>
+          <w:szCs w:val="30"/>
+        </w:rPr>
+      </w:pPr>
+      <w:r>
+        <w:rPr>
+          <w:rFonts w:ascii="Times New Roman" w:hAnsi="Times New Roman"/>
+          <w:sz w:val="30"/>
+          <w:szCs w:val="30"/>
+        </w:rPr>
+      </w:r>
+    </w:p>
+    <w:p>
+      <w:pPr>
+        <w:pStyle w:val="Normal"/>
+        <w:ind w:hanging="0" w:start="-540" w:end="-449"/>
+        <w:rPr>
+          <w:rFonts w:ascii="Times New Roman" w:hAnsi="Times New Roman"/>
+          <w:sz w:val="30"/>
+          <w:szCs w:val="30"/>
+        </w:rPr>
+      </w:pPr>
+      <w:r>
+        <w:rPr>
+          <w:rFonts w:ascii="Times New Roman" w:hAnsi="Times New Roman"/>
+          <w:sz w:val="30"/>
+          <w:szCs w:val="30"/>
+        </w:rPr>
+        <w:t>Đảo ngược (reverse) một list trong Python như thế nào?</w:t>
+      </w:r>
+    </w:p>
+    <w:p>
+      <w:pPr>
+        <w:pStyle w:val="Normal"/>
+        <w:ind w:hanging="0" w:start="-540" w:end="-449"/>
+        <w:rPr>
+          <w:rFonts w:ascii="Times New Roman" w:hAnsi="Times New Roman"/>
+          <w:sz w:val="30"/>
+          <w:szCs w:val="30"/>
+        </w:rPr>
+      </w:pPr>
+      <w:r>
+        <w:rPr>
+          <w:rFonts w:ascii="Times New Roman" w:hAnsi="Times New Roman"/>
+          <w:sz w:val="30"/>
+          <w:szCs w:val="30"/>
+        </w:rPr>
+        <w:t>Trong Python, có nhiều cách để đảo ngược (reverse) một list. Cách phổ biến nhất là dùng phương thức list.reverse(), phương thức này sẽ đảo trực tiếp các phần tử trong list gốc. Nếu không muốn thay đổi list ban đầu mà chỉ muốn tạo một list mới đã đảo, bạn có thể dùng slicing với cú pháp [::-1]. Ngoài ra, Python còn cung cấp hàm reversed(), hàm này trả về một iterator theo thứ tự ngược, và thường được chuyển sang list bằng cách bọc trong list(). Tùy vào việc bạn muốn thay đổi list gốc hay tạo bản sao mới mà chọn cách phù hợp.</w:t>
+      </w:r>
+    </w:p>
+    <w:p>
+      <w:pPr>
+        <w:pStyle w:val="Normal"/>
+        <w:ind w:hanging="0" w:start="-540" w:end="-449"/>
+        <w:rPr>
+          <w:rFonts w:ascii="Times New Roman" w:hAnsi="Times New Roman"/>
+          <w:sz w:val="30"/>
+          <w:szCs w:val="30"/>
+        </w:rPr>
+      </w:pPr>
+      <w:r>
+        <w:rPr>
+          <w:rFonts w:ascii="Times New Roman" w:hAnsi="Times New Roman"/>
+          <w:sz w:val="30"/>
+          <w:szCs w:val="30"/>
+        </w:rPr>
+      </w:r>
+    </w:p>
+    <w:p>
+      <w:pPr>
+        <w:pStyle w:val="Normal"/>
+        <w:ind w:hanging="0" w:start="-540" w:end="-449"/>
+        <w:rPr>
+          <w:rFonts w:ascii="Times New Roman" w:hAnsi="Times New Roman"/>
+          <w:sz w:val="30"/>
+          <w:szCs w:val="30"/>
+        </w:rPr>
+      </w:pPr>
+      <w:r>
+        <w:rPr>
+          <w:rFonts w:ascii="Times New Roman" w:hAnsi="Times New Roman"/>
+          <w:sz w:val="30"/>
+          <w:szCs w:val="30"/>
+        </w:rPr>
+        <w:t>PIP trong Python là gì ?</w:t>
+      </w:r>
+    </w:p>
+    <w:p>
+      <w:pPr>
+        <w:pStyle w:val="Normal"/>
+        <w:ind w:hanging="0" w:start="-540" w:end="-449"/>
+        <w:rPr>
+          <w:rFonts w:ascii="Times New Roman" w:hAnsi="Times New Roman"/>
+          <w:sz w:val="30"/>
+          <w:szCs w:val="30"/>
+        </w:rPr>
+      </w:pPr>
+      <w:r>
+        <w:rPr>
+          <w:rFonts w:ascii="Times New Roman" w:hAnsi="Times New Roman"/>
+          <w:sz w:val="30"/>
+          <w:szCs w:val="30"/>
+        </w:rPr>
+        <w:t>PIP trong Python là công cụ quản lý gói (package manager) dùng để cài đặt, nâng cấp, gỡ bỏ và quản lý các thư viện bên ngoài cho Python. Khi cần sử dụng một thư viện không có sẵn, bạn có thể dùng pip để tải thư viện đó từ kho trực tuyến (Python Package Index) và cài vào môi trường của mình. Ví dụ, lệnh pip install requests sẽ cài thư viện requests. Tóm lại, pip giúp bạn dễ dàng quản lý các thư viện cần thiết để phát triển ứng dụng Python.</w:t>
+      </w:r>
+    </w:p>
+    <w:p>
+      <w:pPr>
+        <w:pStyle w:val="Normal"/>
+        <w:ind w:hanging="0" w:start="-540" w:end="-449"/>
+        <w:rPr>
+          <w:rFonts w:ascii="Times New Roman" w:hAnsi="Times New Roman"/>
+          <w:sz w:val="30"/>
+          <w:szCs w:val="30"/>
+        </w:rPr>
+      </w:pPr>
+      <w:r>
+        <w:rPr>
+          <w:rFonts w:ascii="Times New Roman" w:hAnsi="Times New Roman"/>
+          <w:sz w:val="30"/>
+          <w:szCs w:val="30"/>
+        </w:rPr>
+      </w:r>
+    </w:p>
+    <w:p>
+      <w:pPr>
+        <w:pStyle w:val="Normal"/>
+        <w:ind w:hanging="0" w:start="-540" w:end="-449"/>
+        <w:rPr>
+          <w:rFonts w:ascii="Times New Roman" w:hAnsi="Times New Roman"/>
+          <w:sz w:val="30"/>
+          <w:szCs w:val="30"/>
+        </w:rPr>
+      </w:pPr>
+      <w:r>
+        <w:rPr>
+          <w:rFonts w:ascii="Times New Roman" w:hAnsi="Times New Roman"/>
+          <w:sz w:val="30"/>
+          <w:szCs w:val="30"/>
+        </w:rPr>
+        <w:t>Finalize trong Python là gì?</w:t>
+      </w:r>
+    </w:p>
+    <w:p>
+      <w:pPr>
+        <w:pStyle w:val="Normal"/>
+        <w:ind w:hanging="0" w:start="-540" w:end="-449"/>
+        <w:rPr>
+          <w:rFonts w:ascii="Times New Roman" w:hAnsi="Times New Roman"/>
+          <w:sz w:val="30"/>
+          <w:szCs w:val="30"/>
+        </w:rPr>
+      </w:pPr>
+      <w:r>
+        <w:rPr>
+          <w:rFonts w:ascii="Times New Roman" w:hAnsi="Times New Roman"/>
+          <w:sz w:val="30"/>
+          <w:szCs w:val="30"/>
+        </w:rPr>
+        <w:t>Trong Python, “finalize” thường ám chỉ khối finally, dùng để thực hiện các thao tác dọn dẹp và luôn chạy sau try/except, bất kể có lỗi hay không.</w:t>
+      </w:r>
+    </w:p>
+    <w:p>
+      <w:pPr>
+        <w:pStyle w:val="Normal"/>
+        <w:ind w:hanging="0" w:start="-540" w:end="-449"/>
+        <w:rPr>
+          <w:rFonts w:ascii="Times New Roman" w:hAnsi="Times New Roman"/>
+          <w:sz w:val="30"/>
+          <w:szCs w:val="30"/>
+        </w:rPr>
+      </w:pPr>
+      <w:r>
+        <w:rPr>
+          <w:rFonts w:ascii="Times New Roman" w:hAnsi="Times New Roman"/>
+          <w:sz w:val="30"/>
+          <w:szCs w:val="30"/>
+        </w:rPr>
+      </w:r>
+    </w:p>
+    <w:p>
+      <w:pPr>
+        <w:pStyle w:val="Normal"/>
+        <w:ind w:hanging="0" w:start="-540" w:end="-449"/>
+        <w:rPr>
+          <w:rFonts w:ascii="Times New Roman" w:hAnsi="Times New Roman"/>
+          <w:sz w:val="30"/>
+          <w:szCs w:val="30"/>
+        </w:rPr>
+      </w:pPr>
+      <w:r>
+        <w:rPr>
+          <w:rFonts w:ascii="Times New Roman" w:hAnsi="Times New Roman"/>
+          <w:sz w:val="30"/>
+          <w:szCs w:val="30"/>
+        </w:rPr>
+        <w:t>Phân biệt giữa override và new modifiers trong Python.</w:t>
+      </w:r>
+    </w:p>
+    <w:p>
+      <w:pPr>
+        <w:pStyle w:val="Normal"/>
+        <w:ind w:hanging="0" w:start="-540" w:end="-449"/>
+        <w:rPr>
+          <w:rFonts w:ascii="Times New Roman" w:hAnsi="Times New Roman"/>
+          <w:sz w:val="30"/>
+          <w:szCs w:val="30"/>
+        </w:rPr>
+      </w:pPr>
+      <w:r>
+        <w:rPr>
+          <w:rFonts w:ascii="Times New Roman" w:hAnsi="Times New Roman"/>
+          <w:sz w:val="30"/>
+          <w:szCs w:val="30"/>
+        </w:rPr>
+        <w:t>1. Trong Python, “finalize” thường ám chỉ khối finally, dùng để thực hiện các thao tác dọn dẹp và luôn chạy sau try/except, bất kể có lỗi hay không.</w:t>
+      </w:r>
+    </w:p>
+    <w:p>
+      <w:pPr>
+        <w:pStyle w:val="Normal"/>
+        <w:ind w:hanging="0" w:start="-540" w:end="-449"/>
+        <w:rPr>
+          <w:rFonts w:ascii="Times New Roman" w:hAnsi="Times New Roman"/>
+          <w:sz w:val="30"/>
+          <w:szCs w:val="30"/>
+        </w:rPr>
+      </w:pPr>
+      <w:r>
+        <w:rPr>
+          <w:rFonts w:ascii="Times New Roman" w:hAnsi="Times New Roman"/>
+          <w:sz w:val="30"/>
+          <w:szCs w:val="30"/>
+        </w:rPr>
+        <w:t>2. Python cho phép định nghĩa hàm __del__() trong class. Hàm này được gọi khi object bị garbage collected (bị xoá khỏi bộ nhớ). Tuy nhiên không đảm bảo chạy ngay lập tức</w:t>
+      </w:r>
+    </w:p>
+    <w:p>
+      <w:pPr>
+        <w:pStyle w:val="Normal"/>
+        <w:ind w:hanging="0" w:start="-540" w:end="-449"/>
+        <w:rPr>
+          <w:rFonts w:ascii="Times New Roman" w:hAnsi="Times New Roman"/>
+          <w:sz w:val="30"/>
+          <w:szCs w:val="30"/>
+        </w:rPr>
+      </w:pPr>
+      <w:r>
+        <w:rPr>
+          <w:rFonts w:ascii="Times New Roman" w:hAnsi="Times New Roman"/>
+          <w:sz w:val="30"/>
+          <w:szCs w:val="30"/>
+        </w:rPr>
+        <w:t>3. Module weakref cung cấp finalize() để đăng ký một hàm sẽ chạy khi object bị huỷ.</w:t>
+      </w:r>
+    </w:p>
+    <w:p>
+      <w:pPr>
+        <w:pStyle w:val="Normal"/>
+        <w:ind w:hanging="0" w:start="-540" w:end="-449"/>
+        <w:rPr>
+          <w:rFonts w:ascii="Times New Roman" w:hAnsi="Times New Roman"/>
+          <w:sz w:val="30"/>
+          <w:szCs w:val="30"/>
+        </w:rPr>
+      </w:pPr>
+      <w:r>
+        <w:rPr>
+          <w:rFonts w:ascii="Times New Roman" w:hAnsi="Times New Roman"/>
+          <w:sz w:val="30"/>
+          <w:szCs w:val="30"/>
+        </w:rPr>
+      </w:r>
+    </w:p>
+    <w:p>
+      <w:pPr>
+        <w:pStyle w:val="Normal"/>
+        <w:ind w:hanging="0" w:start="-540" w:end="-449"/>
+        <w:rPr>
+          <w:rFonts w:ascii="Times New Roman" w:hAnsi="Times New Roman"/>
+          <w:sz w:val="30"/>
+          <w:szCs w:val="30"/>
+        </w:rPr>
+      </w:pPr>
+      <w:r>
+        <w:rPr>
+          <w:rFonts w:ascii="Times New Roman" w:hAnsi="Times New Roman"/>
+          <w:sz w:val="30"/>
+          <w:szCs w:val="30"/>
+        </w:rPr>
+        <w:t>Tạo một class rỗng trong Python như thế nào?</w:t>
+      </w:r>
+    </w:p>
+    <w:p>
+      <w:pPr>
+        <w:pStyle w:val="Normal"/>
+        <w:ind w:hanging="0" w:start="-540" w:end="-449"/>
+        <w:rPr>
+          <w:rFonts w:ascii="Times New Roman" w:hAnsi="Times New Roman"/>
+          <w:sz w:val="30"/>
+          <w:szCs w:val="30"/>
+        </w:rPr>
+      </w:pPr>
+      <w:r>
+        <w:rPr>
+          <w:rFonts w:ascii="Times New Roman" w:hAnsi="Times New Roman"/>
+          <w:sz w:val="30"/>
+          <w:szCs w:val="30"/>
+        </w:rPr>
+        <w:t>Trong Python, để tạo một class rỗng, bạn chỉ cần khai báo class và dùng từ khóa pass bên trong. Từ khóa pass cho biết đây là một khối lệnh hợp lệ nhưng chưa có nội dung, giúp Python không báo lỗi cú pháp.</w:t>
+      </w:r>
+    </w:p>
+    <w:p>
+      <w:pPr>
+        <w:pStyle w:val="Normal"/>
+        <w:ind w:hanging="0" w:start="-540" w:end="-449"/>
+        <w:rPr>
+          <w:rFonts w:ascii="Times New Roman" w:hAnsi="Times New Roman"/>
+          <w:sz w:val="30"/>
+          <w:szCs w:val="30"/>
+        </w:rPr>
+      </w:pPr>
+      <w:r>
+        <w:rPr>
+          <w:rFonts w:ascii="Times New Roman" w:hAnsi="Times New Roman"/>
+          <w:sz w:val="30"/>
+          <w:szCs w:val="30"/>
+        </w:rPr>
+      </w:r>
+    </w:p>
+    <w:p>
+      <w:pPr>
+        <w:pStyle w:val="Normal"/>
+        <w:ind w:hanging="0" w:start="-540" w:end="-449"/>
+        <w:rPr>
+          <w:rFonts w:ascii="Times New Roman" w:hAnsi="Times New Roman"/>
+          <w:sz w:val="30"/>
+          <w:szCs w:val="30"/>
+        </w:rPr>
+      </w:pPr>
+      <w:r>
+        <w:rPr>
+          <w:rFonts w:ascii="Times New Roman" w:hAnsi="Times New Roman"/>
+          <w:sz w:val="30"/>
+          <w:szCs w:val="30"/>
+        </w:rPr>
+        <w:t>Gọi lớp cha mà không cần tạo instance của nó như thế nào?</w:t>
+      </w:r>
+    </w:p>
+    <w:p>
+      <w:pPr>
+        <w:pStyle w:val="Normal"/>
+        <w:ind w:hanging="0" w:start="-540" w:end="-449"/>
+        <w:rPr>
+          <w:rFonts w:ascii="Times New Roman" w:hAnsi="Times New Roman"/>
+          <w:sz w:val="30"/>
+          <w:szCs w:val="30"/>
+        </w:rPr>
+      </w:pPr>
+      <w:r>
+        <w:rPr>
+          <w:rFonts w:ascii="Times New Roman" w:hAnsi="Times New Roman"/>
+          <w:sz w:val="30"/>
+          <w:szCs w:val="30"/>
+        </w:rPr>
+        <w:t>Trong Python, để gọi phương thức của lớp cha mà không cần tạo instance riêng của lớp cha, ta thường dùng hàm super() bên trong lớp con. super() cho phép truy cập trực tiếp các phương thức hoặc constructor của lớp cha dựa trên instance hiện tại của lớp con, nên không cần tự khởi tạo object của lớp cha. Cách này hay được dùng khi override phương thức hoặc khi muốn gọi __init__() của lớp cha để kế thừa thuộc tính.</w:t>
+      </w:r>
+    </w:p>
+    <w:p>
+      <w:pPr>
+        <w:pStyle w:val="Normal"/>
+        <w:ind w:hanging="0" w:start="-540" w:end="-449"/>
+        <w:rPr>
+          <w:rFonts w:ascii="Times New Roman" w:hAnsi="Times New Roman"/>
+          <w:sz w:val="30"/>
+          <w:szCs w:val="30"/>
+        </w:rPr>
+      </w:pPr>
+      <w:r>
+        <w:rPr>
+          <w:rFonts w:ascii="Times New Roman" w:hAnsi="Times New Roman"/>
+          <w:sz w:val="30"/>
+          <w:szCs w:val="30"/>
+        </w:rPr>
+      </w:r>
+    </w:p>
+    <w:p>
+      <w:pPr>
+        <w:pStyle w:val="Normal"/>
+        <w:ind w:hanging="0" w:start="-540" w:end="-449"/>
+        <w:rPr>
+          <w:rFonts w:ascii="Times New Roman" w:hAnsi="Times New Roman"/>
+          <w:sz w:val="30"/>
+          <w:szCs w:val="30"/>
+        </w:rPr>
+      </w:pPr>
+      <w:r>
+        <w:rPr>
+          <w:rFonts w:ascii="Times New Roman" w:hAnsi="Times New Roman"/>
+          <w:sz w:val="30"/>
+          <w:szCs w:val="30"/>
+        </w:rPr>
+        <w:t>Gọi các thành phần của lớp cha từ lớp con trong Python như thế nào?</w:t>
+      </w:r>
+    </w:p>
+    <w:p>
+      <w:pPr>
+        <w:pStyle w:val="Normal"/>
+        <w:ind w:hanging="0" w:start="-540" w:end="-449"/>
+        <w:rPr>
+          <w:rFonts w:ascii="Times New Roman" w:hAnsi="Times New Roman"/>
+          <w:sz w:val="30"/>
+          <w:szCs w:val="30"/>
+        </w:rPr>
+      </w:pPr>
+      <w:r>
+        <w:rPr>
+          <w:rFonts w:ascii="Times New Roman" w:hAnsi="Times New Roman"/>
+          <w:sz w:val="30"/>
+          <w:szCs w:val="30"/>
+        </w:rPr>
+        <w:t>Trong Python, để gọi các thành phần (thuộc tính hoặc phương thức) của lớp cha từ lớp con, ta thường dùng hàm super(). Hàm này cho phép lớp con truy cập trực tiếp tới constructor, phương thức hoặc thuộc tính của lớp cha mà không cần tạo object riêng của lớp cha. Ví dụ, trong constructor của lớp con, ta hay dùng super().__init__(...) để khởi tạo các thuộc tính được định nghĩa ở lớp cha; tương tự, khi override một phương thức, ta có thể gọi super().method() để thực thi logic của lớp cha trước rồi bổ sung phần xử lý của lớp con. Ngoài ra, cũng có thể gọi trực tiếp bằng tên lớp cha như Parent.method(self), nhưng super() được khuyến nghị vì hỗ trợ kế thừa nhiều lớp (multiple inheritance) tốt hơn.</w:t>
+      </w:r>
+    </w:p>
+    <w:p>
+      <w:pPr>
+        <w:pStyle w:val="Normal"/>
+        <w:ind w:hanging="0" w:start="-540" w:end="-449"/>
+        <w:rPr>
+          <w:rFonts w:ascii="Times New Roman" w:hAnsi="Times New Roman"/>
+          <w:sz w:val="30"/>
+          <w:szCs w:val="30"/>
+        </w:rPr>
+      </w:pPr>
+      <w:r>
+        <w:rPr>
+          <w:rFonts w:ascii="Times New Roman" w:hAnsi="Times New Roman"/>
+          <w:sz w:val="30"/>
+          <w:szCs w:val="30"/>
+        </w:rPr>
+      </w:r>
+    </w:p>
+    <w:p>
+      <w:pPr>
+        <w:pStyle w:val="Normal"/>
+        <w:ind w:hanging="0" w:start="-540" w:end="-449"/>
+        <w:rPr>
+          <w:rFonts w:ascii="Times New Roman" w:hAnsi="Times New Roman"/>
+          <w:sz w:val="30"/>
+          <w:szCs w:val="30"/>
+        </w:rPr>
+      </w:pPr>
+      <w:r>
+        <w:rPr>
+          <w:rFonts w:ascii="Times New Roman" w:hAnsi="Times New Roman"/>
+          <w:sz w:val="30"/>
+          <w:szCs w:val="30"/>
+        </w:rPr>
+        <w:t>Pandas trong Python là gì?</w:t>
+      </w:r>
+    </w:p>
+    <w:p>
+      <w:pPr>
+        <w:pStyle w:val="Normal"/>
+        <w:ind w:hanging="0" w:start="-540" w:end="-449"/>
+        <w:rPr>
+          <w:rFonts w:ascii="Times New Roman" w:hAnsi="Times New Roman"/>
+          <w:sz w:val="30"/>
+          <w:szCs w:val="30"/>
+        </w:rPr>
+      </w:pPr>
+      <w:r>
+        <w:rPr>
+          <w:rFonts w:ascii="Times New Roman" w:hAnsi="Times New Roman"/>
+          <w:sz w:val="30"/>
+          <w:szCs w:val="30"/>
+        </w:rPr>
+        <w:t>Pandas trong Python là một thư viện mã nguồn mở dùng để xử lý và phân tích dữ liệu dạng bảng một cách nhanh và thuận tiện. Nó cung cấp hai cấu trúc dữ liệu chính là Series (mảng 1 chiều) và DataFrame (bảng 2 chiều giống Excel hoặc SQL table), giúp bạn dễ dàng đọc dữ liệu từ file (CSV, Excel, database), làm sạch dữ liệu, lọc, nhóm, tính toán thống kê và biến đổi dữ liệu. Nhờ cú pháp ngắn gọn và hiệu năng tốt, Pandas là công cụ rất phổ biến trong data analysis, machine learning và xử lý dữ liệu thực tế. Tóm lại Pandas là thư viện Python dùng để đọc, xử lý và phân tích dữ liệu dạng bảng như Excel hoặc SQL.</w:t>
+      </w:r>
+    </w:p>
+    <w:p>
+      <w:pPr>
+        <w:pStyle w:val="Normal"/>
+        <w:ind w:hanging="0" w:start="-540" w:end="-449"/>
+        <w:rPr>
+          <w:rFonts w:ascii="Times New Roman" w:hAnsi="Times New Roman"/>
+          <w:sz w:val="30"/>
+          <w:szCs w:val="30"/>
+        </w:rPr>
+      </w:pPr>
+      <w:r>
+        <w:rPr>
+          <w:rFonts w:ascii="Times New Roman" w:hAnsi="Times New Roman"/>
+          <w:sz w:val="30"/>
+          <w:szCs w:val="30"/>
+        </w:rPr>
+      </w:r>
+    </w:p>
+    <w:p>
+      <w:pPr>
+        <w:pStyle w:val="Normal"/>
+        <w:ind w:hanging="0" w:start="-540" w:end="-449"/>
+        <w:rPr>
+          <w:rFonts w:ascii="Times New Roman" w:hAnsi="Times New Roman"/>
+          <w:sz w:val="30"/>
+          <w:szCs w:val="30"/>
+        </w:rPr>
+      </w:pPr>
+      <w:r>
+        <w:rPr>
+          <w:rFonts w:ascii="Times New Roman" w:hAnsi="Times New Roman"/>
+          <w:sz w:val="30"/>
+          <w:szCs w:val="30"/>
+        </w:rPr>
+        <w:t>NumPy trong Python là gì?</w:t>
+      </w:r>
+    </w:p>
+    <w:p>
+      <w:pPr>
+        <w:pStyle w:val="Normal"/>
+        <w:ind w:hanging="0" w:start="-540" w:end="-449"/>
+        <w:rPr>
+          <w:rFonts w:ascii="Times New Roman" w:hAnsi="Times New Roman"/>
+          <w:sz w:val="30"/>
+          <w:szCs w:val="30"/>
+        </w:rPr>
+      </w:pPr>
+      <w:r>
+        <w:rPr>
+          <w:rFonts w:ascii="Times New Roman" w:hAnsi="Times New Roman"/>
+          <w:sz w:val="30"/>
+          <w:szCs w:val="30"/>
+        </w:rPr>
+        <w:t>NumPy trong Python là một thư viện mã nguồn mở dùng để tính toán số học và làm việc với mảng nhiều chiều một cách nhanh và hiệu quả. Nó cung cấp cấu trúc dữ liệu chính là ndarray (mảng N-chiều), cho phép thực hiện các phép toán vector, ma trận, thống kê, đại số tuyến tính, biến đổi Fourier… với hiệu năng cao hơn nhiều so với dùng list Python thông thường. NumPy là nền tảng cho nhiều thư viện khoa học dữ liệu và machine learning, vì giúp xử lý dữ liệu số lớn một cách tối ưu. Tóm lại NumPy là thư viện Python dùng để làm việc với mảng và tính toán số học hiệu năng cao.</w:t>
+      </w:r>
+    </w:p>
+    <w:p>
+      <w:pPr>
+        <w:pStyle w:val="Normal"/>
+        <w:ind w:hanging="0" w:start="-540" w:end="-449"/>
+        <w:rPr>
+          <w:rFonts w:ascii="Times New Roman" w:hAnsi="Times New Roman"/>
+          <w:sz w:val="30"/>
+          <w:szCs w:val="30"/>
+        </w:rPr>
+      </w:pPr>
+      <w:r>
+        <w:rPr>
+          <w:rFonts w:ascii="Times New Roman" w:hAnsi="Times New Roman"/>
+          <w:sz w:val="30"/>
+          <w:szCs w:val="30"/>
+        </w:rPr>
+      </w:r>
+    </w:p>
+    <w:p>
+      <w:pPr>
+        <w:pStyle w:val="Normal"/>
+        <w:ind w:hanging="0" w:start="-540" w:end="-449"/>
+        <w:rPr>
+          <w:rFonts w:ascii="Times New Roman" w:hAnsi="Times New Roman"/>
+          <w:sz w:val="30"/>
+          <w:szCs w:val="30"/>
+        </w:rPr>
+      </w:pPr>
+      <w:r>
+        <w:rPr>
+          <w:rFonts w:ascii="Times New Roman" w:hAnsi="Times New Roman"/>
+          <w:sz w:val="30"/>
+          <w:szCs w:val="30"/>
+        </w:rPr>
+        <w:t>Tại sao NumPy lại được ưu tiên sử dụng hơn Python lists?</w:t>
+      </w:r>
+    </w:p>
+    <w:p>
+      <w:pPr>
+        <w:pStyle w:val="Normal"/>
+        <w:ind w:hanging="0" w:start="-540" w:end="-449"/>
+        <w:rPr>
+          <w:rFonts w:ascii="Times New Roman" w:hAnsi="Times New Roman"/>
+          <w:sz w:val="30"/>
+          <w:szCs w:val="30"/>
+        </w:rPr>
+      </w:pPr>
+      <w:r>
+        <w:rPr>
+          <w:rFonts w:ascii="Times New Roman" w:hAnsi="Times New Roman"/>
+          <w:sz w:val="30"/>
+          <w:szCs w:val="30"/>
+        </w:rPr>
+        <w:t>NumPy thường được ưu tiên hơn Python lists vì nó tối ưu cho tính toán số học và xử lý dữ liệu lớn. Mảng NumPy lưu dữ liệu cùng kiểu trong bộ nhớ liên tục, nên dùng ít bộ nhớ hơn và truy cập nhanh hơn so với list (list có thể chứa nhiều kiểu khác nhau). Ngoài ra, NumPy hỗ trợ vectorized operations — tức là có thể thực hiện phép toán trên toàn bộ mảng chỉ với một câu lệnh (cộng, nhân, tính hàm toán học…), giúp code ngắn gọn và chạy nhanh hơn nhiều so với việc lặp từng phần tử bằng vòng for. Nhờ hiệu năng cao và các hàm toán học, đại số tuyến tính, thống kê có sẵn, NumPy đặc biệt phù hợp cho khoa học dữ liệu, machine learning và tính toán hiệu năng cao. Tóm lại NumPy nhanh hơn, tiết kiệm bộ nhớ hơn và hỗ trợ tính toán vector trên toàn mảng, nên hiệu quả hơn Python lists cho dữ liệu số.</w:t>
+      </w:r>
+    </w:p>
+    <w:p>
+      <w:pPr>
+        <w:pStyle w:val="Normal"/>
+        <w:ind w:hanging="0" w:start="-540" w:end="-449"/>
+        <w:rPr>
+          <w:rFonts w:ascii="Times New Roman" w:hAnsi="Times New Roman"/>
+          <w:sz w:val="30"/>
+          <w:szCs w:val="30"/>
+        </w:rPr>
+      </w:pPr>
+      <w:r>
+        <w:rPr>
+          <w:rFonts w:ascii="Times New Roman" w:hAnsi="Times New Roman"/>
+          <w:sz w:val="30"/>
+          <w:szCs w:val="30"/>
+        </w:rPr>
+      </w:r>
+    </w:p>
+    <w:p>
+      <w:pPr>
+        <w:pStyle w:val="Normal"/>
+        <w:ind w:hanging="0" w:start="-540" w:end="-449"/>
+        <w:rPr>
+          <w:rFonts w:ascii="Times New Roman" w:hAnsi="Times New Roman"/>
+          <w:sz w:val="30"/>
+          <w:szCs w:val="30"/>
+        </w:rPr>
+      </w:pPr>
+      <w:r>
+        <w:rPr>
+          <w:rFonts w:ascii="Times New Roman" w:hAnsi="Times New Roman"/>
+          <w:sz w:val="30"/>
+          <w:szCs w:val="30"/>
+        </w:rPr>
+        <w:t>Tải dữ liệu từ tệp văn bản một cách hiệu quả trong Python?</w:t>
+      </w:r>
+    </w:p>
+    <w:p>
+      <w:pPr>
+        <w:pStyle w:val="Normal"/>
+        <w:ind w:hanging="0" w:start="-540" w:end="-449"/>
+        <w:rPr>
+          <w:rFonts w:ascii="Times New Roman" w:hAnsi="Times New Roman"/>
+          <w:sz w:val="30"/>
+          <w:szCs w:val="30"/>
+        </w:rPr>
+      </w:pPr>
+      <w:r>
+        <w:rPr>
+          <w:rFonts w:ascii="Times New Roman" w:hAnsi="Times New Roman"/>
+          <w:sz w:val="30"/>
+          <w:szCs w:val="30"/>
+        </w:rPr>
+        <w:t>Để tải dữ liệu từ tệp văn bản một cách hiệu quả trong Python, cách đơn giản và an toàn nhất là dùng cú pháp with open(...) as f để mở file, vì Python sẽ tự động đóng file sau khi đọc xong, tránh rò rỉ tài nguyên. Nếu file nhỏ, bạn có thể dùng f.read() để đọc toàn bộ nội dung; nếu file lớn, nên đọc theo từng dòng bằng vòng lặp for line in f hoặc f.readline() để tiết kiệm bộ nhớ. Khi làm việc với dữ liệu dạng bảng (CSV hoặc text có phân tách), có thể dùng thêm các thư viện chuyên dụng như module csv hoặc thư viện phân tích dữ liệu để đọc nhanh và xử lý thuận tiện hơn. Tóm lại dùng with open() để mở file và đọc từng dòng khi file lớn nhằm tối ưu bộ nhớ và hiệu năng.</w:t>
+      </w:r>
+    </w:p>
+    <w:p>
+      <w:pPr>
+        <w:pStyle w:val="Normal"/>
+        <w:ind w:hanging="0" w:start="-540" w:end="-449"/>
+        <w:rPr>
+          <w:rFonts w:ascii="Times New Roman" w:hAnsi="Times New Roman"/>
+          <w:sz w:val="30"/>
+          <w:szCs w:val="30"/>
+        </w:rPr>
+      </w:pPr>
+      <w:r>
+        <w:rPr>
+          <w:rFonts w:ascii="Times New Roman" w:hAnsi="Times New Roman"/>
+          <w:sz w:val="30"/>
+          <w:szCs w:val="30"/>
+        </w:rPr>
+      </w:r>
+    </w:p>
+    <w:p>
+      <w:pPr>
+        <w:pStyle w:val="Normal"/>
+        <w:ind w:hanging="0" w:start="-540" w:end="-449"/>
+        <w:rPr>
+          <w:rFonts w:ascii="Times New Roman" w:hAnsi="Times New Roman"/>
+          <w:sz w:val="30"/>
+          <w:szCs w:val="30"/>
+        </w:rPr>
+      </w:pPr>
+      <w:r>
+        <w:rPr>
+          <w:rFonts w:ascii="Times New Roman" w:hAnsi="Times New Roman"/>
+          <w:sz w:val="30"/>
+          <w:szCs w:val="30"/>
+        </w:rPr>
+        <w:t>Sao chép một đối tượng trong Python như thế nào? Có mấy kiểu?</w:t>
+      </w:r>
+    </w:p>
+    <w:p>
+      <w:pPr>
+        <w:pStyle w:val="Normal"/>
+        <w:ind w:hanging="0" w:start="-540" w:end="-449"/>
+        <w:rPr>
+          <w:rFonts w:ascii="Times New Roman" w:hAnsi="Times New Roman"/>
+          <w:sz w:val="30"/>
+          <w:szCs w:val="30"/>
+        </w:rPr>
+      </w:pPr>
+      <w:r>
+        <w:rPr>
+          <w:rFonts w:ascii="Times New Roman" w:hAnsi="Times New Roman"/>
+          <w:sz w:val="30"/>
+          <w:szCs w:val="30"/>
+        </w:rPr>
+        <w:t>Trong Python, để sao chép (copy) một đối tượng, thường có 2 kiểu chính là shallow copy (sao chép nông) và deep copy (sao chép sâu). Shallow copy tạo một đối tượng mới nhưng các phần tử bên trong vẫn tham chiếu tới cùng object con của bản gốc, nên nếu sửa dữ liệu lồng bên trong thì cả hai có thể cùng thay đổi. Ngược lại, deep copy sẽ tạo bản sao hoàn toàn độc lập, sao chép cả các object con, nên thay đổi ở bản mới không ảnh hưởng bản cũ. Trong thực tế, shallow copy có thể tạo bằng obj.copy() (với list/dict) hoặc module copy.copy(), còn deep copy dùng copy.deepcopy(). Tóm lại Python có 2 kiểu sao chép đối tượng là shallow copy (sao chép nông) và deep copy (sao chép sâu); deep copy tạo bản sao hoàn toàn độc lập còn shallow copy vẫn dùng chung các object con.</w:t>
+      </w:r>
+    </w:p>
+    <w:p>
+      <w:pPr>
+        <w:pStyle w:val="Normal"/>
+        <w:ind w:hanging="0" w:start="-540" w:end="-449"/>
+        <w:rPr>
+          <w:rFonts w:ascii="Times New Roman" w:hAnsi="Times New Roman"/>
+          <w:sz w:val="30"/>
+          <w:szCs w:val="30"/>
+        </w:rPr>
+      </w:pPr>
+      <w:r>
+        <w:rPr>
+          <w:rFonts w:ascii="Times New Roman" w:hAnsi="Times New Roman"/>
+          <w:sz w:val="30"/>
+          <w:szCs w:val="30"/>
+        </w:rPr>
+      </w:r>
+    </w:p>
+    <w:p>
+      <w:pPr>
+        <w:pStyle w:val="Normal"/>
+        <w:ind w:hanging="0" w:start="-540" w:end="-449"/>
+        <w:rPr>
+          <w:rFonts w:ascii="Times New Roman" w:hAnsi="Times New Roman"/>
+          <w:sz w:val="30"/>
+          <w:szCs w:val="30"/>
+        </w:rPr>
+      </w:pPr>
+      <w:r>
+        <w:rPr>
+          <w:rFonts w:ascii="Times New Roman" w:hAnsi="Times New Roman"/>
+          <w:sz w:val="30"/>
+          <w:szCs w:val="30"/>
+        </w:rPr>
+        <w:t>Pickling trong Python là gì? Unpickling trong Python là gì?</w:t>
+      </w:r>
+    </w:p>
+    <w:p>
+      <w:pPr>
+        <w:pStyle w:val="Normal"/>
+        <w:ind w:hanging="0" w:start="-540" w:end="-449"/>
+        <w:rPr>
+          <w:rFonts w:ascii="Times New Roman" w:hAnsi="Times New Roman"/>
+          <w:sz w:val="30"/>
+          <w:szCs w:val="30"/>
+        </w:rPr>
+      </w:pPr>
+      <w:r>
+        <w:rPr>
+          <w:rFonts w:ascii="Times New Roman" w:hAnsi="Times New Roman"/>
+          <w:sz w:val="30"/>
+          <w:szCs w:val="30"/>
+        </w:rPr>
+        <w:t>Trong Python, pickling là quá trình chuyển một đối tượng Python (như list, dict, class instance…) thành dạng byte stream để có thể lưu xuống file, lưu cache, hoặc truyền qua mạng. Ngược lại, unpickling là quá trình đọc byte stream đó và khôi phục lại thành đối tượng Python ban đầu. Hai thao tác này thường được thực hiện bằng module pickle, với pickle.dump() để ghi (pickle) và pickle.load() để đọc lại (unpickle). Tóm lại Pickling là serialize object Python thành byte để lưu/truyền, còn unpickling là deserialize byte đó để khôi phục lại object.</w:t>
+      </w:r>
+    </w:p>
+    <w:p>
+      <w:pPr>
+        <w:pStyle w:val="Normal"/>
+        <w:ind w:hanging="0" w:start="-540" w:end="-449"/>
+        <w:rPr>
+          <w:rFonts w:ascii="Times New Roman" w:hAnsi="Times New Roman"/>
+          <w:sz w:val="30"/>
+          <w:szCs w:val="30"/>
+        </w:rPr>
+      </w:pPr>
+      <w:r>
+        <w:rPr>
+          <w:rFonts w:ascii="Times New Roman" w:hAnsi="Times New Roman"/>
+          <w:sz w:val="30"/>
+          <w:szCs w:val="30"/>
+        </w:rPr>
+      </w:r>
+    </w:p>
+    <w:p>
+      <w:pPr>
+        <w:pStyle w:val="Normal"/>
+        <w:ind w:hanging="0" w:start="-540" w:end="-449"/>
+        <w:rPr>
+          <w:rFonts w:ascii="Times New Roman" w:hAnsi="Times New Roman"/>
+          <w:sz w:val="30"/>
+          <w:szCs w:val="30"/>
+        </w:rPr>
+      </w:pPr>
+      <w:r>
+        <w:rPr>
+          <w:rFonts w:ascii="Times New Roman" w:hAnsi="Times New Roman"/>
+          <w:sz w:val="30"/>
+          <w:szCs w:val="30"/>
+        </w:rPr>
+        <w:t>Swapcase() trong Python là gì?</w:t>
+      </w:r>
+    </w:p>
+    <w:p>
+      <w:pPr>
+        <w:pStyle w:val="Normal"/>
+        <w:ind w:hanging="0" w:start="-540" w:end="-449"/>
+        <w:rPr>
+          <w:rFonts w:ascii="Times New Roman" w:hAnsi="Times New Roman"/>
+          <w:sz w:val="30"/>
+          <w:szCs w:val="30"/>
+        </w:rPr>
+      </w:pPr>
+      <w:r>
+        <w:rPr>
+          <w:rFonts w:ascii="Times New Roman" w:hAnsi="Times New Roman"/>
+          <w:sz w:val="30"/>
+          <w:szCs w:val="30"/>
+        </w:rPr>
+        <w:t>Trong Python, swapcase() là phương thức của chuỗi dùng để đảo ngược chữ hoa thành chữ thường và chữ thường thành chữ hoa trong toàn bộ string. Phương thức này trả về một chuỗi mới đã được đổi kiểu chữ, còn chuỗi ban đầu không bị thay đổi. Ví dụ, Hello World.swapcase() sẽ trở thành hELLO wORLD. Tóm lại swapcase() dùng để đổi chữ hoa thành chữ thường và ngược lại trong một chuỗi.</w:t>
+      </w:r>
+    </w:p>
+    <w:p>
+      <w:pPr>
+        <w:pStyle w:val="Normal"/>
+        <w:ind w:hanging="0" w:start="-540" w:end="-449"/>
+        <w:rPr>
+          <w:rFonts w:ascii="Times New Roman" w:hAnsi="Times New Roman"/>
+          <w:sz w:val="30"/>
+          <w:szCs w:val="30"/>
+        </w:rPr>
+      </w:pPr>
+      <w:r>
+        <w:rPr>
+          <w:rFonts w:ascii="Times New Roman" w:hAnsi="Times New Roman"/>
+          <w:sz w:val="30"/>
+          <w:szCs w:val="30"/>
+        </w:rPr>
+      </w:r>
+    </w:p>
+    <w:p>
+      <w:pPr>
+        <w:pStyle w:val="Normal"/>
+        <w:ind w:hanging="0" w:start="-540" w:end="-449"/>
+        <w:rPr>
+          <w:rFonts w:ascii="Times New Roman" w:hAnsi="Times New Roman"/>
+          <w:b/>
+          <w:bCs/>
+          <w:color w:val="3465A4"/>
+          <w:sz w:val="30"/>
+          <w:szCs w:val="30"/>
+        </w:rPr>
+      </w:pPr>
+      <w:r>
+        <w:rPr>
+          <w:rFonts w:ascii="Times New Roman" w:hAnsi="Times New Roman"/>
+          <w:b/>
+          <w:bCs/>
+          <w:color w:val="3465A4"/>
+          <w:sz w:val="30"/>
+          <w:szCs w:val="30"/>
+        </w:rPr>
+        <w:t>Advanced</w:t>
+      </w:r>
+    </w:p>
+    <w:p>
+      <w:pPr>
+        <w:pStyle w:val="Normal"/>
+        <w:ind w:hanging="0" w:start="-540" w:end="-449"/>
+        <w:rPr>
+          <w:rFonts w:ascii="Times New Roman" w:hAnsi="Times New Roman"/>
+          <w:sz w:val="30"/>
+          <w:szCs w:val="30"/>
+        </w:rPr>
+      </w:pPr>
+      <w:r>
+        <w:rPr>
+          <w:rFonts w:ascii="Times New Roman" w:hAnsi="Times New Roman"/>
+          <w:sz w:val="30"/>
+          <w:szCs w:val="30"/>
+        </w:rPr>
+        <w:t>Hiệu ứng Dogpile trong Python là gì?</w:t>
+      </w:r>
+    </w:p>
+    <w:p>
+      <w:pPr>
+        <w:pStyle w:val="Normal"/>
+        <w:ind w:hanging="0" w:start="-540" w:end="-449"/>
+        <w:rPr>
+          <w:rFonts w:ascii="Times New Roman" w:hAnsi="Times New Roman"/>
+          <w:sz w:val="30"/>
+          <w:szCs w:val="30"/>
+        </w:rPr>
+      </w:pPr>
+      <w:r>
+        <w:rPr>
+          <w:rFonts w:ascii="Times New Roman" w:hAnsi="Times New Roman"/>
+          <w:sz w:val="30"/>
+          <w:szCs w:val="30"/>
+        </w:rPr>
+        <w:t>Hiệu ứng Dogpile (hay cache stampede) trong Python là hiện tượng xảy ra khi một dữ liệu trong cache vừa hết hạn và có nhiều request cùng lúc truy cập vào nó, khiến tất cả các request đồng thời đi lấy dữ liệu từ nguồn gốc như database hoặc API. Điều này làm tăng tải đột ngột lên hệ thống và có thể gây chậm hoặc sập dịch vụ. Để tránh Dogpile, người ta thường dùng cơ chế khóa (chỉ cho một request cập nhật cache, các request khác chờ), đặt thời gian hết hạn ngẫu nhiên, hoặc cho phép tạm thời dùng dữ liệu cũ trong khi cache đang được làm mới.</w:t>
+      </w:r>
+    </w:p>
+    <w:p>
+      <w:pPr>
+        <w:pStyle w:val="Normal"/>
+        <w:ind w:hanging="0" w:start="-540" w:end="-449"/>
+        <w:rPr>
+          <w:rFonts w:ascii="Times New Roman" w:hAnsi="Times New Roman"/>
+          <w:sz w:val="30"/>
+          <w:szCs w:val="30"/>
+        </w:rPr>
+      </w:pPr>
+      <w:r>
+        <w:rPr>
+          <w:rFonts w:ascii="Times New Roman" w:hAnsi="Times New Roman"/>
+          <w:sz w:val="30"/>
+          <w:szCs w:val="30"/>
+        </w:rPr>
+      </w:r>
+    </w:p>
+    <w:p>
+      <w:pPr>
+        <w:pStyle w:val="Normal"/>
+        <w:ind w:hanging="0" w:start="-540" w:end="-449"/>
+        <w:rPr>
+          <w:rFonts w:ascii="Times New Roman" w:hAnsi="Times New Roman"/>
+          <w:sz w:val="30"/>
+          <w:szCs w:val="30"/>
+        </w:rPr>
+      </w:pPr>
+      <w:r>
+        <w:rPr>
+          <w:rFonts w:ascii="Times New Roman" w:hAnsi="Times New Roman"/>
+          <w:sz w:val="30"/>
+          <w:szCs w:val="30"/>
+        </w:rPr>
+        <w:t>Kế thừa trong Python là gì?</w:t>
+      </w:r>
+    </w:p>
+    <w:p>
+      <w:pPr>
+        <w:pStyle w:val="Normal"/>
+        <w:ind w:hanging="0" w:start="-540" w:end="-449"/>
+        <w:rPr>
+          <w:rFonts w:ascii="Times New Roman" w:hAnsi="Times New Roman"/>
+          <w:sz w:val="30"/>
+          <w:szCs w:val="30"/>
+        </w:rPr>
+      </w:pPr>
+      <w:r>
+        <w:rPr>
+          <w:rFonts w:ascii="Times New Roman" w:hAnsi="Times New Roman"/>
+          <w:sz w:val="30"/>
+          <w:szCs w:val="30"/>
+        </w:rPr>
+        <w:t>Trong Python, kế thừa (inheritance) là cơ chế cho phép một lớp mới (lớp con) nhận lại thuộc tính và phương thức của một lớp đã có sẵn (lớp cha). Nhờ đó, lớp con có thể tái sử dụng code của lớp cha, đồng thời bổ sung thêm chức năng mới hoặc ghi đè (override) các phương thức để thay đổi hành vi khi cần. Kế thừa giúp chương trình dễ mở rộng, giảm lặp code và tổ chức theo hướng lập trình hướng đối tượng rõ ràng hơn. Tóm lại kế thừa là cơ chế cho phép lớp con sử dụng và mở rộng thuộc tính, phương thức của lớp cha.</w:t>
+      </w:r>
+    </w:p>
+    <w:p>
+      <w:pPr>
+        <w:pStyle w:val="Normal"/>
+        <w:ind w:hanging="0" w:start="-540" w:end="-449"/>
+        <w:rPr>
+          <w:rFonts w:ascii="Times New Roman" w:hAnsi="Times New Roman"/>
+          <w:sz w:val="30"/>
+          <w:szCs w:val="30"/>
+        </w:rPr>
+      </w:pPr>
+      <w:r>
+        <w:rPr>
+          <w:rFonts w:ascii="Times New Roman" w:hAnsi="Times New Roman"/>
+          <w:sz w:val="30"/>
+          <w:szCs w:val="30"/>
+        </w:rPr>
+      </w:r>
+    </w:p>
+    <w:p>
+      <w:pPr>
+        <w:pStyle w:val="Normal"/>
+        <w:ind w:hanging="0" w:start="-540" w:end="-449"/>
+        <w:rPr>
+          <w:rFonts w:ascii="Times New Roman" w:hAnsi="Times New Roman"/>
+          <w:sz w:val="30"/>
+          <w:szCs w:val="30"/>
+        </w:rPr>
+      </w:pPr>
+      <w:r>
+        <w:rPr>
+          <w:rFonts w:ascii="Times New Roman" w:hAnsi="Times New Roman"/>
+          <w:sz w:val="30"/>
+          <w:szCs w:val="30"/>
+        </w:rPr>
+        <w:t>Kế thừa đa lớp trong Python là gì?</w:t>
+      </w:r>
+    </w:p>
+    <w:p>
+      <w:pPr>
+        <w:pStyle w:val="Normal"/>
+        <w:ind w:hanging="0" w:start="-540" w:end="-449"/>
+        <w:rPr>
+          <w:rFonts w:ascii="Times New Roman" w:hAnsi="Times New Roman"/>
+          <w:sz w:val="30"/>
+          <w:szCs w:val="30"/>
+        </w:rPr>
+      </w:pPr>
+      <w:r>
+        <w:rPr>
+          <w:rFonts w:ascii="Times New Roman" w:hAnsi="Times New Roman"/>
+          <w:sz w:val="30"/>
+          <w:szCs w:val="30"/>
+        </w:rPr>
+        <w:t>Kế thừa đa lớp (multiple inheritance) trong Python là cơ chế cho phép một lớp con kế thừa từ nhiều lớp cha cùng lúc. Điều này giúp lớp con có thể sử dụng thuộc tính và phương thức từ tất cả các lớp cha, nhờ đó tái sử dụng code và kết hợp nhiều chức năng vào một lớp duy nhất. Khi nhiều lớp cha có cùng tên phương thức, Python sẽ quyết định thứ tự tìm kiếm theo quy tắc MRO (Method Resolution Order) để biết nên gọi phương thức của lớp nào trước. Tóm lại kế thừa đa lớp là khi một lớp con kế thừa từ nhiều lớp cha, cho phép kết hợp chức năng của nhiều lớp trong một lớp duy nhất.</w:t>
+      </w:r>
+    </w:p>
+    <w:p>
+      <w:pPr>
+        <w:pStyle w:val="Normal"/>
+        <w:ind w:hanging="0" w:start="-540" w:end="-449"/>
+        <w:rPr>
+          <w:rFonts w:ascii="Times New Roman" w:hAnsi="Times New Roman"/>
+          <w:sz w:val="30"/>
+          <w:szCs w:val="30"/>
+        </w:rPr>
+      </w:pPr>
+      <w:r>
+        <w:rPr>
+          <w:rFonts w:ascii="Times New Roman" w:hAnsi="Times New Roman"/>
+          <w:sz w:val="30"/>
+          <w:szCs w:val="30"/>
+        </w:rPr>
+        <w:t>MRO: bắt đầu từ lớp hiện tại, rồi các lớp cha từ trái sang phải, và dừng ở method đầu tiên tìm thấy.</w:t>
+      </w:r>
+    </w:p>
+    <w:p>
+      <w:pPr>
+        <w:pStyle w:val="Normal"/>
+        <w:ind w:hanging="0" w:start="-540" w:end="-449"/>
+        <w:rPr>
+          <w:rFonts w:ascii="Times New Roman" w:hAnsi="Times New Roman"/>
+          <w:sz w:val="30"/>
+          <w:szCs w:val="30"/>
+        </w:rPr>
+      </w:pPr>
+      <w:r>
+        <w:rPr>
+          <w:rFonts w:ascii="Times New Roman" w:hAnsi="Times New Roman"/>
+          <w:sz w:val="30"/>
+          <w:szCs w:val="30"/>
+        </w:rPr>
+      </w:r>
+    </w:p>
+    <w:p>
+      <w:pPr>
+        <w:pStyle w:val="Normal"/>
+        <w:ind w:hanging="0" w:start="-540" w:end="-449"/>
+        <w:rPr>
+          <w:rFonts w:ascii="Times New Roman" w:hAnsi="Times New Roman"/>
+          <w:sz w:val="30"/>
+          <w:szCs w:val="30"/>
+        </w:rPr>
+      </w:pPr>
+      <w:r>
+        <w:rPr>
+          <w:rFonts w:ascii="Times New Roman" w:hAnsi="Times New Roman"/>
+          <w:sz w:val="30"/>
+          <w:szCs w:val="30"/>
+        </w:rPr>
+        <w:t>Đa hình trong Python là gì?</w:t>
+      </w:r>
+    </w:p>
+    <w:p>
+      <w:pPr>
+        <w:pStyle w:val="Normal"/>
+        <w:ind w:hanging="0" w:start="-540" w:end="-449"/>
+        <w:rPr>
+          <w:rFonts w:ascii="Times New Roman" w:hAnsi="Times New Roman"/>
+          <w:sz w:val="30"/>
+          <w:szCs w:val="30"/>
+        </w:rPr>
+      </w:pPr>
+      <w:r>
+        <w:rPr>
+          <w:rFonts w:ascii="Times New Roman" w:hAnsi="Times New Roman"/>
+          <w:sz w:val="30"/>
+          <w:szCs w:val="30"/>
+        </w:rPr>
+        <w:t>Trong Python, đa hình (polymorphism) là khả năng cho phép cùng một tên phương thức hoặc thao tác nhưng có thể hoạt động khác nhau tùy theo đối tượng hoặc kiểu dữ liệu. Nhờ đa hình, bạn có thể viết code linh hoạt hơn, vì cùng một lời gọi hàm vẫn dùng được cho nhiều loại object khác nhau, miễn là chúng hỗ trợ hành vi cần thiết (Python thường dựa trên nguyên tắc duck typing). Ví dụ, toán tử + có thể dùng để cộng số, nối chuỗi, hoặc ghép list; hoặc nhiều lớp khác nhau có thể cùng định nghĩa phương thức speak() nhưng mỗi lớp thực hiện theo cách riêng. Tóm lại đa hình là khả năng một phương thức hoặc thao tác có thể có nhiều cách thực thi khác nhau tùy đối tượng hoặc kiểu dữ liệu.</w:t>
+      </w:r>
+    </w:p>
+    <w:p>
+      <w:pPr>
+        <w:pStyle w:val="Normal"/>
+        <w:ind w:hanging="0" w:start="-540" w:end="-449"/>
+        <w:rPr>
+          <w:rFonts w:ascii="Times New Roman" w:hAnsi="Times New Roman"/>
+          <w:sz w:val="30"/>
+          <w:szCs w:val="30"/>
+        </w:rPr>
+      </w:pPr>
+      <w:r>
+        <w:rPr>
+          <w:rFonts w:ascii="Times New Roman" w:hAnsi="Times New Roman"/>
+          <w:sz w:val="30"/>
+          <w:szCs w:val="30"/>
+        </w:rPr>
+      </w:r>
+    </w:p>
+    <w:p>
+      <w:pPr>
+        <w:pStyle w:val="Normal"/>
+        <w:ind w:hanging="0" w:start="-540" w:end="-449"/>
+        <w:rPr>
+          <w:rFonts w:ascii="Times New Roman" w:hAnsi="Times New Roman"/>
+          <w:sz w:val="30"/>
+          <w:szCs w:val="30"/>
+        </w:rPr>
+      </w:pPr>
+      <w:r>
+        <w:rPr>
+          <w:rFonts w:ascii="Times New Roman" w:hAnsi="Times New Roman"/>
+          <w:sz w:val="30"/>
+          <w:szCs w:val="30"/>
+        </w:rPr>
+        <w:t>Đóng gói trong Python là gì?</w:t>
+      </w:r>
+    </w:p>
+    <w:p>
+      <w:pPr>
+        <w:pStyle w:val="Normal"/>
+        <w:ind w:hanging="0" w:start="-540" w:end="-449"/>
+        <w:rPr>
+          <w:rFonts w:ascii="Times New Roman" w:hAnsi="Times New Roman"/>
+          <w:sz w:val="30"/>
+          <w:szCs w:val="30"/>
+        </w:rPr>
+      </w:pPr>
+      <w:r>
+        <w:rPr>
+          <w:rFonts w:ascii="Times New Roman" w:hAnsi="Times New Roman"/>
+          <w:sz w:val="30"/>
+          <w:szCs w:val="30"/>
+        </w:rPr>
+        <w:t>Trong Python, đóng gói (encapsulation) là nguyên tắc lập trình hướng đối tượng dùng để gom dữ liệu (thuộc tính) và các phương thức xử lý dữ liệu đó vào cùng một lớp, đồng thời kiểm soát việc truy cập vào dữ liệu nhằm bảo vệ trạng thái bên trong của đối tượng. Python không có từ khóa private nghiêm ngặt như một số ngôn ngữ khác, nhưng thường quy ước dùng dấu gạch dưới _ (protected) hoặc __ (name mangling) trước tên thuộc tính để hạn chế truy cập trực tiếp từ bên ngoài, và khuyến khích truy cập thông qua các phương thức của lớp (như getter/setter hoặc @property). Tóm lại đóng gói là việc gộp dữ liệu và phương thức vào một lớp và kiểm soát truy cập tới dữ liệu để bảo vệ trạng thái của đối tượng.</w:t>
+      </w:r>
+    </w:p>
+    <w:p>
+      <w:pPr>
+        <w:pStyle w:val="Normal"/>
+        <w:ind w:hanging="0" w:start="-540" w:end="-449"/>
+        <w:rPr>
+          <w:rFonts w:ascii="Times New Roman" w:hAnsi="Times New Roman"/>
+          <w:sz w:val="30"/>
+          <w:szCs w:val="30"/>
+        </w:rPr>
+      </w:pPr>
+      <w:r>
+        <w:rPr>
+          <w:rFonts w:ascii="Times New Roman" w:hAnsi="Times New Roman"/>
+          <w:sz w:val="30"/>
+          <w:szCs w:val="30"/>
+        </w:rPr>
+      </w:r>
+    </w:p>
+    <w:p>
+      <w:pPr>
+        <w:pStyle w:val="Normal"/>
+        <w:ind w:hanging="0" w:start="-540" w:end="-449"/>
+        <w:rPr>
+          <w:rFonts w:ascii="Times New Roman" w:hAnsi="Times New Roman"/>
+          <w:sz w:val="30"/>
+          <w:szCs w:val="30"/>
+        </w:rPr>
+      </w:pPr>
+      <w:r>
+        <w:rPr>
+          <w:rFonts w:ascii="Times New Roman" w:hAnsi="Times New Roman"/>
+          <w:sz w:val="30"/>
+          <w:szCs w:val="30"/>
+        </w:rPr>
+        <w:t>Phạm vi truy cập public, private, protected trong Python như thế nào?</w:t>
+      </w:r>
+    </w:p>
+    <w:p>
+      <w:pPr>
+        <w:pStyle w:val="Normal"/>
+        <w:ind w:hanging="0" w:start="-540" w:end="-449"/>
+        <w:rPr>
+          <w:rFonts w:ascii="Times New Roman" w:hAnsi="Times New Roman"/>
+          <w:sz w:val="30"/>
+          <w:szCs w:val="30"/>
+        </w:rPr>
+      </w:pPr>
+      <w:r>
+        <w:rPr>
+          <w:rFonts w:ascii="Times New Roman" w:hAnsi="Times New Roman"/>
+          <w:sz w:val="30"/>
+          <w:szCs w:val="30"/>
+        </w:rPr>
+        <w:t>Trong Python, các phạm vi truy cập public, protected, private chủ yếu được quy ước bằng cách đặt tên thuộc tính hoặc phương thức, chứ không bị kiểm soát chặt bằng từ khóa như nhiều ngôn ngữ khác.</w:t>
+      </w:r>
+    </w:p>
+    <w:p>
+      <w:pPr>
+        <w:pStyle w:val="Normal"/>
+        <w:ind w:hanging="0" w:start="-540" w:end="-449"/>
+        <w:rPr>
+          <w:rFonts w:ascii="Times New Roman" w:hAnsi="Times New Roman"/>
+          <w:sz w:val="30"/>
+          <w:szCs w:val="30"/>
+        </w:rPr>
+      </w:pPr>
+      <w:r>
+        <w:rPr>
+          <w:rFonts w:ascii="Times New Roman" w:hAnsi="Times New Roman"/>
+          <w:sz w:val="30"/>
+          <w:szCs w:val="30"/>
+        </w:rPr>
+        <w:t>- Public: Thuộc tính/phương thức đặt tên bình thường (ví dụ name). Có thể truy cập từ mọi nơi trong chương trình. Đây là mặc định trong Python.</w:t>
+      </w:r>
+    </w:p>
+    <w:p>
+      <w:pPr>
+        <w:pStyle w:val="Normal"/>
+        <w:ind w:hanging="0" w:start="-540" w:end="-449"/>
+        <w:rPr>
+          <w:rFonts w:ascii="Times New Roman" w:hAnsi="Times New Roman"/>
+          <w:sz w:val="30"/>
+          <w:szCs w:val="30"/>
+        </w:rPr>
+      </w:pPr>
+      <w:r>
+        <w:rPr>
+          <w:rFonts w:ascii="Times New Roman" w:hAnsi="Times New Roman"/>
+          <w:sz w:val="30"/>
+          <w:szCs w:val="30"/>
+        </w:rPr>
+        <w:t>- Protected: Đặt một dấu gạch dưới phía trước (ví dụ _name). Theo quy ước, phần này chỉ nên dùng trong lớp và các lớp con; vẫn có thể truy cập từ bên ngoài nhưng không được khuyến khích.</w:t>
+      </w:r>
+    </w:p>
+    <w:p>
+      <w:pPr>
+        <w:pStyle w:val="Normal"/>
+        <w:ind w:hanging="0" w:start="-540" w:end="-449"/>
+        <w:rPr>
+          <w:rFonts w:ascii="Times New Roman" w:hAnsi="Times New Roman"/>
+          <w:sz w:val="30"/>
+          <w:szCs w:val="30"/>
+        </w:rPr>
+      </w:pPr>
+      <w:r>
+        <w:rPr>
+          <w:rFonts w:ascii="Times New Roman" w:hAnsi="Times New Roman"/>
+          <w:sz w:val="30"/>
+          <w:szCs w:val="30"/>
+        </w:rPr>
+        <w:t>- Private: Đặt hai dấu gạch dưới phía trước (ví dụ __name). Python sẽ thực hiện name mangling (đổi thành _ClassName__name), giúp tránh truy cập trực tiếp từ bên ngoài và hạn chế bị override ngoài ý muốn.</w:t>
+      </w:r>
+    </w:p>
+    <w:p>
+      <w:pPr>
+        <w:pStyle w:val="Normal"/>
+        <w:ind w:hanging="0" w:start="-540" w:end="-449"/>
+        <w:rPr>
+          <w:rFonts w:ascii="Times New Roman" w:hAnsi="Times New Roman"/>
+          <w:sz w:val="30"/>
+          <w:szCs w:val="30"/>
+        </w:rPr>
+      </w:pPr>
+      <w:r>
+        <w:rPr>
+          <w:rFonts w:ascii="Times New Roman" w:hAnsi="Times New Roman"/>
+          <w:sz w:val="30"/>
+          <w:szCs w:val="30"/>
+        </w:rPr>
+        <w:t>Tóm lại Python không có private/protected thật sự; public là mặc định, _name là protected theo quy ước, và __name là private nhờ cơ chế name mangling.</w:t>
+      </w:r>
+    </w:p>
+    <w:p>
+      <w:pPr>
+        <w:pStyle w:val="Normal"/>
+        <w:ind w:hanging="0" w:start="-540" w:end="-449"/>
+        <w:rPr>
+          <w:rFonts w:ascii="Times New Roman" w:hAnsi="Times New Roman"/>
+          <w:sz w:val="30"/>
+          <w:szCs w:val="30"/>
+        </w:rPr>
+      </w:pPr>
+      <w:r>
+        <w:rPr>
+          <w:rFonts w:ascii="Times New Roman" w:hAnsi="Times New Roman"/>
+          <w:sz w:val="30"/>
+          <w:szCs w:val="30"/>
+        </w:rPr>
+      </w:r>
+    </w:p>
+    <w:p>
+      <w:pPr>
+        <w:pStyle w:val="Normal"/>
+        <w:ind w:hanging="0" w:start="-540" w:end="-449"/>
+        <w:rPr>
+          <w:rFonts w:ascii="Times New Roman" w:hAnsi="Times New Roman"/>
+          <w:sz w:val="30"/>
+          <w:szCs w:val="30"/>
+        </w:rPr>
+      </w:pPr>
+      <w:r>
+        <w:rPr>
+          <w:rFonts w:ascii="Times New Roman" w:hAnsi="Times New Roman"/>
+          <w:sz w:val="30"/>
+          <w:szCs w:val="30"/>
+        </w:rPr>
+        <w:t>Lưu hình ảnh từ URL về máy cục bộ trong Python như thế nào?</w:t>
+      </w:r>
+    </w:p>
+    <w:p>
+      <w:pPr>
+        <w:pStyle w:val="Normal"/>
+        <w:ind w:hanging="0" w:start="-540" w:end="-449"/>
+        <w:rPr>
+          <w:rFonts w:ascii="Times New Roman" w:hAnsi="Times New Roman"/>
+          <w:sz w:val="30"/>
+          <w:szCs w:val="30"/>
+        </w:rPr>
+      </w:pPr>
+      <w:r>
+        <w:rPr>
+          <w:rFonts w:ascii="Times New Roman" w:hAnsi="Times New Roman"/>
+          <w:sz w:val="30"/>
+          <w:szCs w:val="30"/>
+        </w:rPr>
+        <w:t>Để lưu hình ảnh từ một URL về máy cục bộ trong Python, cách phổ biến nhất là gửi request tải dữ liệu từ URL rồi ghi dữ liệu đó vào file ở chế độ nhị phân. Thường người ta dùng thư viện requests để tải nội dung ảnh, sau đó mở một file bằng open(..., wb) và ghi response.content vào file. Tóm lại, quy trình là gửi request, lấy dữ liệu nhị phân, ghi xuống file local. Nếu file lớn, có thể dùng chế độ stream=True và ghi từng chunk để tiết kiệm bộ nhớ.</w:t>
+      </w:r>
+    </w:p>
+    <w:p>
+      <w:pPr>
+        <w:pStyle w:val="Normal"/>
+        <w:ind w:hanging="0" w:start="-540" w:end="-449"/>
+        <w:rPr>
+          <w:rFonts w:ascii="Times New Roman" w:hAnsi="Times New Roman"/>
+          <w:sz w:val="30"/>
+          <w:szCs w:val="30"/>
+        </w:rPr>
+      </w:pPr>
+      <w:r>
+        <w:rPr>
+          <w:rFonts w:ascii="Times New Roman" w:hAnsi="Times New Roman"/>
+          <w:sz w:val="30"/>
+          <w:szCs w:val="30"/>
+        </w:rPr>
+      </w:r>
+    </w:p>
+    <w:p>
+      <w:pPr>
+        <w:pStyle w:val="Normal"/>
+        <w:ind w:hanging="0" w:start="-540" w:end="-449"/>
+        <w:rPr>
+          <w:rFonts w:ascii="Times New Roman" w:hAnsi="Times New Roman"/>
+          <w:sz w:val="30"/>
+          <w:szCs w:val="30"/>
+        </w:rPr>
+      </w:pPr>
+      <w:r>
+        <w:rPr>
+          <w:rFonts w:ascii="Times New Roman" w:hAnsi="Times New Roman"/>
+          <w:sz w:val="30"/>
+          <w:szCs w:val="30"/>
+        </w:rPr>
+        <w:t>Hàm join() trong Python là gì?</w:t>
+      </w:r>
+    </w:p>
+    <w:p>
+      <w:pPr>
+        <w:pStyle w:val="Normal"/>
+        <w:ind w:hanging="0" w:start="-540" w:end="-449"/>
+        <w:rPr>
+          <w:rFonts w:ascii="Times New Roman" w:hAnsi="Times New Roman"/>
+          <w:sz w:val="30"/>
+          <w:szCs w:val="30"/>
+        </w:rPr>
+      </w:pPr>
+      <w:r>
+        <w:rPr>
+          <w:rFonts w:ascii="Times New Roman" w:hAnsi="Times New Roman"/>
+          <w:sz w:val="30"/>
+          <w:szCs w:val="30"/>
+        </w:rPr>
+        <w:t>Trong Python, join() là phương thức của chuỗi dùng để nối các phần tử của một iterable (như list, tuple…) thành một chuỗi duy nhất, với chính chuỗi gọi join() đóng vai trò làm ký tự phân cách. Tất cả các phần tử cần nối phải là string, nếu không sẽ phải chuyển sang string trước. Tóm lại join() dùng để ghép nhiều chuỗi thành một chuỗi duy nhất, sử dụng chuỗi gọi hàm làm dấu phân cách.</w:t>
+      </w:r>
+    </w:p>
+    <w:p>
+      <w:pPr>
+        <w:pStyle w:val="Normal"/>
+        <w:ind w:hanging="0" w:start="-540" w:end="-449"/>
+        <w:rPr>
+          <w:rFonts w:ascii="Times New Roman" w:hAnsi="Times New Roman"/>
+          <w:sz w:val="30"/>
+          <w:szCs w:val="30"/>
+        </w:rPr>
+      </w:pPr>
+      <w:r>
+        <w:rPr>
+          <w:rFonts w:ascii="Times New Roman" w:hAnsi="Times New Roman"/>
+          <w:sz w:val="30"/>
+          <w:szCs w:val="30"/>
+        </w:rPr>
+      </w:r>
+    </w:p>
+    <w:p>
+      <w:pPr>
+        <w:pStyle w:val="Normal"/>
+        <w:ind w:hanging="0" w:start="-540" w:end="-449"/>
+        <w:rPr>
+          <w:rFonts w:ascii="Times New Roman" w:hAnsi="Times New Roman"/>
+          <w:sz w:val="30"/>
+          <w:szCs w:val="30"/>
+        </w:rPr>
+      </w:pPr>
+      <w:r>
+        <w:rPr>
+          <w:rFonts w:ascii="Times New Roman" w:hAnsi="Times New Roman"/>
+          <w:sz w:val="30"/>
+          <w:szCs w:val="30"/>
+        </w:rPr>
+        <w:t>Tệp manage.py trong Python được dùng để làm gì?</w:t>
+      </w:r>
+    </w:p>
+    <w:p>
+      <w:pPr>
+        <w:pStyle w:val="Normal"/>
+        <w:ind w:hanging="0" w:start="-540" w:end="-449"/>
+        <w:rPr>
+          <w:rFonts w:ascii="Times New Roman" w:hAnsi="Times New Roman"/>
+          <w:sz w:val="30"/>
+          <w:szCs w:val="30"/>
+        </w:rPr>
+      </w:pPr>
+      <w:r>
+        <w:rPr>
+          <w:rFonts w:ascii="Times New Roman" w:hAnsi="Times New Roman"/>
+          <w:sz w:val="30"/>
+          <w:szCs w:val="30"/>
+        </w:rPr>
+        <w:t>Trong các dự án dùng Django, tệp manage.py là script dòng lệnh giúp bạn quản lý và điều khiển toàn bộ project. Nó đóng vai trò như một công cụ trung gian để chạy các lệnh quản trị, ví dụ: khởi động server phát triển (runserver), tạo migration, áp dụng database (migrate), tạo app mới, tạo tài khoản admin, hoặc chạy shell. Thực chất, manage.py chỉ là một wrapper cấu hình sẵn môi trường project rồi gọi các lệnh quản lý của Django, giúp bạn thao tác dễ dàng mà không cần cấu hình thủ công mỗi lần. Tóm lại manage.py là file dòng lệnh của Django dùng để chạy server và thực hiện các tác vụ quản lý project như migrate, tạo app, hay chạy shell.</w:t>
+      </w:r>
+    </w:p>
+    <w:p>
+      <w:pPr>
+        <w:pStyle w:val="Normal"/>
+        <w:ind w:hanging="0" w:start="-540" w:end="-449"/>
+        <w:rPr>
+          <w:rFonts w:ascii="Times New Roman" w:hAnsi="Times New Roman"/>
+          <w:sz w:val="30"/>
+          <w:szCs w:val="30"/>
+        </w:rPr>
+      </w:pPr>
+      <w:r>
+        <w:rPr>
+          <w:rFonts w:ascii="Times New Roman" w:hAnsi="Times New Roman"/>
+          <w:sz w:val="30"/>
+          <w:szCs w:val="30"/>
+        </w:rPr>
+      </w:r>
+    </w:p>
+    <w:p>
+      <w:pPr>
+        <w:pStyle w:val="Normal"/>
+        <w:ind w:hanging="0" w:start="-540" w:end="-449"/>
+        <w:rPr>
+          <w:rFonts w:ascii="Times New Roman" w:hAnsi="Times New Roman"/>
+          <w:sz w:val="30"/>
+          <w:szCs w:val="30"/>
+        </w:rPr>
+      </w:pPr>
+      <w:r>
+        <w:rPr>
+          <w:rFonts w:ascii="Times New Roman" w:hAnsi="Times New Roman"/>
+          <w:sz w:val="30"/>
+          <w:szCs w:val="30"/>
+        </w:rPr>
+        <w:t>Shuffle trong Python là gì?</w:t>
+      </w:r>
+    </w:p>
+    <w:p>
+      <w:pPr>
+        <w:pStyle w:val="Normal"/>
+        <w:ind w:hanging="0" w:start="-540" w:end="-449"/>
+        <w:rPr>
+          <w:rFonts w:ascii="Times New Roman" w:hAnsi="Times New Roman"/>
+          <w:sz w:val="30"/>
+          <w:szCs w:val="30"/>
+        </w:rPr>
+      </w:pPr>
+      <w:r>
+        <w:rPr>
+          <w:rFonts w:ascii="Times New Roman" w:hAnsi="Times New Roman"/>
+          <w:sz w:val="30"/>
+          <w:szCs w:val="30"/>
+        </w:rPr>
+        <w:t>Trong Python, shuffle thường nói tới hàm shuffle() trong module Python Software Foundation random, dùng để xáo trộn thứ tự các phần tử trong một list một cách ngẫu nhiên. Hàm này thay đổi trực tiếp list gốc (in-place), không tạo list mới. Tóm lại random.shuffle() dùng để trộn ngẫu nhiên các phần tử trong list và làm thay đổi list ban đầu.</w:t>
+      </w:r>
+    </w:p>
+    <w:p>
+      <w:pPr>
+        <w:pStyle w:val="Normal"/>
+        <w:ind w:hanging="0" w:start="-540" w:end="-449"/>
+        <w:rPr>
+          <w:rFonts w:ascii="Times New Roman" w:hAnsi="Times New Roman"/>
+          <w:sz w:val="30"/>
+          <w:szCs w:val="30"/>
+        </w:rPr>
+      </w:pPr>
+      <w:r>
+        <w:rPr>
+          <w:rFonts w:ascii="Times New Roman" w:hAnsi="Times New Roman"/>
+          <w:sz w:val="30"/>
+          <w:szCs w:val="30"/>
+        </w:rPr>
+      </w:r>
+    </w:p>
+    <w:p>
+      <w:pPr>
+        <w:pStyle w:val="Normal"/>
+        <w:ind w:hanging="0" w:start="-540" w:end="-449"/>
+        <w:rPr>
+          <w:rFonts w:ascii="Times New Roman" w:hAnsi="Times New Roman"/>
+          <w:sz w:val="30"/>
+          <w:szCs w:val="30"/>
+        </w:rPr>
+      </w:pPr>
+      <w:r>
+        <w:rPr>
+          <w:rFonts w:ascii="Times New Roman" w:hAnsi="Times New Roman"/>
+          <w:sz w:val="30"/>
+          <w:szCs w:val="30"/>
+        </w:rPr>
+        <w:t>*args và **kwargs trong Python là gì?</w:t>
+      </w:r>
+    </w:p>
+    <w:p>
+      <w:pPr>
+        <w:pStyle w:val="Normal"/>
+        <w:ind w:hanging="0" w:start="-540" w:end="-449"/>
+        <w:rPr>
+          <w:rFonts w:ascii="Times New Roman" w:hAnsi="Times New Roman"/>
+          <w:sz w:val="30"/>
+          <w:szCs w:val="30"/>
+        </w:rPr>
+      </w:pPr>
+      <w:r>
+        <w:rPr>
+          <w:rFonts w:ascii="Times New Roman" w:hAnsi="Times New Roman"/>
+          <w:sz w:val="30"/>
+          <w:szCs w:val="30"/>
+        </w:rPr>
+        <w:t>Trong Python, *args và **kwargs được dùng trong định nghĩa hàm để cho phép truyền vào số lượng tham số không cố định. Cụ thể, *args thu thập các đối số vị trí (positional arguments) thành một tuple, giúp hàm nhận được bao nhiêu tham số cũng được. Còn **kwargs thu thập các đối số dạng từ khóa (keyword arguments) thành một dictionary với cặp key=value. Nhờ đó, bạn có thể viết các hàm linh hoạt, dễ mở rộng và tái sử dụng trong nhiều tình huống khác nhau. Tóm lại *args nhận nhiều tham số vị trí thành tuple, còn **kwargs nhận nhiều tham số có tên thành dictionary.</w:t>
+      </w:r>
+    </w:p>
+    <w:p>
+      <w:pPr>
+        <w:pStyle w:val="Normal"/>
+        <w:ind w:hanging="0" w:start="-540" w:end="-449"/>
+        <w:rPr>
+          <w:rFonts w:ascii="Times New Roman" w:hAnsi="Times New Roman"/>
+          <w:sz w:val="30"/>
+          <w:szCs w:val="30"/>
+        </w:rPr>
+      </w:pPr>
+      <w:r>
+        <w:rPr>
+          <w:rFonts w:ascii="Times New Roman" w:hAnsi="Times New Roman"/>
+          <w:sz w:val="30"/>
+          <w:szCs w:val="30"/>
+        </w:rPr>
+      </w:r>
+    </w:p>
+    <w:p>
+      <w:pPr>
+        <w:pStyle w:val="Normal"/>
+        <w:ind w:hanging="0" w:start="-540" w:end="-449"/>
+        <w:rPr>
+          <w:rFonts w:ascii="Times New Roman" w:hAnsi="Times New Roman"/>
+          <w:sz w:val="30"/>
+          <w:szCs w:val="30"/>
+        </w:rPr>
+      </w:pPr>
+      <w:r>
+        <w:rPr>
+          <w:rFonts w:ascii="Times New Roman" w:hAnsi="Times New Roman"/>
+          <w:sz w:val="30"/>
+          <w:szCs w:val="30"/>
+        </w:rPr>
+        <w:t>Isalnum() trong Python là gì?</w:t>
+      </w:r>
+    </w:p>
+    <w:p>
+      <w:pPr>
+        <w:pStyle w:val="Normal"/>
+        <w:ind w:hanging="0" w:start="-540" w:end="-449"/>
+        <w:rPr>
+          <w:rFonts w:ascii="Times New Roman" w:hAnsi="Times New Roman"/>
+          <w:sz w:val="30"/>
+          <w:szCs w:val="30"/>
+        </w:rPr>
+      </w:pPr>
+      <w:r>
+        <w:rPr>
+          <w:rFonts w:ascii="Times New Roman" w:hAnsi="Times New Roman"/>
+          <w:sz w:val="30"/>
+          <w:szCs w:val="30"/>
+        </w:rPr>
+        <w:t>Trong Python, isalnum() là phương thức của chuỗi dùng để kiểm tra xem tất cả các ký tự trong chuỗi có phải là chữ cái hoặc chữ số (alphanumeric) hay không. Nếu chuỗi chỉ chứa chữ (a–z, A–Z) và số (0–9) và không rỗng, hàm sẽ trả về True; nếu có khoảng trắng, ký tự đặc biệt hoặc chuỗi rỗng thì trả về False. Tóm lại  isalnum() dùng để kiểm tra chuỗi chỉ gồm chữ và số hay không.</w:t>
+      </w:r>
+    </w:p>
+    <w:p>
+      <w:pPr>
+        <w:pStyle w:val="Normal"/>
+        <w:ind w:hanging="0" w:start="-540" w:end="-449"/>
+        <w:rPr>
+          <w:rFonts w:ascii="Times New Roman" w:hAnsi="Times New Roman"/>
+          <w:sz w:val="30"/>
+          <w:szCs w:val="30"/>
+        </w:rPr>
+      </w:pPr>
+      <w:r>
+        <w:rPr>
+          <w:rFonts w:ascii="Times New Roman" w:hAnsi="Times New Roman"/>
+          <w:sz w:val="30"/>
+          <w:szCs w:val="30"/>
+        </w:rPr>
+      </w:r>
+    </w:p>
+    <w:p>
+      <w:pPr>
+        <w:pStyle w:val="Normal"/>
+        <w:ind w:hanging="0" w:start="-540" w:end="-449"/>
+        <w:rPr>
+          <w:rFonts w:ascii="Times New Roman" w:hAnsi="Times New Roman"/>
+          <w:sz w:val="30"/>
+          <w:szCs w:val="30"/>
+        </w:rPr>
+      </w:pPr>
+      <w:r>
+        <w:rPr>
+          <w:rFonts w:ascii="Times New Roman" w:hAnsi="Times New Roman"/>
+          <w:sz w:val="30"/>
+          <w:szCs w:val="30"/>
+        </w:rPr>
+        <w:t>Khi nào else trong cấu trúc try-except-else được thực thi?</w:t>
+      </w:r>
+    </w:p>
+    <w:p>
+      <w:pPr>
+        <w:pStyle w:val="Normal"/>
+        <w:ind w:hanging="0" w:start="-540" w:end="-449"/>
+        <w:rPr>
+          <w:rFonts w:ascii="Times New Roman" w:hAnsi="Times New Roman"/>
+          <w:sz w:val="30"/>
+          <w:szCs w:val="30"/>
+        </w:rPr>
+      </w:pPr>
+      <w:r>
+        <w:rPr>
+          <w:rFonts w:ascii="Times New Roman" w:hAnsi="Times New Roman"/>
+          <w:sz w:val="30"/>
+          <w:szCs w:val="30"/>
+        </w:rPr>
+        <w:t>Trong Python, khối else trong cấu trúc try-except-else sẽ được thực thi khi phần try chạy thành công và không phát sinh bất kỳ exception nào. Nếu có lỗi xảy ra trong try, Python sẽ chuyển sang except và bỏ qua else. Vì vậy, else thường được dùng để đặt những đoạn code chỉ nên chạy khi thao tác trong try hoàn toàn thành công. Tóm lại else chạy khi khối try không xảy ra lỗi.</w:t>
+      </w:r>
+    </w:p>
+    <w:p>
+      <w:pPr>
+        <w:pStyle w:val="Normal"/>
+        <w:ind w:hanging="0" w:start="-540" w:end="-449"/>
+        <w:rPr>
+          <w:rFonts w:ascii="Times New Roman" w:hAnsi="Times New Roman"/>
+          <w:sz w:val="30"/>
+          <w:szCs w:val="30"/>
+        </w:rPr>
+      </w:pPr>
+      <w:r>
+        <w:rPr>
+          <w:rFonts w:ascii="Times New Roman" w:hAnsi="Times New Roman"/>
+          <w:sz w:val="30"/>
+          <w:szCs w:val="30"/>
+        </w:rPr>
+      </w:r>
+    </w:p>
+    <w:p>
+      <w:pPr>
+        <w:pStyle w:val="Normal"/>
+        <w:ind w:hanging="0" w:start="-540" w:end="-449"/>
+        <w:rPr>
+          <w:rFonts w:ascii="Times New Roman" w:hAnsi="Times New Roman"/>
+          <w:sz w:val="30"/>
+          <w:szCs w:val="30"/>
+        </w:rPr>
+      </w:pPr>
+      <w:r>
+        <w:rPr>
+          <w:rFonts w:ascii="Times New Roman" w:hAnsi="Times New Roman"/>
+          <w:sz w:val="30"/>
+          <w:szCs w:val="30"/>
+        </w:rPr>
+        <w:t>Swap hai số trong Python như thế nào?</w:t>
+      </w:r>
+    </w:p>
+    <w:p>
+      <w:pPr>
+        <w:pStyle w:val="Normal"/>
+        <w:ind w:hanging="0" w:start="-540" w:end="-449"/>
+        <w:rPr>
+          <w:rFonts w:ascii="Times New Roman" w:hAnsi="Times New Roman"/>
+          <w:sz w:val="30"/>
+          <w:szCs w:val="30"/>
+        </w:rPr>
+      </w:pPr>
+      <w:r>
+        <w:rPr>
+          <w:rFonts w:ascii="Times New Roman" w:hAnsi="Times New Roman"/>
+          <w:sz w:val="30"/>
+          <w:szCs w:val="30"/>
+        </w:rPr>
+        <w:t>Trong Python, cách đơn giản và phổ biến nhất để swap (đổi chỗ) hai số là dùng multiple assignment (gán đồng thời). Python cho phép hoán đổi giá trị chỉ trong một dòng mà không cần biến tạm. Tóm lại (câu phỏng vấn ngắn): swap hai số trong Python bằng cú pháp a, b = b, a.</w:t>
+      </w:r>
+    </w:p>
+    <w:p>
+      <w:pPr>
+        <w:pStyle w:val="Normal"/>
+        <w:ind w:hanging="0" w:start="-540" w:end="-449"/>
+        <w:rPr>
+          <w:rFonts w:ascii="Times New Roman" w:hAnsi="Times New Roman"/>
+          <w:sz w:val="30"/>
+          <w:szCs w:val="30"/>
+        </w:rPr>
+      </w:pPr>
+      <w:r>
+        <w:rPr>
+          <w:rFonts w:ascii="Times New Roman" w:hAnsi="Times New Roman"/>
+          <w:sz w:val="30"/>
+          <w:szCs w:val="30"/>
+        </w:rPr>
+      </w:r>
+    </w:p>
+    <w:p>
+      <w:pPr>
+        <w:pStyle w:val="Normal"/>
+        <w:ind w:hanging="0" w:start="-540" w:end="-449"/>
+        <w:rPr>
+          <w:rFonts w:ascii="Times New Roman" w:hAnsi="Times New Roman"/>
+          <w:sz w:val="30"/>
+          <w:szCs w:val="30"/>
+        </w:rPr>
+      </w:pPr>
+      <w:r>
+        <w:rPr>
+          <w:rFonts w:ascii="Times New Roman" w:hAnsi="Times New Roman"/>
+          <w:sz w:val="30"/>
+          <w:szCs w:val="30"/>
+        </w:rPr>
+        <w:t>Tạo mảng 3D, 2D và 1D trong Python như thế nào?</w:t>
+      </w:r>
+    </w:p>
+    <w:p>
+      <w:pPr>
+        <w:pStyle w:val="Normal"/>
+        <w:ind w:hanging="0" w:start="-540" w:end="-449"/>
+        <w:rPr>
+          <w:rFonts w:ascii="Times New Roman" w:hAnsi="Times New Roman"/>
+          <w:sz w:val="30"/>
+          <w:szCs w:val="30"/>
+        </w:rPr>
+      </w:pPr>
+      <w:r>
+        <w:rPr>
+          <w:rFonts w:ascii="Times New Roman" w:hAnsi="Times New Roman"/>
+          <w:sz w:val="30"/>
+          <w:szCs w:val="30"/>
+        </w:rPr>
+        <w:t>Trong Python, có thể tạo mảng 1D, 2D và 3D bằng list lồng nhau hoặc dùng NumPy, trong đó mỗi cấp list lồng thêm tương ứng với một chiều.</w:t>
+      </w:r>
+    </w:p>
+    <w:p>
+      <w:pPr>
+        <w:pStyle w:val="Normal"/>
+        <w:ind w:hanging="0" w:start="-540" w:end="-449"/>
+        <w:rPr>
+          <w:rFonts w:ascii="Times New Roman" w:hAnsi="Times New Roman"/>
+          <w:sz w:val="30"/>
+          <w:szCs w:val="30"/>
+        </w:rPr>
+      </w:pPr>
+      <w:r>
+        <w:rPr>
+          <w:rFonts w:ascii="Times New Roman" w:hAnsi="Times New Roman"/>
+          <w:sz w:val="30"/>
+          <w:szCs w:val="30"/>
+        </w:rPr>
+      </w:r>
+    </w:p>
+    <w:p>
+      <w:pPr>
+        <w:pStyle w:val="Normal"/>
+        <w:ind w:hanging="0" w:start="-540" w:end="-449"/>
+        <w:rPr>
+          <w:rFonts w:ascii="Times New Roman" w:hAnsi="Times New Roman"/>
+          <w:sz w:val="30"/>
+          <w:szCs w:val="30"/>
+        </w:rPr>
+      </w:pPr>
+      <w:r>
+        <w:rPr>
+          <w:rFonts w:ascii="Times New Roman" w:hAnsi="Times New Roman"/>
+          <w:sz w:val="30"/>
+          <w:szCs w:val="30"/>
+        </w:rPr>
+        <w:t>Tìm số xuất hiện nhiều nhất trong Python như thế nào?</w:t>
+      </w:r>
+    </w:p>
+    <w:p>
+      <w:pPr>
+        <w:pStyle w:val="Normal"/>
+        <w:ind w:hanging="0" w:start="-540" w:end="-449"/>
+        <w:rPr>
+          <w:rFonts w:ascii="Times New Roman" w:hAnsi="Times New Roman"/>
+          <w:sz w:val="30"/>
+          <w:szCs w:val="30"/>
+        </w:rPr>
+      </w:pPr>
+      <w:r>
+        <w:rPr>
+          <w:rFonts w:ascii="Times New Roman" w:hAnsi="Times New Roman"/>
+          <w:sz w:val="30"/>
+          <w:szCs w:val="30"/>
+        </w:rPr>
+        <w:t>Để tìm số xuất hiện nhiều nhất trong Python, cách phổ biến và hiệu quả nhất là dùng lớp Counter trong module collections. Counter sẽ đếm số lần xuất hiện của từng phần tử, rồi bạn lấy phần tử có tần suất lớn nhất bằng most_common(1). Tóm lại dùng collections.Counter để đếm tần suất rồi lấy phần tử xuất hiện nhiều nhất.</w:t>
+      </w:r>
+    </w:p>
+    <w:p>
+      <w:pPr>
+        <w:pStyle w:val="Normal"/>
+        <w:ind w:hanging="0" w:start="-540" w:end="-449"/>
+        <w:rPr>
+          <w:rFonts w:ascii="Times New Roman" w:hAnsi="Times New Roman"/>
+          <w:sz w:val="30"/>
+          <w:szCs w:val="30"/>
+        </w:rPr>
+      </w:pPr>
+      <w:r>
+        <w:rPr>
+          <w:rFonts w:ascii="Times New Roman" w:hAnsi="Times New Roman"/>
+          <w:sz w:val="30"/>
+          <w:szCs w:val="30"/>
+        </w:rPr>
+      </w:r>
+    </w:p>
+    <w:p>
+      <w:pPr>
+        <w:pStyle w:val="Normal"/>
+        <w:ind w:hanging="0" w:start="-540" w:end="-449"/>
+        <w:rPr>
+          <w:rFonts w:ascii="Times New Roman" w:hAnsi="Times New Roman"/>
+          <w:sz w:val="30"/>
+          <w:szCs w:val="30"/>
+        </w:rPr>
+      </w:pPr>
+      <w:r>
+        <w:rPr>
+          <w:rFonts w:ascii="Times New Roman" w:hAnsi="Times New Roman"/>
+          <w:sz w:val="30"/>
+          <w:szCs w:val="30"/>
+        </w:rPr>
+        <w:t>Viết chương trình cộng hai số nguyên mà không dùng toán tử +, khi các số lớn hơn 0.</w:t>
+      </w:r>
+    </w:p>
+    <w:p>
+      <w:pPr>
+        <w:pStyle w:val="Normal"/>
+        <w:ind w:hanging="0" w:start="-540" w:end="-449"/>
+        <w:rPr>
+          <w:rFonts w:ascii="Times New Roman" w:hAnsi="Times New Roman"/>
+          <w:sz w:val="30"/>
+          <w:szCs w:val="30"/>
+        </w:rPr>
+      </w:pPr>
+      <w:r>
+        <w:rPr>
+          <w:rFonts w:ascii="Times New Roman" w:hAnsi="Times New Roman"/>
+          <w:sz w:val="30"/>
+          <w:szCs w:val="30"/>
+        </w:rPr>
+        <w:t>D</w:t>
+      </w:r>
+      <w:r>
+        <w:rPr>
+          <w:rFonts w:ascii="Times New Roman" w:hAnsi="Times New Roman"/>
+          <w:sz w:val="30"/>
+          <w:szCs w:val="30"/>
+        </w:rPr>
+        <w:t>ùng XOR để cộng từng bit và AND + shift để xử lý bit nhớ, lặp đến khi hết nhớ thì ra kết quả.</w:t>
+      </w:r>
+    </w:p>
+    <w:p>
+      <w:pPr>
+        <w:pStyle w:val="Normal"/>
+        <w:ind w:hanging="0" w:start="-540" w:end="-449"/>
+        <w:rPr>
+          <w:rFonts w:ascii="Times New Roman" w:hAnsi="Times New Roman"/>
+          <w:sz w:val="30"/>
+          <w:szCs w:val="30"/>
+        </w:rPr>
+      </w:pPr>
+      <w:r>
+        <w:rPr>
+          <w:rFonts w:ascii="Times New Roman" w:hAnsi="Times New Roman"/>
+          <w:sz w:val="30"/>
+          <w:szCs w:val="30"/>
+        </w:rPr>
+      </w:r>
+    </w:p>
+    <w:p>
+      <w:pPr>
+        <w:pStyle w:val="Normal"/>
+        <w:ind w:hanging="0" w:start="-540" w:end="-449"/>
+        <w:rPr>
+          <w:rFonts w:ascii="Times New Roman" w:hAnsi="Times New Roman"/>
+          <w:sz w:val="30"/>
+          <w:szCs w:val="30"/>
+        </w:rPr>
+      </w:pPr>
+      <w:r>
+        <w:rPr>
+          <w:rFonts w:ascii="Times New Roman" w:hAnsi="Times New Roman"/>
+          <w:sz w:val="30"/>
+          <w:szCs w:val="30"/>
+        </w:rPr>
+        <w:t>Viết chương trình nhận một chuỗi các số và kiểm tra xem các số có duy nhất (unique) hay không.</w:t>
+      </w:r>
+    </w:p>
+    <w:p>
+      <w:pPr>
+        <w:pStyle w:val="Normal"/>
+        <w:ind w:hanging="0" w:start="-540" w:end="-449"/>
+        <w:rPr>
+          <w:rFonts w:ascii="Times New Roman" w:hAnsi="Times New Roman"/>
+          <w:sz w:val="30"/>
+          <w:szCs w:val="30"/>
+        </w:rPr>
+      </w:pPr>
+      <w:r>
+        <w:rPr>
+          <w:rFonts w:ascii="Times New Roman" w:hAnsi="Times New Roman"/>
+          <w:sz w:val="30"/>
+          <w:szCs w:val="30"/>
+        </w:rPr>
+        <w:t>C</w:t>
+      </w:r>
+      <w:r>
+        <w:rPr>
+          <w:rFonts w:ascii="Times New Roman" w:hAnsi="Times New Roman"/>
+          <w:sz w:val="30"/>
+          <w:szCs w:val="30"/>
+        </w:rPr>
+        <w:t>huyển chuỗi thành list, rồi dùng set để loại trùng; nếu số phần tử giữ nguyên thì tất cả là unique.</w:t>
+      </w:r>
+    </w:p>
+    <w:p>
+      <w:pPr>
+        <w:pStyle w:val="Normal"/>
+        <w:ind w:hanging="0" w:start="-540" w:end="-449"/>
+        <w:rPr>
+          <w:rFonts w:ascii="Times New Roman" w:hAnsi="Times New Roman"/>
+          <w:sz w:val="30"/>
+          <w:szCs w:val="30"/>
+        </w:rPr>
+      </w:pPr>
+      <w:r>
+        <w:rPr>
+          <w:rFonts w:ascii="Times New Roman" w:hAnsi="Times New Roman"/>
+          <w:sz w:val="30"/>
+          <w:szCs w:val="30"/>
+        </w:rPr>
+      </w:r>
+    </w:p>
+    <w:p>
+      <w:pPr>
+        <w:pStyle w:val="Normal"/>
+        <w:ind w:hanging="0" w:start="-540" w:end="-449"/>
+        <w:rPr>
+          <w:rFonts w:ascii="Times New Roman" w:hAnsi="Times New Roman"/>
+          <w:sz w:val="30"/>
+          <w:szCs w:val="30"/>
+        </w:rPr>
+      </w:pPr>
+      <w:r>
+        <w:rPr>
+          <w:rFonts w:ascii="Times New Roman" w:hAnsi="Times New Roman"/>
+          <w:sz w:val="30"/>
+          <w:szCs w:val="30"/>
+        </w:rPr>
+        <w:t>Viết chương trình chuyển đổi định dạng ngày từ yyyy-mm-dd sang dd-mm-yyyy.</w:t>
+      </w:r>
+    </w:p>
+    <w:p>
+      <w:pPr>
+        <w:pStyle w:val="Normal"/>
+        <w:ind w:hanging="0" w:start="-540" w:end="-449"/>
+        <w:rPr>
+          <w:rFonts w:ascii="Times New Roman" w:hAnsi="Times New Roman"/>
+          <w:sz w:val="30"/>
+          <w:szCs w:val="30"/>
+        </w:rPr>
+      </w:pPr>
+      <w:r>
+        <w:rPr>
+          <w:rFonts w:ascii="Times New Roman" w:hAnsi="Times New Roman"/>
+          <w:sz w:val="30"/>
+          <w:szCs w:val="30"/>
+        </w:rPr>
+        <w:t>T</w:t>
+      </w:r>
+      <w:r>
+        <w:rPr>
+          <w:rFonts w:ascii="Times New Roman" w:hAnsi="Times New Roman"/>
+          <w:sz w:val="30"/>
+          <w:szCs w:val="30"/>
+        </w:rPr>
+        <w:t>ách chuỗi theo - rồi đảo lại thứ tự, hoặc dùng datetime.strptime() và strftime() để chuyển định dạng ngày chuẩn.</w:t>
+      </w:r>
+    </w:p>
+    <w:p>
+      <w:pPr>
+        <w:pStyle w:val="Normal"/>
+        <w:ind w:hanging="0" w:start="-540" w:end="-449"/>
+        <w:rPr>
+          <w:rFonts w:ascii="Times New Roman" w:hAnsi="Times New Roman"/>
+          <w:sz w:val="30"/>
+          <w:szCs w:val="30"/>
+        </w:rPr>
+      </w:pPr>
+      <w:r>
+        <w:rPr>
+          <w:rFonts w:ascii="Times New Roman" w:hAnsi="Times New Roman"/>
+          <w:sz w:val="30"/>
+          <w:szCs w:val="30"/>
+        </w:rPr>
+      </w:r>
+    </w:p>
+    <w:p>
+      <w:pPr>
+        <w:pStyle w:val="Normal"/>
+        <w:ind w:hanging="0" w:start="-540" w:end="-449"/>
+        <w:rPr>
+          <w:rFonts w:ascii="Times New Roman" w:hAnsi="Times New Roman"/>
+          <w:sz w:val="30"/>
+          <w:szCs w:val="30"/>
+        </w:rPr>
+      </w:pPr>
+      <w:r>
+        <w:rPr>
+          <w:rFonts w:ascii="Times New Roman" w:hAnsi="Times New Roman"/>
+          <w:sz w:val="30"/>
+          <w:szCs w:val="30"/>
+        </w:rPr>
+        <w:t>Viết chương trình Python để tạo dãy Fibonacci.</w:t>
+      </w:r>
+    </w:p>
+    <w:p>
+      <w:pPr>
+        <w:pStyle w:val="Normal"/>
+        <w:ind w:hanging="0" w:start="-540" w:end="-449"/>
+        <w:rPr>
+          <w:rFonts w:ascii="Times New Roman" w:hAnsi="Times New Roman"/>
+          <w:sz w:val="30"/>
+          <w:szCs w:val="30"/>
+        </w:rPr>
+      </w:pPr>
+      <w:r>
+        <w:rPr>
+          <w:rFonts w:ascii="Times New Roman" w:hAnsi="Times New Roman"/>
+          <w:sz w:val="30"/>
+          <w:szCs w:val="30"/>
+        </w:rPr>
+        <w:t>B</w:t>
+      </w:r>
+      <w:r>
+        <w:rPr>
+          <w:rFonts w:ascii="Times New Roman" w:hAnsi="Times New Roman"/>
+          <w:sz w:val="30"/>
+          <w:szCs w:val="30"/>
+        </w:rPr>
+        <w:t>ắt đầu từ 0 và 1, sau đó lặp và gán a, b = b, a + b để sinh các số Fibonacci tiếp theo.</w:t>
+      </w:r>
+    </w:p>
+    <w:p>
+      <w:pPr>
+        <w:pStyle w:val="Normal"/>
+        <w:ind w:hanging="0" w:start="-540" w:end="-449"/>
+        <w:rPr>
+          <w:rFonts w:ascii="Times New Roman" w:hAnsi="Times New Roman"/>
+          <w:sz w:val="30"/>
+          <w:szCs w:val="30"/>
+        </w:rPr>
+      </w:pPr>
+      <w:r>
+        <w:rPr>
+          <w:rFonts w:ascii="Times New Roman" w:hAnsi="Times New Roman"/>
+          <w:sz w:val="30"/>
+          <w:szCs w:val="30"/>
+        </w:rPr>
+      </w:r>
+    </w:p>
+    <w:p>
+      <w:pPr>
+        <w:pStyle w:val="Normal"/>
+        <w:ind w:hanging="0" w:start="-540" w:end="-449"/>
+        <w:rPr>
+          <w:rFonts w:ascii="Times New Roman" w:hAnsi="Times New Roman"/>
+          <w:sz w:val="30"/>
+          <w:szCs w:val="30"/>
+        </w:rPr>
+      </w:pPr>
+      <w:r>
+        <w:rPr>
+          <w:rFonts w:ascii="Times New Roman" w:hAnsi="Times New Roman"/>
+          <w:sz w:val="30"/>
+          <w:szCs w:val="30"/>
+        </w:rPr>
+        <w:t>Viết đoạn code để tạo một chuỗi duy nhất từ các phần tử trong một danh sách (list).</w:t>
+      </w:r>
+    </w:p>
+    <w:p>
+      <w:pPr>
+        <w:pStyle w:val="Normal"/>
+        <w:ind w:hanging="0" w:start="-540" w:end="-449"/>
+        <w:rPr>
+          <w:rFonts w:ascii="Times New Roman" w:hAnsi="Times New Roman"/>
+          <w:sz w:val="30"/>
+          <w:szCs w:val="30"/>
+        </w:rPr>
+      </w:pPr>
+      <w:r>
+        <w:rPr>
+          <w:rFonts w:ascii="Times New Roman" w:hAnsi="Times New Roman"/>
+          <w:sz w:val="30"/>
+          <w:szCs w:val="30"/>
+        </w:rPr>
+        <w:t>D</w:t>
+      </w:r>
+      <w:r>
+        <w:rPr>
+          <w:rFonts w:ascii="Times New Roman" w:hAnsi="Times New Roman"/>
+          <w:sz w:val="30"/>
+          <w:szCs w:val="30"/>
+        </w:rPr>
+        <w:t>ùng separator.join(list) để ghép các phần tử của list thành một chuỗi duy nhất.</w:t>
+      </w:r>
+    </w:p>
+    <w:p>
+      <w:pPr>
+        <w:pStyle w:val="Normal"/>
+        <w:ind w:hanging="0" w:start="-540" w:end="-449"/>
+        <w:rPr>
+          <w:rFonts w:ascii="Times New Roman" w:hAnsi="Times New Roman"/>
+          <w:sz w:val="30"/>
+          <w:szCs w:val="30"/>
+        </w:rPr>
+      </w:pPr>
+      <w:r>
+        <w:rPr>
+          <w:rFonts w:ascii="Times New Roman" w:hAnsi="Times New Roman"/>
+          <w:sz w:val="30"/>
+          <w:szCs w:val="30"/>
+        </w:rPr>
+      </w:r>
+    </w:p>
+    <w:p>
+      <w:pPr>
+        <w:pStyle w:val="Normal"/>
+        <w:ind w:hanging="0" w:start="-540" w:end="-449"/>
+        <w:rPr>
+          <w:rFonts w:ascii="Times New Roman" w:hAnsi="Times New Roman"/>
+          <w:sz w:val="30"/>
+          <w:szCs w:val="30"/>
+        </w:rPr>
+      </w:pPr>
+      <w:r>
+        <w:rPr>
+          <w:rFonts w:ascii="Times New Roman" w:hAnsi="Times New Roman"/>
+          <w:sz w:val="30"/>
+          <w:szCs w:val="30"/>
+        </w:rPr>
+        <w:t>Viết chương trình để kiểm tra một số có phải là số nguyên tố (prime) hay không.</w:t>
+      </w:r>
+    </w:p>
+    <w:p>
+      <w:pPr>
+        <w:pStyle w:val="Normal"/>
+        <w:ind w:hanging="0" w:start="-540" w:end="-449"/>
+        <w:rPr>
+          <w:rFonts w:ascii="Times New Roman" w:hAnsi="Times New Roman"/>
+          <w:sz w:val="30"/>
+          <w:szCs w:val="30"/>
+        </w:rPr>
+      </w:pPr>
+      <w:r>
+        <w:rPr>
+          <w:rFonts w:ascii="Times New Roman" w:hAnsi="Times New Roman"/>
+          <w:sz w:val="30"/>
+          <w:szCs w:val="30"/>
+        </w:rPr>
+        <w:t>C</w:t>
+      </w:r>
+      <w:r>
+        <w:rPr>
+          <w:rFonts w:ascii="Times New Roman" w:hAnsi="Times New Roman"/>
+          <w:sz w:val="30"/>
+          <w:szCs w:val="30"/>
+        </w:rPr>
+        <w:t>hỉ cần kiểm tra ước từ 2 đến √n, nếu không có ước nào thì là số nguyên tố.</w:t>
+      </w:r>
+    </w:p>
+    <w:p>
+      <w:pPr>
+        <w:pStyle w:val="Normal"/>
+        <w:ind w:hanging="0" w:start="-540" w:end="-449"/>
+        <w:rPr>
+          <w:rFonts w:ascii="Times New Roman" w:hAnsi="Times New Roman"/>
+          <w:sz w:val="30"/>
+          <w:szCs w:val="30"/>
+        </w:rPr>
+      </w:pPr>
+      <w:r>
+        <w:rPr>
+          <w:rFonts w:ascii="Times New Roman" w:hAnsi="Times New Roman"/>
+          <w:sz w:val="30"/>
+          <w:szCs w:val="30"/>
+        </w:rPr>
+      </w:r>
+    </w:p>
+    <w:p>
+      <w:pPr>
+        <w:pStyle w:val="Normal"/>
+        <w:ind w:hanging="0" w:start="-540" w:end="-449"/>
+        <w:rPr>
+          <w:rFonts w:ascii="Times New Roman" w:hAnsi="Times New Roman"/>
+          <w:sz w:val="30"/>
+          <w:szCs w:val="30"/>
+        </w:rPr>
+      </w:pPr>
+      <w:r>
+        <w:rPr>
+          <w:rFonts w:ascii="Times New Roman" w:hAnsi="Times New Roman"/>
+          <w:sz w:val="30"/>
+          <w:szCs w:val="30"/>
+        </w:rPr>
+        <w:t>Viết chương trình để thực hiện thuật toán đổi chỗ trực tiếp (interchange sort).</w:t>
+      </w:r>
+    </w:p>
+    <w:p>
+      <w:pPr>
+        <w:pStyle w:val="Normal"/>
+        <w:ind w:hanging="0" w:start="-540" w:end="-449"/>
+        <w:rPr>
+          <w:rFonts w:ascii="Times New Roman" w:hAnsi="Times New Roman"/>
+          <w:sz w:val="30"/>
+          <w:szCs w:val="30"/>
+        </w:rPr>
+      </w:pPr>
+      <w:r>
+        <w:rPr>
+          <w:rFonts w:ascii="Times New Roman" w:hAnsi="Times New Roman"/>
+          <w:sz w:val="30"/>
+          <w:szCs w:val="30"/>
+        </w:rPr>
+        <w:t>D</w:t>
+      </w:r>
+      <w:r>
+        <w:rPr>
+          <w:rFonts w:ascii="Times New Roman" w:hAnsi="Times New Roman"/>
+          <w:sz w:val="30"/>
+          <w:szCs w:val="30"/>
+        </w:rPr>
+        <w:t>uyệt từng phần tử, so sánh với các phần tử phía sau và đổi chỗ ngay khi tìm thấy phần tử nhỏ hơn.</w:t>
+      </w:r>
+    </w:p>
+    <w:p>
+      <w:pPr>
+        <w:pStyle w:val="Normal"/>
+        <w:ind w:hanging="0" w:start="-540" w:end="-449"/>
+        <w:rPr>
+          <w:rFonts w:ascii="Times New Roman" w:hAnsi="Times New Roman"/>
+          <w:sz w:val="30"/>
+          <w:szCs w:val="30"/>
+        </w:rPr>
+      </w:pPr>
+      <w:r>
+        <w:rPr>
+          <w:rFonts w:ascii="Times New Roman" w:hAnsi="Times New Roman"/>
+          <w:sz w:val="30"/>
+          <w:szCs w:val="30"/>
+        </w:rPr>
+      </w:r>
+    </w:p>
+    <w:p>
+      <w:pPr>
+        <w:pStyle w:val="Normal"/>
+        <w:ind w:hanging="0" w:start="-540" w:end="-449"/>
+        <w:rPr>
+          <w:rFonts w:ascii="Times New Roman" w:hAnsi="Times New Roman"/>
+          <w:sz w:val="30"/>
+          <w:szCs w:val="30"/>
+        </w:rPr>
+      </w:pPr>
+      <w:r>
+        <w:rPr>
+          <w:rFonts w:ascii="Times New Roman" w:hAnsi="Times New Roman"/>
+          <w:sz w:val="30"/>
+          <w:szCs w:val="30"/>
+        </w:rPr>
+        <w:t>Viết chương trình để thực hiện thuật toán chọn trực tiếp (selection sort).</w:t>
+      </w:r>
+    </w:p>
+    <w:p>
+      <w:pPr>
+        <w:pStyle w:val="Normal"/>
+        <w:ind w:hanging="0" w:start="-540" w:end="-449"/>
+        <w:rPr>
+          <w:rFonts w:ascii="Times New Roman" w:hAnsi="Times New Roman"/>
+          <w:sz w:val="30"/>
+          <w:szCs w:val="30"/>
+        </w:rPr>
+      </w:pPr>
+      <w:r>
+        <w:rPr>
+          <w:rFonts w:ascii="Times New Roman" w:hAnsi="Times New Roman"/>
+          <w:sz w:val="30"/>
+          <w:szCs w:val="30"/>
+        </w:rPr>
+        <w:t>M</w:t>
+      </w:r>
+      <w:r>
+        <w:rPr>
+          <w:rFonts w:ascii="Times New Roman" w:hAnsi="Times New Roman"/>
+          <w:sz w:val="30"/>
+          <w:szCs w:val="30"/>
+        </w:rPr>
+        <w:t>ỗi vòng lặp chọn phần tử nhỏ nhất trong đoạn chưa sắp xếp rồi hoán đổi với phần tử đầu đoạn đó.</w:t>
+      </w:r>
+    </w:p>
+    <w:p>
+      <w:pPr>
+        <w:pStyle w:val="Normal"/>
+        <w:ind w:hanging="0" w:start="-540" w:end="-449"/>
+        <w:rPr>
+          <w:rFonts w:ascii="Times New Roman" w:hAnsi="Times New Roman"/>
+          <w:sz w:val="30"/>
+          <w:szCs w:val="30"/>
+        </w:rPr>
+      </w:pPr>
+      <w:r>
+        <w:rPr>
+          <w:rFonts w:ascii="Times New Roman" w:hAnsi="Times New Roman"/>
+          <w:sz w:val="30"/>
+          <w:szCs w:val="30"/>
+        </w:rPr>
+      </w:r>
+    </w:p>
+    <w:p>
+      <w:pPr>
+        <w:pStyle w:val="Normal"/>
+        <w:ind w:hanging="0" w:start="-540" w:end="-449"/>
+        <w:rPr>
+          <w:rFonts w:ascii="Times New Roman" w:hAnsi="Times New Roman"/>
+          <w:sz w:val="30"/>
+          <w:szCs w:val="30"/>
+        </w:rPr>
+      </w:pPr>
+      <w:r>
+        <w:rPr>
+          <w:rFonts w:ascii="Times New Roman" w:hAnsi="Times New Roman"/>
+          <w:sz w:val="30"/>
+          <w:szCs w:val="30"/>
+        </w:rPr>
+        <w:t>Viết chương trình để thực hiện thuật toán chèn trực tiếp (insertion sort).</w:t>
+      </w:r>
+    </w:p>
+    <w:p>
+      <w:pPr>
+        <w:pStyle w:val="Normal"/>
+        <w:ind w:hanging="0" w:start="-540" w:end="-449"/>
+        <w:rPr>
+          <w:rFonts w:ascii="Times New Roman" w:hAnsi="Times New Roman"/>
+          <w:sz w:val="30"/>
+          <w:szCs w:val="30"/>
+        </w:rPr>
+      </w:pPr>
+      <w:r>
+        <w:rPr>
+          <w:rFonts w:ascii="Times New Roman" w:hAnsi="Times New Roman"/>
+          <w:sz w:val="30"/>
+          <w:szCs w:val="30"/>
+        </w:rPr>
+        <w:t>D</w:t>
+      </w:r>
+      <w:r>
+        <w:rPr>
+          <w:rFonts w:ascii="Times New Roman" w:hAnsi="Times New Roman"/>
+          <w:sz w:val="30"/>
+          <w:szCs w:val="30"/>
+        </w:rPr>
+        <w:t>uyệt từng phần tử và chèn nó vào đúng vị trí trong phần đã sắp xếp bên trái.</w:t>
+      </w:r>
+    </w:p>
+    <w:p>
+      <w:pPr>
+        <w:pStyle w:val="Normal"/>
+        <w:ind w:hanging="0" w:start="-540" w:end="-449"/>
+        <w:rPr>
+          <w:rFonts w:ascii="Times New Roman" w:hAnsi="Times New Roman"/>
+          <w:sz w:val="30"/>
+          <w:szCs w:val="30"/>
+        </w:rPr>
+      </w:pPr>
+      <w:r>
+        <w:rPr>
+          <w:rFonts w:ascii="Times New Roman" w:hAnsi="Times New Roman"/>
+          <w:sz w:val="30"/>
+          <w:szCs w:val="30"/>
+        </w:rPr>
+      </w:r>
+    </w:p>
+    <w:p>
+      <w:pPr>
+        <w:pStyle w:val="Normal"/>
+        <w:ind w:hanging="0" w:start="-540" w:end="-449"/>
+        <w:rPr>
+          <w:rFonts w:ascii="Times New Roman" w:hAnsi="Times New Roman"/>
+          <w:sz w:val="30"/>
+          <w:szCs w:val="30"/>
+        </w:rPr>
+      </w:pPr>
+      <w:r>
+        <w:rPr>
+          <w:rFonts w:ascii="Times New Roman" w:hAnsi="Times New Roman"/>
+          <w:sz w:val="30"/>
+          <w:szCs w:val="30"/>
+        </w:rPr>
+        <w:t>Viết chương trình để thực hiện thuật toán sắp xếp nổi bọt (bubble sort).</w:t>
+      </w:r>
+    </w:p>
+    <w:p>
+      <w:pPr>
+        <w:pStyle w:val="Normal"/>
+        <w:ind w:hanging="0" w:start="-540" w:end="-449"/>
+        <w:rPr>
+          <w:rFonts w:ascii="Times New Roman" w:hAnsi="Times New Roman"/>
+          <w:sz w:val="30"/>
+          <w:szCs w:val="30"/>
+        </w:rPr>
+      </w:pPr>
+      <w:r>
+        <w:rPr>
+          <w:rFonts w:ascii="Times New Roman" w:hAnsi="Times New Roman"/>
+          <w:sz w:val="30"/>
+          <w:szCs w:val="30"/>
+        </w:rPr>
+        <w:t>L</w:t>
+      </w:r>
+      <w:r>
+        <w:rPr>
+          <w:rFonts w:ascii="Times New Roman" w:hAnsi="Times New Roman"/>
+          <w:sz w:val="30"/>
+          <w:szCs w:val="30"/>
+        </w:rPr>
+        <w:t>ặp qua mảng, đổi chỗ hai phần tử kề nhau nếu sai thứ tự; mỗi vòng phần tử lớn nhất sẽ dồn về cuối.</w:t>
+      </w:r>
+    </w:p>
+    <w:p>
+      <w:pPr>
+        <w:pStyle w:val="Normal"/>
+        <w:ind w:hanging="0" w:start="-540" w:end="-449"/>
+        <w:rPr>
+          <w:rFonts w:ascii="Times New Roman" w:hAnsi="Times New Roman"/>
+          <w:sz w:val="30"/>
+          <w:szCs w:val="30"/>
+        </w:rPr>
+      </w:pPr>
+      <w:r>
+        <w:rPr>
+          <w:rFonts w:ascii="Times New Roman" w:hAnsi="Times New Roman"/>
+          <w:sz w:val="30"/>
+          <w:szCs w:val="30"/>
+        </w:rPr>
       </w:r>
     </w:p>
     <w:p>
@@ -4206,24 +6907,25 @@
         <w:pStyle w:val="Normal"/>
         <w:widowControl/>
         <w:suppressAutoHyphens w:val="true"/>
-        <w:overflowPunct w:val="true"/>
+        <w:overflowPunct w:val="false"/>
         <w:bidi w:val="0"/>
         <w:spacing w:before="0" w:after="0"/>
         <w:ind w:hanging="0" w:start="-540" w:end="-449"/>
         <w:jc w:val="start"/>
         <w:rPr>
           <w:rFonts w:ascii="Times New Roman" w:hAnsi="Times New Roman"/>
-          <w:sz w:val="30"/>
-          <w:szCs w:val="30"/>
-        </w:rPr>
-      </w:pPr>
-      <w:r>
-        <w:rPr>
-          <w:rFonts w:ascii="Times New Roman" w:hAnsi="Times New Roman"/>
-          <w:sz w:val="30"/>
-          <w:szCs w:val="30"/>
-        </w:rPr>
-        <w:t>Giới thiệu chung: Advanced Python Programming là chuỗi bài học dành cho những người đã nắm vững Python ở mức cơ bản và trung cấp, nhằm nâng cao kỹ năng lập trình theo hướng chuyên nghiệp hơn. Nội dung của chuỗi này không tập trung vào các lĩnh vực chuyên biệt như Machine Learning, Data Science, Game Development hay Cyber Security, mà hướng đến việc cải thiện các kỹ năng tổng quát của ngôn ngữ Python. Mục tiêu chính là giúp người học viết mã nguồn có cấu trúc tốt hơn, dễ tái sử dụng, dễ mở rộng, dễ bảo trì và mang tư duy của Software Engineering vào trong Python. Trong chuỗi Advanced Python, người học sẽ tiếp cận các công cụ và khái niệm nâng cao như Magic Methods (Dunder Methods), Decorators, Generators, Functional Programming và các kỹ thuật thiết kế mã nguồn thường được sử dụng trong những dự án Python quy mô lớn.</w:t>
+        </w:rPr>
+      </w:pPr>
+      <w:r>
+        <w:rPr>
+          <w:rFonts w:ascii="Times New Roman" w:hAnsi="Times New Roman"/>
+          <w:b/>
+          <w:bCs/>
+          <w:color w:val="3465A4"/>
+          <w:sz w:val="30"/>
+          <w:szCs w:val="30"/>
+        </w:rPr>
+        <w:t>Magic Methods &amp; Dunder - Advanced Python Tutorial #1</w:t>
       </w:r>
     </w:p>
     <w:p>
@@ -4231,7 +6933,7 @@
         <w:pStyle w:val="Normal"/>
         <w:widowControl/>
         <w:suppressAutoHyphens w:val="true"/>
-        <w:overflowPunct w:val="true"/>
+        <w:overflowPunct w:val="false"/>
         <w:bidi w:val="0"/>
         <w:spacing w:before="0" w:after="0"/>
         <w:ind w:hanging="0" w:start="-540" w:end="-449"/>
@@ -4248,6 +6950,7 @@
           <w:sz w:val="30"/>
           <w:szCs w:val="30"/>
         </w:rPr>
+        <w:t>Giới thiệu chung: Advanced Python Programming là chuỗi bài học dành cho những người đã nắm vững Python ở mức cơ bản và trung cấp, nhằm nâng cao kỹ năng lập trình theo hướng chuyên nghiệp hơn. Nội dung của chuỗi này không tập trung vào các lĩnh vực chuyên biệt như Machine Learning, Data Science, Game Development hay Cyber Security, mà hướng đến việc cải thiện các kỹ năng tổng quát của ngôn ngữ Python. Mục tiêu chính là giúp người học viết mã nguồn có cấu trúc tốt hơn, dễ tái sử dụng, dễ mở rộng, dễ bảo trì và mang tư duy của Software Engineering vào trong Python. Trong chuỗi Advanced Python, người học sẽ tiếp cận các công cụ và khái niệm nâng cao như Magic Methods (Dunder Methods), Decorators, Generators, Functional Programming và các kỹ thuật thiết kế mã nguồn thường được sử dụng trong những dự án Python quy mô lớn.</w:t>
       </w:r>
     </w:p>
     <w:p>
@@ -4255,7 +6958,7 @@
         <w:pStyle w:val="Normal"/>
         <w:widowControl/>
         <w:suppressAutoHyphens w:val="true"/>
-        <w:overflowPunct w:val="true"/>
+        <w:overflowPunct w:val="false"/>
         <w:bidi w:val="0"/>
         <w:spacing w:before="0" w:after="0"/>
         <w:ind w:hanging="0" w:start="-540" w:end="-449"/>
@@ -4272,7 +6975,6 @@
           <w:sz w:val="30"/>
           <w:szCs w:val="30"/>
         </w:rPr>
-        <w:t>Magic Methods (Dunder Methods) là gì?</w:t>
       </w:r>
     </w:p>
     <w:p>
@@ -4280,7 +6982,7 @@
         <w:pStyle w:val="Normal"/>
         <w:widowControl/>
         <w:suppressAutoHyphens w:val="true"/>
-        <w:overflowPunct w:val="true"/>
+        <w:overflowPunct w:val="false"/>
         <w:bidi w:val="0"/>
         <w:spacing w:before="0" w:after="0"/>
         <w:ind w:hanging="0" w:start="-540" w:end="-449"/>
@@ -4297,7 +6999,7 @@
           <w:sz w:val="30"/>
           <w:szCs w:val="30"/>
         </w:rPr>
-        <w:t>Magic Methods, còn được gọi là Dunder Methods (viết tắt của “Double Underscore”), là các phương thức đặc biệt trong Python có tên bắt đầu và kết thúc bằng hai dấu gạch dưới, ví dụ như __init__, __add__, __repr__. Các phương thức này không được gọi trực tiếp như những hàm thông thường mà sẽ được Python tự động kích hoạt trong những tình huống nhất định.</w:t>
+        <w:t>Magic Methods (Dunder Methods) là gì?</w:t>
       </w:r>
     </w:p>
     <w:p>
@@ -4305,7 +7007,7 @@
         <w:pStyle w:val="Normal"/>
         <w:widowControl/>
         <w:suppressAutoHyphens w:val="true"/>
-        <w:overflowPunct w:val="true"/>
+        <w:overflowPunct w:val="false"/>
         <w:bidi w:val="0"/>
         <w:spacing w:before="0" w:after="0"/>
         <w:ind w:hanging="0" w:start="-540" w:end="-449"/>
@@ -4322,7 +7024,7 @@
           <w:sz w:val="30"/>
           <w:szCs w:val="30"/>
         </w:rPr>
-        <w:t>Magic Methods cho phép lập trình viên định nghĩa cách mà object của một class sẽ hoạt động khi được khởi tạo, bị hủy, được in ra màn hình, tham gia vào các phép toán hoặc được sử dụng giống như một hàm. Đây là nền tảng quan trọng của lập trình hướng đối tượng trong Python.</w:t>
+        <w:t>Magic Methods, còn được gọi là Dunder Methods (viết tắt của “Double Underscore”), là các phương thức đặc biệt trong Python có tên bắt đầu và kết thúc bằng hai dấu gạch dưới, ví dụ như __init__, __add__, __repr__. Các phương thức này không được gọi trực tiếp như những hàm thông thường mà sẽ được Python tự động kích hoạt trong những tình huống nhất định.</w:t>
       </w:r>
     </w:p>
     <w:p>
@@ -4330,7 +7032,7 @@
         <w:pStyle w:val="Normal"/>
         <w:widowControl/>
         <w:suppressAutoHyphens w:val="true"/>
-        <w:overflowPunct w:val="true"/>
+        <w:overflowPunct w:val="false"/>
         <w:bidi w:val="0"/>
         <w:spacing w:before="0" w:after="0"/>
         <w:ind w:hanging="0" w:start="-540" w:end="-449"/>
@@ -4347,6 +7049,7 @@
           <w:sz w:val="30"/>
           <w:szCs w:val="30"/>
         </w:rPr>
+        <w:t>Magic Methods cho phép lập trình viên định nghĩa cách mà object của một class sẽ hoạt động khi được khởi tạo, bị hủy, được in ra màn hình, tham gia vào các phép toán hoặc được sử dụng giống như một hàm. Đây là nền tảng quan trọng của lập trình hướng đối tượng trong Python.</w:t>
       </w:r>
     </w:p>
     <w:p>
@@ -4354,7 +7057,7 @@
         <w:pStyle w:val="Normal"/>
         <w:widowControl/>
         <w:suppressAutoHyphens w:val="true"/>
-        <w:overflowPunct w:val="true"/>
+        <w:overflowPunct w:val="false"/>
         <w:bidi w:val="0"/>
         <w:spacing w:before="0" w:after="0"/>
         <w:ind w:hanging="0" w:start="-540" w:end="-449"/>
@@ -4371,7 +7074,6 @@
           <w:sz w:val="30"/>
           <w:szCs w:val="30"/>
         </w:rPr>
-        <w:t>Constructor và Destructor trong Python:</w:t>
       </w:r>
     </w:p>
     <w:p>
@@ -4379,7 +7081,7 @@
         <w:pStyle w:val="Normal"/>
         <w:widowControl/>
         <w:suppressAutoHyphens w:val="true"/>
-        <w:overflowPunct w:val="true"/>
+        <w:overflowPunct w:val="false"/>
         <w:bidi w:val="0"/>
         <w:spacing w:before="0" w:after="0"/>
         <w:ind w:hanging="0" w:start="-540" w:end="-449"/>
@@ -4396,7 +7098,7 @@
           <w:sz w:val="30"/>
           <w:szCs w:val="30"/>
         </w:rPr>
-        <w:t>Constructor trong Python được định nghĩa thông qua phương thức __init__. Phương thức này sẽ được Python tự động gọi khi một object mới được tạo ra từ class. Thông thường, __init__ được dùng để khởi tạo các thuộc tính ban đầu cho object.</w:t>
+        <w:t>Constructor và Destructor trong Python:</w:t>
       </w:r>
     </w:p>
     <w:p>
@@ -4404,7 +7106,7 @@
         <w:pStyle w:val="Normal"/>
         <w:widowControl/>
         <w:suppressAutoHyphens w:val="true"/>
-        <w:overflowPunct w:val="true"/>
+        <w:overflowPunct w:val="false"/>
         <w:bidi w:val="0"/>
         <w:spacing w:before="0" w:after="0"/>
         <w:ind w:hanging="0" w:start="-540" w:end="-449"/>
@@ -4421,7 +7123,7 @@
           <w:sz w:val="30"/>
           <w:szCs w:val="30"/>
         </w:rPr>
-        <w:t>Ví dụ, khi tạo một object Person("Mike", 25), Python sẽ tự động gọi phương thức __init__ để gán giá trị cho các thuộc tính như tên và tuổi. Lập trình viên không cần (và cũng không nên) gọi trực tiếp __init__.</w:t>
+        <w:t>Constructor trong Python được định nghĩa thông qua phương thức __init__. Phương thức này sẽ được Python tự động gọi khi một object mới được tạo ra từ class. Thông thường, __init__ được dùng để khởi tạo các thuộc tính ban đầu cho object.</w:t>
       </w:r>
     </w:p>
     <w:p>
@@ -4429,7 +7131,7 @@
         <w:pStyle w:val="Normal"/>
         <w:widowControl/>
         <w:suppressAutoHyphens w:val="true"/>
-        <w:overflowPunct w:val="true"/>
+        <w:overflowPunct w:val="false"/>
         <w:bidi w:val="0"/>
         <w:spacing w:before="0" w:after="0"/>
         <w:ind w:hanging="0" w:start="-540" w:end="-449"/>
@@ -4446,7 +7148,7 @@
           <w:sz w:val="30"/>
           <w:szCs w:val="30"/>
         </w:rPr>
-        <w:t>Bên cạnh constructor, Python còn có destructor được định nghĩa bằng phương thức __del__. Phương thức này sẽ được gọi khi object bị xóa khỏi bộ nhớ, chẳng hạn khi chương trình kết thúc hoặc khi lập trình viên sử dụng từ khóa del. Destructor thường được dùng để giải phóng tài nguyên hoặc ghi log khi object không còn được sử dụng.</w:t>
+        <w:t>Ví dụ, khi tạo một object Person("Mike", 25), Python sẽ tự động gọi phương thức __init__ để gán giá trị cho các thuộc tính như tên và tuổi. Lập trình viên không cần (và cũng không nên) gọi trực tiếp __init__.</w:t>
       </w:r>
     </w:p>
     <w:p>
@@ -4454,7 +7156,7 @@
         <w:pStyle w:val="Normal"/>
         <w:widowControl/>
         <w:suppressAutoHyphens w:val="true"/>
-        <w:overflowPunct w:val="true"/>
+        <w:overflowPunct w:val="false"/>
         <w:bidi w:val="0"/>
         <w:spacing w:before="0" w:after="0"/>
         <w:ind w:hanging="0" w:start="-540" w:end="-449"/>
@@ -4471,6 +7173,7 @@
           <w:sz w:val="30"/>
           <w:szCs w:val="30"/>
         </w:rPr>
+        <w:t>Bên cạnh constructor, Python còn có destructor được định nghĩa bằng phương thức __del__. Phương thức này sẽ được gọi khi object bị xóa khỏi bộ nhớ, chẳng hạn khi chương trình kết thúc hoặc khi lập trình viên sử dụng từ khóa del. Destructor thường được dùng để giải phóng tài nguyên hoặc ghi log khi object không còn được sử dụng.</w:t>
       </w:r>
     </w:p>
     <w:p>
@@ -4478,7 +7181,7 @@
         <w:pStyle w:val="Normal"/>
         <w:widowControl/>
         <w:suppressAutoHyphens w:val="true"/>
-        <w:overflowPunct w:val="true"/>
+        <w:overflowPunct w:val="false"/>
         <w:bidi w:val="0"/>
         <w:spacing w:before="0" w:after="0"/>
         <w:ind w:hanging="0" w:start="-540" w:end="-449"/>
@@ -4495,7 +7198,6 @@
           <w:sz w:val="30"/>
           <w:szCs w:val="30"/>
         </w:rPr>
-        <w:t>Nạp chồng toán tử với __add__:</w:t>
       </w:r>
     </w:p>
     <w:p>
@@ -4503,7 +7205,7 @@
         <w:pStyle w:val="Normal"/>
         <w:widowControl/>
         <w:suppressAutoHyphens w:val="true"/>
-        <w:overflowPunct w:val="true"/>
+        <w:overflowPunct w:val="false"/>
         <w:bidi w:val="0"/>
         <w:spacing w:before="0" w:after="0"/>
         <w:ind w:hanging="0" w:start="-540" w:end="-449"/>
@@ -4520,7 +7222,7 @@
           <w:sz w:val="30"/>
           <w:szCs w:val="30"/>
         </w:rPr>
-        <w:t>Một trong những ứng dụng quan trọng của Magic Methods là nạp chồng toán tử (operator overloading). Điều này cho phép lập trình viên định nghĩa cách object của một class phản ứng với các toán tử như +, -, *, /.</w:t>
+        <w:t>Nạp chồng toán tử với __add__:</w:t>
       </w:r>
     </w:p>
     <w:p>
@@ -4528,7 +7230,7 @@
         <w:pStyle w:val="Normal"/>
         <w:widowControl/>
         <w:suppressAutoHyphens w:val="true"/>
-        <w:overflowPunct w:val="true"/>
+        <w:overflowPunct w:val="false"/>
         <w:bidi w:val="0"/>
         <w:spacing w:before="0" w:after="0"/>
         <w:ind w:hanging="0" w:start="-540" w:end="-449"/>
@@ -4545,7 +7247,7 @@
           <w:sz w:val="30"/>
           <w:szCs w:val="30"/>
         </w:rPr>
-        <w:t>Ví dụ, với một class Vector đại diện cho vector hai chiều, Python không tự động hiểu được phép cộng giữa hai vector. Nếu chưa định nghĩa Magic Method phù hợp, việc cộng hai object vector sẽ gây ra lỗi. Bằng cách cài đặt phương thức __add__, lập trình viên có thể quy định rằng phép cộng giữa hai vector sẽ tạo ra một vector mới với tọa độ được cộng tương ứng theo từng chiều.</w:t>
+        <w:t>Một trong những ứng dụng quan trọng của Magic Methods là nạp chồng toán tử (operator overloading). Điều này cho phép lập trình viên định nghĩa cách object của một class phản ứng với các toán tử như +, -, *, /.</w:t>
       </w:r>
     </w:p>
     <w:p>
@@ -4553,7 +7255,7 @@
         <w:pStyle w:val="Normal"/>
         <w:widowControl/>
         <w:suppressAutoHyphens w:val="true"/>
-        <w:overflowPunct w:val="true"/>
+        <w:overflowPunct w:val="false"/>
         <w:bidi w:val="0"/>
         <w:spacing w:before="0" w:after="0"/>
         <w:ind w:hanging="0" w:start="-540" w:end="-449"/>
@@ -4570,7 +7272,7 @@
           <w:sz w:val="30"/>
           <w:szCs w:val="30"/>
         </w:rPr>
-        <w:t>Cơ chế này giúp các object tự định nghĩa có thể hoạt động một cách tự nhiên giống như các kiểu dữ liệu có sẵn của Python.</w:t>
+        <w:t>Ví dụ, với một class Vector đại diện cho vector hai chiều, Python không tự động hiểu được phép cộng giữa hai vector. Nếu chưa định nghĩa Magic Method phù hợp, việc cộng hai object vector sẽ gây ra lỗi. Bằng cách cài đặt phương thức __add__, lập trình viên có thể quy định rằng phép cộng giữa hai vector sẽ tạo ra một vector mới với tọa độ được cộng tương ứng theo từng chiều.</w:t>
       </w:r>
     </w:p>
     <w:p>
@@ -4578,7 +7280,7 @@
         <w:pStyle w:val="Normal"/>
         <w:widowControl/>
         <w:suppressAutoHyphens w:val="true"/>
-        <w:overflowPunct w:val="true"/>
+        <w:overflowPunct w:val="false"/>
         <w:bidi w:val="0"/>
         <w:spacing w:before="0" w:after="0"/>
         <w:ind w:hanging="0" w:start="-540" w:end="-449"/>
@@ -4595,6 +7297,7 @@
           <w:sz w:val="30"/>
           <w:szCs w:val="30"/>
         </w:rPr>
+        <w:t>Cơ chế này giúp các object tự định nghĩa có thể hoạt động một cách tự nhiên giống như các kiểu dữ liệu có sẵn của Python.</w:t>
       </w:r>
     </w:p>
     <w:p>
@@ -4602,7 +7305,7 @@
         <w:pStyle w:val="Normal"/>
         <w:widowControl/>
         <w:suppressAutoHyphens w:val="true"/>
-        <w:overflowPunct w:val="true"/>
+        <w:overflowPunct w:val="false"/>
         <w:bidi w:val="0"/>
         <w:spacing w:before="0" w:after="0"/>
         <w:ind w:hanging="0" w:start="-540" w:end="-449"/>
@@ -4619,7 +7322,6 @@
           <w:sz w:val="30"/>
           <w:szCs w:val="30"/>
         </w:rPr>
-        <w:t>Biểu diễn object với __repr__ và __str__:</w:t>
       </w:r>
     </w:p>
     <w:p>
@@ -4627,7 +7329,7 @@
         <w:pStyle w:val="Normal"/>
         <w:widowControl/>
         <w:suppressAutoHyphens w:val="true"/>
-        <w:overflowPunct w:val="true"/>
+        <w:overflowPunct w:val="false"/>
         <w:bidi w:val="0"/>
         <w:spacing w:before="0" w:after="0"/>
         <w:ind w:hanging="0" w:start="-540" w:end="-449"/>
@@ -4644,7 +7346,7 @@
           <w:sz w:val="30"/>
           <w:szCs w:val="30"/>
         </w:rPr>
-        <w:t>Mặc định, khi in một object ra màn hình, Python chỉ hiển thị thông tin chung chung như tên class và địa chỉ bộ nhớ, điều này không mang nhiều ý nghĩa cho người đọc. Để cải thiện khả năng đọc và debug, Python cho phép định nghĩa cách biểu diễn object thông qua các Magic Methods như __repr__ và __str__.</w:t>
+        <w:t>Biểu diễn object với __repr__ và __str__:</w:t>
       </w:r>
     </w:p>
     <w:p>
@@ -4652,7 +7354,7 @@
         <w:pStyle w:val="Normal"/>
         <w:widowControl/>
         <w:suppressAutoHyphens w:val="true"/>
-        <w:overflowPunct w:val="true"/>
+        <w:overflowPunct w:val="false"/>
         <w:bidi w:val="0"/>
         <w:spacing w:before="0" w:after="0"/>
         <w:ind w:hanging="0" w:start="-540" w:end="-449"/>
@@ -4669,7 +7371,7 @@
           <w:sz w:val="30"/>
           <w:szCs w:val="30"/>
         </w:rPr>
-        <w:t>Phương thức __repr__ dùng để mô tả cách object được biểu diễn khi cần hiển thị hoặc kiểm tra, ví dụ khi sử dụng hàm print() hoặc khi làm việc trong môi trường debug. Việc định nghĩa __repr__ giúp object hiển thị đầy đủ và rõ ràng các giá trị quan trọng của nó, từ đó nâng cao khả năng đọc hiểu mã nguồn.</w:t>
+        <w:t>Mặc định, khi in một object ra màn hình, Python chỉ hiển thị thông tin chung chung như tên class và địa chỉ bộ nhớ, điều này không mang nhiều ý nghĩa cho người đọc. Để cải thiện khả năng đọc và debug, Python cho phép định nghĩa cách biểu diễn object thông qua các Magic Methods như __repr__ và __str__.</w:t>
       </w:r>
     </w:p>
     <w:p>
@@ -4677,7 +7379,7 @@
         <w:pStyle w:val="Normal"/>
         <w:widowControl/>
         <w:suppressAutoHyphens w:val="true"/>
-        <w:overflowPunct w:val="true"/>
+        <w:overflowPunct w:val="false"/>
         <w:bidi w:val="0"/>
         <w:spacing w:before="0" w:after="0"/>
         <w:ind w:hanging="0" w:start="-540" w:end="-449"/>
@@ -4694,6 +7396,7 @@
           <w:sz w:val="30"/>
           <w:szCs w:val="30"/>
         </w:rPr>
+        <w:t>Phương thức __repr__ dùng để mô tả cách object được biểu diễn khi cần hiển thị hoặc kiểm tra, ví dụ khi sử dụng hàm print() hoặc khi làm việc trong môi trường debug. Việc định nghĩa __repr__ giúp object hiển thị đầy đủ và rõ ràng các giá trị quan trọng của nó, từ đó nâng cao khả năng đọc hiểu mã nguồn.</w:t>
       </w:r>
     </w:p>
     <w:p>
@@ -4701,7 +7404,7 @@
         <w:pStyle w:val="Normal"/>
         <w:widowControl/>
         <w:suppressAutoHyphens w:val="true"/>
-        <w:overflowPunct w:val="true"/>
+        <w:overflowPunct w:val="false"/>
         <w:bidi w:val="0"/>
         <w:spacing w:before="0" w:after="0"/>
         <w:ind w:hanging="0" w:start="-540" w:end="-449"/>
@@ -4718,7 +7421,6 @@
           <w:sz w:val="30"/>
           <w:szCs w:val="30"/>
         </w:rPr>
-        <w:t>Magic Method __len__:</w:t>
       </w:r>
     </w:p>
     <w:p>
@@ -4726,7 +7428,7 @@
         <w:pStyle w:val="Normal"/>
         <w:widowControl/>
         <w:suppressAutoHyphens w:val="true"/>
-        <w:overflowPunct w:val="true"/>
+        <w:overflowPunct w:val="false"/>
         <w:bidi w:val="0"/>
         <w:spacing w:before="0" w:after="0"/>
         <w:ind w:hanging="0" w:start="-540" w:end="-449"/>
@@ -4743,7 +7445,7 @@
           <w:sz w:val="30"/>
           <w:szCs w:val="30"/>
         </w:rPr>
-        <w:t>Magic Method __len__ được Python gọi khi hàm len() được áp dụng lên một object. Thông qua phương thức này, lập trình viên có thể định nghĩa ý nghĩa của “độ dài” cho một object tự tạo.</w:t>
+        <w:t>Magic Method __len__:</w:t>
       </w:r>
     </w:p>
     <w:p>
@@ -4751,7 +7453,7 @@
         <w:pStyle w:val="Normal"/>
         <w:widowControl/>
         <w:suppressAutoHyphens w:val="true"/>
-        <w:overflowPunct w:val="true"/>
+        <w:overflowPunct w:val="false"/>
         <w:bidi w:val="0"/>
         <w:spacing w:before="0" w:after="0"/>
         <w:ind w:hanging="0" w:start="-540" w:end="-449"/>
@@ -4768,7 +7470,7 @@
           <w:sz w:val="30"/>
           <w:szCs w:val="30"/>
         </w:rPr>
-        <w:t>Mặc dù vector về bản chất không phải là một tập hợp phần tử, việc định nghĩa __len__ vẫn có thể hữu ích trong một số ngữ cảnh cụ thể, ví dụ để mô phỏng hành vi hoặc phục vụ các mục đích đặc biệt trong thiết kế chương trình. Điều này cho thấy mức độ linh hoạt cao của Magic Methods trong Python.</w:t>
+        <w:t>Magic Method __len__ được Python gọi khi hàm len() được áp dụng lên một object. Thông qua phương thức này, lập trình viên có thể định nghĩa ý nghĩa của “độ dài” cho một object tự tạo.</w:t>
       </w:r>
     </w:p>
     <w:p>
@@ -4776,7 +7478,7 @@
         <w:pStyle w:val="Normal"/>
         <w:widowControl/>
         <w:suppressAutoHyphens w:val="true"/>
-        <w:overflowPunct w:val="true"/>
+        <w:overflowPunct w:val="false"/>
         <w:bidi w:val="0"/>
         <w:spacing w:before="0" w:after="0"/>
         <w:ind w:hanging="0" w:start="-540" w:end="-449"/>
@@ -4793,6 +7495,7 @@
           <w:sz w:val="30"/>
           <w:szCs w:val="30"/>
         </w:rPr>
+        <w:t>Mặc dù vector về bản chất không phải là một tập hợp phần tử, việc định nghĩa __len__ vẫn có thể hữu ích trong một số ngữ cảnh cụ thể, ví dụ để mô phỏng hành vi hoặc phục vụ các mục đích đặc biệt trong thiết kế chương trình. Điều này cho thấy mức độ linh hoạt cao của Magic Methods trong Python.</w:t>
       </w:r>
     </w:p>
     <w:p>
@@ -4800,7 +7503,7 @@
         <w:pStyle w:val="Normal"/>
         <w:widowControl/>
         <w:suppressAutoHyphens w:val="true"/>
-        <w:overflowPunct w:val="true"/>
+        <w:overflowPunct w:val="false"/>
         <w:bidi w:val="0"/>
         <w:spacing w:before="0" w:after="0"/>
         <w:ind w:hanging="0" w:start="-540" w:end="-449"/>
@@ -4817,7 +7520,6 @@
           <w:sz w:val="30"/>
           <w:szCs w:val="30"/>
         </w:rPr>
-        <w:t>Gọi object như hàm với __call__:</w:t>
       </w:r>
     </w:p>
     <w:p>
@@ -4825,7 +7527,7 @@
         <w:pStyle w:val="Normal"/>
         <w:widowControl/>
         <w:suppressAutoHyphens w:val="true"/>
-        <w:overflowPunct w:val="true"/>
+        <w:overflowPunct w:val="false"/>
         <w:bidi w:val="0"/>
         <w:spacing w:before="0" w:after="0"/>
         <w:ind w:hanging="0" w:start="-540" w:end="-449"/>
@@ -4842,7 +7544,7 @@
           <w:sz w:val="30"/>
           <w:szCs w:val="30"/>
         </w:rPr>
-        <w:t>Python cho phép object được gọi giống như một hàm thông qua Magic Method __call__. Khi phương thức này được định nghĩa, việc sử dụng dấu ngoặc đơn sau tên object sẽ kích hoạt __call__.</w:t>
+        <w:t>Gọi object như hàm với __call__:</w:t>
       </w:r>
     </w:p>
     <w:p>
@@ -4850,7 +7552,7 @@
         <w:pStyle w:val="Normal"/>
         <w:widowControl/>
         <w:suppressAutoHyphens w:val="true"/>
-        <w:overflowPunct w:val="true"/>
+        <w:overflowPunct w:val="false"/>
         <w:bidi w:val="0"/>
         <w:spacing w:before="0" w:after="0"/>
         <w:ind w:hanging="0" w:start="-540" w:end="-449"/>
@@ -4867,7 +7569,7 @@
           <w:sz w:val="30"/>
           <w:szCs w:val="30"/>
         </w:rPr>
-        <w:t>Tính năng này rất hữu ích trong các trường hợp nâng cao như xây dựng callback, decorator hoặc triển khai các design pattern. Nó giúp object vừa có trạng thái (state) vừa có hành vi giống như một hàm, mang lại khả năng thiết kế linh hoạt và mạnh mẽ.</w:t>
+        <w:t>Python cho phép object được gọi giống như một hàm thông qua Magic Method __call__. Khi phương thức này được định nghĩa, việc sử dụng dấu ngoặc đơn sau tên object sẽ kích hoạt __call__.</w:t>
       </w:r>
     </w:p>
     <w:p>
@@ -4875,7 +7577,7 @@
         <w:pStyle w:val="Normal"/>
         <w:widowControl/>
         <w:suppressAutoHyphens w:val="true"/>
-        <w:overflowPunct w:val="true"/>
+        <w:overflowPunct w:val="false"/>
         <w:bidi w:val="0"/>
         <w:spacing w:before="0" w:after="0"/>
         <w:ind w:hanging="0" w:start="-540" w:end="-449"/>
@@ -4892,6 +7594,7 @@
           <w:sz w:val="30"/>
           <w:szCs w:val="30"/>
         </w:rPr>
+        <w:t>Tính năng này rất hữu ích trong các trường hợp nâng cao như xây dựng callback, decorator hoặc triển khai các design pattern. Nó giúp object vừa có trạng thái (state) vừa có hành vi giống như một hàm, mang lại khả năng thiết kế linh hoạt và mạnh mẽ.</w:t>
       </w:r>
     </w:p>
     <w:p>
@@ -4899,7 +7602,7 @@
         <w:pStyle w:val="Normal"/>
         <w:widowControl/>
         <w:suppressAutoHyphens w:val="true"/>
-        <w:overflowPunct w:val="true"/>
+        <w:overflowPunct w:val="false"/>
         <w:bidi w:val="0"/>
         <w:spacing w:before="0" w:after="0"/>
         <w:ind w:hanging="0" w:start="-540" w:end="-449"/>
@@ -4916,7 +7619,6 @@
           <w:sz w:val="30"/>
           <w:szCs w:val="30"/>
         </w:rPr>
-        <w:t>Kết luận:</w:t>
       </w:r>
     </w:p>
     <w:p>
@@ -4924,7 +7626,7 @@
         <w:pStyle w:val="Normal"/>
         <w:widowControl/>
         <w:suppressAutoHyphens w:val="true"/>
-        <w:overflowPunct w:val="true"/>
+        <w:overflowPunct w:val="false"/>
         <w:bidi w:val="0"/>
         <w:spacing w:before="0" w:after="0"/>
         <w:ind w:hanging="0" w:start="-540" w:end="-449"/>
@@ -4941,7 +7643,7 @@
           <w:sz w:val="30"/>
           <w:szCs w:val="30"/>
         </w:rPr>
-        <w:t>Magic Methods đóng vai trò cốt lõi trong lập trình hướng đối tượng của Python. Chúng cho phép lập trình viên kiểm soát sâu cách object tương tác với cú pháp và các cơ chế nội tại của ngôn ngữ. Việc hiểu và sử dụng thành thạo các Magic Methods là yêu cầu gần như bắt buộc khi làm việc với các project Python lớn, phát triển thư viện hoặc xây dựng hệ thống backend chuyên nghiệp.</w:t>
+        <w:t>Kết luận:</w:t>
       </w:r>
     </w:p>
     <w:p>
@@ -4949,7 +7651,7 @@
         <w:pStyle w:val="Normal"/>
         <w:widowControl/>
         <w:suppressAutoHyphens w:val="true"/>
-        <w:overflowPunct w:val="true"/>
+        <w:overflowPunct w:val="false"/>
         <w:bidi w:val="0"/>
         <w:spacing w:before="0" w:after="0"/>
         <w:ind w:hanging="0" w:start="-540" w:end="-449"/>
@@ -4966,7 +7668,7 @@
           <w:sz w:val="30"/>
           <w:szCs w:val="30"/>
         </w:rPr>
-        <w:t>Nắm vững Magic Methods không chỉ giúp code trở nên “Pythonic” hơn mà còn nâng cao chất lượng thiết kế, khả năng mở rộng và tính bảo trì của phần mềm.</w:t>
+        <w:t>Magic Methods đóng vai trò cốt lõi trong lập trình hướng đối tượng của Python. Chúng cho phép lập trình viên kiểm soát sâu cách object tương tác với cú pháp và các cơ chế nội tại của ngôn ngữ. Việc hiểu và sử dụng thành thạo các Magic Methods là yêu cầu gần như bắt buộc khi làm việc với các project Python lớn, phát triển thư viện hoặc xây dựng hệ thống backend chuyên nghiệp.</w:t>
       </w:r>
     </w:p>
     <w:p>
@@ -4974,7 +7676,32 @@
         <w:pStyle w:val="Normal"/>
         <w:widowControl/>
         <w:suppressAutoHyphens w:val="true"/>
-        <w:overflowPunct w:val="true"/>
+        <w:overflowPunct w:val="false"/>
+        <w:bidi w:val="0"/>
+        <w:spacing w:before="0" w:after="0"/>
+        <w:ind w:hanging="0" w:start="-540" w:end="-449"/>
+        <w:jc w:val="start"/>
+        <w:rPr>
+          <w:rFonts w:ascii="Times New Roman" w:hAnsi="Times New Roman"/>
+          <w:sz w:val="30"/>
+          <w:szCs w:val="30"/>
+        </w:rPr>
+      </w:pPr>
+      <w:r>
+        <w:rPr>
+          <w:rFonts w:ascii="Times New Roman" w:hAnsi="Times New Roman"/>
+          <w:sz w:val="30"/>
+          <w:szCs w:val="30"/>
+        </w:rPr>
+        <w:t>Nắm vững Magic Methods không chỉ giúp code trở nên “Pythonic” hơn mà còn nâng cao chất lượng thiết kế, khả năng mở rộng và tính bảo trì của phần mềm.</w:t>
+      </w:r>
+    </w:p>
+    <w:p>
+      <w:pPr>
+        <w:pStyle w:val="Normal"/>
+        <w:widowControl/>
+        <w:suppressAutoHyphens w:val="true"/>
+        <w:overflowPunct w:val="false"/>
         <w:bidi w:val="0"/>
         <w:spacing w:before="0" w:after="0"/>
         <w:ind w:hanging="0" w:start="-540" w:end="-449"/>
@@ -15090,7 +17817,7 @@
     <w:pPr>
       <w:widowControl/>
       <w:suppressAutoHyphens w:val="true"/>
-      <w:overflowPunct w:val="true"/>
+      <w:overflowPunct w:val="false"/>
       <w:bidi w:val="0"/>
       <w:spacing w:before="0" w:after="0"/>
       <w:jc w:val="start"/>
@@ -15137,8 +17864,8 @@
       <w:iCs/>
     </w:rPr>
   </w:style>
-  <w:style w:type="character" w:styleId="Bullets">
-    <w:name w:val="Bullets"/>
+  <w:style w:type="character" w:styleId="Bulletsuser">
+    <w:name w:val="Bullets (user)"/>
     <w:qFormat/>
     <w:rPr>
       <w:rFonts w:ascii="OpenSymbol" w:hAnsi="OpenSymbol" w:eastAsia="OpenSymbol" w:cs="OpenSymbol"/>

--- a/documents/Python.docx
+++ b/documents/Python.docx
@@ -7,7 +7,7 @@
         <w:pStyle w:val="Normal"/>
         <w:widowControl/>
         <w:suppressAutoHyphens w:val="true"/>
-        <w:overflowPunct w:val="false"/>
+        <w:overflowPunct w:val="true"/>
         <w:bidi w:val="0"/>
         <w:spacing w:before="0" w:after="0"/>
         <w:ind w:hanging="0" w:start="-540" w:end="-449"/>
@@ -6297,15 +6297,7 @@
           <w:sz w:val="30"/>
           <w:szCs w:val="30"/>
         </w:rPr>
-        <w:t>D</w:t>
-      </w:r>
-      <w:r>
-        <w:rPr>
-          <w:rFonts w:ascii="Times New Roman" w:hAnsi="Times New Roman"/>
-          <w:sz w:val="30"/>
-          <w:szCs w:val="30"/>
-        </w:rPr>
-        <w:t>ùng XOR để cộng từng bit và AND + shift để xử lý bit nhớ, lặp đến khi hết nhớ thì ra kết quả.</w:t>
+        <w:t>Dùng XOR để cộng từng bit và AND + shift để xử lý bit nhớ, lặp đến khi hết nhớ thì ra kết quả.</w:t>
       </w:r>
     </w:p>
     <w:p>
@@ -6361,15 +6353,7 @@
           <w:sz w:val="30"/>
           <w:szCs w:val="30"/>
         </w:rPr>
-        <w:t>C</w:t>
-      </w:r>
-      <w:r>
-        <w:rPr>
-          <w:rFonts w:ascii="Times New Roman" w:hAnsi="Times New Roman"/>
-          <w:sz w:val="30"/>
-          <w:szCs w:val="30"/>
-        </w:rPr>
-        <w:t>huyển chuỗi thành list, rồi dùng set để loại trùng; nếu số phần tử giữ nguyên thì tất cả là unique.</w:t>
+        <w:t>Chuyển chuỗi thành list, rồi dùng set để loại trùng; nếu số phần tử giữ nguyên thì tất cả là unique.</w:t>
       </w:r>
     </w:p>
     <w:p>
@@ -6425,15 +6409,7 @@
           <w:sz w:val="30"/>
           <w:szCs w:val="30"/>
         </w:rPr>
-        <w:t>T</w:t>
-      </w:r>
-      <w:r>
-        <w:rPr>
-          <w:rFonts w:ascii="Times New Roman" w:hAnsi="Times New Roman"/>
-          <w:sz w:val="30"/>
-          <w:szCs w:val="30"/>
-        </w:rPr>
-        <w:t>ách chuỗi theo - rồi đảo lại thứ tự, hoặc dùng datetime.strptime() và strftime() để chuyển định dạng ngày chuẩn.</w:t>
+        <w:t>Tách chuỗi theo - rồi đảo lại thứ tự, hoặc dùng datetime.strptime() và strftime() để chuyển định dạng ngày chuẩn.</w:t>
       </w:r>
     </w:p>
     <w:p>
@@ -6489,15 +6465,7 @@
           <w:sz w:val="30"/>
           <w:szCs w:val="30"/>
         </w:rPr>
-        <w:t>B</w:t>
-      </w:r>
-      <w:r>
-        <w:rPr>
-          <w:rFonts w:ascii="Times New Roman" w:hAnsi="Times New Roman"/>
-          <w:sz w:val="30"/>
-          <w:szCs w:val="30"/>
-        </w:rPr>
-        <w:t>ắt đầu từ 0 và 1, sau đó lặp và gán a, b = b, a + b để sinh các số Fibonacci tiếp theo.</w:t>
+        <w:t>Bắt đầu từ 0 và 1, sau đó lặp và gán a, b = b, a + b để sinh các số Fibonacci tiếp theo.</w:t>
       </w:r>
     </w:p>
     <w:p>
@@ -6553,15 +6521,7 @@
           <w:sz w:val="30"/>
           <w:szCs w:val="30"/>
         </w:rPr>
-        <w:t>D</w:t>
-      </w:r>
-      <w:r>
-        <w:rPr>
-          <w:rFonts w:ascii="Times New Roman" w:hAnsi="Times New Roman"/>
-          <w:sz w:val="30"/>
-          <w:szCs w:val="30"/>
-        </w:rPr>
-        <w:t>ùng separator.join(list) để ghép các phần tử của list thành một chuỗi duy nhất.</w:t>
+        <w:t>Dùng separator.join(list) để ghép các phần tử của list thành một chuỗi duy nhất.</w:t>
       </w:r>
     </w:p>
     <w:p>
@@ -6617,15 +6577,7 @@
           <w:sz w:val="30"/>
           <w:szCs w:val="30"/>
         </w:rPr>
-        <w:t>C</w:t>
-      </w:r>
-      <w:r>
-        <w:rPr>
-          <w:rFonts w:ascii="Times New Roman" w:hAnsi="Times New Roman"/>
-          <w:sz w:val="30"/>
-          <w:szCs w:val="30"/>
-        </w:rPr>
-        <w:t>hỉ cần kiểm tra ước từ 2 đến √n, nếu không có ước nào thì là số nguyên tố.</w:t>
+        <w:t>Chỉ cần kiểm tra ước từ 2 đến √n, nếu không có ước nào thì là số nguyên tố.</w:t>
       </w:r>
     </w:p>
     <w:p>
@@ -6681,15 +6633,7 @@
           <w:sz w:val="30"/>
           <w:szCs w:val="30"/>
         </w:rPr>
-        <w:t>D</w:t>
-      </w:r>
-      <w:r>
-        <w:rPr>
-          <w:rFonts w:ascii="Times New Roman" w:hAnsi="Times New Roman"/>
-          <w:sz w:val="30"/>
-          <w:szCs w:val="30"/>
-        </w:rPr>
-        <w:t>uyệt từng phần tử, so sánh với các phần tử phía sau và đổi chỗ ngay khi tìm thấy phần tử nhỏ hơn.</w:t>
+        <w:t>Duyệt từng phần tử, so sánh với các phần tử phía sau và đổi chỗ ngay khi tìm thấy phần tử nhỏ hơn.</w:t>
       </w:r>
     </w:p>
     <w:p>
@@ -6745,15 +6689,7 @@
           <w:sz w:val="30"/>
           <w:szCs w:val="30"/>
         </w:rPr>
-        <w:t>M</w:t>
-      </w:r>
-      <w:r>
-        <w:rPr>
-          <w:rFonts w:ascii="Times New Roman" w:hAnsi="Times New Roman"/>
-          <w:sz w:val="30"/>
-          <w:szCs w:val="30"/>
-        </w:rPr>
-        <w:t>ỗi vòng lặp chọn phần tử nhỏ nhất trong đoạn chưa sắp xếp rồi hoán đổi với phần tử đầu đoạn đó.</w:t>
+        <w:t>Mỗi vòng lặp chọn phần tử nhỏ nhất trong đoạn chưa sắp xếp rồi hoán đổi với phần tử đầu đoạn đó.</w:t>
       </w:r>
     </w:p>
     <w:p>
@@ -6809,15 +6745,7 @@
           <w:sz w:val="30"/>
           <w:szCs w:val="30"/>
         </w:rPr>
-        <w:t>D</w:t>
-      </w:r>
-      <w:r>
-        <w:rPr>
-          <w:rFonts w:ascii="Times New Roman" w:hAnsi="Times New Roman"/>
-          <w:sz w:val="30"/>
-          <w:szCs w:val="30"/>
-        </w:rPr>
-        <w:t>uyệt từng phần tử và chèn nó vào đúng vị trí trong phần đã sắp xếp bên trái.</w:t>
+        <w:t>Duyệt từng phần tử và chèn nó vào đúng vị trí trong phần đã sắp xếp bên trái.</w:t>
       </w:r>
     </w:p>
     <w:p>
@@ -6873,15 +6801,7 @@
           <w:sz w:val="30"/>
           <w:szCs w:val="30"/>
         </w:rPr>
-        <w:t>L</w:t>
-      </w:r>
-      <w:r>
-        <w:rPr>
-          <w:rFonts w:ascii="Times New Roman" w:hAnsi="Times New Roman"/>
-          <w:sz w:val="30"/>
-          <w:szCs w:val="30"/>
-        </w:rPr>
-        <w:t>ặp qua mảng, đổi chỗ hai phần tử kề nhau nếu sai thứ tự; mỗi vòng phần tử lớn nhất sẽ dồn về cuối.</w:t>
+        <w:t>Lặp qua mảng, đổi chỗ hai phần tử kề nhau nếu sai thứ tự; mỗi vòng phần tử lớn nhất sẽ dồn về cuối.</w:t>
       </w:r>
     </w:p>
     <w:p>
@@ -6907,7 +6827,7 @@
         <w:pStyle w:val="Normal"/>
         <w:widowControl/>
         <w:suppressAutoHyphens w:val="true"/>
-        <w:overflowPunct w:val="false"/>
+        <w:overflowPunct w:val="true"/>
         <w:bidi w:val="0"/>
         <w:spacing w:before="0" w:after="0"/>
         <w:ind w:hanging="0" w:start="-540" w:end="-449"/>
@@ -6933,7 +6853,7 @@
         <w:pStyle w:val="Normal"/>
         <w:widowControl/>
         <w:suppressAutoHyphens w:val="true"/>
-        <w:overflowPunct w:val="false"/>
+        <w:overflowPunct w:val="true"/>
         <w:bidi w:val="0"/>
         <w:spacing w:before="0" w:after="0"/>
         <w:ind w:hanging="0" w:start="-540" w:end="-449"/>
@@ -6958,7 +6878,7 @@
         <w:pStyle w:val="Normal"/>
         <w:widowControl/>
         <w:suppressAutoHyphens w:val="true"/>
-        <w:overflowPunct w:val="false"/>
+        <w:overflowPunct w:val="true"/>
         <w:bidi w:val="0"/>
         <w:spacing w:before="0" w:after="0"/>
         <w:ind w:hanging="0" w:start="-540" w:end="-449"/>
@@ -6982,7 +6902,7 @@
         <w:pStyle w:val="Normal"/>
         <w:widowControl/>
         <w:suppressAutoHyphens w:val="true"/>
-        <w:overflowPunct w:val="false"/>
+        <w:overflowPunct w:val="true"/>
         <w:bidi w:val="0"/>
         <w:spacing w:before="0" w:after="0"/>
         <w:ind w:hanging="0" w:start="-540" w:end="-449"/>
@@ -7007,7 +6927,7 @@
         <w:pStyle w:val="Normal"/>
         <w:widowControl/>
         <w:suppressAutoHyphens w:val="true"/>
-        <w:overflowPunct w:val="false"/>
+        <w:overflowPunct w:val="true"/>
         <w:bidi w:val="0"/>
         <w:spacing w:before="0" w:after="0"/>
         <w:ind w:hanging="0" w:start="-540" w:end="-449"/>
@@ -7032,7 +6952,7 @@
         <w:pStyle w:val="Normal"/>
         <w:widowControl/>
         <w:suppressAutoHyphens w:val="true"/>
-        <w:overflowPunct w:val="false"/>
+        <w:overflowPunct w:val="true"/>
         <w:bidi w:val="0"/>
         <w:spacing w:before="0" w:after="0"/>
         <w:ind w:hanging="0" w:start="-540" w:end="-449"/>
@@ -7057,7 +6977,7 @@
         <w:pStyle w:val="Normal"/>
         <w:widowControl/>
         <w:suppressAutoHyphens w:val="true"/>
-        <w:overflowPunct w:val="false"/>
+        <w:overflowPunct w:val="true"/>
         <w:bidi w:val="0"/>
         <w:spacing w:before="0" w:after="0"/>
         <w:ind w:hanging="0" w:start="-540" w:end="-449"/>
@@ -7081,7 +7001,7 @@
         <w:pStyle w:val="Normal"/>
         <w:widowControl/>
         <w:suppressAutoHyphens w:val="true"/>
-        <w:overflowPunct w:val="false"/>
+        <w:overflowPunct w:val="true"/>
         <w:bidi w:val="0"/>
         <w:spacing w:before="0" w:after="0"/>
         <w:ind w:hanging="0" w:start="-540" w:end="-449"/>
@@ -7106,7 +7026,7 @@
         <w:pStyle w:val="Normal"/>
         <w:widowControl/>
         <w:suppressAutoHyphens w:val="true"/>
-        <w:overflowPunct w:val="false"/>
+        <w:overflowPunct w:val="true"/>
         <w:bidi w:val="0"/>
         <w:spacing w:before="0" w:after="0"/>
         <w:ind w:hanging="0" w:start="-540" w:end="-449"/>
@@ -7131,7 +7051,7 @@
         <w:pStyle w:val="Normal"/>
         <w:widowControl/>
         <w:suppressAutoHyphens w:val="true"/>
-        <w:overflowPunct w:val="false"/>
+        <w:overflowPunct w:val="true"/>
         <w:bidi w:val="0"/>
         <w:spacing w:before="0" w:after="0"/>
         <w:ind w:hanging="0" w:start="-540" w:end="-449"/>
@@ -7156,7 +7076,7 @@
         <w:pStyle w:val="Normal"/>
         <w:widowControl/>
         <w:suppressAutoHyphens w:val="true"/>
-        <w:overflowPunct w:val="false"/>
+        <w:overflowPunct w:val="true"/>
         <w:bidi w:val="0"/>
         <w:spacing w:before="0" w:after="0"/>
         <w:ind w:hanging="0" w:start="-540" w:end="-449"/>
@@ -7181,7 +7101,7 @@
         <w:pStyle w:val="Normal"/>
         <w:widowControl/>
         <w:suppressAutoHyphens w:val="true"/>
-        <w:overflowPunct w:val="false"/>
+        <w:overflowPunct w:val="true"/>
         <w:bidi w:val="0"/>
         <w:spacing w:before="0" w:after="0"/>
         <w:ind w:hanging="0" w:start="-540" w:end="-449"/>
@@ -7205,7 +7125,7 @@
         <w:pStyle w:val="Normal"/>
         <w:widowControl/>
         <w:suppressAutoHyphens w:val="true"/>
-        <w:overflowPunct w:val="false"/>
+        <w:overflowPunct w:val="true"/>
         <w:bidi w:val="0"/>
         <w:spacing w:before="0" w:after="0"/>
         <w:ind w:hanging="0" w:start="-540" w:end="-449"/>
@@ -7230,7 +7150,7 @@
         <w:pStyle w:val="Normal"/>
         <w:widowControl/>
         <w:suppressAutoHyphens w:val="true"/>
-        <w:overflowPunct w:val="false"/>
+        <w:overflowPunct w:val="true"/>
         <w:bidi w:val="0"/>
         <w:spacing w:before="0" w:after="0"/>
         <w:ind w:hanging="0" w:start="-540" w:end="-449"/>
@@ -7255,7 +7175,7 @@
         <w:pStyle w:val="Normal"/>
         <w:widowControl/>
         <w:suppressAutoHyphens w:val="true"/>
-        <w:overflowPunct w:val="false"/>
+        <w:overflowPunct w:val="true"/>
         <w:bidi w:val="0"/>
         <w:spacing w:before="0" w:after="0"/>
         <w:ind w:hanging="0" w:start="-540" w:end="-449"/>
@@ -7280,7 +7200,7 @@
         <w:pStyle w:val="Normal"/>
         <w:widowControl/>
         <w:suppressAutoHyphens w:val="true"/>
-        <w:overflowPunct w:val="false"/>
+        <w:overflowPunct w:val="true"/>
         <w:bidi w:val="0"/>
         <w:spacing w:before="0" w:after="0"/>
         <w:ind w:hanging="0" w:start="-540" w:end="-449"/>
@@ -7305,7 +7225,7 @@
         <w:pStyle w:val="Normal"/>
         <w:widowControl/>
         <w:suppressAutoHyphens w:val="true"/>
-        <w:overflowPunct w:val="false"/>
+        <w:overflowPunct w:val="true"/>
         <w:bidi w:val="0"/>
         <w:spacing w:before="0" w:after="0"/>
         <w:ind w:hanging="0" w:start="-540" w:end="-449"/>
@@ -7329,7 +7249,7 @@
         <w:pStyle w:val="Normal"/>
         <w:widowControl/>
         <w:suppressAutoHyphens w:val="true"/>
-        <w:overflowPunct w:val="false"/>
+        <w:overflowPunct w:val="true"/>
         <w:bidi w:val="0"/>
         <w:spacing w:before="0" w:after="0"/>
         <w:ind w:hanging="0" w:start="-540" w:end="-449"/>
@@ -7354,7 +7274,7 @@
         <w:pStyle w:val="Normal"/>
         <w:widowControl/>
         <w:suppressAutoHyphens w:val="true"/>
-        <w:overflowPunct w:val="false"/>
+        <w:overflowPunct w:val="true"/>
         <w:bidi w:val="0"/>
         <w:spacing w:before="0" w:after="0"/>
         <w:ind w:hanging="0" w:start="-540" w:end="-449"/>
@@ -7379,7 +7299,7 @@
         <w:pStyle w:val="Normal"/>
         <w:widowControl/>
         <w:suppressAutoHyphens w:val="true"/>
-        <w:overflowPunct w:val="false"/>
+        <w:overflowPunct w:val="true"/>
         <w:bidi w:val="0"/>
         <w:spacing w:before="0" w:after="0"/>
         <w:ind w:hanging="0" w:start="-540" w:end="-449"/>
@@ -7404,7 +7324,7 @@
         <w:pStyle w:val="Normal"/>
         <w:widowControl/>
         <w:suppressAutoHyphens w:val="true"/>
-        <w:overflowPunct w:val="false"/>
+        <w:overflowPunct w:val="true"/>
         <w:bidi w:val="0"/>
         <w:spacing w:before="0" w:after="0"/>
         <w:ind w:hanging="0" w:start="-540" w:end="-449"/>
@@ -7428,7 +7348,7 @@
         <w:pStyle w:val="Normal"/>
         <w:widowControl/>
         <w:suppressAutoHyphens w:val="true"/>
-        <w:overflowPunct w:val="false"/>
+        <w:overflowPunct w:val="true"/>
         <w:bidi w:val="0"/>
         <w:spacing w:before="0" w:after="0"/>
         <w:ind w:hanging="0" w:start="-540" w:end="-449"/>
@@ -7453,7 +7373,7 @@
         <w:pStyle w:val="Normal"/>
         <w:widowControl/>
         <w:suppressAutoHyphens w:val="true"/>
-        <w:overflowPunct w:val="false"/>
+        <w:overflowPunct w:val="true"/>
         <w:bidi w:val="0"/>
         <w:spacing w:before="0" w:after="0"/>
         <w:ind w:hanging="0" w:start="-540" w:end="-449"/>
@@ -7478,7 +7398,7 @@
         <w:pStyle w:val="Normal"/>
         <w:widowControl/>
         <w:suppressAutoHyphens w:val="true"/>
-        <w:overflowPunct w:val="false"/>
+        <w:overflowPunct w:val="true"/>
         <w:bidi w:val="0"/>
         <w:spacing w:before="0" w:after="0"/>
         <w:ind w:hanging="0" w:start="-540" w:end="-449"/>
@@ -7503,7 +7423,7 @@
         <w:pStyle w:val="Normal"/>
         <w:widowControl/>
         <w:suppressAutoHyphens w:val="true"/>
-        <w:overflowPunct w:val="false"/>
+        <w:overflowPunct w:val="true"/>
         <w:bidi w:val="0"/>
         <w:spacing w:before="0" w:after="0"/>
         <w:ind w:hanging="0" w:start="-540" w:end="-449"/>
@@ -7527,7 +7447,7 @@
         <w:pStyle w:val="Normal"/>
         <w:widowControl/>
         <w:suppressAutoHyphens w:val="true"/>
-        <w:overflowPunct w:val="false"/>
+        <w:overflowPunct w:val="true"/>
         <w:bidi w:val="0"/>
         <w:spacing w:before="0" w:after="0"/>
         <w:ind w:hanging="0" w:start="-540" w:end="-449"/>
@@ -7552,7 +7472,7 @@
         <w:pStyle w:val="Normal"/>
         <w:widowControl/>
         <w:suppressAutoHyphens w:val="true"/>
-        <w:overflowPunct w:val="false"/>
+        <w:overflowPunct w:val="true"/>
         <w:bidi w:val="0"/>
         <w:spacing w:before="0" w:after="0"/>
         <w:ind w:hanging="0" w:start="-540" w:end="-449"/>
@@ -7577,7 +7497,7 @@
         <w:pStyle w:val="Normal"/>
         <w:widowControl/>
         <w:suppressAutoHyphens w:val="true"/>
-        <w:overflowPunct w:val="false"/>
+        <w:overflowPunct w:val="true"/>
         <w:bidi w:val="0"/>
         <w:spacing w:before="0" w:after="0"/>
         <w:ind w:hanging="0" w:start="-540" w:end="-449"/>
@@ -7602,7 +7522,7 @@
         <w:pStyle w:val="Normal"/>
         <w:widowControl/>
         <w:suppressAutoHyphens w:val="true"/>
-        <w:overflowPunct w:val="false"/>
+        <w:overflowPunct w:val="true"/>
         <w:bidi w:val="0"/>
         <w:spacing w:before="0" w:after="0"/>
         <w:ind w:hanging="0" w:start="-540" w:end="-449"/>
@@ -7626,7 +7546,7 @@
         <w:pStyle w:val="Normal"/>
         <w:widowControl/>
         <w:suppressAutoHyphens w:val="true"/>
-        <w:overflowPunct w:val="false"/>
+        <w:overflowPunct w:val="true"/>
         <w:bidi w:val="0"/>
         <w:spacing w:before="0" w:after="0"/>
         <w:ind w:hanging="0" w:start="-540" w:end="-449"/>
@@ -7651,7 +7571,7 @@
         <w:pStyle w:val="Normal"/>
         <w:widowControl/>
         <w:suppressAutoHyphens w:val="true"/>
-        <w:overflowPunct w:val="false"/>
+        <w:overflowPunct w:val="true"/>
         <w:bidi w:val="0"/>
         <w:spacing w:before="0" w:after="0"/>
         <w:ind w:hanging="0" w:start="-540" w:end="-449"/>
@@ -7676,7 +7596,7 @@
         <w:pStyle w:val="Normal"/>
         <w:widowControl/>
         <w:suppressAutoHyphens w:val="true"/>
-        <w:overflowPunct w:val="false"/>
+        <w:overflowPunct w:val="true"/>
         <w:bidi w:val="0"/>
         <w:spacing w:before="0" w:after="0"/>
         <w:ind w:hanging="0" w:start="-540" w:end="-449"/>
@@ -7701,7 +7621,7 @@
         <w:pStyle w:val="Normal"/>
         <w:widowControl/>
         <w:suppressAutoHyphens w:val="true"/>
-        <w:overflowPunct w:val="false"/>
+        <w:overflowPunct w:val="true"/>
         <w:bidi w:val="0"/>
         <w:spacing w:before="0" w:after="0"/>
         <w:ind w:hanging="0" w:start="-540" w:end="-449"/>
@@ -14068,6 +13988,24 @@
           <w:szCs w:val="30"/>
         </w:rPr>
         <w:t>Tuy nhiên, giống như các design pattern khác, Proxy Pattern chỉ nên được sử dụng khi thực sự cần thiết, vì việc thêm lớp trung gian có thể làm tăng độ phức tạp của mã nguồn.</w:t>
+      </w:r>
+    </w:p>
+    <w:p>
+      <w:pPr>
+        <w:pStyle w:val="Normal"/>
+        <w:ind w:hanging="0" w:start="-540" w:end="-449"/>
+        <w:rPr>
+          <w:rFonts w:ascii="Times New Roman" w:hAnsi="Times New Roman"/>
+          <w:sz w:val="30"/>
+          <w:szCs w:val="30"/>
+        </w:rPr>
+      </w:pPr>
+      <w:r>
+        <w:rPr>
+          <w:rFonts w:ascii="Times New Roman" w:hAnsi="Times New Roman"/>
+          <w:sz w:val="30"/>
+          <w:szCs w:val="30"/>
+        </w:rPr>
       </w:r>
     </w:p>
     <w:p>
@@ -17817,7 +17755,7 @@
     <w:pPr>
       <w:widowControl/>
       <w:suppressAutoHyphens w:val="true"/>
-      <w:overflowPunct w:val="false"/>
+      <w:overflowPunct w:val="true"/>
       <w:bidi w:val="0"/>
       <w:spacing w:before="0" w:after="0"/>
       <w:jc w:val="start"/>
@@ -17864,8 +17802,8 @@
       <w:iCs/>
     </w:rPr>
   </w:style>
-  <w:style w:type="character" w:styleId="Bulletsuser">
-    <w:name w:val="Bullets (user)"/>
+  <w:style w:type="character" w:styleId="Bullets">
+    <w:name w:val="Bullets"/>
     <w:qFormat/>
     <w:rPr>
       <w:rFonts w:ascii="OpenSymbol" w:hAnsi="OpenSymbol" w:eastAsia="OpenSymbol" w:cs="OpenSymbol"/>

--- a/documents/Python.docx
+++ b/documents/Python.docx
@@ -7,7 +7,7 @@
         <w:pStyle w:val="Normal"/>
         <w:widowControl/>
         <w:suppressAutoHyphens w:val="true"/>
-        <w:overflowPunct w:val="true"/>
+        <w:overflowPunct w:val="false"/>
         <w:bidi w:val="0"/>
         <w:spacing w:before="0" w:after="0"/>
         <w:ind w:hanging="0" w:start="-540" w:end="-449"/>
@@ -2177,6 +2177,68 @@
           <w:sz w:val="30"/>
           <w:szCs w:val="30"/>
         </w:rPr>
+        <w:t xml:space="preserve">So với Class, </w:t>
+      </w:r>
+      <w:r>
+        <w:rPr>
+          <w:rFonts w:ascii="Times New Roman" w:hAnsi="Times New Roman"/>
+          <w:sz w:val="30"/>
+          <w:szCs w:val="30"/>
+          <w:u w:val="single"/>
+        </w:rPr>
+        <w:t>Closure</w:t>
+      </w:r>
+      <w:r>
+        <w:rPr>
+          <w:rFonts w:ascii="Times New Roman" w:hAnsi="Times New Roman"/>
+          <w:sz w:val="30"/>
+          <w:szCs w:val="30"/>
+        </w:rPr>
+        <w:t xml:space="preserve"> thường được dùng khi chỉ cần lưu một trạng thái nhỏ, muốn viết code ngắn gọn và không cần tạo class. Ngược lại, </w:t>
+      </w:r>
+      <w:r>
+        <w:rPr>
+          <w:rFonts w:ascii="Times New Roman" w:hAnsi="Times New Roman"/>
+          <w:sz w:val="30"/>
+          <w:szCs w:val="30"/>
+          <w:u w:val="single"/>
+        </w:rPr>
+        <w:t>C</w:t>
+      </w:r>
+      <w:r>
+        <w:rPr>
+          <w:rFonts w:ascii="Times New Roman" w:hAnsi="Times New Roman"/>
+          <w:sz w:val="30"/>
+          <w:szCs w:val="30"/>
+          <w:u w:val="single"/>
+        </w:rPr>
+        <w:t>lass</w:t>
+      </w:r>
+      <w:r>
+        <w:rPr>
+          <w:rFonts w:ascii="Times New Roman" w:hAnsi="Times New Roman"/>
+          <w:sz w:val="30"/>
+          <w:szCs w:val="30"/>
+        </w:rPr>
+        <w:t xml:space="preserve"> phù hợp hơn khi trạng thái dữ liệu phức tạp, cần nhiều phương thức xử lý và muốn tổ chức chương trình theo cấu trúc hướng đối tượng (OOP).</w:t>
+      </w:r>
+    </w:p>
+    <w:p>
+      <w:pPr>
+        <w:pStyle w:val="Normal"/>
+        <w:ind w:hanging="0" w:start="-540" w:end="-449"/>
+        <w:rPr>
+          <w:rFonts w:ascii="Times New Roman" w:hAnsi="Times New Roman"/>
+          <w:sz w:val="30"/>
+          <w:szCs w:val="30"/>
+        </w:rPr>
+      </w:pPr>
+      <w:r>
+        <w:rPr>
+          <w:rFonts w:ascii="Times New Roman" w:hAnsi="Times New Roman"/>
+          <w:sz w:val="30"/>
+          <w:szCs w:val="30"/>
+        </w:rPr>
       </w:r>
     </w:p>
     <w:p>
@@ -2214,7 +2276,7 @@
           <w:sz w:val="30"/>
           <w:szCs w:val="30"/>
         </w:rPr>
-        <w:t>Trong Python, first-class function là hàm được xem như một object, có thể gán cho biến, truyền vào hàm khác như tham số hoặc trả về từ hàm, cho phép tạo hàm cao cấp và lập trình linh hoạt hơn.</w:t>
+        <w:t>First-class function trong Python nghĩa là hàm được coi như một đối tượng bình thường, tương tự số hay chuỗi. Do đó, hàm có thể gán cho biến, truyền vào hàm khác làm tham số, trả về từ một hàm, hoặc lưu trong các cấu trúc dữ liệu như list hay dict. Nhờ đặc điểm này, việc lập trình trong Python trở nên linh hoạt hơn và dễ tái sử dụng các xử lý.</w:t>
       </w:r>
     </w:p>
     <w:p>
@@ -2289,6 +2351,33 @@
           <w:sz w:val="30"/>
           <w:szCs w:val="30"/>
         </w:rPr>
+        <w:t xml:space="preserve">Hiểu cực ngắn gọn: Class tạo object, còn metaclass tạo class. </w:t>
+      </w:r>
+      <w:r>
+        <w:rPr>
+          <w:rFonts w:ascii="Times New Roman" w:hAnsi="Times New Roman"/>
+          <w:sz w:val="30"/>
+          <w:szCs w:val="30"/>
+        </w:rPr>
+        <w:t>(Ví dụ: Metaclass giúp chuyển đổi tên các thuộc tính của class con từ chữ thưởng sang chữ hoa)</w:t>
+      </w:r>
+    </w:p>
+    <w:p>
+      <w:pPr>
+        <w:pStyle w:val="Normal"/>
+        <w:ind w:hanging="0" w:start="-540" w:end="-449"/>
+        <w:rPr>
+          <w:rFonts w:ascii="Times New Roman" w:hAnsi="Times New Roman"/>
+          <w:sz w:val="30"/>
+          <w:szCs w:val="30"/>
+        </w:rPr>
+      </w:pPr>
+      <w:r>
+        <w:rPr>
+          <w:rFonts w:ascii="Times New Roman" w:hAnsi="Times New Roman"/>
+          <w:sz w:val="30"/>
+          <w:szCs w:val="30"/>
+        </w:rPr>
       </w:r>
     </w:p>
     <w:p>
@@ -2327,6 +2416,25 @@
           <w:szCs w:val="30"/>
         </w:rPr>
         <w:t>Trong Python, descriptor protocol là cơ chế cho phép kiểm soát truy cập, gán và xóa thuộc tính của object, gồm ba phương thức __get__, __set__ và __delete__. Thường được sử dụng trong property, ORM fields hoặc các framework cần tùy chỉnh hành vi thuộc tính.</w:t>
+      </w:r>
+    </w:p>
+    <w:p>
+      <w:pPr>
+        <w:pStyle w:val="Normal"/>
+        <w:ind w:hanging="0" w:start="-540" w:end="-449"/>
+        <w:rPr>
+          <w:rFonts w:ascii="Times New Roman" w:hAnsi="Times New Roman"/>
+          <w:sz w:val="30"/>
+          <w:szCs w:val="30"/>
+        </w:rPr>
+      </w:pPr>
+      <w:r>
+        <w:rPr>
+          <w:rFonts w:ascii="Times New Roman" w:hAnsi="Times New Roman"/>
+          <w:sz w:val="30"/>
+          <w:szCs w:val="30"/>
+        </w:rPr>
+        <w:t>Tóm tắt 1 câu: Descriptor = object kiểm soát cách thuộc tính được đọc và ghi.</w:t>
       </w:r>
     </w:p>
     <w:p>
@@ -6827,7 +6935,7 @@
         <w:pStyle w:val="Normal"/>
         <w:widowControl/>
         <w:suppressAutoHyphens w:val="true"/>
-        <w:overflowPunct w:val="true"/>
+        <w:overflowPunct w:val="false"/>
         <w:bidi w:val="0"/>
         <w:spacing w:before="0" w:after="0"/>
         <w:ind w:hanging="0" w:start="-540" w:end="-449"/>
@@ -6853,7 +6961,7 @@
         <w:pStyle w:val="Normal"/>
         <w:widowControl/>
         <w:suppressAutoHyphens w:val="true"/>
-        <w:overflowPunct w:val="true"/>
+        <w:overflowPunct w:val="false"/>
         <w:bidi w:val="0"/>
         <w:spacing w:before="0" w:after="0"/>
         <w:ind w:hanging="0" w:start="-540" w:end="-449"/>
@@ -6878,7 +6986,7 @@
         <w:pStyle w:val="Normal"/>
         <w:widowControl/>
         <w:suppressAutoHyphens w:val="true"/>
-        <w:overflowPunct w:val="true"/>
+        <w:overflowPunct w:val="false"/>
         <w:bidi w:val="0"/>
         <w:spacing w:before="0" w:after="0"/>
         <w:ind w:hanging="0" w:start="-540" w:end="-449"/>
@@ -6902,7 +7010,7 @@
         <w:pStyle w:val="Normal"/>
         <w:widowControl/>
         <w:suppressAutoHyphens w:val="true"/>
-        <w:overflowPunct w:val="true"/>
+        <w:overflowPunct w:val="false"/>
         <w:bidi w:val="0"/>
         <w:spacing w:before="0" w:after="0"/>
         <w:ind w:hanging="0" w:start="-540" w:end="-449"/>
@@ -6927,7 +7035,7 @@
         <w:pStyle w:val="Normal"/>
         <w:widowControl/>
         <w:suppressAutoHyphens w:val="true"/>
-        <w:overflowPunct w:val="true"/>
+        <w:overflowPunct w:val="false"/>
         <w:bidi w:val="0"/>
         <w:spacing w:before="0" w:after="0"/>
         <w:ind w:hanging="0" w:start="-540" w:end="-449"/>
@@ -6952,7 +7060,7 @@
         <w:pStyle w:val="Normal"/>
         <w:widowControl/>
         <w:suppressAutoHyphens w:val="true"/>
-        <w:overflowPunct w:val="true"/>
+        <w:overflowPunct w:val="false"/>
         <w:bidi w:val="0"/>
         <w:spacing w:before="0" w:after="0"/>
         <w:ind w:hanging="0" w:start="-540" w:end="-449"/>
@@ -6977,7 +7085,7 @@
         <w:pStyle w:val="Normal"/>
         <w:widowControl/>
         <w:suppressAutoHyphens w:val="true"/>
-        <w:overflowPunct w:val="true"/>
+        <w:overflowPunct w:val="false"/>
         <w:bidi w:val="0"/>
         <w:spacing w:before="0" w:after="0"/>
         <w:ind w:hanging="0" w:start="-540" w:end="-449"/>
@@ -7001,7 +7109,7 @@
         <w:pStyle w:val="Normal"/>
         <w:widowControl/>
         <w:suppressAutoHyphens w:val="true"/>
-        <w:overflowPunct w:val="true"/>
+        <w:overflowPunct w:val="false"/>
         <w:bidi w:val="0"/>
         <w:spacing w:before="0" w:after="0"/>
         <w:ind w:hanging="0" w:start="-540" w:end="-449"/>
@@ -7026,7 +7134,7 @@
         <w:pStyle w:val="Normal"/>
         <w:widowControl/>
         <w:suppressAutoHyphens w:val="true"/>
-        <w:overflowPunct w:val="true"/>
+        <w:overflowPunct w:val="false"/>
         <w:bidi w:val="0"/>
         <w:spacing w:before="0" w:after="0"/>
         <w:ind w:hanging="0" w:start="-540" w:end="-449"/>
@@ -7051,7 +7159,7 @@
         <w:pStyle w:val="Normal"/>
         <w:widowControl/>
         <w:suppressAutoHyphens w:val="true"/>
-        <w:overflowPunct w:val="true"/>
+        <w:overflowPunct w:val="false"/>
         <w:bidi w:val="0"/>
         <w:spacing w:before="0" w:after="0"/>
         <w:ind w:hanging="0" w:start="-540" w:end="-449"/>
@@ -7076,7 +7184,7 @@
         <w:pStyle w:val="Normal"/>
         <w:widowControl/>
         <w:suppressAutoHyphens w:val="true"/>
-        <w:overflowPunct w:val="true"/>
+        <w:overflowPunct w:val="false"/>
         <w:bidi w:val="0"/>
         <w:spacing w:before="0" w:after="0"/>
         <w:ind w:hanging="0" w:start="-540" w:end="-449"/>
@@ -7101,7 +7209,7 @@
         <w:pStyle w:val="Normal"/>
         <w:widowControl/>
         <w:suppressAutoHyphens w:val="true"/>
-        <w:overflowPunct w:val="true"/>
+        <w:overflowPunct w:val="false"/>
         <w:bidi w:val="0"/>
         <w:spacing w:before="0" w:after="0"/>
         <w:ind w:hanging="0" w:start="-540" w:end="-449"/>
@@ -7125,7 +7233,7 @@
         <w:pStyle w:val="Normal"/>
         <w:widowControl/>
         <w:suppressAutoHyphens w:val="true"/>
-        <w:overflowPunct w:val="true"/>
+        <w:overflowPunct w:val="false"/>
         <w:bidi w:val="0"/>
         <w:spacing w:before="0" w:after="0"/>
         <w:ind w:hanging="0" w:start="-540" w:end="-449"/>
@@ -7150,7 +7258,7 @@
         <w:pStyle w:val="Normal"/>
         <w:widowControl/>
         <w:suppressAutoHyphens w:val="true"/>
-        <w:overflowPunct w:val="true"/>
+        <w:overflowPunct w:val="false"/>
         <w:bidi w:val="0"/>
         <w:spacing w:before="0" w:after="0"/>
         <w:ind w:hanging="0" w:start="-540" w:end="-449"/>
@@ -7175,7 +7283,7 @@
         <w:pStyle w:val="Normal"/>
         <w:widowControl/>
         <w:suppressAutoHyphens w:val="true"/>
-        <w:overflowPunct w:val="true"/>
+        <w:overflowPunct w:val="false"/>
         <w:bidi w:val="0"/>
         <w:spacing w:before="0" w:after="0"/>
         <w:ind w:hanging="0" w:start="-540" w:end="-449"/>
@@ -7200,7 +7308,7 @@
         <w:pStyle w:val="Normal"/>
         <w:widowControl/>
         <w:suppressAutoHyphens w:val="true"/>
-        <w:overflowPunct w:val="true"/>
+        <w:overflowPunct w:val="false"/>
         <w:bidi w:val="0"/>
         <w:spacing w:before="0" w:after="0"/>
         <w:ind w:hanging="0" w:start="-540" w:end="-449"/>
@@ -7225,7 +7333,7 @@
         <w:pStyle w:val="Normal"/>
         <w:widowControl/>
         <w:suppressAutoHyphens w:val="true"/>
-        <w:overflowPunct w:val="true"/>
+        <w:overflowPunct w:val="false"/>
         <w:bidi w:val="0"/>
         <w:spacing w:before="0" w:after="0"/>
         <w:ind w:hanging="0" w:start="-540" w:end="-449"/>
@@ -7249,7 +7357,7 @@
         <w:pStyle w:val="Normal"/>
         <w:widowControl/>
         <w:suppressAutoHyphens w:val="true"/>
-        <w:overflowPunct w:val="true"/>
+        <w:overflowPunct w:val="false"/>
         <w:bidi w:val="0"/>
         <w:spacing w:before="0" w:after="0"/>
         <w:ind w:hanging="0" w:start="-540" w:end="-449"/>
@@ -7274,7 +7382,7 @@
         <w:pStyle w:val="Normal"/>
         <w:widowControl/>
         <w:suppressAutoHyphens w:val="true"/>
-        <w:overflowPunct w:val="true"/>
+        <w:overflowPunct w:val="false"/>
         <w:bidi w:val="0"/>
         <w:spacing w:before="0" w:after="0"/>
         <w:ind w:hanging="0" w:start="-540" w:end="-449"/>
@@ -7299,7 +7407,7 @@
         <w:pStyle w:val="Normal"/>
         <w:widowControl/>
         <w:suppressAutoHyphens w:val="true"/>
-        <w:overflowPunct w:val="true"/>
+        <w:overflowPunct w:val="false"/>
         <w:bidi w:val="0"/>
         <w:spacing w:before="0" w:after="0"/>
         <w:ind w:hanging="0" w:start="-540" w:end="-449"/>
@@ -7324,7 +7432,7 @@
         <w:pStyle w:val="Normal"/>
         <w:widowControl/>
         <w:suppressAutoHyphens w:val="true"/>
-        <w:overflowPunct w:val="true"/>
+        <w:overflowPunct w:val="false"/>
         <w:bidi w:val="0"/>
         <w:spacing w:before="0" w:after="0"/>
         <w:ind w:hanging="0" w:start="-540" w:end="-449"/>
@@ -7348,7 +7456,7 @@
         <w:pStyle w:val="Normal"/>
         <w:widowControl/>
         <w:suppressAutoHyphens w:val="true"/>
-        <w:overflowPunct w:val="true"/>
+        <w:overflowPunct w:val="false"/>
         <w:bidi w:val="0"/>
         <w:spacing w:before="0" w:after="0"/>
         <w:ind w:hanging="0" w:start="-540" w:end="-449"/>
@@ -7373,7 +7481,7 @@
         <w:pStyle w:val="Normal"/>
         <w:widowControl/>
         <w:suppressAutoHyphens w:val="true"/>
-        <w:overflowPunct w:val="true"/>
+        <w:overflowPunct w:val="false"/>
         <w:bidi w:val="0"/>
         <w:spacing w:before="0" w:after="0"/>
         <w:ind w:hanging="0" w:start="-540" w:end="-449"/>
@@ -7398,7 +7506,7 @@
         <w:pStyle w:val="Normal"/>
         <w:widowControl/>
         <w:suppressAutoHyphens w:val="true"/>
-        <w:overflowPunct w:val="true"/>
+        <w:overflowPunct w:val="false"/>
         <w:bidi w:val="0"/>
         <w:spacing w:before="0" w:after="0"/>
         <w:ind w:hanging="0" w:start="-540" w:end="-449"/>
@@ -7423,7 +7531,7 @@
         <w:pStyle w:val="Normal"/>
         <w:widowControl/>
         <w:suppressAutoHyphens w:val="true"/>
-        <w:overflowPunct w:val="true"/>
+        <w:overflowPunct w:val="false"/>
         <w:bidi w:val="0"/>
         <w:spacing w:before="0" w:after="0"/>
         <w:ind w:hanging="0" w:start="-540" w:end="-449"/>
@@ -7447,7 +7555,7 @@
         <w:pStyle w:val="Normal"/>
         <w:widowControl/>
         <w:suppressAutoHyphens w:val="true"/>
-        <w:overflowPunct w:val="true"/>
+        <w:overflowPunct w:val="false"/>
         <w:bidi w:val="0"/>
         <w:spacing w:before="0" w:after="0"/>
         <w:ind w:hanging="0" w:start="-540" w:end="-449"/>
@@ -7472,7 +7580,7 @@
         <w:pStyle w:val="Normal"/>
         <w:widowControl/>
         <w:suppressAutoHyphens w:val="true"/>
-        <w:overflowPunct w:val="true"/>
+        <w:overflowPunct w:val="false"/>
         <w:bidi w:val="0"/>
         <w:spacing w:before="0" w:after="0"/>
         <w:ind w:hanging="0" w:start="-540" w:end="-449"/>
@@ -7497,7 +7605,7 @@
         <w:pStyle w:val="Normal"/>
         <w:widowControl/>
         <w:suppressAutoHyphens w:val="true"/>
-        <w:overflowPunct w:val="true"/>
+        <w:overflowPunct w:val="false"/>
         <w:bidi w:val="0"/>
         <w:spacing w:before="0" w:after="0"/>
         <w:ind w:hanging="0" w:start="-540" w:end="-449"/>
@@ -7522,7 +7630,7 @@
         <w:pStyle w:val="Normal"/>
         <w:widowControl/>
         <w:suppressAutoHyphens w:val="true"/>
-        <w:overflowPunct w:val="true"/>
+        <w:overflowPunct w:val="false"/>
         <w:bidi w:val="0"/>
         <w:spacing w:before="0" w:after="0"/>
         <w:ind w:hanging="0" w:start="-540" w:end="-449"/>
@@ -7546,7 +7654,7 @@
         <w:pStyle w:val="Normal"/>
         <w:widowControl/>
         <w:suppressAutoHyphens w:val="true"/>
-        <w:overflowPunct w:val="true"/>
+        <w:overflowPunct w:val="false"/>
         <w:bidi w:val="0"/>
         <w:spacing w:before="0" w:after="0"/>
         <w:ind w:hanging="0" w:start="-540" w:end="-449"/>
@@ -7571,7 +7679,7 @@
         <w:pStyle w:val="Normal"/>
         <w:widowControl/>
         <w:suppressAutoHyphens w:val="true"/>
-        <w:overflowPunct w:val="true"/>
+        <w:overflowPunct w:val="false"/>
         <w:bidi w:val="0"/>
         <w:spacing w:before="0" w:after="0"/>
         <w:ind w:hanging="0" w:start="-540" w:end="-449"/>
@@ -7596,7 +7704,7 @@
         <w:pStyle w:val="Normal"/>
         <w:widowControl/>
         <w:suppressAutoHyphens w:val="true"/>
-        <w:overflowPunct w:val="true"/>
+        <w:overflowPunct w:val="false"/>
         <w:bidi w:val="0"/>
         <w:spacing w:before="0" w:after="0"/>
         <w:ind w:hanging="0" w:start="-540" w:end="-449"/>
@@ -7621,7 +7729,7 @@
         <w:pStyle w:val="Normal"/>
         <w:widowControl/>
         <w:suppressAutoHyphens w:val="true"/>
-        <w:overflowPunct w:val="true"/>
+        <w:overflowPunct w:val="false"/>
         <w:bidi w:val="0"/>
         <w:spacing w:before="0" w:after="0"/>
         <w:ind w:hanging="0" w:start="-540" w:end="-449"/>
@@ -17755,7 +17863,7 @@
     <w:pPr>
       <w:widowControl/>
       <w:suppressAutoHyphens w:val="true"/>
-      <w:overflowPunct w:val="true"/>
+      <w:overflowPunct w:val="false"/>
       <w:bidi w:val="0"/>
       <w:spacing w:before="0" w:after="0"/>
       <w:jc w:val="start"/>
@@ -17802,8 +17910,8 @@
       <w:iCs/>
     </w:rPr>
   </w:style>
-  <w:style w:type="character" w:styleId="Bullets">
-    <w:name w:val="Bullets"/>
+  <w:style w:type="character" w:styleId="Bulletsuser">
+    <w:name w:val="Bullets (user)"/>
     <w:qFormat/>
     <w:rPr>
       <w:rFonts w:ascii="OpenSymbol" w:hAnsi="OpenSymbol" w:eastAsia="OpenSymbol" w:cs="OpenSymbol"/>

--- a/documents/Python.docx
+++ b/documents/Python.docx
@@ -4679,7 +4679,45 @@
           <w:sz w:val="30"/>
           <w:szCs w:val="30"/>
         </w:rPr>
-        <w:t>Trong Python, “finalize” thường ám chỉ khối finally, dùng để thực hiện các thao tác dọn dẹp và luôn chạy sau try/except, bất kể có lỗi hay không.</w:t>
+        <w:t>1. Trong Python, “finalize” thường ám chỉ khối finally, dùng để thực hiện các thao tác dọn dẹp và luôn chạy sau try/except, bất kể có lỗi hay không.</w:t>
+      </w:r>
+    </w:p>
+    <w:p>
+      <w:pPr>
+        <w:pStyle w:val="Normal"/>
+        <w:ind w:hanging="0" w:start="-540" w:end="-449"/>
+        <w:rPr>
+          <w:rFonts w:ascii="Times New Roman" w:hAnsi="Times New Roman"/>
+          <w:sz w:val="30"/>
+          <w:szCs w:val="30"/>
+        </w:rPr>
+      </w:pPr>
+      <w:r>
+        <w:rPr>
+          <w:rFonts w:ascii="Times New Roman" w:hAnsi="Times New Roman"/>
+          <w:sz w:val="30"/>
+          <w:szCs w:val="30"/>
+        </w:rPr>
+        <w:t>2. Python cho phép định nghĩa hàm __del__() trong class. Hàm này được gọi khi object bị garbage collected (bị xoá khỏi bộ nhớ). Tuy nhiên không đảm bảo chạy ngay lập tức</w:t>
+      </w:r>
+    </w:p>
+    <w:p>
+      <w:pPr>
+        <w:pStyle w:val="Normal"/>
+        <w:ind w:hanging="0" w:start="-540" w:end="-449"/>
+        <w:rPr>
+          <w:rFonts w:ascii="Times New Roman" w:hAnsi="Times New Roman"/>
+          <w:sz w:val="30"/>
+          <w:szCs w:val="30"/>
+        </w:rPr>
+      </w:pPr>
+      <w:r>
+        <w:rPr>
+          <w:rFonts w:ascii="Times New Roman" w:hAnsi="Times New Roman"/>
+          <w:sz w:val="30"/>
+          <w:szCs w:val="30"/>
+        </w:rPr>
+        <w:t>3. Module weakref cung cấp finalize() để đăng ký một hàm sẽ chạy khi object bị huỷ.</w:t>
       </w:r>
     </w:p>
     <w:p>
@@ -4735,45 +4773,7 @@
           <w:sz w:val="30"/>
           <w:szCs w:val="30"/>
         </w:rPr>
-        <w:t>1. Trong Python, “finalize” thường ám chỉ khối finally, dùng để thực hiện các thao tác dọn dẹp và luôn chạy sau try/except, bất kể có lỗi hay không.</w:t>
-      </w:r>
-    </w:p>
-    <w:p>
-      <w:pPr>
-        <w:pStyle w:val="Normal"/>
-        <w:ind w:hanging="0" w:start="-540" w:end="-449"/>
-        <w:rPr>
-          <w:rFonts w:ascii="Times New Roman" w:hAnsi="Times New Roman"/>
-          <w:sz w:val="30"/>
-          <w:szCs w:val="30"/>
-        </w:rPr>
-      </w:pPr>
-      <w:r>
-        <w:rPr>
-          <w:rFonts w:ascii="Times New Roman" w:hAnsi="Times New Roman"/>
-          <w:sz w:val="30"/>
-          <w:szCs w:val="30"/>
-        </w:rPr>
-        <w:t>2. Python cho phép định nghĩa hàm __del__() trong class. Hàm này được gọi khi object bị garbage collected (bị xoá khỏi bộ nhớ). Tuy nhiên không đảm bảo chạy ngay lập tức</w:t>
-      </w:r>
-    </w:p>
-    <w:p>
-      <w:pPr>
-        <w:pStyle w:val="Normal"/>
-        <w:ind w:hanging="0" w:start="-540" w:end="-449"/>
-        <w:rPr>
-          <w:rFonts w:ascii="Times New Roman" w:hAnsi="Times New Roman"/>
-          <w:sz w:val="30"/>
-          <w:szCs w:val="30"/>
-        </w:rPr>
-      </w:pPr>
-      <w:r>
-        <w:rPr>
-          <w:rFonts w:ascii="Times New Roman" w:hAnsi="Times New Roman"/>
-          <w:sz w:val="30"/>
-          <w:szCs w:val="30"/>
-        </w:rPr>
-        <w:t>3. Module weakref cung cấp finalize() để đăng ký một hàm sẽ chạy khi object bị huỷ.</w:t>
+        <w:t>Trong Python, override là khi lớp con định nghĩa lại một phương thức đã có ở lớp cha để thay đổi hành vi của nó; Python tự động coi phương thức cùng tên là override mà không cần từ khóa đặc biệt. Khác với một số ngôn ngữ như C# có new modifier để tạo phương thức mới che phương thức cha, Python không có khái niệm new modifier — nếu lớp con viết phương thức trùng tên thì mặc định đó là override.</w:t>
       </w:r>
     </w:p>
     <w:p>
